--- a/Digital Academic Repository and Archives.docx
+++ b/Digital Academic Repository and Archives.docx
@@ -599,7 +599,7 @@
           <w:lang w:val="en-US"/>
         </w:rPr>
         <w:sectPr>
-          <w:headerReference w:type="default" r:id="rId7"/>
+          <w:headerReference w:type="default" r:id="rId8"/>
           <w:pgSz w:w="12240" w:h="15840"/>
           <w:pgMar w:top="1440" w:right="2060" w:bottom="1440" w:left="1440" w:header="720" w:footer="720" w:gutter="0"/>
           <w:pgNumType w:start="1"/>
@@ -611,793 +611,6 @@
     <w:p>
       <w:pPr>
         <w:spacing w:line="480" w:lineRule="auto"/>
-        <w:ind w:left="0" w:right="0" w:firstLine="0"/>
-        <w:jc w:val="center"/>
-        <w:rPr>
-          <w:rFonts w:ascii="Arial" w:hAnsi="Arial" w:cs="Arial"/>
-          <w:b/>
-          <w:sz w:val="28"/>
-          <w:szCs w:val="28"/>
-          <w:lang w:val="en-US"/>
-        </w:rPr>
-      </w:pPr>
-      <w:r>
-        <w:rPr>
-          <w:rFonts w:ascii="Arial" w:hAnsi="Arial" w:cs="Arial"/>
-          <w:b/>
-          <w:sz w:val="28"/>
-          <w:szCs w:val="28"/>
-          <w:lang w:val="en-US"/>
-        </w:rPr>
-        <w:lastRenderedPageBreak/>
-        <w:t>CHAPTER 1</w:t>
-      </w:r>
-      <w:r>
-        <w:rPr>
-          <w:rFonts w:ascii="Arial" w:hAnsi="Arial" w:cs="Arial"/>
-          <w:b/>
-          <w:sz w:val="28"/>
-          <w:szCs w:val="28"/>
-          <w:lang w:val="en-US"/>
-        </w:rPr>
-        <w:br/>
-        <w:t>INTRODUCTION</w:t>
-      </w:r>
-    </w:p>
-    <w:p>
-      <w:pPr>
-        <w:spacing w:after="0" w:line="480" w:lineRule="auto"/>
-        <w:ind w:left="0" w:right="0" w:firstLine="0"/>
-        <w:rPr>
-          <w:rFonts w:ascii="Arial" w:hAnsi="Arial" w:cs="Arial"/>
-          <w:bCs/>
-          <w:lang w:val="en-US"/>
-        </w:rPr>
-      </w:pPr>
-      <w:r>
-        <w:rPr>
-          <w:rFonts w:ascii="Arial" w:hAnsi="Arial" w:cs="Arial"/>
-          <w:b/>
-          <w:lang w:val="en-US"/>
-        </w:rPr>
-        <w:tab/>
-      </w:r>
-      <w:r>
-        <w:rPr>
-          <w:rFonts w:ascii="Arial" w:hAnsi="Arial" w:cs="Arial"/>
-          <w:bCs/>
-          <w:lang w:val="en-US"/>
-        </w:rPr>
-        <w:t xml:space="preserve">The "Digital Academic Repository Archive" (DARA) project is an innovative initiative designed to transform how academic records are managed, stored, and accessed within educational institutions. In an era where digital transformation is reshaping the academic landscape, the need for a centralized platform to preserve and disseminate student-generated scholarly work has become increasingly critical. </w:t>
-      </w:r>
-    </w:p>
-    <w:p>
-      <w:pPr>
-        <w:spacing w:after="0" w:line="480" w:lineRule="auto"/>
-        <w:ind w:left="0" w:right="0" w:firstLine="720"/>
-        <w:rPr>
-          <w:rFonts w:ascii="Arial" w:hAnsi="Arial" w:cs="Arial"/>
-          <w:bCs/>
-          <w:lang w:val="en-US"/>
-        </w:rPr>
-      </w:pPr>
-      <w:r>
-        <w:rPr>
-          <w:rFonts w:ascii="Arial" w:hAnsi="Arial" w:cs="Arial"/>
-          <w:bCs/>
-          <w:lang w:val="en-US"/>
-        </w:rPr>
-        <w:t>This project focuses on creating a digital repository for a diverse range of academic documents, including theses, proposals, capstones, case studies, and system studies. By incorporating advanced features such as a custom PDF reader, citation management, tagging, and document categorization, DARA aims to ensure that these academic contributions are not only preserved but also easily accessible and usable for future research and collaboration.</w:t>
-      </w:r>
-      <w:r>
-        <w:rPr>
-          <w:rFonts w:ascii="Arial" w:hAnsi="Arial" w:cs="Arial"/>
-          <w:bCs/>
-          <w:lang w:val="en-US"/>
-        </w:rPr>
-        <w:br w:type="page"/>
-      </w:r>
-    </w:p>
-    <w:p>
-      <w:pPr>
-        <w:spacing w:line="480" w:lineRule="auto"/>
-        <w:ind w:left="0" w:right="0" w:firstLine="0"/>
-        <w:jc w:val="left"/>
-        <w:rPr>
-          <w:rFonts w:ascii="Arial" w:hAnsi="Arial" w:cs="Arial"/>
-          <w:b/>
-          <w:lang w:val="en-US"/>
-        </w:rPr>
-      </w:pPr>
-      <w:r>
-        <w:rPr>
-          <w:rFonts w:ascii="Arial" w:hAnsi="Arial" w:cs="Arial"/>
-          <w:b/>
-          <w:lang w:val="en-US"/>
-        </w:rPr>
-        <w:lastRenderedPageBreak/>
-        <w:t>IMPORTANCE OF THE STUDY</w:t>
-      </w:r>
-    </w:p>
-    <w:p>
-      <w:pPr>
-        <w:spacing w:after="0" w:line="480" w:lineRule="auto"/>
-        <w:ind w:left="0" w:right="0" w:firstLine="720"/>
-        <w:rPr>
-          <w:rFonts w:ascii="Arial" w:hAnsi="Arial" w:cs="Arial"/>
-          <w:bCs/>
-          <w:lang w:val="en-US"/>
-        </w:rPr>
-      </w:pPr>
-      <w:r>
-        <w:rPr>
-          <w:rFonts w:ascii="Arial" w:hAnsi="Arial" w:cs="Arial"/>
-          <w:bCs/>
-          <w:lang w:val="en-US"/>
-        </w:rPr>
-        <w:t>The "Digital Academic Repository Archive"</w:t>
-      </w:r>
-      <w:r>
-        <w:rPr>
-          <w:rFonts w:ascii="Arial" w:hAnsi="Arial" w:cs="Arial"/>
-          <w:bCs/>
-          <w:lang w:val="en-US"/>
-        </w:rPr>
-        <w:t xml:space="preserve"> (DARA)</w:t>
-      </w:r>
-      <w:r>
-        <w:rPr>
-          <w:rFonts w:ascii="Arial" w:hAnsi="Arial" w:cs="Arial"/>
-          <w:bCs/>
-          <w:lang w:val="en-US"/>
-        </w:rPr>
-        <w:t xml:space="preserve"> </w:t>
-      </w:r>
-      <w:r>
-        <w:rPr>
-          <w:rFonts w:ascii="Arial" w:hAnsi="Arial" w:cs="Arial"/>
-          <w:bCs/>
-          <w:lang w:val="en-US"/>
-        </w:rPr>
-        <w:t>project is a pivotal initiative aimed at addressing the growing need for a systematic and efficient means of managing academic records within an educational institution. As the academic landscape increasingly embraces digital transformation, the absence of a centralized digital repository for storing and accessing scholarly work can significantly hinder the preservation, dissemination, and utilization of academic output. This study is therefore focused on creating a structured, user-friendly platform that not only archives but also enhances the accessibility of student-generated academic materials.</w:t>
-      </w:r>
-    </w:p>
-    <w:p>
-      <w:pPr>
-        <w:spacing w:line="480" w:lineRule="auto"/>
-        <w:ind w:left="0" w:right="0" w:firstLine="720"/>
-        <w:rPr>
-          <w:rFonts w:ascii="Arial" w:hAnsi="Arial" w:cs="Arial"/>
-          <w:bCs/>
-          <w:lang w:val="en-US"/>
-        </w:rPr>
-      </w:pPr>
-      <w:r>
-        <w:rPr>
-          <w:rFonts w:ascii="Arial" w:hAnsi="Arial" w:cs="Arial"/>
-          <w:bCs/>
-          <w:lang w:val="en-US"/>
-        </w:rPr>
-        <w:t>The importance of this project lies in its potential to revolutionize how academic work is managed. By integrating a range of advanced features</w:t>
-      </w:r>
-      <w:r>
-        <w:rPr>
-          <w:rFonts w:ascii="Arial" w:hAnsi="Arial" w:cs="Arial"/>
-          <w:bCs/>
-          <w:lang w:val="en-US"/>
-        </w:rPr>
-        <w:t xml:space="preserve"> </w:t>
-      </w:r>
-      <w:r>
-        <w:rPr>
-          <w:rFonts w:ascii="Arial" w:hAnsi="Arial" w:cs="Arial"/>
-          <w:bCs/>
-          <w:lang w:val="en-US"/>
-        </w:rPr>
-        <w:t>such as a custom PDF reader, citation management, tagging, categorization, and tracking of publication and revision dates</w:t>
-      </w:r>
-      <w:r>
-        <w:rPr>
-          <w:rFonts w:ascii="Arial" w:hAnsi="Arial" w:cs="Arial"/>
-          <w:bCs/>
-          <w:lang w:val="en-US"/>
-        </w:rPr>
-        <w:t xml:space="preserve">. </w:t>
-      </w:r>
-      <w:r>
-        <w:rPr>
-          <w:rFonts w:ascii="Arial" w:hAnsi="Arial" w:cs="Arial"/>
-          <w:bCs/>
-          <w:lang w:val="en-US"/>
-        </w:rPr>
-        <w:t>DARA</w:t>
-      </w:r>
-      <w:r>
-        <w:rPr>
-          <w:rFonts w:ascii="Arial" w:hAnsi="Arial" w:cs="Arial"/>
-          <w:bCs/>
-          <w:lang w:val="en-US"/>
-        </w:rPr>
-        <w:t xml:space="preserve"> </w:t>
-      </w:r>
-      <w:r>
-        <w:rPr>
-          <w:rFonts w:ascii="Arial" w:hAnsi="Arial" w:cs="Arial"/>
-          <w:bCs/>
-          <w:lang w:val="en-US"/>
-        </w:rPr>
-        <w:t>will ensure that academic documents are not only preserved but are also readily accessible to students, faculty, and researchers. This will foster a more collaborative academic environment where research can be easily shared, referenced, and built upon, contributing to the overall academic excellence of the institution.</w:t>
-      </w:r>
-    </w:p>
-    <w:p>
-      <w:pPr>
-        <w:spacing w:line="480" w:lineRule="auto"/>
-        <w:ind w:left="0" w:right="0" w:firstLine="0"/>
-        <w:rPr>
-          <w:rFonts w:ascii="Arial" w:hAnsi="Arial" w:cs="Arial"/>
-          <w:bCs/>
-          <w:lang w:val="en-US"/>
-        </w:rPr>
-      </w:pPr>
-    </w:p>
-    <w:p>
-      <w:pPr>
-        <w:spacing w:line="480" w:lineRule="auto"/>
-        <w:ind w:left="0" w:right="0" w:firstLine="720"/>
-        <w:rPr>
-          <w:rFonts w:ascii="Arial" w:hAnsi="Arial" w:cs="Arial"/>
-          <w:bCs/>
-          <w:lang w:val="en-US"/>
-        </w:rPr>
-      </w:pPr>
-      <w:r>
-        <w:rPr>
-          <w:rFonts w:ascii="Arial" w:hAnsi="Arial" w:cs="Arial"/>
-          <w:bCs/>
-          <w:lang w:val="en-US"/>
-        </w:rPr>
-        <w:lastRenderedPageBreak/>
-        <w:t xml:space="preserve">Furthermore, the implementation of </w:t>
-      </w:r>
-      <w:r>
-        <w:rPr>
-          <w:rFonts w:ascii="Arial" w:hAnsi="Arial" w:cs="Arial"/>
-          <w:bCs/>
-          <w:lang w:val="en-US"/>
-        </w:rPr>
-        <w:t>DARA</w:t>
-      </w:r>
-      <w:r>
-        <w:rPr>
-          <w:rFonts w:ascii="Arial" w:hAnsi="Arial" w:cs="Arial"/>
-          <w:bCs/>
-          <w:lang w:val="en-US"/>
-        </w:rPr>
-        <w:t xml:space="preserve"> will align the institution with contemporary educational standards, where digital repositories are increasingly viewed as essential components of academic infrastructure. </w:t>
-      </w:r>
-      <w:r>
-        <w:rPr>
-          <w:rFonts w:ascii="Arial" w:hAnsi="Arial" w:cs="Arial"/>
-          <w:bCs/>
-          <w:lang w:val="en-US"/>
-        </w:rPr>
-        <w:t>DARA</w:t>
-      </w:r>
-      <w:r>
-        <w:rPr>
-          <w:rFonts w:ascii="Arial" w:hAnsi="Arial" w:cs="Arial"/>
-          <w:bCs/>
-          <w:lang w:val="en-US"/>
-        </w:rPr>
-        <w:t xml:space="preserve"> enhance the institution's ability to manage its academic records effectively, positioning it as a forward-thinking educational establishment that values the long-term preservation and accessibility of knowledge.</w:t>
-      </w:r>
-    </w:p>
-    <w:p>
-      <w:pPr>
-        <w:spacing w:after="160" w:line="259" w:lineRule="auto"/>
-        <w:ind w:left="0" w:right="0" w:firstLine="0"/>
-        <w:jc w:val="left"/>
-        <w:rPr>
-          <w:rFonts w:ascii="Arial" w:hAnsi="Arial" w:cs="Arial"/>
-          <w:bCs/>
-          <w:lang w:val="en-US"/>
-        </w:rPr>
-      </w:pPr>
-      <w:r>
-        <w:rPr>
-          <w:rFonts w:ascii="Arial" w:hAnsi="Arial" w:cs="Arial"/>
-          <w:bCs/>
-          <w:lang w:val="en-US"/>
-        </w:rPr>
-        <w:br w:type="page"/>
-      </w:r>
-    </w:p>
-    <w:p>
-      <w:pPr>
-        <w:spacing w:line="480" w:lineRule="auto"/>
-        <w:ind w:left="0" w:right="0" w:firstLine="0"/>
-        <w:rPr>
-          <w:rFonts w:ascii="Arial" w:hAnsi="Arial" w:cs="Arial"/>
-          <w:b/>
-          <w:lang w:val="en-US"/>
-        </w:rPr>
-      </w:pPr>
-      <w:r>
-        <w:rPr>
-          <w:rFonts w:ascii="Arial" w:hAnsi="Arial" w:cs="Arial"/>
-          <w:b/>
-          <w:lang w:val="en-US"/>
-        </w:rPr>
-        <w:lastRenderedPageBreak/>
-        <w:t>PURPOSE OF THE PROJECT</w:t>
-      </w:r>
-    </w:p>
-    <w:p>
-      <w:pPr>
-        <w:spacing w:after="0" w:line="480" w:lineRule="auto"/>
-        <w:ind w:left="0" w:right="0" w:firstLine="0"/>
-        <w:rPr>
-          <w:rFonts w:ascii="Arial" w:hAnsi="Arial" w:cs="Arial"/>
-          <w:bCs/>
-          <w:lang w:val="en-US"/>
-        </w:rPr>
-      </w:pPr>
-      <w:r>
-        <w:rPr>
-          <w:rFonts w:ascii="Arial" w:hAnsi="Arial" w:cs="Arial"/>
-          <w:b/>
-          <w:lang w:val="en-US"/>
-        </w:rPr>
-        <w:tab/>
-      </w:r>
-      <w:r>
-        <w:rPr>
-          <w:rFonts w:ascii="Arial" w:hAnsi="Arial" w:cs="Arial"/>
-          <w:bCs/>
-          <w:lang w:val="en-US"/>
-        </w:rPr>
-        <w:t xml:space="preserve">The purpose of the DARA project is to create a centralized digital platform for the effective management, storage, and dissemination of academic records. This includes student-generated works such as theses, proposals, capstones, case studies, and system studies. </w:t>
-      </w:r>
-    </w:p>
-    <w:p>
-      <w:pPr>
-        <w:spacing w:after="0" w:line="480" w:lineRule="auto"/>
-        <w:ind w:left="0" w:right="0" w:firstLine="720"/>
-        <w:rPr>
-          <w:rFonts w:ascii="Arial" w:hAnsi="Arial" w:cs="Arial"/>
-          <w:bCs/>
-          <w:lang w:val="en-US"/>
-        </w:rPr>
-      </w:pPr>
-      <w:r>
-        <w:rPr>
-          <w:rFonts w:ascii="Arial" w:hAnsi="Arial" w:cs="Arial"/>
-          <w:bCs/>
-          <w:lang w:val="en-US"/>
-        </w:rPr>
-        <w:t xml:space="preserve">DARA aims to preserve these academic contributions, enhance their accessibility, and support academic research by providing tools for citation management, document categorization, and more. The project is designed to streamline the archival process, promote knowledge sharing, and ensure the long-term preservation of scholarly work. </w:t>
-      </w:r>
-    </w:p>
-    <w:p>
-      <w:pPr>
-        <w:spacing w:after="0" w:line="480" w:lineRule="auto"/>
-        <w:ind w:left="0" w:right="0" w:firstLine="720"/>
-        <w:rPr>
-          <w:rFonts w:ascii="Arial" w:hAnsi="Arial" w:cs="Arial"/>
-          <w:bCs/>
-          <w:lang w:val="en-US"/>
-        </w:rPr>
-      </w:pPr>
-      <w:r>
-        <w:rPr>
-          <w:rFonts w:ascii="Arial" w:hAnsi="Arial" w:cs="Arial"/>
-          <w:bCs/>
-          <w:lang w:val="en-US"/>
-        </w:rPr>
-        <w:t>Additionally, DARA seeks to make these academic records readily available as local studies, enabling other researchers to utilize them as references for their Review of Related Literature (RRL) and Review of Related Studies (RRS).</w:t>
-      </w:r>
-      <w:r>
-        <w:rPr>
-          <w:rFonts w:ascii="Arial" w:hAnsi="Arial" w:cs="Arial"/>
-          <w:bCs/>
-          <w:lang w:val="en-US"/>
-        </w:rPr>
-        <w:br w:type="page"/>
-      </w:r>
-    </w:p>
-    <w:p>
-      <w:pPr>
-        <w:spacing w:line="480" w:lineRule="auto"/>
-        <w:ind w:left="0" w:right="0" w:firstLine="0"/>
-        <w:rPr>
-          <w:rFonts w:ascii="Arial" w:hAnsi="Arial" w:cs="Arial"/>
-          <w:b/>
-          <w:lang w:val="en-US"/>
-        </w:rPr>
-      </w:pPr>
-      <w:r>
-        <w:rPr>
-          <w:rFonts w:ascii="Arial" w:hAnsi="Arial" w:cs="Arial"/>
-          <w:b/>
-          <w:lang w:val="en-US"/>
-        </w:rPr>
-        <w:lastRenderedPageBreak/>
-        <w:t>STATEMENT OF THE PROBLEM</w:t>
-      </w:r>
-    </w:p>
-    <w:p>
-      <w:pPr>
-        <w:spacing w:line="480" w:lineRule="auto"/>
-        <w:ind w:left="0" w:right="0" w:firstLine="0"/>
-        <w:rPr>
-          <w:rFonts w:ascii="Arial" w:hAnsi="Arial" w:cs="Arial"/>
-          <w:bCs/>
-          <w:lang w:val="en-US"/>
-        </w:rPr>
-      </w:pPr>
-      <w:r>
-        <w:rPr>
-          <w:rFonts w:ascii="Arial" w:hAnsi="Arial" w:cs="Arial"/>
-          <w:b/>
-          <w:lang w:val="en-US"/>
-        </w:rPr>
-        <w:tab/>
-      </w:r>
-      <w:r>
-        <w:rPr>
-          <w:rFonts w:ascii="Arial" w:hAnsi="Arial" w:cs="Arial"/>
-          <w:bCs/>
-          <w:lang w:val="en-US"/>
-        </w:rPr>
-        <w:t>In the current academic environment, student</w:t>
-      </w:r>
-      <w:r>
-        <w:rPr>
-          <w:rFonts w:ascii="Arial" w:hAnsi="Arial" w:cs="Arial"/>
-          <w:bCs/>
-          <w:lang w:val="en-US"/>
-        </w:rPr>
-        <w:t>’s</w:t>
-      </w:r>
-      <w:r>
-        <w:rPr>
-          <w:rFonts w:ascii="Arial" w:hAnsi="Arial" w:cs="Arial"/>
-          <w:bCs/>
-          <w:lang w:val="en-US"/>
-        </w:rPr>
-        <w:t xml:space="preserve"> studies such as theses, proposals, capstones,</w:t>
-      </w:r>
-      <w:r>
-        <w:rPr>
-          <w:rFonts w:ascii="Arial" w:hAnsi="Arial" w:cs="Arial"/>
-          <w:bCs/>
-          <w:lang w:val="en-US"/>
-        </w:rPr>
-        <w:t xml:space="preserve"> thesis,</w:t>
-      </w:r>
-      <w:r>
-        <w:rPr>
-          <w:rFonts w:ascii="Arial" w:hAnsi="Arial" w:cs="Arial"/>
-          <w:bCs/>
-          <w:lang w:val="en-US"/>
-        </w:rPr>
-        <w:t xml:space="preserve"> case studies, and </w:t>
-      </w:r>
-      <w:r>
-        <w:rPr>
-          <w:rFonts w:ascii="Arial" w:hAnsi="Arial" w:cs="Arial"/>
-          <w:bCs/>
-          <w:lang w:val="en-US"/>
-        </w:rPr>
-        <w:t>other related</w:t>
-      </w:r>
-      <w:r>
-        <w:rPr>
-          <w:rFonts w:ascii="Arial" w:hAnsi="Arial" w:cs="Arial"/>
-          <w:bCs/>
-          <w:lang w:val="en-US"/>
-        </w:rPr>
-        <w:t xml:space="preserve"> studies are primarily stored in physical libraries or in disparate digital formats across various platforms. This fragmented approach to storing academic work leads to several issues:</w:t>
-      </w:r>
-    </w:p>
-    <w:p>
-      <w:pPr>
-        <w:pStyle w:val="ListParagraph"/>
-        <w:numPr>
-          <w:ilvl w:val="0"/>
-          <w:numId w:val="2"/>
-        </w:numPr>
-        <w:spacing w:line="480" w:lineRule="auto"/>
-        <w:ind w:right="0" w:hanging="180"/>
-        <w:rPr>
-          <w:rFonts w:ascii="Arial" w:hAnsi="Arial" w:cs="Arial"/>
-          <w:bCs/>
-          <w:lang w:val="en-US"/>
-        </w:rPr>
-      </w:pPr>
-      <w:r>
-        <w:rPr>
-          <w:rFonts w:ascii="Arial" w:hAnsi="Arial" w:cs="Arial"/>
-          <w:b/>
-          <w:i/>
-          <w:iCs/>
-          <w:lang w:val="en-US"/>
-        </w:rPr>
-        <w:t>Limited Accessibility:</w:t>
-      </w:r>
-      <w:r>
-        <w:rPr>
-          <w:rFonts w:ascii="Arial" w:hAnsi="Arial" w:cs="Arial"/>
-          <w:bCs/>
-          <w:lang w:val="en-US"/>
-        </w:rPr>
-        <w:t xml:space="preserve"> Many valuable academic studies are not readily accessible to students, researchers, and other institutions, hindering the ability to share knowledge and collaborate effectively.</w:t>
-      </w:r>
-    </w:p>
-    <w:p>
-      <w:pPr>
-        <w:pStyle w:val="ListParagraph"/>
-        <w:numPr>
-          <w:ilvl w:val="0"/>
-          <w:numId w:val="2"/>
-        </w:numPr>
-        <w:spacing w:after="0" w:line="480" w:lineRule="auto"/>
-        <w:ind w:right="0" w:hanging="180"/>
-        <w:rPr>
-          <w:rFonts w:ascii="Arial" w:hAnsi="Arial" w:cs="Arial"/>
-          <w:bCs/>
-          <w:lang w:val="en-US"/>
-        </w:rPr>
-      </w:pPr>
-      <w:r>
-        <w:rPr>
-          <w:rFonts w:ascii="Arial" w:hAnsi="Arial" w:cs="Arial"/>
-          <w:b/>
-          <w:i/>
-          <w:iCs/>
-          <w:lang w:val="en-US"/>
-        </w:rPr>
-        <w:t>Inefficient Search and Retrieval:</w:t>
-      </w:r>
-      <w:r>
-        <w:rPr>
-          <w:rFonts w:ascii="Arial" w:hAnsi="Arial" w:cs="Arial"/>
-          <w:bCs/>
-          <w:lang w:val="en-US"/>
-        </w:rPr>
-        <w:t xml:space="preserve"> The absence of a centralized digital repository leads to significant challenges in finding local studies within the Philippines. Due to the fragmented storage of academic documents across various institutions, users face difficulties in locating relevant local research, which impedes the ability to access and utilize these valuable studies effectively.</w:t>
-      </w:r>
-    </w:p>
-    <w:p>
-      <w:pPr>
-        <w:pStyle w:val="ListParagraph"/>
-        <w:numPr>
-          <w:ilvl w:val="0"/>
-          <w:numId w:val="2"/>
-        </w:numPr>
-        <w:spacing w:line="480" w:lineRule="auto"/>
-        <w:ind w:right="0" w:hanging="180"/>
-        <w:rPr>
-          <w:rFonts w:ascii="Arial" w:hAnsi="Arial" w:cs="Arial"/>
-          <w:bCs/>
-          <w:lang w:val="en-US"/>
-        </w:rPr>
-      </w:pPr>
-      <w:r>
-        <w:rPr>
-          <w:rFonts w:ascii="Arial" w:hAnsi="Arial" w:cs="Arial"/>
-          <w:b/>
-          <w:i/>
-          <w:iCs/>
-          <w:lang w:val="en-US"/>
-        </w:rPr>
-        <w:t>Lack of Preservation:</w:t>
-      </w:r>
-      <w:r>
-        <w:rPr>
-          <w:rFonts w:ascii="Arial" w:hAnsi="Arial" w:cs="Arial"/>
-          <w:bCs/>
-          <w:lang w:val="en-US"/>
-        </w:rPr>
-        <w:t xml:space="preserve"> Physical storage of academic work poses risks related to deterioration, loss, or damage over time, compromising the long-term preservation of valuable scholarly contributions.</w:t>
-      </w:r>
-    </w:p>
-    <w:p>
-      <w:pPr>
-        <w:spacing w:after="0" w:line="480" w:lineRule="auto"/>
-        <w:ind w:left="0" w:right="0" w:firstLine="540"/>
-        <w:rPr>
-          <w:rFonts w:ascii="Arial" w:hAnsi="Arial" w:cs="Arial"/>
-          <w:bCs/>
-          <w:lang w:val="en-US"/>
-        </w:rPr>
-      </w:pPr>
-      <w:r>
-        <w:rPr>
-          <w:rFonts w:ascii="Arial" w:hAnsi="Arial" w:cs="Arial"/>
-          <w:bCs/>
-          <w:lang w:val="en-US"/>
-        </w:rPr>
-        <w:t>The establishment of a centralized digital repository is crucial to address these problems by providing a comprehensive, accessible, and well-organized system for managing academic documents.</w:t>
-      </w:r>
-    </w:p>
-    <w:p>
-      <w:pPr>
-        <w:spacing w:line="480" w:lineRule="auto"/>
-        <w:ind w:left="0" w:right="0" w:firstLine="0"/>
-        <w:rPr>
-          <w:rFonts w:ascii="Arial" w:hAnsi="Arial" w:cs="Arial"/>
-          <w:b/>
-          <w:lang w:val="en-US"/>
-        </w:rPr>
-      </w:pPr>
-      <w:r>
-        <w:rPr>
-          <w:rFonts w:ascii="Arial" w:hAnsi="Arial" w:cs="Arial"/>
-          <w:b/>
-          <w:lang w:val="en-US"/>
-        </w:rPr>
-        <w:lastRenderedPageBreak/>
-        <w:t>GENERAL PROBLEM</w:t>
-      </w:r>
-    </w:p>
-    <w:p>
-      <w:pPr>
-        <w:spacing w:line="480" w:lineRule="auto"/>
-        <w:ind w:left="0" w:right="0" w:firstLine="720"/>
-        <w:rPr>
-          <w:rFonts w:ascii="Arial" w:hAnsi="Arial" w:cs="Arial"/>
-          <w:b/>
-          <w:lang w:val="en-US"/>
-        </w:rPr>
-      </w:pPr>
-      <w:r>
-        <w:rPr>
-          <w:rFonts w:ascii="Arial" w:hAnsi="Arial" w:cs="Arial"/>
-          <w:bCs/>
-          <w:lang w:val="en-US"/>
-        </w:rPr>
-        <w:t xml:space="preserve">The general problem is that student studies, including theses, proposals, capstones, case studies, and </w:t>
-      </w:r>
-      <w:r>
-        <w:rPr>
-          <w:rFonts w:ascii="Arial" w:hAnsi="Arial" w:cs="Arial"/>
-          <w:bCs/>
-          <w:lang w:val="en-US"/>
-        </w:rPr>
-        <w:t>other related</w:t>
-      </w:r>
-      <w:r>
-        <w:rPr>
-          <w:rFonts w:ascii="Arial" w:hAnsi="Arial" w:cs="Arial"/>
-          <w:bCs/>
-          <w:lang w:val="en-US"/>
-        </w:rPr>
-        <w:t xml:space="preserve"> studies, are currently stored in physical libraries or disparate digital locations. This approach limits their visibility and accessibility to other institutions and researchers. As a result, local studies and literature are often not available for reference or citation in research conducted at other schools, impeding the sharing of knowledge and collaboration across educational institutions.</w:t>
-      </w:r>
-    </w:p>
-    <w:p>
-      <w:pPr>
-        <w:spacing w:line="480" w:lineRule="auto"/>
-        <w:ind w:left="0" w:right="0" w:firstLine="0"/>
-        <w:rPr>
-          <w:rFonts w:ascii="Arial" w:hAnsi="Arial" w:cs="Arial"/>
-          <w:b/>
-          <w:lang w:val="en-US"/>
-        </w:rPr>
-      </w:pPr>
-      <w:r>
-        <w:rPr>
-          <w:rFonts w:ascii="Arial" w:hAnsi="Arial" w:cs="Arial"/>
-          <w:b/>
-          <w:lang w:val="en-US"/>
-        </w:rPr>
-        <w:t>SPECIFIC PROBLEMS</w:t>
-      </w:r>
-    </w:p>
-    <w:p>
-      <w:pPr>
-        <w:pStyle w:val="ListParagraph"/>
-        <w:numPr>
-          <w:ilvl w:val="0"/>
-          <w:numId w:val="3"/>
-        </w:numPr>
-        <w:spacing w:after="0" w:line="480" w:lineRule="auto"/>
-        <w:ind w:left="720" w:right="0" w:hanging="180"/>
-        <w:rPr>
-          <w:rFonts w:ascii="Arial" w:hAnsi="Arial" w:cs="Arial"/>
-          <w:bCs/>
-          <w:lang w:val="en-US"/>
-        </w:rPr>
-      </w:pPr>
-      <w:r>
-        <w:rPr>
-          <w:rFonts w:ascii="Arial" w:hAnsi="Arial" w:cs="Arial"/>
-          <w:b/>
-          <w:i/>
-          <w:iCs/>
-          <w:lang w:val="en-US"/>
-        </w:rPr>
-        <w:t xml:space="preserve">Inadequate Accessibility: </w:t>
-      </w:r>
-      <w:r>
-        <w:rPr>
-          <w:rFonts w:ascii="Arial" w:hAnsi="Arial" w:cs="Arial"/>
-          <w:bCs/>
-          <w:lang w:val="en-US"/>
-        </w:rPr>
-        <w:t>Academic studies are confined to physical storage in libraries, making it challenging for students and researchers to access these documents remotely or from different locations. This limitation affects the ability to conduct thorough literature reviews or build on existing research.</w:t>
-      </w:r>
-    </w:p>
-    <w:p>
-      <w:pPr>
-        <w:pStyle w:val="ListParagraph"/>
-        <w:numPr>
-          <w:ilvl w:val="0"/>
-          <w:numId w:val="3"/>
-        </w:numPr>
-        <w:spacing w:after="0" w:line="480" w:lineRule="auto"/>
-        <w:ind w:left="720" w:right="0" w:hanging="180"/>
-        <w:rPr>
-          <w:rFonts w:ascii="Arial" w:hAnsi="Arial" w:cs="Arial"/>
-          <w:bCs/>
-          <w:lang w:val="en-US"/>
-        </w:rPr>
-      </w:pPr>
-      <w:r>
-        <w:rPr>
-          <w:rFonts w:ascii="Arial" w:hAnsi="Arial" w:cs="Arial"/>
-          <w:b/>
-          <w:i/>
-          <w:iCs/>
-          <w:lang w:val="en-US"/>
-        </w:rPr>
-        <w:t>Limited Visibility of Local Research:</w:t>
-      </w:r>
-      <w:r>
-        <w:rPr>
-          <w:rFonts w:ascii="Arial" w:hAnsi="Arial" w:cs="Arial"/>
-          <w:bCs/>
-          <w:lang w:val="en-US"/>
-        </w:rPr>
-        <w:t xml:space="preserve"> Studies conducted at a particular institution may not be visible or accessible to other schools or researchers. This lack of visibility prevents the wider dissemination and utilization of local academic contributions.</w:t>
-      </w:r>
-    </w:p>
-    <w:p>
-      <w:pPr>
-        <w:pStyle w:val="ListParagraph"/>
-        <w:numPr>
-          <w:ilvl w:val="0"/>
-          <w:numId w:val="3"/>
-        </w:numPr>
-        <w:spacing w:after="0" w:line="480" w:lineRule="auto"/>
-        <w:ind w:left="720" w:right="0" w:hanging="180"/>
-        <w:rPr>
-          <w:rFonts w:ascii="Arial" w:hAnsi="Arial" w:cs="Arial"/>
-          <w:bCs/>
-          <w:lang w:val="en-US"/>
-        </w:rPr>
-      </w:pPr>
-      <w:r>
-        <w:rPr>
-          <w:rFonts w:ascii="Arial" w:hAnsi="Arial" w:cs="Arial"/>
-          <w:bCs/>
-          <w:lang w:val="en-US"/>
-        </w:rPr>
-        <w:t>Risk of Document Loss or Damage: Physical documents are susceptible to loss, damage, or deterioration over time. The absence of a digital backup exacerbates the risk of losing valuable academic work.</w:t>
-      </w:r>
-      <w:r>
-        <w:rPr>
-          <w:rFonts w:ascii="Arial" w:hAnsi="Arial" w:cs="Arial"/>
-          <w:bCs/>
-          <w:lang w:val="en-US"/>
-        </w:rPr>
-        <w:br w:type="page"/>
-      </w:r>
-    </w:p>
-    <w:p>
-      <w:pPr>
-        <w:spacing w:line="480" w:lineRule="auto"/>
         <w:ind w:left="0" w:right="0"/>
         <w:rPr>
           <w:rFonts w:ascii="Arial" w:hAnsi="Arial" w:cs="Arial"/>
@@ -2838,7 +2051,100 @@
     <w:p>
       <w:pPr>
         <w:spacing w:line="480" w:lineRule="auto"/>
-        <w:ind w:right="0"/>
+        <w:ind w:left="0" w:right="0" w:firstLine="0"/>
+        <w:rPr>
+          <w:rFonts w:ascii="Arial" w:hAnsi="Arial" w:cs="Arial"/>
+          <w:b/>
+          <w:lang w:val="en-US"/>
+        </w:rPr>
+      </w:pPr>
+      <w:r>
+        <w:rPr>
+          <w:rFonts w:ascii="Arial" w:hAnsi="Arial" w:cs="Arial"/>
+          <w:b/>
+          <w:lang w:val="en-US"/>
+        </w:rPr>
+        <w:lastRenderedPageBreak/>
+        <w:t>PURPOSE OF THE PROJECT</w:t>
+      </w:r>
+    </w:p>
+    <w:p>
+      <w:pPr>
+        <w:spacing w:after="0" w:line="480" w:lineRule="auto"/>
+        <w:ind w:left="0" w:right="0" w:firstLine="0"/>
+        <w:rPr>
+          <w:rFonts w:ascii="Arial" w:hAnsi="Arial" w:cs="Arial"/>
+          <w:bCs/>
+          <w:lang w:val="en-US"/>
+        </w:rPr>
+      </w:pPr>
+      <w:r>
+        <w:rPr>
+          <w:rFonts w:ascii="Arial" w:hAnsi="Arial" w:cs="Arial"/>
+          <w:b/>
+          <w:lang w:val="en-US"/>
+        </w:rPr>
+        <w:tab/>
+      </w:r>
+      <w:r>
+        <w:rPr>
+          <w:rFonts w:ascii="Arial" w:hAnsi="Arial" w:cs="Arial"/>
+          <w:bCs/>
+          <w:lang w:val="en-US"/>
+        </w:rPr>
+        <w:t xml:space="preserve">The purpose of the DARA project is to create a centralized digital platform for the effective management, storage, and dissemination of academic records. This includes student-generated works such as theses, proposals, capstones, case studies, and system studies. </w:t>
+      </w:r>
+    </w:p>
+    <w:p>
+      <w:pPr>
+        <w:spacing w:after="0" w:line="480" w:lineRule="auto"/>
+        <w:ind w:left="0" w:right="0" w:firstLine="720"/>
+        <w:rPr>
+          <w:rFonts w:ascii="Arial" w:hAnsi="Arial" w:cs="Arial"/>
+          <w:bCs/>
+          <w:lang w:val="en-US"/>
+        </w:rPr>
+      </w:pPr>
+      <w:r>
+        <w:rPr>
+          <w:rFonts w:ascii="Arial" w:hAnsi="Arial" w:cs="Arial"/>
+          <w:bCs/>
+          <w:lang w:val="en-US"/>
+        </w:rPr>
+        <w:t xml:space="preserve">DARA aims to preserve these academic contributions, enhance their accessibility, and support academic research by providing tools for citation management, document categorization, and more. The project is designed to streamline the archival process, promote knowledge sharing, and ensure the long-term preservation of scholarly work. </w:t>
+      </w:r>
+    </w:p>
+    <w:p>
+      <w:pPr>
+        <w:spacing w:after="0" w:line="480" w:lineRule="auto"/>
+        <w:ind w:left="0" w:right="0" w:firstLine="720"/>
+        <w:rPr>
+          <w:rFonts w:ascii="Arial" w:hAnsi="Arial" w:cs="Arial"/>
+          <w:bCs/>
+          <w:lang w:val="en-US"/>
+        </w:rPr>
+      </w:pPr>
+      <w:r>
+        <w:rPr>
+          <w:rFonts w:ascii="Arial" w:hAnsi="Arial" w:cs="Arial"/>
+          <w:bCs/>
+          <w:lang w:val="en-US"/>
+        </w:rPr>
+        <w:t>Additionally, DARA seeks to make these academic records readily available as local studies, enabling other researchers to utilize them as references for their Review of Related Literature (RRL) and Review of Related Studies (RRS).</w:t>
+      </w:r>
+      <w:r>
+        <w:rPr>
+          <w:rFonts w:ascii="Arial" w:hAnsi="Arial" w:cs="Arial"/>
+          <w:bCs/>
+          <w:lang w:val="en-US"/>
+        </w:rPr>
+        <w:br w:type="page"/>
+      </w:r>
+    </w:p>
+    <w:p>
+      <w:pPr>
+        <w:spacing w:line="480" w:lineRule="auto"/>
+        <w:ind w:left="0" w:right="0"/>
         <w:rPr>
           <w:rFonts w:ascii="Arial" w:hAnsi="Arial" w:cs="Arial"/>
           <w:b/>
@@ -2858,7 +2164,7 @@
     <w:p>
       <w:pPr>
         <w:spacing w:line="480" w:lineRule="auto"/>
-        <w:ind w:right="0" w:firstLine="350"/>
+        <w:ind w:left="0" w:right="0" w:firstLine="350"/>
         <w:rPr>
           <w:rFonts w:ascii="Arial" w:hAnsi="Arial" w:cs="Arial"/>
           <w:bCs/>
@@ -3144,25 +2450,6 @@
     <w:p>
       <w:pPr>
         <w:spacing w:line="480" w:lineRule="auto"/>
-        <w:ind w:left="0" w:right="0" w:firstLine="720"/>
-        <w:rPr>
-          <w:rFonts w:ascii="Arial" w:hAnsi="Arial" w:cs="Arial"/>
-          <w:bCs/>
-          <w:lang w:val="en-US"/>
-        </w:rPr>
-      </w:pPr>
-      <w:r>
-        <w:rPr>
-          <w:rFonts w:ascii="Arial" w:hAnsi="Arial" w:cs="Arial"/>
-          <w:bCs/>
-          <w:lang w:val="en-US"/>
-        </w:rPr>
-        <w:t>In summary, this study is significant not only in its contribution to the technological advancement of Anonymous School but also in its broader impact on the academic community, both within and beyond the institution.</w:t>
-      </w:r>
-    </w:p>
-    <w:p>
-      <w:pPr>
-        <w:spacing w:line="480" w:lineRule="auto"/>
         <w:ind w:right="0"/>
         <w:rPr>
           <w:rFonts w:ascii="Arial" w:hAnsi="Arial" w:cs="Arial"/>
@@ -3170,645 +2457,14 @@
           <w:lang w:val="en-US"/>
         </w:rPr>
       </w:pPr>
-    </w:p>
-    <w:p>
-      <w:pPr>
-        <w:spacing w:line="480" w:lineRule="auto"/>
-        <w:ind w:right="0"/>
-        <w:rPr>
-          <w:rFonts w:ascii="Arial" w:hAnsi="Arial" w:cs="Arial"/>
-          <w:bCs/>
-          <w:lang w:val="en-US"/>
-        </w:rPr>
-      </w:pPr>
-    </w:p>
-    <w:p>
-      <w:pPr>
-        <w:spacing w:line="480" w:lineRule="auto"/>
-        <w:ind w:right="0"/>
-        <w:rPr>
-          <w:rFonts w:ascii="Arial" w:hAnsi="Arial" w:cs="Arial"/>
-          <w:bCs/>
-          <w:lang w:val="en-US"/>
-        </w:rPr>
-      </w:pPr>
-    </w:p>
-    <w:p>
-      <w:pPr>
-        <w:spacing w:line="480" w:lineRule="auto"/>
-        <w:ind w:right="0"/>
-        <w:rPr>
-          <w:rFonts w:ascii="Arial" w:hAnsi="Arial" w:cs="Arial"/>
-          <w:bCs/>
-          <w:lang w:val="en-US"/>
-        </w:rPr>
-      </w:pPr>
-    </w:p>
-    <w:p>
-      <w:pPr>
-        <w:spacing w:line="480" w:lineRule="auto"/>
-        <w:ind w:right="0"/>
-        <w:rPr>
-          <w:rFonts w:ascii="Arial" w:hAnsi="Arial" w:cs="Arial"/>
-          <w:bCs/>
-          <w:lang w:val="en-US"/>
-        </w:rPr>
-      </w:pPr>
-    </w:p>
-    <w:p>
-      <w:pPr>
-        <w:spacing w:line="480" w:lineRule="auto"/>
-        <w:ind w:right="0"/>
-        <w:rPr>
-          <w:rFonts w:ascii="Arial" w:hAnsi="Arial" w:cs="Arial"/>
-          <w:bCs/>
-          <w:lang w:val="en-US"/>
-        </w:rPr>
-      </w:pPr>
-    </w:p>
-    <w:p>
-      <w:pPr>
-        <w:spacing w:line="480" w:lineRule="auto"/>
-        <w:ind w:right="0"/>
-        <w:rPr>
-          <w:rFonts w:ascii="Arial" w:hAnsi="Arial" w:cs="Arial"/>
-          <w:bCs/>
-          <w:lang w:val="en-US"/>
-        </w:rPr>
-      </w:pPr>
-    </w:p>
-    <w:p>
-      <w:pPr>
-        <w:spacing w:line="480" w:lineRule="auto"/>
-        <w:ind w:left="0" w:right="0" w:firstLine="0"/>
-        <w:jc w:val="center"/>
-        <w:rPr>
-          <w:rFonts w:ascii="Arial" w:hAnsi="Arial" w:cs="Arial"/>
-          <w:b/>
-          <w:sz w:val="28"/>
-          <w:szCs w:val="28"/>
-          <w:lang w:val="en-US"/>
-        </w:rPr>
-      </w:pPr>
-      <w:r>
-        <w:rPr>
-          <w:rFonts w:ascii="Arial" w:hAnsi="Arial" w:cs="Arial"/>
-          <w:b/>
-          <w:sz w:val="28"/>
-          <w:szCs w:val="28"/>
-          <w:lang w:val="en-US"/>
-        </w:rPr>
-        <w:lastRenderedPageBreak/>
-        <w:t>CHAPTER 2</w:t>
-      </w:r>
-      <w:r>
-        <w:rPr>
-          <w:rFonts w:ascii="Arial" w:hAnsi="Arial" w:cs="Arial"/>
-          <w:b/>
-          <w:sz w:val="28"/>
-          <w:szCs w:val="28"/>
+      <w:r>
+        <w:rPr>
+          <w:rFonts w:ascii="Arial" w:hAnsi="Arial" w:cs="Arial"/>
+          <w:bCs/>
           <w:lang w:val="en-US"/>
         </w:rPr>
         <w:br/>
-        <w:t>REVIEW OF RELATED STUDIES</w:t>
-      </w:r>
-    </w:p>
-    <w:p>
-      <w:pPr>
-        <w:spacing w:line="480" w:lineRule="auto"/>
-        <w:ind w:left="0" w:right="0" w:firstLine="0"/>
-        <w:rPr>
-          <w:rFonts w:ascii="Arial" w:hAnsi="Arial" w:cs="Arial"/>
-          <w:b/>
-          <w:lang w:val="en-US"/>
-        </w:rPr>
-      </w:pPr>
-      <w:r>
-        <w:rPr>
-          <w:rFonts w:ascii="Arial" w:hAnsi="Arial" w:cs="Arial"/>
-          <w:b/>
-          <w:lang w:val="en-US"/>
-        </w:rPr>
-        <w:t>RELATED LITERATURE</w:t>
-      </w:r>
-    </w:p>
-    <w:p>
-      <w:pPr>
-        <w:spacing w:line="480" w:lineRule="auto"/>
-        <w:ind w:left="0" w:right="0" w:firstLine="0"/>
-        <w:rPr>
-          <w:rFonts w:ascii="Arial" w:hAnsi="Arial" w:cs="Arial"/>
-          <w:b/>
-          <w:lang w:val="en-US"/>
-        </w:rPr>
-      </w:pPr>
-      <w:r>
-        <w:rPr>
-          <w:rFonts w:ascii="Arial" w:hAnsi="Arial" w:cs="Arial"/>
-          <w:b/>
-          <w:lang w:val="en-US"/>
-        </w:rPr>
-        <w:t>Digital preservation in institutional repositories: a systematic literature review</w:t>
-      </w:r>
-    </w:p>
-    <w:p>
-      <w:pPr>
-        <w:spacing w:line="480" w:lineRule="auto"/>
-        <w:ind w:left="720" w:right="720" w:firstLine="0"/>
-        <w:rPr>
-          <w:rFonts w:ascii="Arial" w:hAnsi="Arial" w:cs="Arial"/>
-          <w:bCs/>
-          <w:lang w:val="en-US"/>
-        </w:rPr>
-      </w:pPr>
-      <w:proofErr w:type="spellStart"/>
-      <w:r>
-        <w:rPr>
-          <w:rFonts w:ascii="Arial" w:hAnsi="Arial" w:cs="Arial"/>
-          <w:bCs/>
-          <w:lang w:val="en-US"/>
-        </w:rPr>
-        <w:t>Barrueco</w:t>
-      </w:r>
-      <w:proofErr w:type="spellEnd"/>
-      <w:r>
-        <w:rPr>
-          <w:rFonts w:ascii="Arial" w:hAnsi="Arial" w:cs="Arial"/>
-          <w:bCs/>
-          <w:lang w:val="en-US"/>
-        </w:rPr>
-        <w:t xml:space="preserve">, José Manuel, and Miquel </w:t>
-      </w:r>
-      <w:proofErr w:type="spellStart"/>
-      <w:r>
-        <w:rPr>
-          <w:rFonts w:ascii="Arial" w:hAnsi="Arial" w:cs="Arial"/>
-          <w:bCs/>
-          <w:lang w:val="en-US"/>
-        </w:rPr>
-        <w:t>Termens</w:t>
-      </w:r>
-      <w:proofErr w:type="spellEnd"/>
-      <w:r>
-        <w:rPr>
-          <w:rFonts w:ascii="Arial" w:hAnsi="Arial" w:cs="Arial"/>
-          <w:bCs/>
-          <w:lang w:val="en-US"/>
-        </w:rPr>
-        <w:t xml:space="preserve"> (2022). "Purpose This paper aims to carry out a literature review on the implementation of digital preservation policies, strategies and actions by institutional repositories. The objective is to identify, out of the published experiences, at which level they are fulfilling the function of ensuring the long-term availability of the deposited materials. Design/methodology/approach Using a systematic literature review methodology, a total of 21 articles from international refereed journals published between 2009 and 2020 are reviewed. Findings The research production on this subject is very limited. The scarce number of published articles proves that the interest of repository managers has been focused on issues other than to assure the long-term availability of the assets they store. The literature review has not found clear evidence about how institutional repositories are implementing digital preservation. It is particularly striking the lack of works focused on the </w:t>
-      </w:r>
-      <w:r>
-        <w:rPr>
-          <w:rFonts w:ascii="Arial" w:hAnsi="Arial" w:cs="Arial"/>
-          <w:bCs/>
-          <w:lang w:val="en-US"/>
-        </w:rPr>
-        <w:lastRenderedPageBreak/>
-        <w:t>situation in European countries. More field studies are needed. They would allow to extract conclusions and produce best practices to help managers to improve preservation strategies. Originality/value This study has shown that one of the main functions of repositories is not being dealt with as promised by repository managers. More work in this area is needed. In particular, it is necessary for a study at the European level to gather detailed data that will allow to draw a portrait of the current situation, extract conclusions and produce best practices to help managers to improve or develop preservation strategies."</w:t>
-      </w:r>
-    </w:p>
-    <w:p>
-      <w:pPr>
-        <w:spacing w:line="480" w:lineRule="auto"/>
-        <w:ind w:left="0" w:right="0" w:firstLine="0"/>
-        <w:rPr>
-          <w:rFonts w:ascii="Arial" w:hAnsi="Arial" w:cs="Arial"/>
-          <w:b/>
-          <w:lang w:val="en-US"/>
-        </w:rPr>
-      </w:pPr>
-      <w:r>
-        <w:rPr>
-          <w:rFonts w:ascii="Arial" w:hAnsi="Arial" w:cs="Arial"/>
-          <w:b/>
-          <w:lang w:val="en-US"/>
-        </w:rPr>
-        <w:t xml:space="preserve">The role of digital scholarship in academic libraries, the case of university of cape coast: opportunities and challenges </w:t>
-      </w:r>
-    </w:p>
-    <w:p>
-      <w:pPr>
-        <w:spacing w:line="480" w:lineRule="auto"/>
-        <w:ind w:left="720" w:right="720" w:firstLine="0"/>
-        <w:rPr>
-          <w:rFonts w:ascii="Arial" w:hAnsi="Arial" w:cs="Arial"/>
-          <w:bCs/>
-          <w:lang w:val="en-US"/>
-        </w:rPr>
-      </w:pPr>
-      <w:proofErr w:type="spellStart"/>
-      <w:r>
-        <w:rPr>
-          <w:rFonts w:ascii="Arial" w:hAnsi="Arial" w:cs="Arial"/>
-          <w:bCs/>
-          <w:lang w:val="en-US"/>
-        </w:rPr>
-        <w:t>Accourding</w:t>
-      </w:r>
-      <w:proofErr w:type="spellEnd"/>
-      <w:r>
-        <w:rPr>
-          <w:rFonts w:ascii="Arial" w:hAnsi="Arial" w:cs="Arial"/>
-          <w:bCs/>
-          <w:lang w:val="en-US"/>
-        </w:rPr>
-        <w:t xml:space="preserve"> to </w:t>
-      </w:r>
-      <w:proofErr w:type="spellStart"/>
-      <w:r>
-        <w:rPr>
-          <w:rFonts w:ascii="Arial" w:hAnsi="Arial" w:cs="Arial"/>
-          <w:bCs/>
-          <w:lang w:val="en-US"/>
-        </w:rPr>
-        <w:t>Ocran</w:t>
-      </w:r>
-      <w:proofErr w:type="spellEnd"/>
-      <w:r>
-        <w:rPr>
-          <w:rFonts w:ascii="Arial" w:hAnsi="Arial" w:cs="Arial"/>
-          <w:bCs/>
-          <w:lang w:val="en-US"/>
-        </w:rPr>
-        <w:t xml:space="preserve">, Theophilus </w:t>
-      </w:r>
-      <w:proofErr w:type="spellStart"/>
-      <w:r>
-        <w:rPr>
-          <w:rFonts w:ascii="Arial" w:hAnsi="Arial" w:cs="Arial"/>
-          <w:bCs/>
-          <w:lang w:val="en-US"/>
-        </w:rPr>
-        <w:t>Kwamena</w:t>
-      </w:r>
-      <w:proofErr w:type="spellEnd"/>
-      <w:r>
-        <w:rPr>
-          <w:rFonts w:ascii="Arial" w:hAnsi="Arial" w:cs="Arial"/>
-          <w:bCs/>
-          <w:lang w:val="en-US"/>
-        </w:rPr>
-        <w:t xml:space="preserve">, and Paulina </w:t>
-      </w:r>
-      <w:proofErr w:type="spellStart"/>
-      <w:r>
-        <w:rPr>
-          <w:rFonts w:ascii="Arial" w:hAnsi="Arial" w:cs="Arial"/>
-          <w:bCs/>
-          <w:lang w:val="en-US"/>
-        </w:rPr>
-        <w:t>Afful</w:t>
-      </w:r>
-      <w:proofErr w:type="spellEnd"/>
-      <w:r>
-        <w:rPr>
-          <w:rFonts w:ascii="Arial" w:hAnsi="Arial" w:cs="Arial"/>
-          <w:bCs/>
-          <w:lang w:val="en-US"/>
-        </w:rPr>
-        <w:t>-Arthur</w:t>
-      </w:r>
-      <w:r>
-        <w:rPr>
-          <w:rFonts w:ascii="Arial" w:hAnsi="Arial" w:cs="Arial"/>
-          <w:bCs/>
-          <w:lang w:val="en-US"/>
-        </w:rPr>
-        <w:t xml:space="preserve"> (2022). </w:t>
-      </w:r>
-      <w:r>
-        <w:rPr>
-          <w:rFonts w:ascii="Arial" w:hAnsi="Arial" w:cs="Arial"/>
-          <w:bCs/>
-          <w:lang w:val="en-US"/>
-        </w:rPr>
-        <w:t xml:space="preserve">"Purpose The purpose of the study is to assess the role of academic libraries in digital scholarship at the University of Cape Coast. The study adopted the descriptive survey design and used teaching staff (lecturers) as the population of the study. Design/methodology/approach A sample size of 278 was used for the study. The study used questionnaires to obtain data from participants. The study revealed that faculty members appreciate digital scholarship through the services offered by Sam Jonah Library are </w:t>
-      </w:r>
-      <w:r>
-        <w:rPr>
-          <w:rFonts w:ascii="Arial" w:hAnsi="Arial" w:cs="Arial"/>
-          <w:bCs/>
-          <w:lang w:val="en-US"/>
-        </w:rPr>
-        <w:lastRenderedPageBreak/>
-        <w:t xml:space="preserve">relevant to the current higher education context, reliable information, preservation of information resources and facilitating the integration of library services into the learning process are closely integrated into the library service, transform scholarly communication, teaching and learning style and research paradigm. Findings The study revealed that digital scholarship contributes to faculty members' delivery at the University of Cape Coast through the provision of information literacy training for new students, provision of reference lists of materials available in the library and provision of lists of new materials. The study revealed that faculty members face inadequate facilities to enhance digital scholarship, inadequate open access to reading materials (articles, books, etc.), inadequate platforms or suite of tools for librarians to take faculty. Practical implications </w:t>
-      </w:r>
-      <w:proofErr w:type="gramStart"/>
-      <w:r>
-        <w:rPr>
-          <w:rFonts w:ascii="Arial" w:hAnsi="Arial" w:cs="Arial"/>
-          <w:bCs/>
-          <w:lang w:val="en-US"/>
-        </w:rPr>
-        <w:t>The</w:t>
-      </w:r>
-      <w:proofErr w:type="gramEnd"/>
-      <w:r>
-        <w:rPr>
-          <w:rFonts w:ascii="Arial" w:hAnsi="Arial" w:cs="Arial"/>
-          <w:bCs/>
-          <w:lang w:val="en-US"/>
-        </w:rPr>
-        <w:t xml:space="preserve"> application of digital scholarship provides an expansion to the core competitiveness of librarians new services which enables innovativeness and transformation of libraries. Students will be equipped with digital literacy skills; it affords instructors to approach teaching with innovation and scholars are also engaged to perform novel practices in scholarship acquisition. Digital scholarship is the umbrella under which all academic technologies </w:t>
-      </w:r>
-      <w:proofErr w:type="gramStart"/>
-      <w:r>
-        <w:rPr>
-          <w:rFonts w:ascii="Arial" w:hAnsi="Arial" w:cs="Arial"/>
-          <w:bCs/>
-          <w:lang w:val="en-US"/>
-        </w:rPr>
-        <w:t>comes</w:t>
-      </w:r>
-      <w:proofErr w:type="gramEnd"/>
-      <w:r>
-        <w:rPr>
-          <w:rFonts w:ascii="Arial" w:hAnsi="Arial" w:cs="Arial"/>
-          <w:bCs/>
-          <w:lang w:val="en-US"/>
-        </w:rPr>
-        <w:t xml:space="preserve"> under to foster collaboration </w:t>
-      </w:r>
-      <w:r>
-        <w:rPr>
-          <w:rFonts w:ascii="Arial" w:hAnsi="Arial" w:cs="Arial"/>
-          <w:bCs/>
-          <w:lang w:val="en-US"/>
-        </w:rPr>
-        <w:lastRenderedPageBreak/>
-        <w:t>and better learning experience. Originality/value This paper offers an insight of the role digital scholarship in promoting and advancing scholarship in the academic environment. It highlights a number of digital scholarship platform available in the library. It is observed that digital scholarship practices must be encouraged in the library because it facilitates the role of academic library which is to support teaching, learning and research."</w:t>
-      </w:r>
-    </w:p>
-    <w:p>
-      <w:pPr>
-        <w:spacing w:line="480" w:lineRule="auto"/>
-        <w:ind w:left="0" w:right="0" w:firstLine="0"/>
-        <w:rPr>
-          <w:rFonts w:ascii="Arial" w:hAnsi="Arial" w:cs="Arial"/>
-          <w:b/>
-          <w:lang w:val="en-US"/>
-        </w:rPr>
-      </w:pPr>
-      <w:r>
-        <w:rPr>
-          <w:rFonts w:ascii="Arial" w:hAnsi="Arial" w:cs="Arial"/>
-          <w:b/>
-          <w:lang w:val="en-US"/>
-        </w:rPr>
-        <w:t>The Library as a Digital Scholarship Hub</w:t>
-      </w:r>
-    </w:p>
-    <w:p>
-      <w:pPr>
-        <w:spacing w:line="480" w:lineRule="auto"/>
-        <w:ind w:left="720" w:right="720" w:firstLine="0"/>
-        <w:rPr>
-          <w:rFonts w:ascii="Arial" w:hAnsi="Arial" w:cs="Arial"/>
-          <w:bCs/>
-          <w:lang w:val="en-US"/>
-        </w:rPr>
-      </w:pPr>
-      <w:r>
-        <w:rPr>
-          <w:rFonts w:ascii="Arial" w:hAnsi="Arial" w:cs="Arial"/>
-          <w:bCs/>
-          <w:lang w:val="en-US"/>
-        </w:rPr>
-        <w:t xml:space="preserve">According to </w:t>
-      </w:r>
-      <w:r>
-        <w:rPr>
-          <w:rFonts w:ascii="Arial" w:hAnsi="Arial" w:cs="Arial"/>
-          <w:bCs/>
-          <w:lang w:val="en-US"/>
-        </w:rPr>
-        <w:t xml:space="preserve">Christine Abrigo </w:t>
-      </w:r>
-      <w:r>
-        <w:rPr>
-          <w:rFonts w:ascii="Arial" w:hAnsi="Arial" w:cs="Arial"/>
-          <w:bCs/>
-          <w:lang w:val="en-US"/>
-        </w:rPr>
-        <w:t xml:space="preserve">and </w:t>
-      </w:r>
-      <w:r>
-        <w:rPr>
-          <w:rFonts w:ascii="Arial" w:hAnsi="Arial" w:cs="Arial"/>
-          <w:bCs/>
-          <w:lang w:val="en-US"/>
-        </w:rPr>
-        <w:t xml:space="preserve">Donna Lyn </w:t>
-      </w:r>
-      <w:proofErr w:type="spellStart"/>
-      <w:r>
-        <w:rPr>
-          <w:rFonts w:ascii="Arial" w:hAnsi="Arial" w:cs="Arial"/>
-          <w:bCs/>
-          <w:lang w:val="en-US"/>
-        </w:rPr>
-        <w:t>Labangon</w:t>
-      </w:r>
-      <w:proofErr w:type="spellEnd"/>
-      <w:r>
-        <w:rPr>
-          <w:rFonts w:ascii="Arial" w:hAnsi="Arial" w:cs="Arial"/>
-          <w:bCs/>
-          <w:lang w:val="en-US"/>
-        </w:rPr>
-        <w:t xml:space="preserve"> (2021) “</w:t>
-      </w:r>
-      <w:r>
-        <w:rPr>
-          <w:rFonts w:ascii="Arial" w:hAnsi="Arial" w:cs="Arial"/>
-          <w:bCs/>
-          <w:lang w:val="en-US"/>
-        </w:rPr>
-        <w:t xml:space="preserve">With libraries now expected to be online and clients assuming that academic information resources are available and accessible publicly on the Internet anytime, the digital environment provided opportunities for the libraries to mature in their learning support for their school communities. This had been made even more pronounced when the COVID-19 pandemic affected the world over, moving all services and programs to shift heavily to the digital environment. While advanced libraries have been prominently embedding Library 4.0 in their learning support systems, the pandemic pushed many, if not all, libraries to consider developmental directions involving the heavy use of digital technologies in scholarship. This study aimed at exploring the digital scholarship (DS) </w:t>
-      </w:r>
-      <w:r>
-        <w:rPr>
-          <w:rFonts w:ascii="Arial" w:hAnsi="Arial" w:cs="Arial"/>
-          <w:bCs/>
-          <w:lang w:val="en-US"/>
-        </w:rPr>
-        <w:lastRenderedPageBreak/>
-        <w:t xml:space="preserve">service opportunities in libraries by means of benchmarking on the DS services and practices of the top higher education institution libraries in Asia in 2020, which endeavors to serve as baseline in coming up with a proposed DS hub development plan for Philippine academic libraries. The descriptive survey design using website investigation to screen data was employed, drawing up an instrument to contextualize the DS services mined from these websites, then categorized based on the determined and desired DS services environment. A DS services scan of the libraries of top-ranking Asian universities with that of the Philippines' best were mapped to get a perspective of the status of the latter's DS services, providing insights in coming up with a DS program plan. Data revealed that while leading Asian university libraries have moved away from the traditional types of services, content and framework, its Philippine counterparts' services were deemed emerging. Subject expertise upskilling among librarians in the fields of data research management, data services and digital technologies, as well as an intensified librarian engagement in DS partnerships and projects in the academic community were seen as opportunities for a responsive DS service. The output of this study has potential use in guiding Philippine </w:t>
-      </w:r>
-      <w:r>
-        <w:rPr>
-          <w:rFonts w:ascii="Arial" w:hAnsi="Arial" w:cs="Arial"/>
-          <w:bCs/>
-          <w:lang w:val="en-US"/>
-        </w:rPr>
-        <w:lastRenderedPageBreak/>
-        <w:t>academic libraries in coming up with their own framework and roadmap towards instituting their own DS services hub, to leverage learning support in their respective communities.</w:t>
-      </w:r>
-      <w:r>
-        <w:rPr>
-          <w:rFonts w:ascii="Arial" w:hAnsi="Arial" w:cs="Arial"/>
-          <w:bCs/>
-          <w:lang w:val="en-US"/>
-        </w:rPr>
-        <w:t>”</w:t>
-      </w:r>
-    </w:p>
-    <w:p>
-      <w:pPr>
-        <w:spacing w:line="480" w:lineRule="auto"/>
-        <w:ind w:left="0" w:right="0" w:firstLine="0"/>
-        <w:rPr>
-          <w:rFonts w:ascii="Arial" w:hAnsi="Arial" w:cs="Arial"/>
-          <w:b/>
-          <w:lang w:val="en-US"/>
-        </w:rPr>
-      </w:pPr>
-      <w:r>
-        <w:rPr>
-          <w:rFonts w:ascii="Arial" w:hAnsi="Arial" w:cs="Arial"/>
-          <w:b/>
-          <w:lang w:val="en-US"/>
-        </w:rPr>
-        <w:t>R2S: A REPOSITORY PLATFORM FOR RESEARCH OFFICES IN THE HIGHER EDUCATION INSTITUTION (HEI's) IN THE PHILIPPINES</w:t>
-      </w:r>
-    </w:p>
-    <w:p>
-      <w:pPr>
-        <w:spacing w:line="480" w:lineRule="auto"/>
-        <w:ind w:left="0" w:right="0" w:firstLine="720"/>
-        <w:rPr>
-          <w:rFonts w:ascii="Arial" w:hAnsi="Arial" w:cs="Arial"/>
-          <w:bCs/>
-          <w:lang w:val="en-US"/>
-        </w:rPr>
-      </w:pPr>
-      <w:r>
-        <w:rPr>
-          <w:rFonts w:ascii="Arial" w:hAnsi="Arial" w:cs="Arial"/>
-          <w:bCs/>
-          <w:lang w:val="en-US"/>
-        </w:rPr>
-        <w:t xml:space="preserve">We chose Chester </w:t>
-      </w:r>
-      <w:proofErr w:type="spellStart"/>
-      <w:r>
-        <w:rPr>
-          <w:rFonts w:ascii="Arial" w:hAnsi="Arial" w:cs="Arial"/>
-          <w:bCs/>
-          <w:lang w:val="en-US"/>
-        </w:rPr>
-        <w:t>Cofino</w:t>
-      </w:r>
-      <w:proofErr w:type="spellEnd"/>
-      <w:r>
-        <w:rPr>
-          <w:rFonts w:ascii="Arial" w:hAnsi="Arial" w:cs="Arial"/>
-          <w:bCs/>
-          <w:lang w:val="en-US"/>
-        </w:rPr>
-        <w:t xml:space="preserve">, Debbie B. </w:t>
-      </w:r>
-      <w:proofErr w:type="spellStart"/>
-      <w:r>
-        <w:rPr>
-          <w:rFonts w:ascii="Arial" w:hAnsi="Arial" w:cs="Arial"/>
-          <w:bCs/>
-          <w:lang w:val="en-US"/>
-        </w:rPr>
-        <w:t>Enquilino</w:t>
-      </w:r>
-      <w:proofErr w:type="spellEnd"/>
-      <w:r>
-        <w:rPr>
-          <w:rFonts w:ascii="Arial" w:hAnsi="Arial" w:cs="Arial"/>
-          <w:bCs/>
-          <w:lang w:val="en-US"/>
-        </w:rPr>
-        <w:t xml:space="preserve">, and Mark John </w:t>
-      </w:r>
-      <w:proofErr w:type="spellStart"/>
-      <w:r>
-        <w:rPr>
-          <w:rFonts w:ascii="Arial" w:hAnsi="Arial" w:cs="Arial"/>
-          <w:bCs/>
-          <w:lang w:val="en-US"/>
-        </w:rPr>
-        <w:t>Salao’s</w:t>
-      </w:r>
-      <w:proofErr w:type="spellEnd"/>
-      <w:r>
-        <w:rPr>
-          <w:rFonts w:ascii="Arial" w:hAnsi="Arial" w:cs="Arial"/>
-          <w:bCs/>
-          <w:lang w:val="en-US"/>
-        </w:rPr>
-        <w:t xml:space="preserve"> (2022) study, "R2S: A Repository Platform for Research Offices in Higher Education Institutions (HEIs) in the Philippines," as a related study because it addresses key challenges and solutions relevant to our project on the Digital Academic Repository System. The study highlights the importance of a central repository for managing and organizing academic theses and research outputs, a function central to our proposed system. </w:t>
-      </w:r>
-      <w:proofErr w:type="spellStart"/>
-      <w:r>
-        <w:rPr>
-          <w:rFonts w:ascii="Arial" w:hAnsi="Arial" w:cs="Arial"/>
-          <w:bCs/>
-          <w:lang w:val="en-US"/>
-        </w:rPr>
-        <w:t>Cofino</w:t>
-      </w:r>
-      <w:proofErr w:type="spellEnd"/>
-      <w:r>
-        <w:rPr>
-          <w:rFonts w:ascii="Arial" w:hAnsi="Arial" w:cs="Arial"/>
-          <w:bCs/>
-          <w:lang w:val="en-US"/>
-        </w:rPr>
-        <w:t xml:space="preserve">, </w:t>
-      </w:r>
-      <w:proofErr w:type="spellStart"/>
-      <w:r>
-        <w:rPr>
-          <w:rFonts w:ascii="Arial" w:hAnsi="Arial" w:cs="Arial"/>
-          <w:bCs/>
-          <w:lang w:val="en-US"/>
-        </w:rPr>
-        <w:t>Enquilino</w:t>
-      </w:r>
-      <w:proofErr w:type="spellEnd"/>
-      <w:r>
-        <w:rPr>
-          <w:rFonts w:ascii="Arial" w:hAnsi="Arial" w:cs="Arial"/>
-          <w:bCs/>
-          <w:lang w:val="en-US"/>
-        </w:rPr>
-        <w:t xml:space="preserve">, and </w:t>
-      </w:r>
-      <w:proofErr w:type="spellStart"/>
-      <w:r>
-        <w:rPr>
-          <w:rFonts w:ascii="Arial" w:hAnsi="Arial" w:cs="Arial"/>
-          <w:bCs/>
-          <w:lang w:val="en-US"/>
-        </w:rPr>
-        <w:t>Salao’s</w:t>
-      </w:r>
-      <w:proofErr w:type="spellEnd"/>
-      <w:r>
-        <w:rPr>
-          <w:rFonts w:ascii="Arial" w:hAnsi="Arial" w:cs="Arial"/>
-          <w:bCs/>
-          <w:lang w:val="en-US"/>
-        </w:rPr>
-        <w:t xml:space="preserve"> research shows that their R2S platform effectively handles issues such as file duplication and retrieval, providing a systematic approach to data management. Their conclusions confirm that a well-designed repository system can greatly benefit research offices by improving data accessibility, security, and efficiency. These insights are directly applicable to our study, as they illustrate the practical advantages and user requirements for effective digital repository systems in academic settings.</w:t>
-      </w:r>
-    </w:p>
-    <w:p>
-      <w:pPr>
-        <w:spacing w:line="480" w:lineRule="auto"/>
-        <w:ind w:left="0" w:right="0" w:firstLine="720"/>
-        <w:rPr>
-          <w:rFonts w:ascii="Arial" w:hAnsi="Arial" w:cs="Arial"/>
-          <w:bCs/>
-          <w:lang w:val="en-US"/>
-        </w:rPr>
-      </w:pPr>
+      </w:r>
     </w:p>
     <w:p>
       <w:pPr>
@@ -3817,156 +2473,22 @@
         <w:jc w:val="left"/>
         <w:rPr>
           <w:rFonts w:ascii="Arial" w:hAnsi="Arial" w:cs="Arial"/>
-          <w:b/>
-          <w:lang w:val="en-US"/>
-        </w:rPr>
-      </w:pPr>
-    </w:p>
-    <w:p>
-      <w:pPr>
-        <w:spacing w:line="480" w:lineRule="auto"/>
-        <w:ind w:left="0" w:right="0" w:firstLine="0"/>
-        <w:rPr>
-          <w:rFonts w:ascii="Arial" w:hAnsi="Arial" w:cs="Arial"/>
-          <w:b/>
-          <w:lang w:val="en-US"/>
-        </w:rPr>
-      </w:pPr>
-      <w:r>
-        <w:rPr>
-          <w:rFonts w:ascii="Arial" w:hAnsi="Arial" w:cs="Arial"/>
-          <w:b/>
-          <w:lang w:val="en-US"/>
-        </w:rPr>
-        <w:lastRenderedPageBreak/>
-        <w:t>RELATED STUDIES</w:t>
-      </w:r>
-    </w:p>
-    <w:p>
-      <w:pPr>
-        <w:spacing w:line="480" w:lineRule="auto"/>
-        <w:ind w:left="0" w:right="0" w:firstLine="0"/>
-        <w:rPr>
-          <w:rFonts w:ascii="Arial" w:hAnsi="Arial" w:cs="Arial"/>
-          <w:b/>
-          <w:lang w:val="en-US"/>
-        </w:rPr>
-      </w:pPr>
-      <w:bookmarkStart w:id="0" w:name="_Hlk175432050"/>
-      <w:r>
-        <w:rPr>
-          <w:rFonts w:ascii="Arial" w:hAnsi="Arial" w:cs="Arial"/>
-          <w:b/>
-          <w:lang w:val="en-US"/>
-        </w:rPr>
-        <w:t>Digital Transformation and Access to Scholarly Research: ETD Management and Digital Repository of Indian Agricultural System</w:t>
-      </w:r>
-    </w:p>
-    <w:bookmarkEnd w:id="0"/>
-    <w:p>
-      <w:pPr>
-        <w:spacing w:line="480" w:lineRule="auto"/>
-        <w:ind w:left="0" w:right="0" w:firstLine="0"/>
-        <w:rPr>
-          <w:rFonts w:ascii="Arial" w:hAnsi="Arial" w:cs="Arial"/>
-          <w:bCs/>
-          <w:lang w:val="en-US"/>
-        </w:rPr>
-      </w:pPr>
-      <w:r>
-        <w:rPr>
-          <w:rFonts w:ascii="Arial" w:hAnsi="Arial" w:cs="Arial"/>
-          <w:b/>
-          <w:lang w:val="en-US"/>
-        </w:rPr>
-        <w:tab/>
-      </w:r>
-      <w:proofErr w:type="spellStart"/>
-      <w:r>
-        <w:rPr>
-          <w:rFonts w:ascii="Arial" w:hAnsi="Arial" w:cs="Arial"/>
-          <w:bCs/>
-          <w:lang w:val="en-US"/>
-        </w:rPr>
-        <w:t>Neena</w:t>
-      </w:r>
-      <w:proofErr w:type="spellEnd"/>
-      <w:r>
-        <w:rPr>
-          <w:rFonts w:ascii="Arial" w:hAnsi="Arial" w:cs="Arial"/>
-          <w:bCs/>
-          <w:lang w:val="en-US"/>
-        </w:rPr>
-        <w:t xml:space="preserve"> Singh’s</w:t>
-      </w:r>
-      <w:r>
-        <w:rPr>
-          <w:rFonts w:ascii="Arial" w:hAnsi="Arial" w:cs="Arial"/>
-          <w:bCs/>
-          <w:lang w:val="en-US"/>
-        </w:rPr>
-        <w:t xml:space="preserve"> (202</w:t>
-      </w:r>
-      <w:r>
-        <w:rPr>
-          <w:rFonts w:ascii="Arial" w:hAnsi="Arial" w:cs="Arial"/>
-          <w:bCs/>
-          <w:lang w:val="en-US"/>
-        </w:rPr>
-        <w:t>3</w:t>
-      </w:r>
-      <w:r>
-        <w:rPr>
-          <w:rFonts w:ascii="Arial" w:hAnsi="Arial" w:cs="Arial"/>
-          <w:bCs/>
-          <w:lang w:val="en-US"/>
-        </w:rPr>
-        <w:t xml:space="preserve">) study is related to our study because it highlights the critical need for timely access to scholarly information in today’s knowledge-driven society. </w:t>
-      </w:r>
-      <w:r>
-        <w:rPr>
-          <w:rFonts w:ascii="Arial" w:hAnsi="Arial" w:cs="Arial"/>
-          <w:bCs/>
-          <w:lang w:val="en-US"/>
-        </w:rPr>
-        <w:t>Singh</w:t>
-      </w:r>
-      <w:r>
-        <w:rPr>
-          <w:rFonts w:ascii="Arial" w:hAnsi="Arial" w:cs="Arial"/>
-          <w:bCs/>
-          <w:lang w:val="en-US"/>
-        </w:rPr>
-        <w:t xml:space="preserve">'s work underscores the importance of digital repositories in addressing the challenges of underutilized physical research assets, such as theses and dissertations, and in promoting open access to scholarly work. This aligns with our study's focus on implementing a </w:t>
-      </w:r>
-      <w:r>
-        <w:rPr>
-          <w:rFonts w:ascii="Arial" w:hAnsi="Arial" w:cs="Arial"/>
-          <w:bCs/>
-          <w:lang w:val="en-US"/>
-        </w:rPr>
-        <w:t>digital academic repository system</w:t>
-      </w:r>
-      <w:r>
-        <w:rPr>
-          <w:rFonts w:ascii="Arial" w:hAnsi="Arial" w:cs="Arial"/>
-          <w:bCs/>
-          <w:lang w:val="en-US"/>
-        </w:rPr>
-        <w:t xml:space="preserve"> and archive</w:t>
-      </w:r>
-      <w:r>
-        <w:rPr>
-          <w:rFonts w:ascii="Arial" w:hAnsi="Arial" w:cs="Arial"/>
-          <w:bCs/>
-          <w:lang w:val="en-US"/>
-        </w:rPr>
-        <w:t>, which seeks to facilitate quicker access to research outputs, prevent duplication, and uphold academic integrity.</w:t>
-      </w:r>
-    </w:p>
-    <w:p>
-      <w:pPr>
-        <w:spacing w:line="480" w:lineRule="auto"/>
+          <w:bCs/>
+          <w:lang w:val="en-US"/>
+        </w:rPr>
+      </w:pPr>
+      <w:r>
+        <w:rPr>
+          <w:rFonts w:ascii="Arial" w:hAnsi="Arial" w:cs="Arial"/>
+          <w:bCs/>
+          <w:lang w:val="en-US"/>
+        </w:rPr>
+        <w:br w:type="page"/>
+      </w:r>
+    </w:p>
+    <w:p>
+      <w:pPr>
+        <w:spacing w:after="160" w:line="259" w:lineRule="auto"/>
         <w:ind w:left="0" w:right="0" w:firstLine="0"/>
         <w:jc w:val="center"/>
         <w:rPr>
@@ -3977,740 +2499,13 @@
       </w:pPr>
       <w:r>
         <w:rPr>
-          <w:noProof/>
-        </w:rPr>
-        <w:drawing>
-          <wp:inline distT="0" distB="0" distL="0" distR="0" wp14:anchorId="1FA63AB3" wp14:editId="48831094">
-            <wp:extent cx="4937094" cy="2846717"/>
-            <wp:effectExtent l="0" t="0" r="0" b="0"/>
-            <wp:docPr id="1" name="Picture 1" descr="Figure 3.Screen short of Krishikosh, the Digital Repository of National Agricultural Research and education system (NARES)."/>
-            <wp:cNvGraphicFramePr>
-              <a:graphicFrameLocks xmlns:a="http://schemas.openxmlformats.org/drawingml/2006/main" noChangeAspect="1"/>
-            </wp:cNvGraphicFramePr>
-            <a:graphic xmlns:a="http://schemas.openxmlformats.org/drawingml/2006/main">
-              <a:graphicData uri="http://schemas.openxmlformats.org/drawingml/2006/picture">
-                <pic:pic xmlns:pic="http://schemas.openxmlformats.org/drawingml/2006/picture">
-                  <pic:nvPicPr>
-                    <pic:cNvPr id="0" name="Picture 1" descr="Figure 3.Screen short of Krishikosh, the Digital Repository of National Agricultural Research and education system (NARES)."/>
-                    <pic:cNvPicPr>
-                      <a:picLocks noChangeAspect="1" noChangeArrowheads="1"/>
-                    </pic:cNvPicPr>
-                  </pic:nvPicPr>
-                  <pic:blipFill>
-                    <a:blip r:embed="rId8">
-                      <a:extLst>
-                        <a:ext uri="{28A0092B-C50C-407E-A947-70E740481C1C}">
-                          <a14:useLocalDpi xmlns:a14="http://schemas.microsoft.com/office/drawing/2010/main" val="0"/>
-                        </a:ext>
-                      </a:extLst>
-                    </a:blip>
-                    <a:srcRect/>
-                    <a:stretch>
-                      <a:fillRect/>
-                    </a:stretch>
-                  </pic:blipFill>
-                  <pic:spPr bwMode="auto">
-                    <a:xfrm>
-                      <a:off x="0" y="0"/>
-                      <a:ext cx="5087634" cy="2933518"/>
-                    </a:xfrm>
-                    <a:prstGeom prst="rect">
-                      <a:avLst/>
-                    </a:prstGeom>
-                    <a:noFill/>
-                    <a:ln>
-                      <a:noFill/>
-                    </a:ln>
-                  </pic:spPr>
-                </pic:pic>
-              </a:graphicData>
-            </a:graphic>
-          </wp:inline>
-        </w:drawing>
-      </w:r>
-    </w:p>
-    <w:p>
-      <w:pPr>
-        <w:spacing w:line="480" w:lineRule="auto"/>
-        <w:ind w:left="0" w:right="0" w:firstLine="0"/>
-        <w:jc w:val="center"/>
-        <w:rPr>
-          <w:rFonts w:ascii="Arial" w:hAnsi="Arial" w:cs="Arial"/>
-          <w:b/>
-          <w:i/>
-          <w:iCs/>
-          <w:lang w:val="en-US"/>
-        </w:rPr>
-      </w:pPr>
-      <w:r>
-        <w:rPr>
-          <w:rFonts w:ascii="Arial" w:hAnsi="Arial" w:cs="Arial"/>
-          <w:b/>
-          <w:i/>
-          <w:iCs/>
-          <w:lang w:val="en-US"/>
-        </w:rPr>
-        <w:t xml:space="preserve">FIGURE 1: </w:t>
-      </w:r>
-      <w:r>
-        <w:rPr>
-          <w:rFonts w:ascii="Arial" w:hAnsi="Arial" w:cs="Arial"/>
-          <w:b/>
-          <w:i/>
-          <w:iCs/>
-          <w:lang w:val="en-US"/>
-        </w:rPr>
-        <w:t>FOREIGN RELATED STUDY 1</w:t>
-      </w:r>
-    </w:p>
-    <w:p>
-      <w:pPr>
-        <w:spacing w:after="160" w:line="480" w:lineRule="auto"/>
-        <w:ind w:left="0" w:right="0" w:firstLine="0"/>
-        <w:jc w:val="left"/>
-        <w:rPr>
-          <w:rFonts w:ascii="Arial" w:hAnsi="Arial" w:cs="Arial"/>
-          <w:b/>
-          <w:lang w:val="en-US"/>
-        </w:rPr>
-      </w:pPr>
-      <w:r>
-        <w:rPr>
-          <w:rFonts w:ascii="Arial" w:hAnsi="Arial" w:cs="Arial"/>
-          <w:b/>
-          <w:lang w:val="en-US"/>
-        </w:rPr>
-        <w:lastRenderedPageBreak/>
-        <w:t>Importance of Digital Library in Academic Institutions</w:t>
-      </w:r>
-    </w:p>
-    <w:p>
-      <w:pPr>
-        <w:spacing w:after="160" w:line="480" w:lineRule="auto"/>
-        <w:ind w:left="0" w:right="0" w:firstLine="720"/>
-        <w:rPr>
-          <w:rFonts w:ascii="Arial" w:hAnsi="Arial" w:cs="Arial"/>
-          <w:b/>
-          <w:lang w:val="en-US"/>
-        </w:rPr>
-      </w:pPr>
-      <w:r>
-        <w:rPr>
-          <w:rFonts w:ascii="Arial" w:hAnsi="Arial" w:cs="Arial"/>
-          <w:bCs/>
-          <w:lang w:val="en-US"/>
-        </w:rPr>
-        <w:t xml:space="preserve">We chose Anupam Chanda's (2021) study as a related study because it highlights the crucial role </w:t>
-      </w:r>
-      <w:proofErr w:type="gramStart"/>
-      <w:r>
-        <w:rPr>
-          <w:rFonts w:ascii="Arial" w:hAnsi="Arial" w:cs="Arial"/>
-          <w:bCs/>
-          <w:lang w:val="en-US"/>
-        </w:rPr>
-        <w:t>that digital libraries</w:t>
-      </w:r>
-      <w:proofErr w:type="gramEnd"/>
-      <w:r>
-        <w:rPr>
-          <w:rFonts w:ascii="Arial" w:hAnsi="Arial" w:cs="Arial"/>
-          <w:bCs/>
-          <w:lang w:val="en-US"/>
-        </w:rPr>
-        <w:t xml:space="preserve"> play in modern academic institutions and provides insights directly applicable to our project. Chanda's findings indicate that a significant majority of academic users are not only aware of digital library systems but also actively use them for their studies, with 82.36% acknowledging their importance.</w:t>
-      </w:r>
-      <w:r>
-        <w:rPr>
-          <w:rFonts w:ascii="Arial" w:hAnsi="Arial" w:cs="Arial"/>
-          <w:bCs/>
-          <w:lang w:val="en-US"/>
-        </w:rPr>
-        <w:t xml:space="preserve"> </w:t>
-      </w:r>
-      <w:r>
-        <w:rPr>
-          <w:rFonts w:ascii="Arial" w:hAnsi="Arial" w:cs="Arial"/>
-          <w:bCs/>
-          <w:lang w:val="en-US"/>
-        </w:rPr>
-        <w:t xml:space="preserve">Chanda concludes that digital libraries are essential for providing easy and widespread access to resources, saving both time and space for users, and reducing the need for physical visits to libraries. These findings underscore the importance of our study on the </w:t>
-      </w:r>
-      <w:r>
-        <w:rPr>
-          <w:rFonts w:ascii="Arial" w:hAnsi="Arial" w:cs="Arial"/>
-          <w:bCs/>
-          <w:lang w:val="en-US"/>
-        </w:rPr>
-        <w:t>proposal</w:t>
-      </w:r>
-      <w:r>
-        <w:rPr>
-          <w:rFonts w:ascii="Arial" w:hAnsi="Arial" w:cs="Arial"/>
-          <w:bCs/>
-          <w:lang w:val="en-US"/>
-        </w:rPr>
-        <w:t>, highlighting the ongoing need for digital solutions in academic settings and the potential impact of our project in overcoming</w:t>
-      </w:r>
-      <w:r>
-        <w:rPr>
-          <w:rFonts w:ascii="Arial" w:hAnsi="Arial" w:cs="Arial"/>
-          <w:b/>
-          <w:lang w:val="en-US"/>
-        </w:rPr>
-        <w:t xml:space="preserve"> </w:t>
-      </w:r>
-      <w:r>
-        <w:rPr>
-          <w:rFonts w:ascii="Arial" w:hAnsi="Arial" w:cs="Arial"/>
-          <w:bCs/>
-          <w:lang w:val="en-US"/>
-        </w:rPr>
-        <w:t>some of the barriers identified by Chanda.</w:t>
-      </w:r>
-    </w:p>
-    <w:p>
-      <w:pPr>
-        <w:spacing w:line="480" w:lineRule="auto"/>
-        <w:ind w:left="0" w:right="0" w:firstLine="0"/>
-        <w:jc w:val="center"/>
-        <w:rPr>
-          <w:rFonts w:ascii="Arial" w:hAnsi="Arial" w:cs="Arial"/>
-          <w:bCs/>
-          <w:lang w:val="en-US"/>
-        </w:rPr>
-      </w:pPr>
-      <w:r>
-        <w:rPr>
-          <w:rFonts w:ascii="Arial" w:hAnsi="Arial" w:cs="Arial"/>
-          <w:bCs/>
-          <w:noProof/>
-          <w:lang w:val="en-US"/>
-        </w:rPr>
-        <w:drawing>
-          <wp:inline distT="0" distB="0" distL="0" distR="0" wp14:anchorId="7E3255DD" wp14:editId="78650E71">
-            <wp:extent cx="4710851" cy="2932981"/>
-            <wp:effectExtent l="0" t="0" r="0" b="1270"/>
-            <wp:docPr id="2" name="Picture 2"/>
-            <wp:cNvGraphicFramePr>
-              <a:graphicFrameLocks xmlns:a="http://schemas.openxmlformats.org/drawingml/2006/main" noChangeAspect="1"/>
-            </wp:cNvGraphicFramePr>
-            <a:graphic xmlns:a="http://schemas.openxmlformats.org/drawingml/2006/main">
-              <a:graphicData uri="http://schemas.openxmlformats.org/drawingml/2006/picture">
-                <pic:pic xmlns:pic="http://schemas.openxmlformats.org/drawingml/2006/picture">
-                  <pic:nvPicPr>
-                    <pic:cNvPr id="0" name="Picture 3"/>
-                    <pic:cNvPicPr>
-                      <a:picLocks noChangeAspect="1" noChangeArrowheads="1"/>
-                    </pic:cNvPicPr>
-                  </pic:nvPicPr>
-                  <pic:blipFill>
-                    <a:blip r:embed="rId9">
-                      <a:extLst>
-                        <a:ext uri="{28A0092B-C50C-407E-A947-70E740481C1C}">
-                          <a14:useLocalDpi xmlns:a14="http://schemas.microsoft.com/office/drawing/2010/main" val="0"/>
-                        </a:ext>
-                      </a:extLst>
-                    </a:blip>
-                    <a:srcRect/>
-                    <a:stretch>
-                      <a:fillRect/>
-                    </a:stretch>
-                  </pic:blipFill>
-                  <pic:spPr bwMode="auto">
-                    <a:xfrm>
-                      <a:off x="0" y="0"/>
-                      <a:ext cx="4744335" cy="2953828"/>
-                    </a:xfrm>
-                    <a:prstGeom prst="rect">
-                      <a:avLst/>
-                    </a:prstGeom>
-                    <a:noFill/>
-                    <a:ln>
-                      <a:noFill/>
-                    </a:ln>
-                  </pic:spPr>
-                </pic:pic>
-              </a:graphicData>
-            </a:graphic>
-          </wp:inline>
-        </w:drawing>
-      </w:r>
-    </w:p>
-    <w:p>
-      <w:pPr>
-        <w:spacing w:line="480" w:lineRule="auto"/>
-        <w:ind w:left="0" w:right="0" w:firstLine="0"/>
-        <w:jc w:val="center"/>
-        <w:rPr>
-          <w:rFonts w:ascii="Arial" w:hAnsi="Arial" w:cs="Arial"/>
-          <w:b/>
-          <w:i/>
-          <w:iCs/>
-          <w:lang w:val="en-US"/>
-        </w:rPr>
-      </w:pPr>
-      <w:r>
-        <w:rPr>
-          <w:rFonts w:ascii="Arial" w:hAnsi="Arial" w:cs="Arial"/>
-          <w:b/>
-          <w:i/>
-          <w:iCs/>
-          <w:lang w:val="en-US"/>
-        </w:rPr>
-        <w:t xml:space="preserve">FIGURE </w:t>
-      </w:r>
-      <w:r>
-        <w:rPr>
-          <w:rFonts w:ascii="Arial" w:hAnsi="Arial" w:cs="Arial"/>
-          <w:b/>
-          <w:i/>
-          <w:iCs/>
-          <w:lang w:val="en-US"/>
-        </w:rPr>
-        <w:t>2</w:t>
-      </w:r>
-      <w:r>
-        <w:rPr>
-          <w:rFonts w:ascii="Arial" w:hAnsi="Arial" w:cs="Arial"/>
-          <w:b/>
-          <w:i/>
-          <w:iCs/>
-          <w:lang w:val="en-US"/>
-        </w:rPr>
-        <w:t xml:space="preserve">: </w:t>
-      </w:r>
-      <w:r>
-        <w:rPr>
-          <w:rFonts w:ascii="Arial" w:hAnsi="Arial" w:cs="Arial"/>
-          <w:b/>
-          <w:i/>
-          <w:iCs/>
-          <w:lang w:val="en-US"/>
-        </w:rPr>
-        <w:t>FOREIGN RELATED STUDY 2</w:t>
-      </w:r>
-    </w:p>
-    <w:p>
-      <w:pPr>
-        <w:spacing w:line="480" w:lineRule="auto"/>
-        <w:ind w:left="0" w:right="0" w:firstLine="0"/>
-        <w:rPr>
-          <w:rFonts w:ascii="Arial" w:hAnsi="Arial" w:cs="Arial"/>
-          <w:b/>
-          <w:lang w:val="en-US"/>
-        </w:rPr>
-      </w:pPr>
-      <w:r>
-        <w:rPr>
-          <w:rFonts w:ascii="Arial" w:hAnsi="Arial" w:cs="Arial"/>
-          <w:b/>
-          <w:lang w:val="en-US"/>
-        </w:rPr>
-        <w:lastRenderedPageBreak/>
-        <w:t>DEVELOPING A RECORD ARCHIVING SYSTEM IN EASTERN VISAYAS STATE UNIVERSITY – BURAUEN CAMPUS</w:t>
-      </w:r>
-    </w:p>
-    <w:p>
-      <w:pPr>
-        <w:spacing w:line="480" w:lineRule="auto"/>
-        <w:ind w:left="0" w:right="0" w:firstLine="720"/>
-        <w:rPr>
-          <w:rFonts w:ascii="Arial" w:hAnsi="Arial" w:cs="Arial"/>
-          <w:bCs/>
-          <w:lang w:val="en-US"/>
-        </w:rPr>
-      </w:pPr>
-      <w:r>
-        <w:rPr>
-          <w:rFonts w:ascii="Arial" w:hAnsi="Arial" w:cs="Arial"/>
-          <w:bCs/>
-          <w:lang w:val="en-US"/>
-        </w:rPr>
-        <w:t xml:space="preserve">We chose Elpidio </w:t>
-      </w:r>
-      <w:proofErr w:type="spellStart"/>
-      <w:r>
-        <w:rPr>
-          <w:rFonts w:ascii="Arial" w:hAnsi="Arial" w:cs="Arial"/>
-          <w:bCs/>
-          <w:lang w:val="en-US"/>
-        </w:rPr>
-        <w:t>Cabitlada</w:t>
-      </w:r>
-      <w:proofErr w:type="spellEnd"/>
-      <w:r>
-        <w:rPr>
-          <w:rFonts w:ascii="Arial" w:hAnsi="Arial" w:cs="Arial"/>
-          <w:bCs/>
-          <w:lang w:val="en-US"/>
-        </w:rPr>
-        <w:t xml:space="preserve"> Villarosa's (2021) study</w:t>
-      </w:r>
-      <w:r>
-        <w:rPr>
-          <w:rFonts w:ascii="Arial" w:hAnsi="Arial" w:cs="Arial"/>
-          <w:bCs/>
-          <w:lang w:val="en-US"/>
-        </w:rPr>
-        <w:t xml:space="preserve"> </w:t>
-      </w:r>
-      <w:r>
-        <w:rPr>
-          <w:rFonts w:ascii="Arial" w:hAnsi="Arial" w:cs="Arial"/>
-          <w:bCs/>
-          <w:lang w:val="en-US"/>
-        </w:rPr>
-        <w:t>because it addresses key issues related to transitioning from paper-based to digital records management. Villarosa's focus on creating a paperless system, improving data retrieval, and ensuring reliable backups aligns with our DARA project’s goal of enhancing the management, storage, and accessibility of academic records. His findings provide valuable insights for developing our centralized digital repository and addressing similar challenges in academic settings.</w:t>
-      </w:r>
-    </w:p>
-    <w:p>
-      <w:pPr>
-        <w:spacing w:line="480" w:lineRule="auto"/>
-        <w:ind w:left="0" w:right="0" w:firstLine="0"/>
-        <w:jc w:val="center"/>
-        <w:rPr>
-          <w:rFonts w:ascii="Arial" w:hAnsi="Arial" w:cs="Arial"/>
-          <w:bCs/>
-          <w:lang w:val="en-US"/>
-        </w:rPr>
-      </w:pPr>
-      <w:r>
-        <w:rPr>
-          <w:rFonts w:ascii="Arial" w:hAnsi="Arial" w:cs="Arial"/>
-          <w:bCs/>
-          <w:noProof/>
-          <w:lang w:val="en-US"/>
-        </w:rPr>
-        <w:drawing>
-          <wp:inline distT="0" distB="0" distL="0" distR="0" wp14:anchorId="69104235" wp14:editId="2C684BF1">
-            <wp:extent cx="4380147" cy="3818534"/>
-            <wp:effectExtent l="0" t="0" r="1905" b="0"/>
-            <wp:docPr id="3" name="Picture 3"/>
-            <wp:cNvGraphicFramePr>
-              <a:graphicFrameLocks xmlns:a="http://schemas.openxmlformats.org/drawingml/2006/main" noChangeAspect="1"/>
-            </wp:cNvGraphicFramePr>
-            <a:graphic xmlns:a="http://schemas.openxmlformats.org/drawingml/2006/main">
-              <a:graphicData uri="http://schemas.openxmlformats.org/drawingml/2006/picture">
-                <pic:pic xmlns:pic="http://schemas.openxmlformats.org/drawingml/2006/picture">
-                  <pic:nvPicPr>
-                    <pic:cNvPr id="0" name="Picture 4"/>
-                    <pic:cNvPicPr>
-                      <a:picLocks noChangeAspect="1" noChangeArrowheads="1"/>
-                    </pic:cNvPicPr>
-                  </pic:nvPicPr>
-                  <pic:blipFill>
-                    <a:blip r:embed="rId10">
-                      <a:extLst>
-                        <a:ext uri="{28A0092B-C50C-407E-A947-70E740481C1C}">
-                          <a14:useLocalDpi xmlns:a14="http://schemas.microsoft.com/office/drawing/2010/main" val="0"/>
-                        </a:ext>
-                      </a:extLst>
-                    </a:blip>
-                    <a:srcRect/>
-                    <a:stretch>
-                      <a:fillRect/>
-                    </a:stretch>
-                  </pic:blipFill>
-                  <pic:spPr bwMode="auto">
-                    <a:xfrm>
-                      <a:off x="0" y="0"/>
-                      <a:ext cx="4454076" cy="3882984"/>
-                    </a:xfrm>
-                    <a:prstGeom prst="rect">
-                      <a:avLst/>
-                    </a:prstGeom>
-                    <a:noFill/>
-                    <a:ln>
-                      <a:noFill/>
-                    </a:ln>
-                  </pic:spPr>
-                </pic:pic>
-              </a:graphicData>
-            </a:graphic>
-          </wp:inline>
-        </w:drawing>
-      </w:r>
-    </w:p>
-    <w:p>
-      <w:pPr>
-        <w:spacing w:line="480" w:lineRule="auto"/>
-        <w:ind w:left="0" w:right="0" w:firstLine="0"/>
-        <w:jc w:val="center"/>
-        <w:rPr>
-          <w:rFonts w:ascii="Arial" w:hAnsi="Arial" w:cs="Arial"/>
-          <w:b/>
-          <w:i/>
-          <w:iCs/>
-          <w:lang w:val="en-US"/>
-        </w:rPr>
-      </w:pPr>
-      <w:r>
-        <w:rPr>
-          <w:rFonts w:ascii="Arial" w:hAnsi="Arial" w:cs="Arial"/>
-          <w:b/>
-          <w:i/>
-          <w:iCs/>
-          <w:lang w:val="en-US"/>
-        </w:rPr>
-        <w:t xml:space="preserve">FIGURE </w:t>
-      </w:r>
-      <w:r>
-        <w:rPr>
-          <w:rFonts w:ascii="Arial" w:hAnsi="Arial" w:cs="Arial"/>
-          <w:b/>
-          <w:i/>
-          <w:iCs/>
-          <w:lang w:val="en-US"/>
-        </w:rPr>
-        <w:t>3</w:t>
-      </w:r>
-      <w:r>
-        <w:rPr>
-          <w:rFonts w:ascii="Arial" w:hAnsi="Arial" w:cs="Arial"/>
-          <w:b/>
-          <w:i/>
-          <w:iCs/>
-          <w:lang w:val="en-US"/>
-        </w:rPr>
-        <w:t xml:space="preserve">: </w:t>
-      </w:r>
-      <w:r>
-        <w:rPr>
-          <w:rFonts w:ascii="Arial" w:hAnsi="Arial" w:cs="Arial"/>
-          <w:b/>
-          <w:i/>
-          <w:iCs/>
-          <w:lang w:val="en-US"/>
-        </w:rPr>
-        <w:t>LOCAL RELATED STUDY 1</w:t>
-      </w:r>
-    </w:p>
-    <w:p>
-      <w:pPr>
-        <w:spacing w:line="480" w:lineRule="auto"/>
-        <w:ind w:left="0" w:right="0" w:firstLine="0"/>
-        <w:rPr>
-          <w:rFonts w:ascii="Arial" w:hAnsi="Arial" w:cs="Arial"/>
-          <w:bCs/>
-          <w:lang w:val="en-US"/>
-        </w:rPr>
-      </w:pPr>
-      <w:r>
-        <w:rPr>
-          <w:rFonts w:ascii="Arial" w:hAnsi="Arial" w:cs="Arial"/>
-          <w:b/>
-          <w:lang w:val="en-US"/>
-        </w:rPr>
-        <w:lastRenderedPageBreak/>
-        <w:t>Case Study of the Deployment of Mobile Library Resources Application (</w:t>
-      </w:r>
-      <w:proofErr w:type="spellStart"/>
-      <w:r>
-        <w:rPr>
-          <w:rFonts w:ascii="Arial" w:hAnsi="Arial" w:cs="Arial"/>
-          <w:b/>
-          <w:lang w:val="en-US"/>
-        </w:rPr>
-        <w:t>MoLiRA</w:t>
-      </w:r>
-      <w:proofErr w:type="spellEnd"/>
-      <w:r>
-        <w:rPr>
-          <w:rFonts w:ascii="Arial" w:hAnsi="Arial" w:cs="Arial"/>
-          <w:b/>
-          <w:lang w:val="en-US"/>
-        </w:rPr>
-        <w:t>) in Academic Institution</w:t>
-      </w:r>
-    </w:p>
-    <w:p>
-      <w:pPr>
-        <w:spacing w:line="480" w:lineRule="auto"/>
-        <w:ind w:left="0" w:right="0" w:firstLine="0"/>
-        <w:rPr>
-          <w:rFonts w:ascii="Arial" w:hAnsi="Arial" w:cs="Arial"/>
-          <w:bCs/>
-          <w:lang w:val="en-US"/>
-        </w:rPr>
-      </w:pPr>
-      <w:r>
-        <w:rPr>
-          <w:rFonts w:ascii="Arial" w:hAnsi="Arial" w:cs="Arial"/>
-          <w:bCs/>
-          <w:lang w:val="en-US"/>
-        </w:rPr>
-        <w:tab/>
-      </w:r>
-      <w:r>
-        <w:rPr>
-          <w:rFonts w:ascii="Arial" w:hAnsi="Arial" w:cs="Arial"/>
-          <w:bCs/>
-          <w:lang w:val="en-US"/>
-        </w:rPr>
-        <w:t xml:space="preserve">We selected Jose </w:t>
-      </w:r>
-      <w:proofErr w:type="spellStart"/>
-      <w:r>
-        <w:rPr>
-          <w:rFonts w:ascii="Arial" w:hAnsi="Arial" w:cs="Arial"/>
-          <w:bCs/>
-          <w:lang w:val="en-US"/>
-        </w:rPr>
-        <w:t>Naldrix</w:t>
-      </w:r>
-      <w:proofErr w:type="spellEnd"/>
-      <w:r>
-        <w:rPr>
-          <w:rFonts w:ascii="Arial" w:hAnsi="Arial" w:cs="Arial"/>
-          <w:bCs/>
-          <w:lang w:val="en-US"/>
-        </w:rPr>
-        <w:t xml:space="preserve"> D. Rivera's (2021) study, because it explores how mobile technology can enhance library services. Rivera's research demonstrates the effectiveness of mobile applications in providing access to diverse library resources, which is pertinent to our DARA project. The findings on user satisfaction and mobile accessibility offer useful insights for incorporating advanced features into our digital repository, aiming to improve how academic records are managed and accessed.</w:t>
-      </w:r>
-    </w:p>
-    <w:p>
-      <w:pPr>
-        <w:spacing w:line="480" w:lineRule="auto"/>
-        <w:ind w:left="0" w:right="0" w:firstLine="0"/>
-        <w:jc w:val="center"/>
-        <w:rPr>
-          <w:rFonts w:ascii="Arial" w:hAnsi="Arial" w:cs="Arial"/>
-          <w:bCs/>
-          <w:lang w:val="en-US"/>
-        </w:rPr>
-      </w:pPr>
-      <w:r>
-        <w:rPr>
-          <w:rFonts w:ascii="Arial" w:hAnsi="Arial" w:cs="Arial"/>
-          <w:bCs/>
-          <w:noProof/>
-          <w:lang w:val="en-US"/>
-        </w:rPr>
-        <w:drawing>
-          <wp:inline distT="0" distB="0" distL="0" distR="0" wp14:anchorId="1F895D70" wp14:editId="0CCDD454">
-            <wp:extent cx="4944408" cy="4072270"/>
-            <wp:effectExtent l="0" t="0" r="8890" b="4445"/>
-            <wp:docPr id="4" name="Picture 4"/>
-            <wp:cNvGraphicFramePr>
-              <a:graphicFrameLocks xmlns:a="http://schemas.openxmlformats.org/drawingml/2006/main" noChangeAspect="1"/>
-            </wp:cNvGraphicFramePr>
-            <a:graphic xmlns:a="http://schemas.openxmlformats.org/drawingml/2006/main">
-              <a:graphicData uri="http://schemas.openxmlformats.org/drawingml/2006/picture">
-                <pic:pic xmlns:pic="http://schemas.openxmlformats.org/drawingml/2006/picture">
-                  <pic:nvPicPr>
-                    <pic:cNvPr id="1" name=""/>
-                    <pic:cNvPicPr/>
-                  </pic:nvPicPr>
-                  <pic:blipFill>
-                    <a:blip r:embed="rId11"/>
-                    <a:stretch>
-                      <a:fillRect/>
-                    </a:stretch>
-                  </pic:blipFill>
-                  <pic:spPr>
-                    <a:xfrm>
-                      <a:off x="0" y="0"/>
-                      <a:ext cx="4989466" cy="4109380"/>
-                    </a:xfrm>
-                    <a:prstGeom prst="rect">
-                      <a:avLst/>
-                    </a:prstGeom>
-                  </pic:spPr>
-                </pic:pic>
-              </a:graphicData>
-            </a:graphic>
-          </wp:inline>
-        </w:drawing>
-      </w:r>
-    </w:p>
-    <w:p>
-      <w:pPr>
-        <w:spacing w:line="480" w:lineRule="auto"/>
-        <w:ind w:left="0" w:right="0" w:firstLine="0"/>
-        <w:jc w:val="center"/>
-        <w:rPr>
-          <w:rFonts w:ascii="Arial" w:hAnsi="Arial" w:cs="Arial"/>
-          <w:b/>
-          <w:i/>
-          <w:iCs/>
-          <w:lang w:val="en-US"/>
-        </w:rPr>
-      </w:pPr>
-      <w:r>
-        <w:rPr>
-          <w:rFonts w:ascii="Arial" w:hAnsi="Arial" w:cs="Arial"/>
-          <w:b/>
-          <w:i/>
-          <w:iCs/>
-          <w:lang w:val="en-US"/>
-        </w:rPr>
-        <w:t xml:space="preserve">FIGURE </w:t>
-      </w:r>
-      <w:r>
-        <w:rPr>
-          <w:rFonts w:ascii="Arial" w:hAnsi="Arial" w:cs="Arial"/>
-          <w:b/>
-          <w:i/>
-          <w:iCs/>
-          <w:lang w:val="en-US"/>
-        </w:rPr>
-        <w:t>4</w:t>
-      </w:r>
-      <w:r>
-        <w:rPr>
-          <w:rFonts w:ascii="Arial" w:hAnsi="Arial" w:cs="Arial"/>
-          <w:b/>
-          <w:i/>
-          <w:iCs/>
-          <w:lang w:val="en-US"/>
-        </w:rPr>
-        <w:t xml:space="preserve">: </w:t>
-      </w:r>
-      <w:r>
-        <w:rPr>
-          <w:rFonts w:ascii="Arial" w:hAnsi="Arial" w:cs="Arial"/>
-          <w:b/>
-          <w:i/>
-          <w:iCs/>
-          <w:lang w:val="en-US"/>
-        </w:rPr>
-        <w:t>LOCAL RELATED STUDY 2</w:t>
-      </w:r>
-    </w:p>
-    <w:p>
-      <w:pPr>
-        <w:spacing w:line="480" w:lineRule="auto"/>
-        <w:ind w:left="0" w:right="0" w:firstLine="0"/>
-        <w:jc w:val="center"/>
-        <w:rPr>
           <w:rFonts w:ascii="Arial" w:hAnsi="Arial" w:cs="Arial"/>
           <w:b/>
           <w:sz w:val="28"/>
           <w:szCs w:val="28"/>
           <w:lang w:val="en-US"/>
         </w:rPr>
-      </w:pPr>
-      <w:r>
-        <w:rPr>
-          <w:rFonts w:ascii="Arial" w:hAnsi="Arial" w:cs="Arial"/>
-          <w:b/>
-          <w:sz w:val="28"/>
-          <w:szCs w:val="28"/>
-          <w:lang w:val="en-US"/>
-        </w:rPr>
         <w:lastRenderedPageBreak/>
-        <w:t>CHAPTER 3</w:t>
-      </w:r>
-      <w:r>
-        <w:rPr>
-          <w:rFonts w:ascii="Arial" w:hAnsi="Arial" w:cs="Arial"/>
-          <w:b/>
-          <w:sz w:val="28"/>
-          <w:szCs w:val="28"/>
-          <w:lang w:val="en-US"/>
-        </w:rPr>
-        <w:br/>
         <w:t>TECHNICALITY OF THE PROJECT</w:t>
       </w:r>
     </w:p>
@@ -4774,1411 +2569,6 @@
     </w:p>
     <w:p>
       <w:pPr>
-        <w:spacing w:after="0" w:line="480" w:lineRule="auto"/>
-        <w:ind w:left="0"/>
-        <w:rPr>
-          <w:rFonts w:ascii="Arial" w:hAnsi="Arial" w:cs="Arial"/>
-          <w:b/>
-          <w:bCs/>
-          <w:sz w:val="28"/>
-          <w:szCs w:val="28"/>
-          <w:lang w:val="en-US"/>
-        </w:rPr>
-      </w:pPr>
-      <w:r>
-        <w:rPr>
-          <w:rFonts w:ascii="Arial" w:hAnsi="Arial" w:cs="Arial"/>
-          <w:b/>
-          <w:bCs/>
-          <w:sz w:val="28"/>
-          <w:szCs w:val="28"/>
-          <w:lang w:val="en-US"/>
-        </w:rPr>
-        <w:lastRenderedPageBreak/>
-        <w:t>DETAILS OF THE TECHNOLOGY</w:t>
-      </w:r>
-    </w:p>
-    <w:p>
-      <w:pPr>
-        <w:spacing w:line="480" w:lineRule="auto"/>
-        <w:ind w:left="0"/>
-        <w:rPr>
-          <w:rFonts w:ascii="Arial" w:hAnsi="Arial" w:cs="Arial"/>
-          <w:b/>
-          <w:bCs/>
-          <w:sz w:val="28"/>
-          <w:szCs w:val="28"/>
-          <w:lang w:val="en-US"/>
-        </w:rPr>
-      </w:pPr>
-      <w:r>
-        <w:rPr>
-          <w:rFonts w:ascii="Arial" w:hAnsi="Arial" w:cs="Arial"/>
-          <w:b/>
-          <w:bCs/>
-          <w:sz w:val="28"/>
-          <w:szCs w:val="28"/>
-          <w:lang w:val="en-US"/>
-        </w:rPr>
-        <w:t>SOFTWARE</w:t>
-      </w:r>
-    </w:p>
-    <w:tbl>
-      <w:tblPr>
-        <w:tblStyle w:val="TableGrid"/>
-        <w:tblW w:w="0" w:type="auto"/>
-        <w:jc w:val="center"/>
-        <w:tblLook w:val="04A0" w:firstRow="1" w:lastRow="0" w:firstColumn="1" w:lastColumn="0" w:noHBand="0" w:noVBand="1"/>
-      </w:tblPr>
-      <w:tblGrid>
-        <w:gridCol w:w="2306"/>
-        <w:gridCol w:w="5604"/>
-      </w:tblGrid>
-      <w:tr>
-        <w:trPr>
-          <w:trHeight w:val="512"/>
-          <w:jc w:val="center"/>
-        </w:trPr>
-        <w:tc>
-          <w:tcPr>
-            <w:tcW w:w="2335" w:type="dxa"/>
-            <w:vAlign w:val="center"/>
-          </w:tcPr>
-          <w:p>
-            <w:pPr>
-              <w:spacing w:after="0" w:line="240" w:lineRule="auto"/>
-              <w:jc w:val="center"/>
-              <w:rPr>
-                <w:rFonts w:ascii="Arial" w:hAnsi="Arial" w:cs="Arial"/>
-                <w:b/>
-                <w:bCs/>
-                <w:lang w:val="en-US"/>
-              </w:rPr>
-            </w:pPr>
-            <w:r>
-              <w:rPr>
-                <w:rFonts w:ascii="Arial" w:hAnsi="Arial" w:cs="Arial"/>
-                <w:b/>
-                <w:bCs/>
-                <w:lang w:val="en-US"/>
-              </w:rPr>
-              <w:t>Software</w:t>
-            </w:r>
-          </w:p>
-        </w:tc>
-        <w:tc>
-          <w:tcPr>
-            <w:tcW w:w="6295" w:type="dxa"/>
-            <w:vAlign w:val="center"/>
-          </w:tcPr>
-          <w:p>
-            <w:pPr>
-              <w:spacing w:after="0" w:line="240" w:lineRule="auto"/>
-              <w:ind w:left="0" w:right="0"/>
-              <w:jc w:val="center"/>
-              <w:rPr>
-                <w:rFonts w:ascii="Arial" w:hAnsi="Arial" w:cs="Arial"/>
-                <w:b/>
-                <w:bCs/>
-                <w:lang w:val="en-US"/>
-              </w:rPr>
-            </w:pPr>
-            <w:r>
-              <w:rPr>
-                <w:rFonts w:ascii="Arial" w:hAnsi="Arial" w:cs="Arial"/>
-                <w:b/>
-                <w:bCs/>
-                <w:lang w:val="en-US"/>
-              </w:rPr>
-              <w:t>Definition</w:t>
-            </w:r>
-          </w:p>
-        </w:tc>
-      </w:tr>
-      <w:tr>
-        <w:trPr>
-          <w:trHeight w:val="1097"/>
-          <w:jc w:val="center"/>
-        </w:trPr>
-        <w:tc>
-          <w:tcPr>
-            <w:tcW w:w="2335" w:type="dxa"/>
-            <w:vAlign w:val="center"/>
-          </w:tcPr>
-          <w:p>
-            <w:pPr>
-              <w:spacing w:after="0" w:line="240" w:lineRule="auto"/>
-              <w:jc w:val="center"/>
-              <w:rPr>
-                <w:rFonts w:ascii="Arial" w:hAnsi="Arial" w:cs="Arial"/>
-                <w:b/>
-                <w:bCs/>
-                <w:lang w:val="en-US"/>
-              </w:rPr>
-            </w:pPr>
-            <w:r>
-              <w:rPr>
-                <w:rFonts w:ascii="Arial" w:hAnsi="Arial" w:cs="Arial"/>
-                <w:b/>
-                <w:bCs/>
-                <w:lang w:val="en-US"/>
-              </w:rPr>
-              <w:t>Database</w:t>
-            </w:r>
-          </w:p>
-        </w:tc>
-        <w:tc>
-          <w:tcPr>
-            <w:tcW w:w="6295" w:type="dxa"/>
-            <w:vAlign w:val="center"/>
-          </w:tcPr>
-          <w:p>
-            <w:pPr>
-              <w:spacing w:after="0" w:line="240" w:lineRule="auto"/>
-              <w:ind w:left="0" w:right="0"/>
-              <w:rPr>
-                <w:rFonts w:ascii="Arial" w:hAnsi="Arial" w:cs="Arial"/>
-                <w:lang w:val="en-US"/>
-              </w:rPr>
-            </w:pPr>
-            <w:r>
-              <w:rPr>
-                <w:rFonts w:ascii="Arial" w:hAnsi="Arial" w:cs="Arial"/>
-                <w:lang w:val="en-US"/>
-              </w:rPr>
-              <w:t>A structured collection of data that is organized and accessible in various ways. It is commonly used to store and manage information efficiently.</w:t>
-            </w:r>
-          </w:p>
-        </w:tc>
-      </w:tr>
-      <w:tr>
-        <w:trPr>
-          <w:trHeight w:val="521"/>
-          <w:jc w:val="center"/>
-        </w:trPr>
-        <w:tc>
-          <w:tcPr>
-            <w:tcW w:w="2335" w:type="dxa"/>
-            <w:vAlign w:val="center"/>
-          </w:tcPr>
-          <w:p>
-            <w:pPr>
-              <w:spacing w:after="0" w:line="240" w:lineRule="auto"/>
-              <w:jc w:val="center"/>
-              <w:rPr>
-                <w:rFonts w:ascii="Arial" w:hAnsi="Arial" w:cs="Arial"/>
-                <w:b/>
-                <w:bCs/>
-                <w:lang w:val="en-US"/>
-              </w:rPr>
-            </w:pPr>
-            <w:r>
-              <w:rPr>
-                <w:rFonts w:ascii="Arial" w:hAnsi="Arial" w:cs="Arial"/>
-                <w:b/>
-                <w:bCs/>
-                <w:lang w:val="en-US"/>
-              </w:rPr>
-              <w:t>Any Free Web</w:t>
-            </w:r>
-            <w:r>
-              <w:rPr>
-                <w:rFonts w:ascii="Arial" w:hAnsi="Arial" w:cs="Arial"/>
-                <w:b/>
-                <w:bCs/>
-                <w:lang w:val="en-US"/>
-              </w:rPr>
-              <w:br/>
-              <w:t>Browser</w:t>
-            </w:r>
-          </w:p>
-        </w:tc>
-        <w:tc>
-          <w:tcPr>
-            <w:tcW w:w="6295" w:type="dxa"/>
-            <w:vAlign w:val="center"/>
-          </w:tcPr>
-          <w:p>
-            <w:pPr>
-              <w:spacing w:after="0" w:line="240" w:lineRule="auto"/>
-              <w:ind w:left="0" w:right="0"/>
-              <w:rPr>
-                <w:rFonts w:ascii="Arial" w:hAnsi="Arial" w:cs="Arial"/>
-                <w:lang w:val="en-US"/>
-              </w:rPr>
-            </w:pPr>
-            <w:r>
-              <w:rPr>
-                <w:rFonts w:ascii="Arial" w:hAnsi="Arial" w:cs="Arial"/>
-                <w:lang w:val="en-US"/>
-              </w:rPr>
-              <w:t>A software application used to access information on the World Wide Web. Examples include Google Chrome, Mozilla Firefox, and Microsoft Edge, among others.</w:t>
-            </w:r>
-          </w:p>
-        </w:tc>
-      </w:tr>
-      <w:tr>
-        <w:trPr>
-          <w:trHeight w:val="1115"/>
-          <w:jc w:val="center"/>
-        </w:trPr>
-        <w:tc>
-          <w:tcPr>
-            <w:tcW w:w="2335" w:type="dxa"/>
-            <w:vAlign w:val="center"/>
-          </w:tcPr>
-          <w:p>
-            <w:pPr>
-              <w:spacing w:after="0" w:line="240" w:lineRule="auto"/>
-              <w:jc w:val="center"/>
-              <w:rPr>
-                <w:rFonts w:ascii="Arial" w:hAnsi="Arial" w:cs="Arial"/>
-                <w:b/>
-                <w:bCs/>
-                <w:lang w:val="en-US"/>
-              </w:rPr>
-            </w:pPr>
-            <w:r>
-              <w:rPr>
-                <w:rFonts w:ascii="Arial" w:hAnsi="Arial" w:cs="Arial"/>
-                <w:b/>
-                <w:bCs/>
-                <w:lang w:val="en-US"/>
-              </w:rPr>
-              <w:t>Operating System</w:t>
-            </w:r>
-          </w:p>
-        </w:tc>
-        <w:tc>
-          <w:tcPr>
-            <w:tcW w:w="6295" w:type="dxa"/>
-            <w:vAlign w:val="center"/>
-          </w:tcPr>
-          <w:p>
-            <w:pPr>
-              <w:spacing w:after="0" w:line="240" w:lineRule="auto"/>
-              <w:ind w:left="0" w:right="0"/>
-              <w:rPr>
-                <w:rFonts w:ascii="Arial" w:hAnsi="Arial" w:cs="Arial"/>
-                <w:lang w:val="en-US"/>
-              </w:rPr>
-            </w:pPr>
-            <w:r>
-              <w:rPr>
-                <w:rFonts w:ascii="Arial" w:hAnsi="Arial" w:cs="Arial"/>
-                <w:lang w:val="en-US"/>
-              </w:rPr>
-              <w:t>Software that manages computer hardware and provides services for computer programs. Examples include Windows, macOS, Linux, and Android.</w:t>
-            </w:r>
-          </w:p>
-        </w:tc>
-      </w:tr>
-      <w:tr>
-        <w:trPr>
-          <w:trHeight w:val="1088"/>
-          <w:jc w:val="center"/>
-        </w:trPr>
-        <w:tc>
-          <w:tcPr>
-            <w:tcW w:w="2335" w:type="dxa"/>
-            <w:vAlign w:val="center"/>
-          </w:tcPr>
-          <w:p>
-            <w:pPr>
-              <w:spacing w:after="0" w:line="240" w:lineRule="auto"/>
-              <w:jc w:val="center"/>
-              <w:rPr>
-                <w:rFonts w:ascii="Arial" w:hAnsi="Arial" w:cs="Arial"/>
-                <w:b/>
-                <w:bCs/>
-                <w:lang w:val="en-US"/>
-              </w:rPr>
-            </w:pPr>
-            <w:r>
-              <w:rPr>
-                <w:rFonts w:ascii="Arial" w:hAnsi="Arial" w:cs="Arial"/>
-                <w:b/>
-                <w:bCs/>
-                <w:lang w:val="en-US"/>
-              </w:rPr>
-              <w:t>PHP</w:t>
-            </w:r>
-          </w:p>
-        </w:tc>
-        <w:tc>
-          <w:tcPr>
-            <w:tcW w:w="6295" w:type="dxa"/>
-            <w:vAlign w:val="center"/>
-          </w:tcPr>
-          <w:p>
-            <w:pPr>
-              <w:spacing w:after="0" w:line="240" w:lineRule="auto"/>
-              <w:ind w:left="0" w:right="0"/>
-              <w:rPr>
-                <w:rFonts w:ascii="Arial" w:hAnsi="Arial" w:cs="Arial"/>
-                <w:lang w:val="en-US"/>
-              </w:rPr>
-            </w:pPr>
-            <w:r>
-              <w:rPr>
-                <w:rFonts w:ascii="Arial" w:hAnsi="Arial" w:cs="Arial"/>
-                <w:lang w:val="en-US"/>
-              </w:rPr>
-              <w:t>A popular scripting language used for web development to create dynamic and interactive web pages. It is often embedded into HTML and runs on a web server.</w:t>
-            </w:r>
-          </w:p>
-        </w:tc>
-      </w:tr>
-      <w:tr>
-        <w:trPr>
-          <w:trHeight w:val="64"/>
-          <w:jc w:val="center"/>
-        </w:trPr>
-        <w:tc>
-          <w:tcPr>
-            <w:tcW w:w="2335" w:type="dxa"/>
-            <w:vAlign w:val="center"/>
-          </w:tcPr>
-          <w:p>
-            <w:pPr>
-              <w:spacing w:after="0" w:line="240" w:lineRule="auto"/>
-              <w:jc w:val="center"/>
-              <w:rPr>
-                <w:rFonts w:ascii="Arial" w:hAnsi="Arial" w:cs="Arial"/>
-                <w:b/>
-                <w:bCs/>
-                <w:lang w:val="en-US"/>
-              </w:rPr>
-            </w:pPr>
-            <w:r>
-              <w:rPr>
-                <w:rFonts w:ascii="Arial" w:hAnsi="Arial" w:cs="Arial"/>
-                <w:b/>
-                <w:bCs/>
-                <w:lang w:val="en-US"/>
-              </w:rPr>
-              <w:t>Visual Studio Code</w:t>
-            </w:r>
-          </w:p>
-        </w:tc>
-        <w:tc>
-          <w:tcPr>
-            <w:tcW w:w="6295" w:type="dxa"/>
-            <w:vAlign w:val="center"/>
-          </w:tcPr>
-          <w:p>
-            <w:pPr>
-              <w:spacing w:after="0" w:line="240" w:lineRule="auto"/>
-              <w:ind w:left="0" w:right="0"/>
-              <w:rPr>
-                <w:rFonts w:ascii="Arial" w:hAnsi="Arial" w:cs="Arial"/>
-                <w:lang w:val="en-US"/>
-              </w:rPr>
-            </w:pPr>
-            <w:r>
-              <w:rPr>
-                <w:rFonts w:ascii="Arial" w:hAnsi="Arial" w:cs="Arial"/>
-                <w:lang w:val="en-US"/>
-              </w:rPr>
-              <w:t>A free source-code editor developed by Microsoft for Windows, Linux, and macOS. It supports debugging, syntax highlighting, and intelligent code completion.</w:t>
-            </w:r>
-          </w:p>
-        </w:tc>
-      </w:tr>
-      <w:tr>
-        <w:trPr>
-          <w:trHeight w:val="1385"/>
-          <w:jc w:val="center"/>
-        </w:trPr>
-        <w:tc>
-          <w:tcPr>
-            <w:tcW w:w="2335" w:type="dxa"/>
-            <w:vAlign w:val="center"/>
-          </w:tcPr>
-          <w:p>
-            <w:pPr>
-              <w:spacing w:after="0" w:line="240" w:lineRule="auto"/>
-              <w:jc w:val="center"/>
-              <w:rPr>
-                <w:rFonts w:ascii="Arial" w:hAnsi="Arial" w:cs="Arial"/>
-                <w:b/>
-                <w:bCs/>
-                <w:lang w:val="en-US"/>
-              </w:rPr>
-            </w:pPr>
-            <w:r>
-              <w:rPr>
-                <w:rFonts w:ascii="Arial" w:hAnsi="Arial" w:cs="Arial"/>
-                <w:b/>
-                <w:bCs/>
-                <w:lang w:val="en-US"/>
-              </w:rPr>
-              <w:t>XAMPP</w:t>
-            </w:r>
-          </w:p>
-        </w:tc>
-        <w:tc>
-          <w:tcPr>
-            <w:tcW w:w="6295" w:type="dxa"/>
-            <w:vAlign w:val="center"/>
-          </w:tcPr>
-          <w:p>
-            <w:pPr>
-              <w:spacing w:after="0" w:line="240" w:lineRule="auto"/>
-              <w:ind w:left="0" w:right="0"/>
-              <w:rPr>
-                <w:rFonts w:ascii="Arial" w:hAnsi="Arial" w:cs="Arial"/>
-                <w:lang w:val="en-US"/>
-              </w:rPr>
-            </w:pPr>
-            <w:r>
-              <w:rPr>
-                <w:rFonts w:ascii="Arial" w:hAnsi="Arial" w:cs="Arial"/>
-                <w:lang w:val="en-US"/>
-              </w:rPr>
-              <w:t>A free and open-source cross-platform web server solution stack package developed by Apache Friends. It includes Apache HTTP Server, MySQL database, and interpreters for scripts written in PHP and Perl.</w:t>
-            </w:r>
-          </w:p>
-        </w:tc>
-      </w:tr>
-    </w:tbl>
-    <w:p>
-      <w:pPr>
-        <w:spacing w:before="240" w:line="480" w:lineRule="auto"/>
-        <w:jc w:val="center"/>
-        <w:rPr>
-          <w:rFonts w:ascii="Arial" w:hAnsi="Arial" w:cs="Arial"/>
-          <w:b/>
-          <w:bCs/>
-          <w:i/>
-          <w:iCs/>
-          <w:lang w:val="en-US"/>
-        </w:rPr>
-      </w:pPr>
-      <w:r>
-        <w:rPr>
-          <w:rFonts w:ascii="Arial" w:hAnsi="Arial" w:cs="Arial"/>
-          <w:b/>
-          <w:bCs/>
-          <w:i/>
-          <w:iCs/>
-          <w:lang w:val="en-US"/>
-        </w:rPr>
-        <w:t>Table 1: Software Development Requirements</w:t>
-      </w:r>
-    </w:p>
-    <w:p>
-      <w:pPr>
-        <w:spacing w:line="480" w:lineRule="auto"/>
-        <w:rPr>
-          <w:rFonts w:ascii="Arial" w:hAnsi="Arial" w:cs="Arial"/>
-          <w:b/>
-          <w:bCs/>
-          <w:sz w:val="28"/>
-          <w:szCs w:val="28"/>
-          <w:lang w:val="en-US"/>
-        </w:rPr>
-      </w:pPr>
-    </w:p>
-    <w:p>
-      <w:pPr>
-        <w:spacing w:line="480" w:lineRule="auto"/>
-        <w:rPr>
-          <w:rFonts w:ascii="Arial" w:hAnsi="Arial" w:cs="Arial"/>
-          <w:b/>
-          <w:bCs/>
-          <w:sz w:val="28"/>
-          <w:szCs w:val="28"/>
-          <w:lang w:val="en-US"/>
-        </w:rPr>
-      </w:pPr>
-    </w:p>
-    <w:p>
-      <w:pPr>
-        <w:spacing w:line="480" w:lineRule="auto"/>
-        <w:rPr>
-          <w:rFonts w:ascii="Arial" w:hAnsi="Arial" w:cs="Arial"/>
-          <w:b/>
-          <w:bCs/>
-          <w:sz w:val="28"/>
-          <w:szCs w:val="28"/>
-          <w:lang w:val="en-US"/>
-        </w:rPr>
-      </w:pPr>
-    </w:p>
-    <w:p>
-      <w:pPr>
-        <w:spacing w:line="480" w:lineRule="auto"/>
-        <w:rPr>
-          <w:rFonts w:ascii="Arial" w:hAnsi="Arial" w:cs="Arial"/>
-          <w:b/>
-          <w:bCs/>
-          <w:sz w:val="28"/>
-          <w:szCs w:val="28"/>
-          <w:lang w:val="en-US"/>
-        </w:rPr>
-      </w:pPr>
-      <w:r>
-        <w:rPr>
-          <w:rFonts w:ascii="Arial" w:hAnsi="Arial" w:cs="Arial"/>
-          <w:b/>
-          <w:bCs/>
-          <w:sz w:val="28"/>
-          <w:szCs w:val="28"/>
-          <w:lang w:val="en-US"/>
-        </w:rPr>
-        <w:lastRenderedPageBreak/>
-        <w:t>HARDWARE</w:t>
-      </w:r>
-    </w:p>
-    <w:tbl>
-      <w:tblPr>
-        <w:tblStyle w:val="TableGrid"/>
-        <w:tblW w:w="0" w:type="auto"/>
-        <w:jc w:val="center"/>
-        <w:tblLook w:val="04A0" w:firstRow="1" w:lastRow="0" w:firstColumn="1" w:lastColumn="0" w:noHBand="0" w:noVBand="1"/>
-      </w:tblPr>
-      <w:tblGrid>
-        <w:gridCol w:w="2330"/>
-        <w:gridCol w:w="5580"/>
-      </w:tblGrid>
-      <w:tr>
-        <w:trPr>
-          <w:trHeight w:val="440"/>
-          <w:jc w:val="center"/>
-        </w:trPr>
-        <w:tc>
-          <w:tcPr>
-            <w:tcW w:w="2335" w:type="dxa"/>
-            <w:vAlign w:val="center"/>
-          </w:tcPr>
-          <w:p>
-            <w:pPr>
-              <w:spacing w:after="0" w:line="240" w:lineRule="auto"/>
-              <w:jc w:val="center"/>
-              <w:rPr>
-                <w:rFonts w:ascii="Arial" w:hAnsi="Arial" w:cs="Arial"/>
-                <w:b/>
-                <w:bCs/>
-                <w:lang w:val="en-US"/>
-              </w:rPr>
-            </w:pPr>
-            <w:r>
-              <w:rPr>
-                <w:rFonts w:ascii="Arial" w:hAnsi="Arial" w:cs="Arial"/>
-                <w:b/>
-                <w:bCs/>
-                <w:lang w:val="en-US"/>
-              </w:rPr>
-              <w:t>Hardware</w:t>
-            </w:r>
-          </w:p>
-        </w:tc>
-        <w:tc>
-          <w:tcPr>
-            <w:tcW w:w="6295" w:type="dxa"/>
-            <w:vAlign w:val="center"/>
-          </w:tcPr>
-          <w:p>
-            <w:pPr>
-              <w:spacing w:after="0" w:line="240" w:lineRule="auto"/>
-              <w:ind w:left="0" w:right="0"/>
-              <w:jc w:val="center"/>
-              <w:rPr>
-                <w:rFonts w:ascii="Arial" w:hAnsi="Arial" w:cs="Arial"/>
-                <w:b/>
-                <w:bCs/>
-                <w:lang w:val="en-US"/>
-              </w:rPr>
-            </w:pPr>
-            <w:r>
-              <w:rPr>
-                <w:rFonts w:ascii="Arial" w:hAnsi="Arial" w:cs="Arial"/>
-                <w:b/>
-                <w:bCs/>
-                <w:lang w:val="en-US"/>
-              </w:rPr>
-              <w:t>Definition</w:t>
-            </w:r>
-          </w:p>
-        </w:tc>
-      </w:tr>
-      <w:tr>
-        <w:trPr>
-          <w:trHeight w:val="1349"/>
-          <w:jc w:val="center"/>
-        </w:trPr>
-        <w:tc>
-          <w:tcPr>
-            <w:tcW w:w="2335" w:type="dxa"/>
-            <w:vAlign w:val="center"/>
-          </w:tcPr>
-          <w:p>
-            <w:pPr>
-              <w:spacing w:after="0" w:line="240" w:lineRule="auto"/>
-              <w:jc w:val="center"/>
-              <w:rPr>
-                <w:rFonts w:ascii="Arial" w:hAnsi="Arial" w:cs="Arial"/>
-                <w:b/>
-                <w:bCs/>
-                <w:lang w:val="en-US"/>
-              </w:rPr>
-            </w:pPr>
-            <w:r>
-              <w:rPr>
-                <w:rFonts w:ascii="Arial" w:hAnsi="Arial" w:cs="Arial"/>
-                <w:b/>
-                <w:bCs/>
-                <w:lang w:val="en-US"/>
-              </w:rPr>
-              <w:t>Solid State Drive (SSD)</w:t>
-            </w:r>
-          </w:p>
-        </w:tc>
-        <w:tc>
-          <w:tcPr>
-            <w:tcW w:w="6295" w:type="dxa"/>
-            <w:vAlign w:val="center"/>
-          </w:tcPr>
-          <w:p>
-            <w:pPr>
-              <w:spacing w:after="0" w:line="240" w:lineRule="auto"/>
-              <w:ind w:left="0" w:right="0"/>
-              <w:rPr>
-                <w:rFonts w:ascii="Arial" w:hAnsi="Arial" w:cs="Arial"/>
-                <w:lang w:val="en-US"/>
-              </w:rPr>
-            </w:pPr>
-            <w:r>
-              <w:rPr>
-                <w:rFonts w:ascii="Arial" w:hAnsi="Arial" w:cs="Arial"/>
-                <w:lang w:val="en-US"/>
-              </w:rPr>
-              <w:t>A storage device that uses integrated circuit assemblies to store data persistently. SSDs typically offer faster data access and retrieval than traditional mechanical hard disk drives (HDDs).</w:t>
-            </w:r>
-          </w:p>
-        </w:tc>
-      </w:tr>
-      <w:tr>
-        <w:trPr>
-          <w:trHeight w:val="1430"/>
-          <w:jc w:val="center"/>
-        </w:trPr>
-        <w:tc>
-          <w:tcPr>
-            <w:tcW w:w="2335" w:type="dxa"/>
-            <w:vAlign w:val="center"/>
-          </w:tcPr>
-          <w:p>
-            <w:pPr>
-              <w:spacing w:after="0" w:line="240" w:lineRule="auto"/>
-              <w:jc w:val="center"/>
-              <w:rPr>
-                <w:rFonts w:ascii="Arial" w:hAnsi="Arial" w:cs="Arial"/>
-                <w:b/>
-                <w:bCs/>
-                <w:lang w:val="en-US"/>
-              </w:rPr>
-            </w:pPr>
-            <w:r>
-              <w:rPr>
-                <w:rFonts w:ascii="Arial" w:hAnsi="Arial" w:cs="Arial"/>
-                <w:b/>
-                <w:bCs/>
-                <w:lang w:val="en-US"/>
-              </w:rPr>
-              <w:t>Keyboard</w:t>
-            </w:r>
-          </w:p>
-        </w:tc>
-        <w:tc>
-          <w:tcPr>
-            <w:tcW w:w="6295" w:type="dxa"/>
-            <w:vAlign w:val="center"/>
-          </w:tcPr>
-          <w:p>
-            <w:pPr>
-              <w:spacing w:after="0" w:line="240" w:lineRule="auto"/>
-              <w:ind w:left="0" w:right="0"/>
-              <w:rPr>
-                <w:rFonts w:ascii="Arial" w:hAnsi="Arial" w:cs="Arial"/>
-                <w:lang w:val="en-US"/>
-              </w:rPr>
-            </w:pPr>
-            <w:r>
-              <w:rPr>
-                <w:rFonts w:ascii="Arial" w:hAnsi="Arial" w:cs="Arial"/>
-                <w:lang w:val="en-US"/>
-              </w:rPr>
-              <w:t>An input device used for typing text and executing commands on a computer. Keyboards usually consist of alphanumeric keys, function keys, and special keys for navigation and control.</w:t>
-            </w:r>
-          </w:p>
-        </w:tc>
-      </w:tr>
-      <w:tr>
-        <w:trPr>
-          <w:trHeight w:val="1430"/>
-          <w:jc w:val="center"/>
-        </w:trPr>
-        <w:tc>
-          <w:tcPr>
-            <w:tcW w:w="2335" w:type="dxa"/>
-            <w:vAlign w:val="center"/>
-          </w:tcPr>
-          <w:p>
-            <w:pPr>
-              <w:spacing w:after="0" w:line="240" w:lineRule="auto"/>
-              <w:jc w:val="center"/>
-              <w:rPr>
-                <w:rFonts w:ascii="Arial" w:hAnsi="Arial" w:cs="Arial"/>
-                <w:b/>
-                <w:bCs/>
-                <w:lang w:val="en-US"/>
-              </w:rPr>
-            </w:pPr>
-            <w:r>
-              <w:rPr>
-                <w:rFonts w:ascii="Arial" w:hAnsi="Arial" w:cs="Arial"/>
-                <w:b/>
-                <w:bCs/>
-                <w:lang w:val="en-US"/>
-              </w:rPr>
-              <w:t>Monitor</w:t>
-            </w:r>
-          </w:p>
-        </w:tc>
-        <w:tc>
-          <w:tcPr>
-            <w:tcW w:w="6295" w:type="dxa"/>
-            <w:vAlign w:val="center"/>
-          </w:tcPr>
-          <w:p>
-            <w:pPr>
-              <w:spacing w:after="0" w:line="240" w:lineRule="auto"/>
-              <w:ind w:left="0" w:right="0"/>
-              <w:rPr>
-                <w:rFonts w:ascii="Arial" w:hAnsi="Arial" w:cs="Arial"/>
-                <w:lang w:val="en-US"/>
-              </w:rPr>
-            </w:pPr>
-            <w:r>
-              <w:rPr>
-                <w:rFonts w:ascii="Arial" w:hAnsi="Arial" w:cs="Arial"/>
-                <w:lang w:val="en-US"/>
-              </w:rPr>
-              <w:t>A display screen for computers and other electronic devices. Monitors provide visual output from the computer, allowing users to view text, graphics, and videos.</w:t>
-            </w:r>
-          </w:p>
-        </w:tc>
-      </w:tr>
-      <w:tr>
-        <w:trPr>
-          <w:trHeight w:val="1520"/>
-          <w:jc w:val="center"/>
-        </w:trPr>
-        <w:tc>
-          <w:tcPr>
-            <w:tcW w:w="2335" w:type="dxa"/>
-            <w:vAlign w:val="center"/>
-          </w:tcPr>
-          <w:p>
-            <w:pPr>
-              <w:spacing w:after="0" w:line="240" w:lineRule="auto"/>
-              <w:jc w:val="center"/>
-              <w:rPr>
-                <w:rFonts w:ascii="Arial" w:hAnsi="Arial" w:cs="Arial"/>
-                <w:b/>
-                <w:bCs/>
-                <w:lang w:val="en-US"/>
-              </w:rPr>
-            </w:pPr>
-            <w:r>
-              <w:rPr>
-                <w:rFonts w:ascii="Arial" w:hAnsi="Arial" w:cs="Arial"/>
-                <w:b/>
-                <w:bCs/>
-                <w:lang w:val="en-US"/>
-              </w:rPr>
-              <w:t>Mouse</w:t>
-            </w:r>
-          </w:p>
-        </w:tc>
-        <w:tc>
-          <w:tcPr>
-            <w:tcW w:w="6295" w:type="dxa"/>
-            <w:vAlign w:val="center"/>
-          </w:tcPr>
-          <w:p>
-            <w:pPr>
-              <w:spacing w:after="0" w:line="240" w:lineRule="auto"/>
-              <w:ind w:left="0" w:right="0"/>
-              <w:rPr>
-                <w:rFonts w:ascii="Arial" w:hAnsi="Arial" w:cs="Arial"/>
-                <w:lang w:val="en-US"/>
-              </w:rPr>
-            </w:pPr>
-            <w:r>
-              <w:rPr>
-                <w:rFonts w:ascii="Arial" w:hAnsi="Arial" w:cs="Arial"/>
-                <w:lang w:val="en-US"/>
-              </w:rPr>
-              <w:t>A pointing device that detects two-dimensional motion relative to a surface. It allows users to interact with graphical user interfaces by moving a cursor and selecting items on the screen.</w:t>
-            </w:r>
-          </w:p>
-        </w:tc>
-      </w:tr>
-      <w:tr>
-        <w:trPr>
-          <w:trHeight w:val="1799"/>
-          <w:jc w:val="center"/>
-        </w:trPr>
-        <w:tc>
-          <w:tcPr>
-            <w:tcW w:w="2335" w:type="dxa"/>
-            <w:vAlign w:val="center"/>
-          </w:tcPr>
-          <w:p>
-            <w:pPr>
-              <w:spacing w:after="0" w:line="240" w:lineRule="auto"/>
-              <w:jc w:val="center"/>
-              <w:rPr>
-                <w:rFonts w:ascii="Arial" w:hAnsi="Arial" w:cs="Arial"/>
-                <w:b/>
-                <w:bCs/>
-                <w:lang w:val="en-US"/>
-              </w:rPr>
-            </w:pPr>
-            <w:r>
-              <w:rPr>
-                <w:rFonts w:ascii="Arial" w:hAnsi="Arial" w:cs="Arial"/>
-                <w:b/>
-                <w:bCs/>
-                <w:lang w:val="en-US"/>
-              </w:rPr>
-              <w:t>Power Supply Unit</w:t>
-            </w:r>
-          </w:p>
-        </w:tc>
-        <w:tc>
-          <w:tcPr>
-            <w:tcW w:w="6295" w:type="dxa"/>
-            <w:vAlign w:val="center"/>
-          </w:tcPr>
-          <w:p>
-            <w:pPr>
-              <w:spacing w:after="0" w:line="240" w:lineRule="auto"/>
-              <w:ind w:left="0" w:right="0"/>
-              <w:rPr>
-                <w:rFonts w:ascii="Arial" w:hAnsi="Arial" w:cs="Arial"/>
-                <w:lang w:val="en-US"/>
-              </w:rPr>
-            </w:pPr>
-            <w:r>
-              <w:rPr>
-                <w:rFonts w:ascii="Arial" w:hAnsi="Arial" w:cs="Arial"/>
-                <w:lang w:val="en-US"/>
-              </w:rPr>
-              <w:t>A hardware component that supplies electrical power to a computer or other electronic devices. PSUs convert mains AC electricity to low-voltage regulated DC power for the internal components of the computer.</w:t>
-            </w:r>
-          </w:p>
-        </w:tc>
-      </w:tr>
-      <w:tr>
-        <w:trPr>
-          <w:trHeight w:val="1736"/>
-          <w:jc w:val="center"/>
-        </w:trPr>
-        <w:tc>
-          <w:tcPr>
-            <w:tcW w:w="2335" w:type="dxa"/>
-            <w:vAlign w:val="center"/>
-          </w:tcPr>
-          <w:p>
-            <w:pPr>
-              <w:spacing w:after="0" w:line="240" w:lineRule="auto"/>
-              <w:jc w:val="center"/>
-              <w:rPr>
-                <w:rFonts w:ascii="Arial" w:hAnsi="Arial" w:cs="Arial"/>
-                <w:b/>
-                <w:bCs/>
-                <w:lang w:val="en-US"/>
-              </w:rPr>
-            </w:pPr>
-            <w:r>
-              <w:rPr>
-                <w:rFonts w:ascii="Arial" w:hAnsi="Arial" w:cs="Arial"/>
-                <w:b/>
-                <w:bCs/>
-                <w:lang w:val="en-US"/>
-              </w:rPr>
-              <w:t>Central Processing Unit</w:t>
-            </w:r>
-          </w:p>
-        </w:tc>
-        <w:tc>
-          <w:tcPr>
-            <w:tcW w:w="6295" w:type="dxa"/>
-            <w:vAlign w:val="center"/>
-          </w:tcPr>
-          <w:p>
-            <w:pPr>
-              <w:spacing w:after="0" w:line="240" w:lineRule="auto"/>
-              <w:ind w:left="0" w:right="0"/>
-              <w:rPr>
-                <w:rFonts w:ascii="Arial" w:hAnsi="Arial" w:cs="Arial"/>
-                <w:lang w:val="en-US"/>
-              </w:rPr>
-            </w:pPr>
-            <w:r>
-              <w:rPr>
-                <w:rFonts w:ascii="Arial" w:hAnsi="Arial" w:cs="Arial"/>
-                <w:lang w:val="en-US"/>
-              </w:rPr>
-              <w:t>The primary component of a computer that performs instructions defined by software. The CPU is often referred to as the brain of the computer and executes arithmetic, logical, control, and input/output operations specified by instructions.</w:t>
-            </w:r>
-          </w:p>
-        </w:tc>
-      </w:tr>
-      <w:tr>
-        <w:trPr>
-          <w:trHeight w:val="1736"/>
-          <w:jc w:val="center"/>
-        </w:trPr>
-        <w:tc>
-          <w:tcPr>
-            <w:tcW w:w="2335" w:type="dxa"/>
-            <w:vAlign w:val="center"/>
-          </w:tcPr>
-          <w:p>
-            <w:pPr>
-              <w:spacing w:after="0" w:line="240" w:lineRule="auto"/>
-              <w:jc w:val="center"/>
-              <w:rPr>
-                <w:rFonts w:ascii="Arial" w:hAnsi="Arial" w:cs="Arial"/>
-                <w:b/>
-                <w:bCs/>
-                <w:lang w:val="en-US"/>
-              </w:rPr>
-            </w:pPr>
-            <w:r>
-              <w:rPr>
-                <w:rFonts w:ascii="Arial" w:hAnsi="Arial" w:cs="Arial"/>
-                <w:b/>
-                <w:bCs/>
-                <w:lang w:val="en-US"/>
-              </w:rPr>
-              <w:t>Random Access Memory</w:t>
-            </w:r>
-          </w:p>
-        </w:tc>
-        <w:tc>
-          <w:tcPr>
-            <w:tcW w:w="6295" w:type="dxa"/>
-            <w:vAlign w:val="center"/>
-          </w:tcPr>
-          <w:p>
-            <w:pPr>
-              <w:spacing w:after="0" w:line="240" w:lineRule="auto"/>
-              <w:ind w:left="0" w:right="0"/>
-              <w:rPr>
-                <w:rFonts w:ascii="Arial" w:hAnsi="Arial" w:cs="Arial"/>
-                <w:lang w:val="en-US"/>
-              </w:rPr>
-            </w:pPr>
-            <w:r>
-              <w:rPr>
-                <w:rFonts w:ascii="Arial" w:hAnsi="Arial" w:cs="Arial"/>
-                <w:lang w:val="en-US"/>
-              </w:rPr>
-              <w:t>A form of computer memory that can be accessed randomly. RAM is used by the operating system and applications to store data temporarily, allowing quick access for processing tasks. It is volatile memory, meaning data is lost when the computer is powered off unless saved elsewhere.</w:t>
-            </w:r>
-          </w:p>
-        </w:tc>
-      </w:tr>
-    </w:tbl>
-    <w:p>
-      <w:pPr>
-        <w:spacing w:before="240" w:line="480" w:lineRule="auto"/>
-        <w:jc w:val="center"/>
-        <w:rPr>
-          <w:rFonts w:ascii="Arial" w:hAnsi="Arial" w:cs="Arial"/>
-          <w:b/>
-          <w:bCs/>
-          <w:i/>
-          <w:iCs/>
-          <w:lang w:val="en-US"/>
-        </w:rPr>
-      </w:pPr>
-      <w:r>
-        <w:rPr>
-          <w:rFonts w:ascii="Arial" w:hAnsi="Arial" w:cs="Arial"/>
-          <w:b/>
-          <w:bCs/>
-          <w:i/>
-          <w:iCs/>
-          <w:lang w:val="en-US"/>
-        </w:rPr>
-        <w:t>T</w:t>
-      </w:r>
-      <w:r>
-        <w:rPr>
-          <w:rFonts w:ascii="Arial" w:hAnsi="Arial" w:cs="Arial"/>
-          <w:b/>
-          <w:bCs/>
-          <w:i/>
-          <w:iCs/>
-          <w:lang w:val="en-US"/>
-        </w:rPr>
-        <w:t>able</w:t>
-      </w:r>
-      <w:r>
-        <w:rPr>
-          <w:rFonts w:ascii="Arial" w:hAnsi="Arial" w:cs="Arial"/>
-          <w:b/>
-          <w:bCs/>
-          <w:i/>
-          <w:iCs/>
-          <w:lang w:val="en-US"/>
-        </w:rPr>
-        <w:t xml:space="preserve"> 2: </w:t>
-      </w:r>
-      <w:r>
-        <w:rPr>
-          <w:rFonts w:ascii="Arial" w:hAnsi="Arial" w:cs="Arial"/>
-          <w:b/>
-          <w:bCs/>
-          <w:i/>
-          <w:iCs/>
-          <w:lang w:val="en-US"/>
-        </w:rPr>
-        <w:t>Hardware Development Requirements</w:t>
-      </w:r>
-    </w:p>
-    <w:p>
-      <w:pPr>
-        <w:spacing w:before="240" w:line="480" w:lineRule="auto"/>
-        <w:ind w:left="0"/>
-        <w:rPr>
-          <w:rFonts w:ascii="Arial" w:hAnsi="Arial" w:cs="Arial"/>
-          <w:b/>
-          <w:bCs/>
-          <w:sz w:val="28"/>
-          <w:szCs w:val="28"/>
-          <w:lang w:val="en-US"/>
-        </w:rPr>
-      </w:pPr>
-      <w:r>
-        <w:rPr>
-          <w:rFonts w:ascii="Arial" w:hAnsi="Arial" w:cs="Arial"/>
-          <w:b/>
-          <w:bCs/>
-          <w:sz w:val="28"/>
-          <w:szCs w:val="28"/>
-          <w:lang w:val="en-US"/>
-        </w:rPr>
-        <w:lastRenderedPageBreak/>
-        <w:t>CONNECTIVITY</w:t>
-      </w:r>
-    </w:p>
-    <w:tbl>
-      <w:tblPr>
-        <w:tblStyle w:val="TableGrid"/>
-        <w:tblW w:w="0" w:type="auto"/>
-        <w:jc w:val="center"/>
-        <w:tblLook w:val="04A0" w:firstRow="1" w:lastRow="0" w:firstColumn="1" w:lastColumn="0" w:noHBand="0" w:noVBand="1"/>
-      </w:tblPr>
-      <w:tblGrid>
-        <w:gridCol w:w="2442"/>
-        <w:gridCol w:w="5468"/>
-      </w:tblGrid>
-      <w:tr>
-        <w:trPr>
-          <w:trHeight w:val="719"/>
-          <w:jc w:val="center"/>
-        </w:trPr>
-        <w:tc>
-          <w:tcPr>
-            <w:tcW w:w="2335" w:type="dxa"/>
-            <w:vAlign w:val="center"/>
-          </w:tcPr>
-          <w:p>
-            <w:pPr>
-              <w:spacing w:after="0" w:line="240" w:lineRule="auto"/>
-              <w:jc w:val="center"/>
-              <w:rPr>
-                <w:rFonts w:ascii="Arial" w:hAnsi="Arial" w:cs="Arial"/>
-                <w:b/>
-                <w:bCs/>
-                <w:lang w:val="en-US"/>
-              </w:rPr>
-            </w:pPr>
-            <w:r>
-              <w:rPr>
-                <w:rFonts w:ascii="Arial" w:hAnsi="Arial" w:cs="Arial"/>
-                <w:b/>
-                <w:bCs/>
-                <w:lang w:val="en-US"/>
-              </w:rPr>
-              <w:t>Connectivity</w:t>
-            </w:r>
-          </w:p>
-        </w:tc>
-        <w:tc>
-          <w:tcPr>
-            <w:tcW w:w="6295" w:type="dxa"/>
-            <w:vAlign w:val="center"/>
-          </w:tcPr>
-          <w:p>
-            <w:pPr>
-              <w:spacing w:after="0" w:line="240" w:lineRule="auto"/>
-              <w:ind w:left="0" w:right="0"/>
-              <w:jc w:val="center"/>
-              <w:rPr>
-                <w:rFonts w:ascii="Arial" w:hAnsi="Arial" w:cs="Arial"/>
-                <w:b/>
-                <w:bCs/>
-                <w:lang w:val="en-US"/>
-              </w:rPr>
-            </w:pPr>
-            <w:r>
-              <w:rPr>
-                <w:rFonts w:ascii="Arial" w:hAnsi="Arial" w:cs="Arial"/>
-                <w:b/>
-                <w:bCs/>
-                <w:lang w:val="en-US"/>
-              </w:rPr>
-              <w:t>Definition</w:t>
-            </w:r>
-          </w:p>
-        </w:tc>
-      </w:tr>
-      <w:tr>
-        <w:trPr>
-          <w:trHeight w:val="1736"/>
-          <w:jc w:val="center"/>
-        </w:trPr>
-        <w:tc>
-          <w:tcPr>
-            <w:tcW w:w="2335" w:type="dxa"/>
-            <w:vAlign w:val="center"/>
-          </w:tcPr>
-          <w:p>
-            <w:pPr>
-              <w:spacing w:after="0" w:line="240" w:lineRule="auto"/>
-              <w:jc w:val="center"/>
-              <w:rPr>
-                <w:rFonts w:ascii="Arial" w:hAnsi="Arial" w:cs="Arial"/>
-                <w:b/>
-                <w:bCs/>
-                <w:lang w:val="en-US"/>
-              </w:rPr>
-            </w:pPr>
-            <w:r>
-              <w:rPr>
-                <w:rFonts w:ascii="Arial" w:hAnsi="Arial" w:cs="Arial"/>
-                <w:b/>
-                <w:bCs/>
-                <w:lang w:val="en-US"/>
-              </w:rPr>
-              <w:t>CAT6 Cable</w:t>
-            </w:r>
-          </w:p>
-        </w:tc>
-        <w:tc>
-          <w:tcPr>
-            <w:tcW w:w="6295" w:type="dxa"/>
-            <w:vAlign w:val="center"/>
-          </w:tcPr>
-          <w:p>
-            <w:pPr>
-              <w:spacing w:after="0" w:line="240" w:lineRule="auto"/>
-              <w:ind w:left="0" w:right="0"/>
-              <w:rPr>
-                <w:rFonts w:ascii="Arial" w:hAnsi="Arial" w:cs="Arial"/>
-                <w:lang w:val="en-US"/>
-              </w:rPr>
-            </w:pPr>
-            <w:r>
-              <w:rPr>
-                <w:rFonts w:ascii="Arial" w:hAnsi="Arial" w:cs="Arial"/>
-                <w:lang w:val="en-US"/>
-              </w:rPr>
-              <w:t xml:space="preserve">Category 6 cable, commonly abbreviated as CAT6, is a type of Ethernet cable used in wired networking. It supports Gigabit Ethernet speeds up to 1,000 Mbps and frequencies of up to 250 </w:t>
-            </w:r>
-            <w:proofErr w:type="spellStart"/>
-            <w:r>
-              <w:rPr>
-                <w:rFonts w:ascii="Arial" w:hAnsi="Arial" w:cs="Arial"/>
-                <w:lang w:val="en-US"/>
-              </w:rPr>
-              <w:t>MHz.</w:t>
-            </w:r>
-            <w:proofErr w:type="spellEnd"/>
-            <w:r>
-              <w:rPr>
-                <w:rFonts w:ascii="Arial" w:hAnsi="Arial" w:cs="Arial"/>
-                <w:lang w:val="en-US"/>
-              </w:rPr>
-              <w:t xml:space="preserve"> CAT6 cables are known for their improved performance and reduced crosstalk compared to earlier categories like CAT5e.</w:t>
-            </w:r>
-          </w:p>
-        </w:tc>
-      </w:tr>
-      <w:tr>
-        <w:trPr>
-          <w:trHeight w:val="1736"/>
-          <w:jc w:val="center"/>
-        </w:trPr>
-        <w:tc>
-          <w:tcPr>
-            <w:tcW w:w="2335" w:type="dxa"/>
-            <w:vAlign w:val="center"/>
-          </w:tcPr>
-          <w:p>
-            <w:pPr>
-              <w:spacing w:after="0" w:line="240" w:lineRule="auto"/>
-              <w:jc w:val="center"/>
-              <w:rPr>
-                <w:rFonts w:ascii="Arial" w:hAnsi="Arial" w:cs="Arial"/>
-                <w:b/>
-                <w:bCs/>
-                <w:lang w:val="en-US"/>
-              </w:rPr>
-            </w:pPr>
-            <w:r>
-              <w:rPr>
-                <w:rFonts w:ascii="Arial" w:hAnsi="Arial" w:cs="Arial"/>
-                <w:b/>
-                <w:bCs/>
-                <w:lang w:val="en-US"/>
-              </w:rPr>
-              <w:t>Wi-Fi Router</w:t>
-            </w:r>
-          </w:p>
-        </w:tc>
-        <w:tc>
-          <w:tcPr>
-            <w:tcW w:w="6295" w:type="dxa"/>
-            <w:vAlign w:val="center"/>
-          </w:tcPr>
-          <w:p>
-            <w:pPr>
-              <w:spacing w:after="0" w:line="240" w:lineRule="auto"/>
-              <w:ind w:left="0" w:right="0"/>
-              <w:rPr>
-                <w:rFonts w:ascii="Arial" w:hAnsi="Arial" w:cs="Arial"/>
-                <w:lang w:val="en-US"/>
-              </w:rPr>
-            </w:pPr>
-            <w:r>
-              <w:rPr>
-                <w:rFonts w:ascii="Arial" w:hAnsi="Arial" w:cs="Arial"/>
-                <w:lang w:val="en-US"/>
-              </w:rPr>
-              <w:t>A</w:t>
-            </w:r>
-            <w:r>
-              <w:rPr>
-                <w:rFonts w:ascii="Arial" w:hAnsi="Arial" w:cs="Arial"/>
-                <w:lang w:val="en-US"/>
-              </w:rPr>
-              <w:t xml:space="preserve"> device that allows multiple devices to connect to a local area network (LAN) wirelessly and access the internet. It typically acts as a central hub for Wi-Fi connectivity in homes, offices, and public spaces, providing wireless access to devices such as smartphones, tablets, laptops, and smart home devices.</w:t>
-            </w:r>
-          </w:p>
-        </w:tc>
-      </w:tr>
-    </w:tbl>
-    <w:p>
-      <w:pPr>
-        <w:spacing w:before="240" w:line="480" w:lineRule="auto"/>
-        <w:jc w:val="center"/>
-        <w:rPr>
-          <w:rFonts w:ascii="Arial" w:hAnsi="Arial" w:cs="Arial"/>
-          <w:b/>
-          <w:bCs/>
-          <w:i/>
-          <w:iCs/>
-          <w:lang w:val="en-US"/>
-        </w:rPr>
-      </w:pPr>
-      <w:r>
-        <w:rPr>
-          <w:rFonts w:ascii="Arial" w:hAnsi="Arial" w:cs="Arial"/>
-          <w:b/>
-          <w:bCs/>
-          <w:i/>
-          <w:iCs/>
-          <w:lang w:val="en-US"/>
-        </w:rPr>
-        <w:t>T</w:t>
-      </w:r>
-      <w:r>
-        <w:rPr>
-          <w:rFonts w:ascii="Arial" w:hAnsi="Arial" w:cs="Arial"/>
-          <w:b/>
-          <w:bCs/>
-          <w:i/>
-          <w:iCs/>
-          <w:lang w:val="en-US"/>
-        </w:rPr>
-        <w:t xml:space="preserve">able </w:t>
-      </w:r>
-      <w:r>
-        <w:rPr>
-          <w:rFonts w:ascii="Arial" w:hAnsi="Arial" w:cs="Arial"/>
-          <w:b/>
-          <w:bCs/>
-          <w:i/>
-          <w:iCs/>
-          <w:lang w:val="en-US"/>
-        </w:rPr>
-        <w:t xml:space="preserve">3: </w:t>
-      </w:r>
-      <w:r>
-        <w:rPr>
-          <w:rFonts w:ascii="Arial" w:hAnsi="Arial" w:cs="Arial"/>
-          <w:b/>
-          <w:bCs/>
-          <w:i/>
-          <w:iCs/>
-          <w:lang w:val="en-US"/>
-        </w:rPr>
-        <w:t>Connectivity of the Project</w:t>
-      </w:r>
-    </w:p>
-    <w:p>
-      <w:pPr>
-        <w:spacing w:line="480" w:lineRule="auto"/>
-        <w:ind w:left="0" w:right="0" w:firstLine="720"/>
-        <w:rPr>
-          <w:rFonts w:ascii="Arial" w:hAnsi="Arial" w:cs="Arial"/>
-          <w:bCs/>
-          <w:lang w:val="en-US"/>
-        </w:rPr>
-      </w:pPr>
-    </w:p>
-    <w:p>
-      <w:pPr>
-        <w:spacing w:after="160" w:line="259" w:lineRule="auto"/>
-        <w:ind w:left="0" w:right="0" w:firstLine="0"/>
-        <w:jc w:val="left"/>
-        <w:rPr>
-          <w:rFonts w:ascii="Arial" w:hAnsi="Arial" w:cs="Arial"/>
-          <w:bCs/>
-          <w:lang w:val="en-US"/>
-        </w:rPr>
-      </w:pPr>
-      <w:r>
-        <w:rPr>
-          <w:rFonts w:ascii="Arial" w:hAnsi="Arial" w:cs="Arial"/>
-          <w:bCs/>
-          <w:lang w:val="en-US"/>
-        </w:rPr>
-        <w:br w:type="page"/>
-      </w:r>
-    </w:p>
-    <w:p>
-      <w:pPr>
         <w:spacing w:line="480" w:lineRule="auto"/>
         <w:ind w:left="0" w:right="0" w:firstLine="0"/>
         <w:rPr>
@@ -6195,6 +2585,14 @@
         </w:rPr>
         <w:lastRenderedPageBreak/>
         <w:t>LET MSYSQL ACCEPT BIG FILES</w:t>
+      </w:r>
+      <w:r>
+        <w:rPr>
+          <w:rFonts w:ascii="Arial" w:hAnsi="Arial" w:cs="Arial"/>
+          <w:b/>
+          <w:lang w:val="en-US"/>
+        </w:rPr>
+        <w:t xml:space="preserve"> UP TO 500MB</w:t>
       </w:r>
     </w:p>
     <w:p>
@@ -6282,7 +2680,7 @@
                     </pic:cNvPicPr>
                   </pic:nvPicPr>
                   <pic:blipFill>
-                    <a:blip r:embed="rId12">
+                    <a:blip r:embed="rId9">
                       <a:extLst>
                         <a:ext uri="{28A0092B-C50C-407E-A947-70E740481C1C}">
                           <a14:useLocalDpi xmlns:a14="http://schemas.microsoft.com/office/drawing/2010/main" val="0"/>
@@ -6335,7 +2733,31 @@
           <w:bCs/>
           <w:lang w:val="en-US"/>
         </w:rPr>
-        <w:t>Click Admin on MySQL</w:t>
+        <w:t xml:space="preserve">Click </w:t>
+      </w:r>
+      <w:r>
+        <w:rPr>
+          <w:rFonts w:ascii="Arial" w:hAnsi="Arial" w:cs="Arial"/>
+          <w:bCs/>
+          <w:lang w:val="en-US"/>
+        </w:rPr>
+        <w:t>Config</w:t>
+      </w:r>
+      <w:r>
+        <w:rPr>
+          <w:rFonts w:ascii="Arial" w:hAnsi="Arial" w:cs="Arial"/>
+          <w:bCs/>
+          <w:lang w:val="en-US"/>
+        </w:rPr>
+        <w:t xml:space="preserve"> on MySQL</w:t>
+      </w:r>
+      <w:r>
+        <w:rPr>
+          <w:rFonts w:ascii="Arial" w:hAnsi="Arial" w:cs="Arial"/>
+          <w:bCs/>
+          <w:lang w:val="en-US"/>
+        </w:rPr>
+        <w:t xml:space="preserve"> then click my.ini</w:t>
       </w:r>
     </w:p>
     <w:p>
@@ -6358,7 +2780,254 @@
           <w:lang w:val="en-US"/>
         </w:rPr>
         <w:drawing>
-          <wp:inline distT="0" distB="0" distL="0" distR="0" wp14:anchorId="66BF8906" wp14:editId="39AEB079">
+          <wp:inline distT="0" distB="0" distL="0" distR="0" wp14:anchorId="0316B322" wp14:editId="2D946412">
+            <wp:extent cx="3392424" cy="2203704"/>
+            <wp:effectExtent l="0" t="0" r="0" b="6350"/>
+            <wp:docPr id="2" name="Picture 2"/>
+            <wp:cNvGraphicFramePr>
+              <a:graphicFrameLocks xmlns:a="http://schemas.openxmlformats.org/drawingml/2006/main" noChangeAspect="1"/>
+            </wp:cNvGraphicFramePr>
+            <a:graphic xmlns:a="http://schemas.openxmlformats.org/drawingml/2006/main">
+              <a:graphicData uri="http://schemas.openxmlformats.org/drawingml/2006/picture">
+                <pic:pic xmlns:pic="http://schemas.openxmlformats.org/drawingml/2006/picture">
+                  <pic:nvPicPr>
+                    <pic:cNvPr id="0" name="Picture 10"/>
+                    <pic:cNvPicPr>
+                      <a:picLocks noChangeAspect="1" noChangeArrowheads="1"/>
+                    </pic:cNvPicPr>
+                  </pic:nvPicPr>
+                  <pic:blipFill>
+                    <a:blip r:embed="rId10">
+                      <a:extLst>
+                        <a:ext uri="{28A0092B-C50C-407E-A947-70E740481C1C}">
+                          <a14:useLocalDpi xmlns:a14="http://schemas.microsoft.com/office/drawing/2010/main" val="0"/>
+                        </a:ext>
+                      </a:extLst>
+                    </a:blip>
+                    <a:srcRect/>
+                    <a:stretch>
+                      <a:fillRect/>
+                    </a:stretch>
+                  </pic:blipFill>
+                  <pic:spPr bwMode="auto">
+                    <a:xfrm>
+                      <a:off x="0" y="0"/>
+                      <a:ext cx="3392424" cy="2203704"/>
+                    </a:xfrm>
+                    <a:prstGeom prst="rect">
+                      <a:avLst/>
+                    </a:prstGeom>
+                    <a:noFill/>
+                    <a:ln>
+                      <a:noFill/>
+                    </a:ln>
+                  </pic:spPr>
+                </pic:pic>
+              </a:graphicData>
+            </a:graphic>
+          </wp:inline>
+        </w:drawing>
+      </w:r>
+    </w:p>
+    <w:p>
+      <w:pPr>
+        <w:pStyle w:val="ListParagraph"/>
+        <w:numPr>
+          <w:ilvl w:val="0"/>
+          <w:numId w:val="23"/>
+        </w:numPr>
+        <w:spacing w:line="480" w:lineRule="auto"/>
+        <w:ind w:right="0"/>
+        <w:rPr>
+          <w:rFonts w:ascii="Arial" w:hAnsi="Arial" w:cs="Arial"/>
+          <w:bCs/>
+          <w:lang w:val="en-US"/>
+        </w:rPr>
+      </w:pPr>
+      <w:r>
+        <w:rPr>
+          <w:rFonts w:ascii="Arial" w:hAnsi="Arial" w:cs="Arial"/>
+          <w:bCs/>
+          <w:lang w:val="en-US"/>
+        </w:rPr>
+        <w:t>Search for “</w:t>
+      </w:r>
+      <w:proofErr w:type="spellStart"/>
+      <w:r>
+        <w:rPr>
+          <w:rFonts w:ascii="Arial" w:hAnsi="Arial" w:cs="Arial"/>
+          <w:bCs/>
+          <w:lang w:val="en-US"/>
+        </w:rPr>
+        <w:t>max_allowed_packet</w:t>
+      </w:r>
+      <w:proofErr w:type="spellEnd"/>
+      <w:r>
+        <w:rPr>
+          <w:rFonts w:ascii="Arial" w:hAnsi="Arial" w:cs="Arial"/>
+          <w:bCs/>
+          <w:lang w:val="en-US"/>
+        </w:rPr>
+        <w:t>” and change their value it to:</w:t>
+      </w:r>
+      <w:r>
+        <w:rPr>
+          <w:rFonts w:ascii="Arial" w:hAnsi="Arial" w:cs="Arial"/>
+          <w:b/>
+          <w:i/>
+          <w:iCs/>
+          <w:lang w:val="en-US"/>
+        </w:rPr>
+        <w:t xml:space="preserve"> 500M</w:t>
+      </w:r>
+    </w:p>
+    <w:p>
+      <w:pPr>
+        <w:pStyle w:val="ListParagraph"/>
+        <w:spacing w:line="480" w:lineRule="auto"/>
+        <w:ind w:right="0" w:firstLine="0"/>
+        <w:jc w:val="center"/>
+        <w:rPr>
+          <w:rFonts w:ascii="Arial" w:hAnsi="Arial" w:cs="Arial"/>
+          <w:bCs/>
+          <w:lang w:val="en-US"/>
+        </w:rPr>
+      </w:pPr>
+      <w:r>
+        <w:rPr>
+          <w:rFonts w:ascii="Arial" w:hAnsi="Arial" w:cs="Arial"/>
+          <w:bCs/>
+          <w:noProof/>
+          <w:lang w:val="en-US"/>
+        </w:rPr>
+        <w:drawing>
+          <wp:inline distT="0" distB="0" distL="0" distR="0" wp14:anchorId="5F1C7481" wp14:editId="1D2C21BF">
+            <wp:extent cx="4942840" cy="1026795"/>
+            <wp:effectExtent l="0" t="0" r="0" b="1905"/>
+            <wp:docPr id="3" name="Picture 3"/>
+            <wp:cNvGraphicFramePr>
+              <a:graphicFrameLocks xmlns:a="http://schemas.openxmlformats.org/drawingml/2006/main" noChangeAspect="1"/>
+            </wp:cNvGraphicFramePr>
+            <a:graphic xmlns:a="http://schemas.openxmlformats.org/drawingml/2006/main">
+              <a:graphicData uri="http://schemas.openxmlformats.org/drawingml/2006/picture">
+                <pic:pic xmlns:pic="http://schemas.openxmlformats.org/drawingml/2006/picture">
+                  <pic:nvPicPr>
+                    <pic:cNvPr id="0" name="Picture 11"/>
+                    <pic:cNvPicPr>
+                      <a:picLocks noChangeAspect="1" noChangeArrowheads="1"/>
+                    </pic:cNvPicPr>
+                  </pic:nvPicPr>
+                  <pic:blipFill>
+                    <a:blip r:embed="rId11">
+                      <a:extLst>
+                        <a:ext uri="{28A0092B-C50C-407E-A947-70E740481C1C}">
+                          <a14:useLocalDpi xmlns:a14="http://schemas.microsoft.com/office/drawing/2010/main" val="0"/>
+                        </a:ext>
+                      </a:extLst>
+                    </a:blip>
+                    <a:srcRect/>
+                    <a:stretch>
+                      <a:fillRect/>
+                    </a:stretch>
+                  </pic:blipFill>
+                  <pic:spPr bwMode="auto">
+                    <a:xfrm>
+                      <a:off x="0" y="0"/>
+                      <a:ext cx="4942840" cy="1026795"/>
+                    </a:xfrm>
+                    <a:prstGeom prst="rect">
+                      <a:avLst/>
+                    </a:prstGeom>
+                    <a:noFill/>
+                    <a:ln>
+                      <a:noFill/>
+                    </a:ln>
+                  </pic:spPr>
+                </pic:pic>
+              </a:graphicData>
+            </a:graphic>
+          </wp:inline>
+        </w:drawing>
+      </w:r>
+    </w:p>
+    <w:p>
+      <w:pPr>
+        <w:pStyle w:val="ListParagraph"/>
+        <w:spacing w:line="480" w:lineRule="auto"/>
+        <w:ind w:right="0" w:firstLine="0"/>
+        <w:rPr>
+          <w:rFonts w:ascii="Arial" w:hAnsi="Arial" w:cs="Arial"/>
+          <w:bCs/>
+          <w:lang w:val="en-US"/>
+        </w:rPr>
+      </w:pPr>
+    </w:p>
+    <w:p>
+      <w:pPr>
+        <w:spacing w:line="480" w:lineRule="auto"/>
+        <w:ind w:left="0" w:right="0" w:firstLine="0"/>
+        <w:rPr>
+          <w:rFonts w:ascii="Arial" w:hAnsi="Arial" w:cs="Arial"/>
+          <w:bCs/>
+          <w:lang w:val="en-US"/>
+        </w:rPr>
+      </w:pPr>
+      <w:r>
+        <w:rPr>
+          <w:rFonts w:ascii="Arial" w:hAnsi="Arial" w:cs="Arial"/>
+          <w:bCs/>
+          <w:lang w:val="en-US"/>
+        </w:rPr>
+        <w:lastRenderedPageBreak/>
+        <w:tab/>
+        <w:t>To ensure that the database accepts 500MB of data, let’s check it to the localhost/phpMyAdmin:</w:t>
+      </w:r>
+    </w:p>
+    <w:p>
+      <w:pPr>
+        <w:pStyle w:val="ListParagraph"/>
+        <w:numPr>
+          <w:ilvl w:val="0"/>
+          <w:numId w:val="27"/>
+        </w:numPr>
+        <w:spacing w:line="480" w:lineRule="auto"/>
+        <w:ind w:right="0"/>
+        <w:rPr>
+          <w:rFonts w:ascii="Arial" w:hAnsi="Arial" w:cs="Arial"/>
+          <w:bCs/>
+          <w:lang w:val="en-US"/>
+        </w:rPr>
+      </w:pPr>
+      <w:r>
+        <w:rPr>
+          <w:rFonts w:ascii="Arial" w:hAnsi="Arial" w:cs="Arial"/>
+          <w:bCs/>
+          <w:lang w:val="en-US"/>
+        </w:rPr>
+        <w:t>Click Admin on MySQL</w:t>
+      </w:r>
+    </w:p>
+    <w:p>
+      <w:pPr>
+        <w:pStyle w:val="ListParagraph"/>
+        <w:spacing w:line="480" w:lineRule="auto"/>
+        <w:ind w:right="0" w:firstLine="0"/>
+        <w:jc w:val="center"/>
+        <w:rPr>
+          <w:rFonts w:ascii="Arial" w:hAnsi="Arial" w:cs="Arial"/>
+          <w:bCs/>
+          <w:lang w:val="en-US"/>
+        </w:rPr>
+      </w:pPr>
+      <w:r>
+        <w:rPr>
+          <w:rFonts w:ascii="Arial" w:hAnsi="Arial" w:cs="Arial"/>
+          <w:bCs/>
+          <w:noProof/>
+          <w:lang w:val="en-US"/>
+        </w:rPr>
+        <w:drawing>
+          <wp:inline distT="0" distB="0" distL="0" distR="0" wp14:anchorId="55CD0E12" wp14:editId="36A1A97F">
             <wp:extent cx="3455581" cy="2247461"/>
             <wp:effectExtent l="0" t="0" r="0" b="635"/>
             <wp:docPr id="7" name="Picture 7"/>
@@ -6375,7 +3044,7 @@
                     </pic:cNvPicPr>
                   </pic:nvPicPr>
                   <pic:blipFill>
-                    <a:blip r:embed="rId13">
+                    <a:blip r:embed="rId12">
                       <a:extLst>
                         <a:ext uri="{28A0092B-C50C-407E-A947-70E740481C1C}">
                           <a14:useLocalDpi xmlns:a14="http://schemas.microsoft.com/office/drawing/2010/main" val="0"/>
@@ -6412,7 +3081,7 @@
         <w:pStyle w:val="ListParagraph"/>
         <w:numPr>
           <w:ilvl w:val="0"/>
-          <w:numId w:val="23"/>
+          <w:numId w:val="27"/>
         </w:numPr>
         <w:spacing w:line="480" w:lineRule="auto"/>
         <w:ind w:right="0"/>
@@ -6451,7 +3120,7 @@
           <w:lang w:val="en-US"/>
         </w:rPr>
         <w:drawing>
-          <wp:inline distT="0" distB="0" distL="0" distR="0" wp14:anchorId="2C0A2834" wp14:editId="2C8B5B39">
+          <wp:inline distT="0" distB="0" distL="0" distR="0" wp14:anchorId="72F0489F" wp14:editId="071EF3A7">
             <wp:extent cx="4515884" cy="1477926"/>
             <wp:effectExtent l="0" t="0" r="0" b="8255"/>
             <wp:docPr id="8" name="Picture 8"/>
@@ -6468,7 +3137,7 @@
                     </pic:cNvPicPr>
                   </pic:nvPicPr>
                   <pic:blipFill>
-                    <a:blip r:embed="rId14" cstate="print">
+                    <a:blip r:embed="rId13" cstate="print">
                       <a:extLst>
                         <a:ext uri="{28A0092B-C50C-407E-A947-70E740481C1C}">
                           <a14:useLocalDpi xmlns:a14="http://schemas.microsoft.com/office/drawing/2010/main" val="0"/>
@@ -6505,7 +3174,7 @@
         <w:pStyle w:val="ListParagraph"/>
         <w:numPr>
           <w:ilvl w:val="0"/>
-          <w:numId w:val="23"/>
+          <w:numId w:val="27"/>
         </w:numPr>
         <w:spacing w:line="480" w:lineRule="auto"/>
         <w:ind w:right="0"/>
@@ -6521,7 +3190,6 @@
           <w:bCs/>
           <w:lang w:val="en-US"/>
         </w:rPr>
-        <w:lastRenderedPageBreak/>
         <w:t xml:space="preserve">Type “packet” </w:t>
       </w:r>
     </w:p>
@@ -6545,10 +3213,126 @@
           <w:lang w:val="en-US"/>
         </w:rPr>
         <w:drawing>
-          <wp:inline distT="0" distB="0" distL="0" distR="0" wp14:anchorId="10D5A8EC" wp14:editId="6FBE2C2A">
+          <wp:inline distT="0" distB="0" distL="0" distR="0" wp14:anchorId="4975F2C2" wp14:editId="4CEED2F1">
             <wp:extent cx="3496163" cy="1200318"/>
             <wp:effectExtent l="0" t="0" r="0" b="0"/>
             <wp:docPr id="9" name="Picture 9"/>
+            <wp:cNvGraphicFramePr>
+              <a:graphicFrameLocks xmlns:a="http://schemas.openxmlformats.org/drawingml/2006/main" noChangeAspect="1"/>
+            </wp:cNvGraphicFramePr>
+            <a:graphic xmlns:a="http://schemas.openxmlformats.org/drawingml/2006/main">
+              <a:graphicData uri="http://schemas.openxmlformats.org/drawingml/2006/picture">
+                <pic:pic xmlns:pic="http://schemas.openxmlformats.org/drawingml/2006/picture">
+                  <pic:nvPicPr>
+                    <pic:cNvPr id="1" name=""/>
+                    <pic:cNvPicPr/>
+                  </pic:nvPicPr>
+                  <pic:blipFill>
+                    <a:blip r:embed="rId14"/>
+                    <a:stretch>
+                      <a:fillRect/>
+                    </a:stretch>
+                  </pic:blipFill>
+                  <pic:spPr>
+                    <a:xfrm>
+                      <a:off x="0" y="0"/>
+                      <a:ext cx="3496163" cy="1200318"/>
+                    </a:xfrm>
+                    <a:prstGeom prst="rect">
+                      <a:avLst/>
+                    </a:prstGeom>
+                  </pic:spPr>
+                </pic:pic>
+              </a:graphicData>
+            </a:graphic>
+          </wp:inline>
+        </w:drawing>
+      </w:r>
+    </w:p>
+    <w:p>
+      <w:pPr>
+        <w:pStyle w:val="ListParagraph"/>
+        <w:spacing w:line="480" w:lineRule="auto"/>
+        <w:ind w:right="0" w:firstLine="0"/>
+        <w:jc w:val="center"/>
+        <w:rPr>
+          <w:rFonts w:ascii="Arial" w:hAnsi="Arial" w:cs="Arial"/>
+          <w:bCs/>
+          <w:lang w:val="en-US"/>
+        </w:rPr>
+      </w:pPr>
+    </w:p>
+    <w:p>
+      <w:pPr>
+        <w:pStyle w:val="ListParagraph"/>
+        <w:spacing w:line="480" w:lineRule="auto"/>
+        <w:ind w:right="0" w:firstLine="0"/>
+        <w:jc w:val="center"/>
+        <w:rPr>
+          <w:rFonts w:ascii="Arial" w:hAnsi="Arial" w:cs="Arial"/>
+          <w:bCs/>
+          <w:lang w:val="en-US"/>
+        </w:rPr>
+      </w:pPr>
+    </w:p>
+    <w:p>
+      <w:pPr>
+        <w:pStyle w:val="ListParagraph"/>
+        <w:numPr>
+          <w:ilvl w:val="0"/>
+          <w:numId w:val="27"/>
+        </w:numPr>
+        <w:spacing w:line="480" w:lineRule="auto"/>
+        <w:ind w:right="0"/>
+        <w:rPr>
+          <w:rFonts w:ascii="Arial" w:hAnsi="Arial" w:cs="Arial"/>
+          <w:bCs/>
+          <w:lang w:val="en-US"/>
+        </w:rPr>
+      </w:pPr>
+      <w:r>
+        <w:rPr>
+          <w:rFonts w:ascii="Arial" w:hAnsi="Arial" w:cs="Arial"/>
+          <w:bCs/>
+          <w:lang w:val="en-US"/>
+        </w:rPr>
+        <w:lastRenderedPageBreak/>
+        <w:t xml:space="preserve">The max allowed packet should be around 500,000,000 bytes. Or you could just edit it and change value to: </w:t>
+      </w:r>
+      <w:r>
+        <w:rPr>
+          <w:rFonts w:ascii="Arial" w:hAnsi="Arial" w:cs="Arial"/>
+          <w:b/>
+          <w:i/>
+          <w:iCs/>
+          <w:lang w:val="en-US"/>
+        </w:rPr>
+        <w:t>524288000</w:t>
+      </w:r>
+    </w:p>
+    <w:p>
+      <w:pPr>
+        <w:pStyle w:val="ListParagraph"/>
+        <w:spacing w:line="480" w:lineRule="auto"/>
+        <w:ind w:right="0" w:firstLine="0"/>
+        <w:jc w:val="center"/>
+        <w:rPr>
+          <w:rFonts w:ascii="Arial" w:hAnsi="Arial" w:cs="Arial"/>
+          <w:bCs/>
+          <w:lang w:val="en-US"/>
+        </w:rPr>
+      </w:pPr>
+      <w:r>
+        <w:rPr>
+          <w:rFonts w:ascii="Arial" w:hAnsi="Arial" w:cs="Arial"/>
+          <w:bCs/>
+          <w:lang w:val="en-US"/>
+        </w:rPr>
+        <w:drawing>
+          <wp:inline distT="0" distB="0" distL="0" distR="0" wp14:anchorId="0D7EC0FF" wp14:editId="52BEBF17">
+            <wp:extent cx="4115374" cy="2362530"/>
+            <wp:effectExtent l="0" t="0" r="0" b="0"/>
+            <wp:docPr id="1" name="Picture 1"/>
             <wp:cNvGraphicFramePr>
               <a:graphicFrameLocks xmlns:a="http://schemas.openxmlformats.org/drawingml/2006/main" noChangeAspect="1"/>
             </wp:cNvGraphicFramePr>
@@ -6568,7 +3352,7 @@
                   <pic:spPr>
                     <a:xfrm>
                       <a:off x="0" y="0"/>
-                      <a:ext cx="3496163" cy="1200318"/>
+                      <a:ext cx="4115374" cy="2362530"/>
                     </a:xfrm>
                     <a:prstGeom prst="rect">
                       <a:avLst/>
@@ -6583,213 +3367,6 @@
     </w:p>
     <w:p>
       <w:pPr>
-        <w:pStyle w:val="ListParagraph"/>
-        <w:numPr>
-          <w:ilvl w:val="0"/>
-          <w:numId w:val="23"/>
-        </w:numPr>
-        <w:spacing w:line="480" w:lineRule="auto"/>
-        <w:ind w:right="0"/>
-        <w:rPr>
-          <w:rFonts w:ascii="Arial" w:hAnsi="Arial" w:cs="Arial"/>
-          <w:bCs/>
-          <w:lang w:val="en-US"/>
-        </w:rPr>
-      </w:pPr>
-      <w:r>
-        <w:rPr>
-          <w:rFonts w:ascii="Arial" w:hAnsi="Arial" w:cs="Arial"/>
-          <w:bCs/>
-          <w:lang w:val="en-US"/>
-        </w:rPr>
-        <w:t>Edit max allowed packet</w:t>
-      </w:r>
-    </w:p>
-    <w:p>
-      <w:pPr>
-        <w:pStyle w:val="ListParagraph"/>
-        <w:spacing w:line="480" w:lineRule="auto"/>
-        <w:ind w:right="0" w:firstLine="0"/>
-        <w:jc w:val="center"/>
-        <w:rPr>
-          <w:rFonts w:ascii="Arial" w:hAnsi="Arial" w:cs="Arial"/>
-          <w:bCs/>
-          <w:lang w:val="en-US"/>
-        </w:rPr>
-      </w:pPr>
-      <w:r>
-        <w:rPr>
-          <w:rFonts w:ascii="Arial" w:hAnsi="Arial" w:cs="Arial"/>
-          <w:bCs/>
-          <w:noProof/>
-          <w:lang w:val="en-US"/>
-        </w:rPr>
-        <w:drawing>
-          <wp:inline distT="0" distB="0" distL="0" distR="0" wp14:anchorId="494D7E52" wp14:editId="30895BFD">
-            <wp:extent cx="4572000" cy="1126490"/>
-            <wp:effectExtent l="0" t="0" r="0" b="0"/>
-            <wp:docPr id="11" name="Picture 11"/>
-            <wp:cNvGraphicFramePr>
-              <a:graphicFrameLocks xmlns:a="http://schemas.openxmlformats.org/drawingml/2006/main" noChangeAspect="1"/>
-            </wp:cNvGraphicFramePr>
-            <a:graphic xmlns:a="http://schemas.openxmlformats.org/drawingml/2006/main">
-              <a:graphicData uri="http://schemas.openxmlformats.org/drawingml/2006/picture">
-                <pic:pic xmlns:pic="http://schemas.openxmlformats.org/drawingml/2006/picture">
-                  <pic:nvPicPr>
-                    <pic:cNvPr id="0" name="Picture 5"/>
-                    <pic:cNvPicPr>
-                      <a:picLocks noChangeAspect="1" noChangeArrowheads="1"/>
-                    </pic:cNvPicPr>
-                  </pic:nvPicPr>
-                  <pic:blipFill>
-                    <a:blip r:embed="rId16">
-                      <a:extLst>
-                        <a:ext uri="{28A0092B-C50C-407E-A947-70E740481C1C}">
-                          <a14:useLocalDpi xmlns:a14="http://schemas.microsoft.com/office/drawing/2010/main" val="0"/>
-                        </a:ext>
-                      </a:extLst>
-                    </a:blip>
-                    <a:srcRect/>
-                    <a:stretch>
-                      <a:fillRect/>
-                    </a:stretch>
-                  </pic:blipFill>
-                  <pic:spPr bwMode="auto">
-                    <a:xfrm>
-                      <a:off x="0" y="0"/>
-                      <a:ext cx="4572000" cy="1126490"/>
-                    </a:xfrm>
-                    <a:prstGeom prst="rect">
-                      <a:avLst/>
-                    </a:prstGeom>
-                    <a:noFill/>
-                    <a:ln>
-                      <a:noFill/>
-                    </a:ln>
-                  </pic:spPr>
-                </pic:pic>
-              </a:graphicData>
-            </a:graphic>
-          </wp:inline>
-        </w:drawing>
-      </w:r>
-    </w:p>
-    <w:p>
-      <w:pPr>
-        <w:pStyle w:val="ListParagraph"/>
-        <w:numPr>
-          <w:ilvl w:val="0"/>
-          <w:numId w:val="23"/>
-        </w:numPr>
-        <w:spacing w:line="480" w:lineRule="auto"/>
-        <w:ind w:right="0"/>
-        <w:rPr>
-          <w:rFonts w:ascii="Arial" w:hAnsi="Arial" w:cs="Arial"/>
-          <w:bCs/>
-          <w:lang w:val="en-US"/>
-        </w:rPr>
-      </w:pPr>
-      <w:r>
-        <w:rPr>
-          <w:rFonts w:ascii="Arial" w:hAnsi="Arial" w:cs="Arial"/>
-          <w:bCs/>
-          <w:lang w:val="en-US"/>
-        </w:rPr>
-        <w:t xml:space="preserve">Max allowed packet should be: </w:t>
-      </w:r>
-      <w:r>
-        <w:rPr>
-          <w:rFonts w:ascii="Arial" w:hAnsi="Arial" w:cs="Arial"/>
-          <w:b/>
-          <w:i/>
-          <w:iCs/>
-          <w:lang w:val="en-US"/>
-        </w:rPr>
-        <w:t>16777216</w:t>
-      </w:r>
-    </w:p>
-    <w:p>
-      <w:pPr>
-        <w:pStyle w:val="ListParagraph"/>
-        <w:numPr>
-          <w:ilvl w:val="0"/>
-          <w:numId w:val="23"/>
-        </w:numPr>
-        <w:spacing w:line="480" w:lineRule="auto"/>
-        <w:ind w:right="0"/>
-        <w:rPr>
-          <w:rFonts w:ascii="Arial" w:hAnsi="Arial" w:cs="Arial"/>
-          <w:bCs/>
-          <w:lang w:val="en-US"/>
-        </w:rPr>
-      </w:pPr>
-      <w:r>
-        <w:rPr>
-          <w:rFonts w:ascii="Arial" w:hAnsi="Arial" w:cs="Arial"/>
-          <w:bCs/>
-          <w:lang w:val="en-US"/>
-        </w:rPr>
-        <w:t>Save</w:t>
-      </w:r>
-    </w:p>
-    <w:p>
-      <w:pPr>
-        <w:pStyle w:val="ListParagraph"/>
-        <w:spacing w:line="480" w:lineRule="auto"/>
-        <w:ind w:right="0" w:firstLine="0"/>
-        <w:jc w:val="center"/>
-        <w:rPr>
-          <w:rFonts w:ascii="Arial" w:hAnsi="Arial" w:cs="Arial"/>
-          <w:bCs/>
-          <w:lang w:val="en-US"/>
-        </w:rPr>
-      </w:pPr>
-      <w:r>
-        <w:rPr>
-          <w:rFonts w:ascii="Arial" w:hAnsi="Arial" w:cs="Arial"/>
-          <w:bCs/>
-          <w:noProof/>
-          <w:lang w:val="en-US"/>
-        </w:rPr>
-        <w:drawing>
-          <wp:inline distT="0" distB="0" distL="0" distR="0" wp14:anchorId="57B7D3B3" wp14:editId="424150DF">
-            <wp:extent cx="5020376" cy="924054"/>
-            <wp:effectExtent l="0" t="0" r="8890" b="9525"/>
-            <wp:docPr id="12" name="Picture 12"/>
-            <wp:cNvGraphicFramePr>
-              <a:graphicFrameLocks xmlns:a="http://schemas.openxmlformats.org/drawingml/2006/main" noChangeAspect="1"/>
-            </wp:cNvGraphicFramePr>
-            <a:graphic xmlns:a="http://schemas.openxmlformats.org/drawingml/2006/main">
-              <a:graphicData uri="http://schemas.openxmlformats.org/drawingml/2006/picture">
-                <pic:pic xmlns:pic="http://schemas.openxmlformats.org/drawingml/2006/picture">
-                  <pic:nvPicPr>
-                    <pic:cNvPr id="1" name=""/>
-                    <pic:cNvPicPr/>
-                  </pic:nvPicPr>
-                  <pic:blipFill>
-                    <a:blip r:embed="rId17"/>
-                    <a:stretch>
-                      <a:fillRect/>
-                    </a:stretch>
-                  </pic:blipFill>
-                  <pic:spPr>
-                    <a:xfrm>
-                      <a:off x="0" y="0"/>
-                      <a:ext cx="5020376" cy="924054"/>
-                    </a:xfrm>
-                    <a:prstGeom prst="rect">
-                      <a:avLst/>
-                    </a:prstGeom>
-                  </pic:spPr>
-                </pic:pic>
-              </a:graphicData>
-            </a:graphic>
-          </wp:inline>
-        </w:drawing>
-      </w:r>
-    </w:p>
-    <w:p>
-      <w:pPr>
         <w:spacing w:after="160" w:line="259" w:lineRule="auto"/>
         <w:ind w:left="0" w:right="0" w:firstLine="0"/>
         <w:jc w:val="left"/>
@@ -6810,1444 +3387,87 @@
     </w:p>
     <w:p>
       <w:pPr>
-        <w:spacing w:after="0" w:line="480" w:lineRule="auto"/>
-        <w:ind w:left="0"/>
-        <w:rPr>
-          <w:rFonts w:ascii="Arial" w:hAnsi="Arial" w:cs="Arial"/>
-          <w:b/>
-          <w:bCs/>
-          <w:sz w:val="28"/>
-          <w:szCs w:val="28"/>
-          <w:lang w:val="en-US"/>
-        </w:rPr>
-      </w:pPr>
-      <w:r>
-        <w:rPr>
-          <w:rFonts w:ascii="Arial" w:hAnsi="Arial" w:cs="Arial"/>
-          <w:b/>
-          <w:bCs/>
-          <w:sz w:val="28"/>
-          <w:szCs w:val="28"/>
+        <w:spacing w:line="480" w:lineRule="auto"/>
+        <w:ind w:left="0" w:right="0" w:firstLine="0"/>
+        <w:rPr>
+          <w:rFonts w:ascii="Arial" w:hAnsi="Arial" w:cs="Arial"/>
+          <w:b/>
+          <w:lang w:val="en-US"/>
+        </w:rPr>
+      </w:pPr>
+      <w:r>
+        <w:rPr>
+          <w:rFonts w:ascii="Arial" w:hAnsi="Arial" w:cs="Arial"/>
+          <w:b/>
           <w:lang w:val="en-US"/>
         </w:rPr>
         <w:lastRenderedPageBreak/>
-        <w:t>DEVELOPMENT PHASE</w:t>
-      </w:r>
-    </w:p>
-    <w:p>
-      <w:pPr>
-        <w:spacing w:line="480" w:lineRule="auto"/>
-        <w:ind w:left="0"/>
-        <w:rPr>
-          <w:rFonts w:ascii="Arial" w:hAnsi="Arial" w:cs="Arial"/>
-          <w:b/>
-          <w:bCs/>
-          <w:sz w:val="28"/>
-          <w:szCs w:val="28"/>
-          <w:lang w:val="en-US"/>
-        </w:rPr>
-      </w:pPr>
-      <w:r>
-        <w:rPr>
-          <w:rFonts w:ascii="Arial" w:hAnsi="Arial" w:cs="Arial"/>
-          <w:b/>
-          <w:bCs/>
-          <w:sz w:val="28"/>
-          <w:szCs w:val="28"/>
-          <w:lang w:val="en-US"/>
-        </w:rPr>
-        <w:t>HARDWARE</w:t>
-      </w:r>
-    </w:p>
-    <w:tbl>
-      <w:tblPr>
-        <w:tblStyle w:val="TableGrid"/>
-        <w:tblW w:w="0" w:type="auto"/>
-        <w:jc w:val="center"/>
-        <w:tblLook w:val="04A0" w:firstRow="1" w:lastRow="0" w:firstColumn="1" w:lastColumn="0" w:noHBand="0" w:noVBand="1"/>
-      </w:tblPr>
-      <w:tblGrid>
-        <w:gridCol w:w="2245"/>
-        <w:gridCol w:w="3785"/>
-      </w:tblGrid>
-      <w:tr>
-        <w:trPr>
-          <w:jc w:val="center"/>
-        </w:trPr>
-        <w:tc>
-          <w:tcPr>
-            <w:tcW w:w="6030" w:type="dxa"/>
-            <w:gridSpan w:val="2"/>
-          </w:tcPr>
-          <w:p>
-            <w:pPr>
-              <w:spacing w:after="0" w:line="480" w:lineRule="auto"/>
-              <w:jc w:val="center"/>
-              <w:rPr>
-                <w:rFonts w:ascii="Arial" w:hAnsi="Arial" w:cs="Arial"/>
-                <w:b/>
-                <w:bCs/>
-                <w:lang w:val="en-US"/>
-              </w:rPr>
-            </w:pPr>
-            <w:r>
-              <w:rPr>
-                <w:rFonts w:ascii="Arial" w:hAnsi="Arial" w:cs="Arial"/>
-                <w:b/>
-                <w:bCs/>
-                <w:lang w:val="en-US"/>
-              </w:rPr>
-              <w:t>Development Requirements</w:t>
-            </w:r>
-          </w:p>
-        </w:tc>
-      </w:tr>
-      <w:tr>
-        <w:trPr>
-          <w:trHeight w:val="350"/>
-          <w:jc w:val="center"/>
-        </w:trPr>
-        <w:tc>
-          <w:tcPr>
-            <w:tcW w:w="2245" w:type="dxa"/>
-            <w:vAlign w:val="center"/>
-          </w:tcPr>
-          <w:p>
-            <w:pPr>
-              <w:spacing w:after="0" w:line="480" w:lineRule="auto"/>
-              <w:rPr>
-                <w:rFonts w:ascii="Arial" w:hAnsi="Arial" w:cs="Arial"/>
-                <w:b/>
-                <w:bCs/>
-                <w:lang w:val="en-US"/>
-              </w:rPr>
-            </w:pPr>
-            <w:r>
-              <w:rPr>
-                <w:rFonts w:ascii="Arial" w:hAnsi="Arial" w:cs="Arial"/>
-                <w:b/>
-                <w:bCs/>
-                <w:lang w:val="en-US"/>
-              </w:rPr>
-              <w:t>Installed Memory</w:t>
-            </w:r>
-          </w:p>
-        </w:tc>
-        <w:tc>
-          <w:tcPr>
-            <w:tcW w:w="3785" w:type="dxa"/>
-            <w:vAlign w:val="center"/>
-          </w:tcPr>
-          <w:p>
-            <w:pPr>
-              <w:spacing w:after="0" w:line="480" w:lineRule="auto"/>
-              <w:jc w:val="right"/>
-              <w:rPr>
-                <w:rFonts w:ascii="Arial" w:hAnsi="Arial" w:cs="Arial"/>
-                <w:lang w:val="en-US"/>
-              </w:rPr>
-            </w:pPr>
-            <w:r>
-              <w:rPr>
-                <w:rFonts w:ascii="Arial" w:hAnsi="Arial" w:cs="Arial"/>
-                <w:lang w:val="en-US"/>
-              </w:rPr>
-              <w:t>4GB 1600MHz</w:t>
-            </w:r>
-          </w:p>
-        </w:tc>
-      </w:tr>
-      <w:tr>
-        <w:trPr>
-          <w:jc w:val="center"/>
-        </w:trPr>
-        <w:tc>
-          <w:tcPr>
-            <w:tcW w:w="2245" w:type="dxa"/>
-            <w:vAlign w:val="center"/>
-          </w:tcPr>
-          <w:p>
-            <w:pPr>
-              <w:spacing w:after="0" w:line="480" w:lineRule="auto"/>
-              <w:rPr>
-                <w:rFonts w:ascii="Arial" w:hAnsi="Arial" w:cs="Arial"/>
-                <w:b/>
-                <w:bCs/>
-                <w:lang w:val="en-US"/>
-              </w:rPr>
-            </w:pPr>
-            <w:r>
-              <w:rPr>
-                <w:rFonts w:ascii="Arial" w:hAnsi="Arial" w:cs="Arial"/>
-                <w:b/>
-                <w:bCs/>
-                <w:lang w:val="en-US"/>
-              </w:rPr>
-              <w:t>Processor</w:t>
-            </w:r>
-          </w:p>
-        </w:tc>
-        <w:tc>
-          <w:tcPr>
-            <w:tcW w:w="3785" w:type="dxa"/>
-            <w:vAlign w:val="center"/>
-          </w:tcPr>
-          <w:p>
-            <w:pPr>
-              <w:spacing w:after="0" w:line="480" w:lineRule="auto"/>
-              <w:jc w:val="right"/>
-              <w:rPr>
-                <w:rFonts w:ascii="Arial" w:hAnsi="Arial" w:cs="Arial"/>
-                <w:lang w:val="en-US"/>
-              </w:rPr>
-            </w:pPr>
-            <w:r>
-              <w:rPr>
-                <w:rFonts w:ascii="Arial" w:hAnsi="Arial" w:cs="Arial"/>
-                <w:lang w:val="en-US"/>
-              </w:rPr>
-              <w:t>R</w:t>
-            </w:r>
-            <w:r>
-              <w:rPr>
-                <w:rFonts w:ascii="Arial" w:hAnsi="Arial" w:cs="Arial"/>
-                <w:lang w:val="en-US"/>
-              </w:rPr>
-              <w:t>yzen A10-6700T</w:t>
-            </w:r>
-            <w:r>
-              <w:rPr>
-                <w:rFonts w:ascii="Arial" w:hAnsi="Arial" w:cs="Arial"/>
-                <w:lang w:val="en-US"/>
-              </w:rPr>
-              <w:t xml:space="preserve">@2.5GHz </w:t>
-            </w:r>
-          </w:p>
-        </w:tc>
-      </w:tr>
-      <w:tr>
-        <w:trPr>
-          <w:jc w:val="center"/>
-        </w:trPr>
-        <w:tc>
-          <w:tcPr>
-            <w:tcW w:w="2245" w:type="dxa"/>
-            <w:vAlign w:val="center"/>
-          </w:tcPr>
-          <w:p>
-            <w:pPr>
-              <w:spacing w:after="0" w:line="480" w:lineRule="auto"/>
-              <w:rPr>
-                <w:rFonts w:ascii="Arial" w:hAnsi="Arial" w:cs="Arial"/>
-                <w:b/>
-                <w:bCs/>
-                <w:lang w:val="en-US"/>
-              </w:rPr>
-            </w:pPr>
-            <w:r>
-              <w:rPr>
-                <w:rFonts w:ascii="Arial" w:hAnsi="Arial" w:cs="Arial"/>
-                <w:b/>
-                <w:bCs/>
-                <w:lang w:val="en-US"/>
-              </w:rPr>
-              <w:t>System Type</w:t>
-            </w:r>
-          </w:p>
-        </w:tc>
-        <w:tc>
-          <w:tcPr>
-            <w:tcW w:w="3785" w:type="dxa"/>
-            <w:vAlign w:val="center"/>
-          </w:tcPr>
-          <w:p>
-            <w:pPr>
-              <w:spacing w:after="0" w:line="480" w:lineRule="auto"/>
-              <w:jc w:val="right"/>
-              <w:rPr>
-                <w:rFonts w:ascii="Arial" w:hAnsi="Arial" w:cs="Arial"/>
-                <w:lang w:val="en-US"/>
-              </w:rPr>
-            </w:pPr>
-            <w:r>
-              <w:rPr>
-                <w:rFonts w:ascii="Arial" w:hAnsi="Arial" w:cs="Arial"/>
-                <w:lang w:val="en-US"/>
-              </w:rPr>
-              <w:t>64-bit OS, x64-based processor</w:t>
-            </w:r>
-          </w:p>
-        </w:tc>
-      </w:tr>
-    </w:tbl>
+        <w:t xml:space="preserve">PROPOSED </w:t>
+      </w:r>
+      <w:r>
+        <w:rPr>
+          <w:rFonts w:ascii="Arial" w:hAnsi="Arial" w:cs="Arial"/>
+          <w:b/>
+          <w:lang w:val="en-US"/>
+        </w:rPr>
+        <w:t>PROJECT</w:t>
+      </w:r>
+    </w:p>
     <w:p>
       <w:pPr>
         <w:spacing w:before="240" w:line="480" w:lineRule="auto"/>
-        <w:jc w:val="center"/>
-        <w:rPr>
-          <w:rFonts w:ascii="Arial" w:hAnsi="Arial" w:cs="Arial"/>
-          <w:b/>
-          <w:bCs/>
-          <w:i/>
-          <w:iCs/>
-          <w:lang w:val="en-US"/>
-        </w:rPr>
-      </w:pPr>
-      <w:r>
-        <w:rPr>
-          <w:rFonts w:ascii="Arial" w:hAnsi="Arial" w:cs="Arial"/>
-          <w:b/>
-          <w:bCs/>
-          <w:i/>
-          <w:iCs/>
-          <w:lang w:val="en-US"/>
-        </w:rPr>
-        <w:t>Table 4: Hardware Development Requirements</w:t>
-      </w:r>
-    </w:p>
-    <w:p>
-      <w:pPr>
-        <w:spacing w:line="480" w:lineRule="auto"/>
-        <w:ind w:left="0"/>
-        <w:rPr>
-          <w:rFonts w:ascii="Arial" w:hAnsi="Arial" w:cs="Arial"/>
-          <w:b/>
-          <w:bCs/>
-          <w:sz w:val="28"/>
-          <w:szCs w:val="28"/>
-          <w:lang w:val="en-US"/>
-        </w:rPr>
-      </w:pPr>
-      <w:r>
-        <w:rPr>
-          <w:rFonts w:ascii="Arial" w:hAnsi="Arial" w:cs="Arial"/>
-          <w:lang w:val="en-US"/>
-        </w:rPr>
-        <w:tab/>
-      </w:r>
-      <w:r>
-        <w:rPr>
-          <w:rFonts w:ascii="Arial" w:hAnsi="Arial" w:cs="Arial"/>
-          <w:b/>
-          <w:bCs/>
-          <w:sz w:val="28"/>
-          <w:szCs w:val="28"/>
-          <w:lang w:val="en-US"/>
-        </w:rPr>
-        <w:t>SOFTWARE</w:t>
-      </w:r>
-    </w:p>
-    <w:tbl>
-      <w:tblPr>
-        <w:tblStyle w:val="TableGrid"/>
-        <w:tblW w:w="0" w:type="auto"/>
-        <w:jc w:val="center"/>
-        <w:tblLook w:val="04A0" w:firstRow="1" w:lastRow="0" w:firstColumn="1" w:lastColumn="0" w:noHBand="0" w:noVBand="1"/>
-      </w:tblPr>
-      <w:tblGrid>
-        <w:gridCol w:w="2245"/>
-        <w:gridCol w:w="3785"/>
-      </w:tblGrid>
-      <w:tr>
-        <w:trPr>
-          <w:jc w:val="center"/>
-        </w:trPr>
-        <w:tc>
-          <w:tcPr>
-            <w:tcW w:w="6030" w:type="dxa"/>
-            <w:gridSpan w:val="2"/>
-          </w:tcPr>
-          <w:p>
-            <w:pPr>
-              <w:spacing w:after="0" w:line="480" w:lineRule="auto"/>
-              <w:jc w:val="center"/>
-              <w:rPr>
-                <w:rFonts w:ascii="Arial" w:hAnsi="Arial" w:cs="Arial"/>
-                <w:b/>
-                <w:bCs/>
-                <w:lang w:val="en-US"/>
-              </w:rPr>
-            </w:pPr>
-            <w:r>
-              <w:rPr>
-                <w:rFonts w:ascii="Arial" w:hAnsi="Arial" w:cs="Arial"/>
-                <w:b/>
-                <w:bCs/>
-                <w:lang w:val="en-US"/>
-              </w:rPr>
-              <w:t>Development Requirements</w:t>
-            </w:r>
-          </w:p>
-        </w:tc>
-      </w:tr>
-      <w:tr>
-        <w:trPr>
-          <w:trHeight w:val="350"/>
-          <w:jc w:val="center"/>
-        </w:trPr>
-        <w:tc>
-          <w:tcPr>
-            <w:tcW w:w="2245" w:type="dxa"/>
-            <w:vAlign w:val="center"/>
-          </w:tcPr>
-          <w:p>
-            <w:pPr>
-              <w:spacing w:after="0" w:line="480" w:lineRule="auto"/>
-              <w:rPr>
-                <w:rFonts w:ascii="Arial" w:hAnsi="Arial" w:cs="Arial"/>
-                <w:b/>
-                <w:bCs/>
-                <w:lang w:val="en-US"/>
-              </w:rPr>
-            </w:pPr>
-            <w:r>
-              <w:rPr>
-                <w:rFonts w:ascii="Arial" w:hAnsi="Arial" w:cs="Arial"/>
-                <w:b/>
-                <w:bCs/>
-                <w:lang w:val="en-US"/>
-              </w:rPr>
-              <w:t>Browser</w:t>
-            </w:r>
-          </w:p>
-        </w:tc>
-        <w:tc>
-          <w:tcPr>
-            <w:tcW w:w="3785" w:type="dxa"/>
-            <w:vAlign w:val="center"/>
-          </w:tcPr>
-          <w:p>
-            <w:pPr>
-              <w:spacing w:after="0" w:line="480" w:lineRule="auto"/>
-              <w:jc w:val="right"/>
-              <w:rPr>
-                <w:rFonts w:ascii="Arial" w:hAnsi="Arial" w:cs="Arial"/>
-                <w:lang w:val="en-US"/>
-              </w:rPr>
-            </w:pPr>
-            <w:r>
-              <w:rPr>
-                <w:rFonts w:ascii="Arial" w:hAnsi="Arial" w:cs="Arial"/>
-                <w:lang w:val="en-US"/>
-              </w:rPr>
-              <w:t>Chrome, Edge, or Firefox</w:t>
-            </w:r>
-          </w:p>
-        </w:tc>
-      </w:tr>
-      <w:tr>
-        <w:trPr>
-          <w:jc w:val="center"/>
-        </w:trPr>
-        <w:tc>
-          <w:tcPr>
-            <w:tcW w:w="2245" w:type="dxa"/>
-            <w:vAlign w:val="center"/>
-          </w:tcPr>
-          <w:p>
-            <w:pPr>
-              <w:spacing w:after="0" w:line="480" w:lineRule="auto"/>
-              <w:rPr>
-                <w:rFonts w:ascii="Arial" w:hAnsi="Arial" w:cs="Arial"/>
-                <w:b/>
-                <w:bCs/>
-                <w:lang w:val="en-US"/>
-              </w:rPr>
-            </w:pPr>
-            <w:r>
-              <w:rPr>
-                <w:rFonts w:ascii="Arial" w:hAnsi="Arial" w:cs="Arial"/>
-                <w:b/>
-                <w:bCs/>
-                <w:lang w:val="en-US"/>
-              </w:rPr>
-              <w:t>Language</w:t>
-            </w:r>
-          </w:p>
-        </w:tc>
-        <w:tc>
-          <w:tcPr>
-            <w:tcW w:w="3785" w:type="dxa"/>
-            <w:vAlign w:val="center"/>
-          </w:tcPr>
-          <w:p>
-            <w:pPr>
-              <w:spacing w:after="0" w:line="480" w:lineRule="auto"/>
-              <w:jc w:val="right"/>
-              <w:rPr>
-                <w:rFonts w:ascii="Arial" w:hAnsi="Arial" w:cs="Arial"/>
-                <w:lang w:val="en-US"/>
-              </w:rPr>
-            </w:pPr>
-            <w:r>
-              <w:rPr>
-                <w:rFonts w:ascii="Arial" w:hAnsi="Arial" w:cs="Arial"/>
-                <w:lang w:val="en-US"/>
-              </w:rPr>
-              <w:t xml:space="preserve">PHP and JS </w:t>
-            </w:r>
-          </w:p>
-        </w:tc>
-      </w:tr>
-      <w:tr>
-        <w:trPr>
-          <w:jc w:val="center"/>
-        </w:trPr>
-        <w:tc>
-          <w:tcPr>
-            <w:tcW w:w="2245" w:type="dxa"/>
-            <w:vAlign w:val="center"/>
-          </w:tcPr>
-          <w:p>
-            <w:pPr>
-              <w:spacing w:after="0" w:line="480" w:lineRule="auto"/>
-              <w:rPr>
-                <w:rFonts w:ascii="Arial" w:hAnsi="Arial" w:cs="Arial"/>
-                <w:b/>
-                <w:bCs/>
-                <w:lang w:val="en-US"/>
-              </w:rPr>
-            </w:pPr>
-            <w:r>
-              <w:rPr>
-                <w:rFonts w:ascii="Arial" w:hAnsi="Arial" w:cs="Arial"/>
-                <w:b/>
-                <w:bCs/>
-                <w:lang w:val="en-US"/>
-              </w:rPr>
-              <w:t>OS</w:t>
-            </w:r>
-          </w:p>
-        </w:tc>
-        <w:tc>
-          <w:tcPr>
-            <w:tcW w:w="3785" w:type="dxa"/>
-            <w:vAlign w:val="center"/>
-          </w:tcPr>
-          <w:p>
-            <w:pPr>
-              <w:spacing w:after="0" w:line="480" w:lineRule="auto"/>
-              <w:jc w:val="right"/>
-              <w:rPr>
-                <w:rFonts w:ascii="Arial" w:hAnsi="Arial" w:cs="Arial"/>
-                <w:lang w:val="en-US"/>
-              </w:rPr>
-            </w:pPr>
-            <w:r>
-              <w:rPr>
-                <w:rFonts w:ascii="Arial" w:hAnsi="Arial" w:cs="Arial"/>
-                <w:lang w:val="en-US"/>
-              </w:rPr>
-              <w:t>64-bit OS, x64-based processor</w:t>
-            </w:r>
-          </w:p>
-        </w:tc>
-      </w:tr>
-      <w:tr>
-        <w:trPr>
-          <w:jc w:val="center"/>
-        </w:trPr>
-        <w:tc>
-          <w:tcPr>
-            <w:tcW w:w="2245" w:type="dxa"/>
-            <w:vAlign w:val="center"/>
-          </w:tcPr>
-          <w:p>
-            <w:pPr>
-              <w:spacing w:after="0" w:line="480" w:lineRule="auto"/>
-              <w:rPr>
-                <w:rFonts w:ascii="Arial" w:hAnsi="Arial" w:cs="Arial"/>
-                <w:b/>
-                <w:bCs/>
-                <w:lang w:val="en-US"/>
-              </w:rPr>
-            </w:pPr>
-            <w:r>
-              <w:rPr>
-                <w:rFonts w:ascii="Arial" w:hAnsi="Arial" w:cs="Arial"/>
-                <w:b/>
-                <w:bCs/>
-                <w:lang w:val="en-US"/>
-              </w:rPr>
-              <w:t>IDE</w:t>
-            </w:r>
-          </w:p>
-        </w:tc>
-        <w:tc>
-          <w:tcPr>
-            <w:tcW w:w="3785" w:type="dxa"/>
-            <w:vAlign w:val="center"/>
-          </w:tcPr>
-          <w:p>
-            <w:pPr>
-              <w:spacing w:after="0" w:line="480" w:lineRule="auto"/>
-              <w:jc w:val="right"/>
-              <w:rPr>
-                <w:rFonts w:ascii="Arial" w:hAnsi="Arial" w:cs="Arial"/>
-                <w:lang w:val="en-US"/>
-              </w:rPr>
-            </w:pPr>
-            <w:r>
-              <w:rPr>
-                <w:rFonts w:ascii="Arial" w:hAnsi="Arial" w:cs="Arial"/>
-                <w:lang w:val="en-US"/>
-              </w:rPr>
-              <w:t>Visual Studio Code</w:t>
-            </w:r>
-          </w:p>
-        </w:tc>
-      </w:tr>
-      <w:tr>
-        <w:trPr>
-          <w:jc w:val="center"/>
-        </w:trPr>
-        <w:tc>
-          <w:tcPr>
-            <w:tcW w:w="2245" w:type="dxa"/>
-            <w:vAlign w:val="center"/>
-          </w:tcPr>
-          <w:p>
-            <w:pPr>
-              <w:spacing w:after="0" w:line="480" w:lineRule="auto"/>
-              <w:rPr>
-                <w:rFonts w:ascii="Arial" w:hAnsi="Arial" w:cs="Arial"/>
-                <w:b/>
-                <w:bCs/>
-                <w:lang w:val="en-US"/>
-              </w:rPr>
-            </w:pPr>
-            <w:r>
-              <w:rPr>
-                <w:rFonts w:ascii="Arial" w:hAnsi="Arial" w:cs="Arial"/>
-                <w:b/>
-                <w:bCs/>
-                <w:lang w:val="en-US"/>
-              </w:rPr>
-              <w:t>XAMPP</w:t>
-            </w:r>
-          </w:p>
-        </w:tc>
-        <w:tc>
-          <w:tcPr>
-            <w:tcW w:w="3785" w:type="dxa"/>
-            <w:vAlign w:val="center"/>
-          </w:tcPr>
-          <w:p>
-            <w:pPr>
-              <w:spacing w:after="0" w:line="480" w:lineRule="auto"/>
-              <w:jc w:val="right"/>
-              <w:rPr>
-                <w:rFonts w:ascii="Arial" w:hAnsi="Arial" w:cs="Arial"/>
-                <w:lang w:val="en-US"/>
-              </w:rPr>
-            </w:pPr>
-            <w:r>
-              <w:rPr>
-                <w:rFonts w:ascii="Arial" w:hAnsi="Arial" w:cs="Arial"/>
-                <w:lang w:val="en-US"/>
-              </w:rPr>
-              <w:t>Latest Version</w:t>
-            </w:r>
-          </w:p>
-        </w:tc>
-      </w:tr>
-    </w:tbl>
+        <w:ind w:left="0" w:firstLine="720"/>
+        <w:rPr>
+          <w:rFonts w:ascii="Arial" w:hAnsi="Arial" w:cs="Arial"/>
+          <w:bCs/>
+          <w:lang w:val="en-US"/>
+        </w:rPr>
+      </w:pPr>
+      <w:r>
+        <w:rPr>
+          <w:rFonts w:ascii="Arial" w:hAnsi="Arial" w:cs="Arial"/>
+          <w:bCs/>
+          <w:lang w:val="en-US"/>
+        </w:rPr>
+        <w:t xml:space="preserve">The Digital Academic Repository Archive (DARA) is envisioned as a comprehensive digital platform designed to manage and store academic documents such as theses, capstones, and case studies. This system will serve as a centralized repository for students, teachers, and administrators, offering streamlined processes for submitting, reviewing, and managing academic records. </w:t>
+      </w:r>
+    </w:p>
     <w:p>
       <w:pPr>
         <w:spacing w:before="240" w:line="480" w:lineRule="auto"/>
-        <w:jc w:val="center"/>
-        <w:rPr>
-          <w:rFonts w:ascii="Arial" w:hAnsi="Arial" w:cs="Arial"/>
-          <w:b/>
-          <w:bCs/>
-          <w:i/>
-          <w:iCs/>
-          <w:lang w:val="en-US"/>
-        </w:rPr>
-      </w:pPr>
-      <w:r>
-        <w:rPr>
-          <w:rFonts w:ascii="Arial" w:hAnsi="Arial" w:cs="Arial"/>
-          <w:b/>
-          <w:bCs/>
-          <w:i/>
-          <w:iCs/>
-          <w:lang w:val="en-US"/>
-        </w:rPr>
-        <w:t>Table 5: Software Development Requirements</w:t>
-      </w:r>
-    </w:p>
-    <w:p>
-      <w:pPr>
-        <w:spacing w:line="480" w:lineRule="auto"/>
-        <w:ind w:left="0" w:firstLine="0"/>
-        <w:rPr>
-          <w:rFonts w:ascii="Arial" w:hAnsi="Arial" w:cs="Arial"/>
-          <w:lang w:val="en-US"/>
-        </w:rPr>
-      </w:pPr>
-    </w:p>
-    <w:p>
-      <w:pPr>
-        <w:spacing w:after="0" w:line="480" w:lineRule="auto"/>
-        <w:ind w:left="0"/>
-        <w:rPr>
-          <w:rFonts w:ascii="Arial" w:hAnsi="Arial" w:cs="Arial"/>
-          <w:b/>
-          <w:bCs/>
-          <w:sz w:val="28"/>
-          <w:szCs w:val="28"/>
-          <w:lang w:val="en-US"/>
-        </w:rPr>
-      </w:pPr>
-      <w:r>
-        <w:rPr>
-          <w:rFonts w:ascii="Arial" w:hAnsi="Arial" w:cs="Arial"/>
-          <w:b/>
-          <w:bCs/>
-          <w:sz w:val="28"/>
-          <w:szCs w:val="28"/>
-          <w:lang w:val="en-US"/>
-        </w:rPr>
-        <w:lastRenderedPageBreak/>
-        <w:t>DEPLOYMENT PHASE</w:t>
-      </w:r>
-    </w:p>
-    <w:p>
-      <w:pPr>
-        <w:spacing w:line="480" w:lineRule="auto"/>
-        <w:ind w:left="0"/>
-        <w:rPr>
-          <w:rFonts w:ascii="Arial" w:hAnsi="Arial" w:cs="Arial"/>
-          <w:b/>
-          <w:bCs/>
-          <w:sz w:val="28"/>
-          <w:szCs w:val="28"/>
-          <w:lang w:val="en-US"/>
-        </w:rPr>
-      </w:pPr>
-      <w:r>
-        <w:rPr>
-          <w:rFonts w:ascii="Arial" w:hAnsi="Arial" w:cs="Arial"/>
-          <w:b/>
-          <w:bCs/>
-          <w:sz w:val="28"/>
-          <w:szCs w:val="28"/>
-          <w:lang w:val="en-US"/>
-        </w:rPr>
-        <w:t>HARDWARE</w:t>
-      </w:r>
-    </w:p>
-    <w:tbl>
-      <w:tblPr>
-        <w:tblStyle w:val="TableGrid"/>
-        <w:tblW w:w="0" w:type="auto"/>
-        <w:jc w:val="center"/>
-        <w:tblLook w:val="04A0" w:firstRow="1" w:lastRow="0" w:firstColumn="1" w:lastColumn="0" w:noHBand="0" w:noVBand="1"/>
-      </w:tblPr>
-      <w:tblGrid>
-        <w:gridCol w:w="2245"/>
-        <w:gridCol w:w="3785"/>
-      </w:tblGrid>
-      <w:tr>
-        <w:trPr>
-          <w:jc w:val="center"/>
-        </w:trPr>
-        <w:tc>
-          <w:tcPr>
-            <w:tcW w:w="6030" w:type="dxa"/>
-            <w:gridSpan w:val="2"/>
-          </w:tcPr>
-          <w:p>
-            <w:pPr>
-              <w:spacing w:after="0" w:line="480" w:lineRule="auto"/>
-              <w:jc w:val="center"/>
-              <w:rPr>
-                <w:rFonts w:ascii="Arial" w:hAnsi="Arial" w:cs="Arial"/>
-                <w:b/>
-                <w:bCs/>
-                <w:lang w:val="en-US"/>
-              </w:rPr>
-            </w:pPr>
-            <w:r>
-              <w:rPr>
-                <w:rFonts w:ascii="Arial" w:hAnsi="Arial" w:cs="Arial"/>
-                <w:b/>
-                <w:bCs/>
-                <w:lang w:val="en-US"/>
-              </w:rPr>
-              <w:t>Development Requirements</w:t>
-            </w:r>
-          </w:p>
-        </w:tc>
-      </w:tr>
-      <w:tr>
-        <w:trPr>
-          <w:trHeight w:val="350"/>
-          <w:jc w:val="center"/>
-        </w:trPr>
-        <w:tc>
-          <w:tcPr>
-            <w:tcW w:w="2245" w:type="dxa"/>
-            <w:vAlign w:val="center"/>
-          </w:tcPr>
-          <w:p>
-            <w:pPr>
-              <w:spacing w:after="0" w:line="480" w:lineRule="auto"/>
-              <w:rPr>
-                <w:rFonts w:ascii="Arial" w:hAnsi="Arial" w:cs="Arial"/>
-                <w:b/>
-                <w:bCs/>
-                <w:lang w:val="en-US"/>
-              </w:rPr>
-            </w:pPr>
-            <w:r>
-              <w:rPr>
-                <w:rFonts w:ascii="Arial" w:hAnsi="Arial" w:cs="Arial"/>
-                <w:b/>
-                <w:bCs/>
-                <w:lang w:val="en-US"/>
-              </w:rPr>
-              <w:t>CPU</w:t>
-            </w:r>
-          </w:p>
-        </w:tc>
-        <w:tc>
-          <w:tcPr>
-            <w:tcW w:w="3785" w:type="dxa"/>
-            <w:vAlign w:val="center"/>
-          </w:tcPr>
-          <w:p>
-            <w:pPr>
-              <w:spacing w:after="0" w:line="480" w:lineRule="auto"/>
-              <w:jc w:val="right"/>
-              <w:rPr>
-                <w:rFonts w:ascii="Arial" w:hAnsi="Arial" w:cs="Arial"/>
-                <w:lang w:val="en-US"/>
-              </w:rPr>
-            </w:pPr>
-            <w:r>
-              <w:rPr>
-                <w:rFonts w:ascii="Arial" w:hAnsi="Arial" w:cs="Arial"/>
-                <w:lang w:val="en-US"/>
-              </w:rPr>
-              <w:t>Ryzen 5 3200g</w:t>
-            </w:r>
-          </w:p>
-        </w:tc>
-      </w:tr>
-      <w:tr>
-        <w:trPr>
-          <w:jc w:val="center"/>
-        </w:trPr>
-        <w:tc>
-          <w:tcPr>
-            <w:tcW w:w="2245" w:type="dxa"/>
-            <w:vAlign w:val="center"/>
-          </w:tcPr>
-          <w:p>
-            <w:pPr>
-              <w:spacing w:after="0" w:line="480" w:lineRule="auto"/>
-              <w:rPr>
-                <w:rFonts w:ascii="Arial" w:hAnsi="Arial" w:cs="Arial"/>
-                <w:b/>
-                <w:bCs/>
-                <w:lang w:val="en-US"/>
-              </w:rPr>
-            </w:pPr>
-            <w:r>
-              <w:rPr>
-                <w:rFonts w:ascii="Arial" w:hAnsi="Arial" w:cs="Arial"/>
-                <w:b/>
-                <w:bCs/>
-                <w:lang w:val="en-US"/>
-              </w:rPr>
-              <w:t>Storage</w:t>
-            </w:r>
-          </w:p>
-        </w:tc>
-        <w:tc>
-          <w:tcPr>
-            <w:tcW w:w="3785" w:type="dxa"/>
-            <w:vAlign w:val="center"/>
-          </w:tcPr>
-          <w:p>
-            <w:pPr>
-              <w:spacing w:after="0" w:line="480" w:lineRule="auto"/>
-              <w:jc w:val="right"/>
-              <w:rPr>
-                <w:rFonts w:ascii="Arial" w:hAnsi="Arial" w:cs="Arial"/>
-                <w:lang w:val="en-US"/>
-              </w:rPr>
-            </w:pPr>
-            <w:r>
-              <w:rPr>
-                <w:rFonts w:ascii="Arial" w:hAnsi="Arial" w:cs="Arial"/>
-                <w:lang w:val="en-US"/>
-              </w:rPr>
-              <w:t xml:space="preserve">256GB 2.5” SSD </w:t>
-            </w:r>
-          </w:p>
-        </w:tc>
-      </w:tr>
-      <w:tr>
-        <w:trPr>
-          <w:jc w:val="center"/>
-        </w:trPr>
-        <w:tc>
-          <w:tcPr>
-            <w:tcW w:w="2245" w:type="dxa"/>
-            <w:vAlign w:val="center"/>
-          </w:tcPr>
-          <w:p>
-            <w:pPr>
-              <w:spacing w:after="0" w:line="480" w:lineRule="auto"/>
-              <w:rPr>
-                <w:rFonts w:ascii="Arial" w:hAnsi="Arial" w:cs="Arial"/>
-                <w:b/>
-                <w:bCs/>
-                <w:lang w:val="en-US"/>
-              </w:rPr>
-            </w:pPr>
-            <w:r>
-              <w:rPr>
-                <w:rFonts w:ascii="Arial" w:hAnsi="Arial" w:cs="Arial"/>
-                <w:b/>
-                <w:bCs/>
-                <w:lang w:val="en-US"/>
-              </w:rPr>
-              <w:t>Keyboard</w:t>
-            </w:r>
-          </w:p>
-        </w:tc>
-        <w:tc>
-          <w:tcPr>
-            <w:tcW w:w="3785" w:type="dxa"/>
-            <w:vAlign w:val="center"/>
-          </w:tcPr>
-          <w:p>
-            <w:pPr>
-              <w:spacing w:after="0" w:line="480" w:lineRule="auto"/>
-              <w:jc w:val="right"/>
-              <w:rPr>
-                <w:rFonts w:ascii="Arial" w:hAnsi="Arial" w:cs="Arial"/>
-                <w:lang w:val="en-US"/>
-              </w:rPr>
-            </w:pPr>
-            <w:r>
-              <w:rPr>
-                <w:rFonts w:ascii="Arial" w:hAnsi="Arial" w:cs="Arial"/>
-                <w:lang w:val="en-US"/>
-              </w:rPr>
-              <w:t>Membrane Keyboard</w:t>
-            </w:r>
-          </w:p>
-        </w:tc>
-      </w:tr>
-      <w:tr>
-        <w:trPr>
-          <w:jc w:val="center"/>
-        </w:trPr>
-        <w:tc>
-          <w:tcPr>
-            <w:tcW w:w="2245" w:type="dxa"/>
-            <w:vAlign w:val="center"/>
-          </w:tcPr>
-          <w:p>
-            <w:pPr>
-              <w:spacing w:after="0" w:line="480" w:lineRule="auto"/>
-              <w:rPr>
-                <w:rFonts w:ascii="Arial" w:hAnsi="Arial" w:cs="Arial"/>
-                <w:b/>
-                <w:bCs/>
-                <w:lang w:val="en-US"/>
-              </w:rPr>
-            </w:pPr>
-            <w:r>
-              <w:rPr>
-                <w:rFonts w:ascii="Arial" w:hAnsi="Arial" w:cs="Arial"/>
-                <w:b/>
-                <w:bCs/>
-                <w:lang w:val="en-US"/>
-              </w:rPr>
-              <w:t>Monitor</w:t>
-            </w:r>
-          </w:p>
-        </w:tc>
-        <w:tc>
-          <w:tcPr>
-            <w:tcW w:w="3785" w:type="dxa"/>
-            <w:vAlign w:val="center"/>
-          </w:tcPr>
-          <w:p>
-            <w:pPr>
-              <w:spacing w:after="0" w:line="480" w:lineRule="auto"/>
-              <w:jc w:val="right"/>
-              <w:rPr>
-                <w:rFonts w:ascii="Arial" w:hAnsi="Arial" w:cs="Arial"/>
-                <w:lang w:val="en-US"/>
-              </w:rPr>
-            </w:pPr>
-            <w:r>
-              <w:rPr>
-                <w:rFonts w:ascii="Arial" w:hAnsi="Arial" w:cs="Arial"/>
-                <w:lang w:val="en-US"/>
-              </w:rPr>
-              <w:t>AOC</w:t>
-            </w:r>
-          </w:p>
-        </w:tc>
-      </w:tr>
-      <w:tr>
-        <w:trPr>
-          <w:jc w:val="center"/>
-        </w:trPr>
-        <w:tc>
-          <w:tcPr>
-            <w:tcW w:w="2245" w:type="dxa"/>
-            <w:vAlign w:val="center"/>
-          </w:tcPr>
-          <w:p>
-            <w:pPr>
-              <w:spacing w:after="0" w:line="480" w:lineRule="auto"/>
-              <w:rPr>
-                <w:rFonts w:ascii="Arial" w:hAnsi="Arial" w:cs="Arial"/>
-                <w:b/>
-                <w:bCs/>
-                <w:lang w:val="en-US"/>
-              </w:rPr>
-            </w:pPr>
-            <w:r>
-              <w:rPr>
-                <w:rFonts w:ascii="Arial" w:hAnsi="Arial" w:cs="Arial"/>
-                <w:b/>
-                <w:bCs/>
-                <w:lang w:val="en-US"/>
-              </w:rPr>
-              <w:t>Mouse</w:t>
-            </w:r>
-          </w:p>
-        </w:tc>
-        <w:tc>
-          <w:tcPr>
-            <w:tcW w:w="3785" w:type="dxa"/>
-            <w:vAlign w:val="center"/>
-          </w:tcPr>
-          <w:p>
-            <w:pPr>
-              <w:spacing w:after="0" w:line="480" w:lineRule="auto"/>
-              <w:jc w:val="right"/>
-              <w:rPr>
-                <w:rFonts w:ascii="Arial" w:hAnsi="Arial" w:cs="Arial"/>
-                <w:lang w:val="en-US"/>
-              </w:rPr>
-            </w:pPr>
-            <w:r>
-              <w:rPr>
-                <w:rFonts w:ascii="Arial" w:hAnsi="Arial" w:cs="Arial"/>
-                <w:lang w:val="en-US"/>
-              </w:rPr>
-              <w:t>A4Tech</w:t>
-            </w:r>
-          </w:p>
-        </w:tc>
-      </w:tr>
-      <w:tr>
-        <w:trPr>
-          <w:jc w:val="center"/>
-        </w:trPr>
-        <w:tc>
-          <w:tcPr>
-            <w:tcW w:w="2245" w:type="dxa"/>
-            <w:vAlign w:val="center"/>
-          </w:tcPr>
-          <w:p>
-            <w:pPr>
-              <w:spacing w:after="0" w:line="480" w:lineRule="auto"/>
-              <w:rPr>
-                <w:rFonts w:ascii="Arial" w:hAnsi="Arial" w:cs="Arial"/>
-                <w:b/>
-                <w:bCs/>
-                <w:lang w:val="en-US"/>
-              </w:rPr>
-            </w:pPr>
-            <w:r>
-              <w:rPr>
-                <w:rFonts w:ascii="Arial" w:hAnsi="Arial" w:cs="Arial"/>
-                <w:b/>
-                <w:bCs/>
-                <w:lang w:val="en-US"/>
-              </w:rPr>
-              <w:t>RAM</w:t>
-            </w:r>
-          </w:p>
-        </w:tc>
-        <w:tc>
-          <w:tcPr>
-            <w:tcW w:w="3785" w:type="dxa"/>
-            <w:vAlign w:val="center"/>
-          </w:tcPr>
-          <w:p>
-            <w:pPr>
-              <w:spacing w:after="0" w:line="480" w:lineRule="auto"/>
-              <w:jc w:val="right"/>
-              <w:rPr>
-                <w:rFonts w:ascii="Arial" w:hAnsi="Arial" w:cs="Arial"/>
-                <w:lang w:val="en-US"/>
-              </w:rPr>
-            </w:pPr>
-            <w:r>
-              <w:rPr>
-                <w:rFonts w:ascii="Arial" w:hAnsi="Arial" w:cs="Arial"/>
-                <w:lang w:val="en-US"/>
-              </w:rPr>
-              <w:t>DDR4 8GB 2666MHz</w:t>
-            </w:r>
-          </w:p>
-        </w:tc>
-      </w:tr>
-    </w:tbl>
+        <w:ind w:left="0" w:firstLine="720"/>
+        <w:rPr>
+          <w:rFonts w:ascii="Arial" w:hAnsi="Arial" w:cs="Arial"/>
+          <w:bCs/>
+          <w:lang w:val="en-US"/>
+        </w:rPr>
+      </w:pPr>
+      <w:r>
+        <w:rPr>
+          <w:rFonts w:ascii="Arial" w:hAnsi="Arial" w:cs="Arial"/>
+          <w:bCs/>
+          <w:lang w:val="en-US"/>
+        </w:rPr>
+        <w:t xml:space="preserve">With the implementation of DARA, students will have the ability to submit their academic work in PDF format, accompanied by detailed metadata that enhances the organization and retrieval of documents. Teachers will be empowered to review and approve submissions or request revisions, ensuring that only quality work is archived. </w:t>
+      </w:r>
+    </w:p>
     <w:p>
       <w:pPr>
         <w:spacing w:before="240" w:line="480" w:lineRule="auto"/>
-        <w:jc w:val="center"/>
-        <w:rPr>
-          <w:rFonts w:ascii="Arial" w:hAnsi="Arial" w:cs="Arial"/>
-          <w:b/>
-          <w:bCs/>
-          <w:i/>
-          <w:iCs/>
-          <w:lang w:val="en-US"/>
-        </w:rPr>
-      </w:pPr>
-      <w:r>
-        <w:rPr>
-          <w:rFonts w:ascii="Arial" w:hAnsi="Arial" w:cs="Arial"/>
-          <w:b/>
-          <w:bCs/>
-          <w:i/>
-          <w:iCs/>
-          <w:lang w:val="en-US"/>
-        </w:rPr>
-        <w:t>Table 6: Hardware Deployment Requirements</w:t>
-      </w:r>
-    </w:p>
-    <w:p>
-      <w:pPr>
-        <w:spacing w:line="480" w:lineRule="auto"/>
-        <w:ind w:left="0"/>
-        <w:rPr>
-          <w:rFonts w:ascii="Arial" w:hAnsi="Arial" w:cs="Arial"/>
-          <w:b/>
-          <w:bCs/>
-          <w:sz w:val="28"/>
-          <w:szCs w:val="28"/>
-          <w:lang w:val="en-US"/>
-        </w:rPr>
-      </w:pPr>
-      <w:r>
-        <w:rPr>
-          <w:rFonts w:ascii="Arial" w:hAnsi="Arial" w:cs="Arial"/>
-          <w:lang w:val="en-US"/>
-        </w:rPr>
-        <w:tab/>
-      </w:r>
-      <w:r>
-        <w:rPr>
-          <w:rFonts w:ascii="Arial" w:hAnsi="Arial" w:cs="Arial"/>
-          <w:b/>
-          <w:bCs/>
-          <w:sz w:val="28"/>
-          <w:szCs w:val="28"/>
-          <w:lang w:val="en-US"/>
-        </w:rPr>
-        <w:t>SOFTWARE</w:t>
-      </w:r>
-    </w:p>
-    <w:tbl>
-      <w:tblPr>
-        <w:tblStyle w:val="TableGrid"/>
-        <w:tblW w:w="0" w:type="auto"/>
-        <w:jc w:val="center"/>
-        <w:tblLook w:val="04A0" w:firstRow="1" w:lastRow="0" w:firstColumn="1" w:lastColumn="0" w:noHBand="0" w:noVBand="1"/>
-      </w:tblPr>
-      <w:tblGrid>
-        <w:gridCol w:w="2245"/>
-        <w:gridCol w:w="3785"/>
-      </w:tblGrid>
-      <w:tr>
-        <w:trPr>
-          <w:jc w:val="center"/>
-        </w:trPr>
-        <w:tc>
-          <w:tcPr>
-            <w:tcW w:w="6030" w:type="dxa"/>
-            <w:gridSpan w:val="2"/>
-          </w:tcPr>
-          <w:p>
-            <w:pPr>
-              <w:spacing w:after="0" w:line="480" w:lineRule="auto"/>
-              <w:jc w:val="center"/>
-              <w:rPr>
-                <w:rFonts w:ascii="Arial" w:hAnsi="Arial" w:cs="Arial"/>
-                <w:b/>
-                <w:bCs/>
-                <w:lang w:val="en-US"/>
-              </w:rPr>
-            </w:pPr>
-            <w:r>
-              <w:rPr>
-                <w:rFonts w:ascii="Arial" w:hAnsi="Arial" w:cs="Arial"/>
-                <w:b/>
-                <w:bCs/>
-                <w:lang w:val="en-US"/>
-              </w:rPr>
-              <w:t>Development Requirements</w:t>
-            </w:r>
-          </w:p>
-        </w:tc>
-      </w:tr>
-      <w:tr>
-        <w:trPr>
-          <w:trHeight w:val="350"/>
-          <w:jc w:val="center"/>
-        </w:trPr>
-        <w:tc>
-          <w:tcPr>
-            <w:tcW w:w="2245" w:type="dxa"/>
-            <w:vAlign w:val="center"/>
-          </w:tcPr>
-          <w:p>
-            <w:pPr>
-              <w:spacing w:after="0" w:line="480" w:lineRule="auto"/>
-              <w:rPr>
-                <w:rFonts w:ascii="Arial" w:hAnsi="Arial" w:cs="Arial"/>
-                <w:b/>
-                <w:bCs/>
-                <w:lang w:val="en-US"/>
-              </w:rPr>
-            </w:pPr>
-            <w:r>
-              <w:rPr>
-                <w:rFonts w:ascii="Arial" w:hAnsi="Arial" w:cs="Arial"/>
-                <w:b/>
-                <w:bCs/>
-                <w:lang w:val="en-US"/>
-              </w:rPr>
-              <w:t>Browser</w:t>
-            </w:r>
-          </w:p>
-        </w:tc>
-        <w:tc>
-          <w:tcPr>
-            <w:tcW w:w="3785" w:type="dxa"/>
-            <w:vAlign w:val="center"/>
-          </w:tcPr>
-          <w:p>
-            <w:pPr>
-              <w:spacing w:after="0" w:line="480" w:lineRule="auto"/>
-              <w:jc w:val="right"/>
-              <w:rPr>
-                <w:rFonts w:ascii="Arial" w:hAnsi="Arial" w:cs="Arial"/>
-                <w:lang w:val="en-US"/>
-              </w:rPr>
-            </w:pPr>
-            <w:r>
-              <w:rPr>
-                <w:rFonts w:ascii="Arial" w:hAnsi="Arial" w:cs="Arial"/>
-                <w:lang w:val="en-US"/>
-              </w:rPr>
-              <w:t>Chrome, Edge, or Firefox</w:t>
-            </w:r>
-          </w:p>
-        </w:tc>
-      </w:tr>
-      <w:tr>
-        <w:trPr>
-          <w:jc w:val="center"/>
-        </w:trPr>
-        <w:tc>
-          <w:tcPr>
-            <w:tcW w:w="2245" w:type="dxa"/>
-            <w:vAlign w:val="center"/>
-          </w:tcPr>
-          <w:p>
-            <w:pPr>
-              <w:spacing w:after="0" w:line="480" w:lineRule="auto"/>
-              <w:rPr>
-                <w:rFonts w:ascii="Arial" w:hAnsi="Arial" w:cs="Arial"/>
-                <w:b/>
-                <w:bCs/>
-                <w:lang w:val="en-US"/>
-              </w:rPr>
-            </w:pPr>
-            <w:r>
-              <w:rPr>
-                <w:rFonts w:ascii="Arial" w:hAnsi="Arial" w:cs="Arial"/>
-                <w:b/>
-                <w:bCs/>
-                <w:lang w:val="en-US"/>
-              </w:rPr>
-              <w:t>Language</w:t>
-            </w:r>
-          </w:p>
-        </w:tc>
-        <w:tc>
-          <w:tcPr>
-            <w:tcW w:w="3785" w:type="dxa"/>
-            <w:vAlign w:val="center"/>
-          </w:tcPr>
-          <w:p>
-            <w:pPr>
-              <w:spacing w:after="0" w:line="480" w:lineRule="auto"/>
-              <w:jc w:val="right"/>
-              <w:rPr>
-                <w:rFonts w:ascii="Arial" w:hAnsi="Arial" w:cs="Arial"/>
-                <w:lang w:val="en-US"/>
-              </w:rPr>
-            </w:pPr>
-            <w:r>
-              <w:rPr>
-                <w:rFonts w:ascii="Arial" w:hAnsi="Arial" w:cs="Arial"/>
-                <w:lang w:val="en-US"/>
-              </w:rPr>
-              <w:t xml:space="preserve">PHP and JS </w:t>
-            </w:r>
-          </w:p>
-        </w:tc>
-      </w:tr>
-      <w:tr>
-        <w:trPr>
-          <w:jc w:val="center"/>
-        </w:trPr>
-        <w:tc>
-          <w:tcPr>
-            <w:tcW w:w="2245" w:type="dxa"/>
-            <w:vAlign w:val="center"/>
-          </w:tcPr>
-          <w:p>
-            <w:pPr>
-              <w:spacing w:after="0" w:line="480" w:lineRule="auto"/>
-              <w:rPr>
-                <w:rFonts w:ascii="Arial" w:hAnsi="Arial" w:cs="Arial"/>
-                <w:b/>
-                <w:bCs/>
-                <w:lang w:val="en-US"/>
-              </w:rPr>
-            </w:pPr>
-            <w:r>
-              <w:rPr>
-                <w:rFonts w:ascii="Arial" w:hAnsi="Arial" w:cs="Arial"/>
-                <w:b/>
-                <w:bCs/>
-                <w:lang w:val="en-US"/>
-              </w:rPr>
-              <w:t>IDE</w:t>
-            </w:r>
-          </w:p>
-        </w:tc>
-        <w:tc>
-          <w:tcPr>
-            <w:tcW w:w="3785" w:type="dxa"/>
-            <w:vAlign w:val="center"/>
-          </w:tcPr>
-          <w:p>
-            <w:pPr>
-              <w:spacing w:after="0" w:line="480" w:lineRule="auto"/>
-              <w:jc w:val="right"/>
-              <w:rPr>
-                <w:rFonts w:ascii="Arial" w:hAnsi="Arial" w:cs="Arial"/>
-                <w:lang w:val="en-US"/>
-              </w:rPr>
-            </w:pPr>
-            <w:r>
-              <w:rPr>
-                <w:rFonts w:ascii="Arial" w:hAnsi="Arial" w:cs="Arial"/>
-                <w:lang w:val="en-US"/>
-              </w:rPr>
-              <w:t>Visual Studio Code</w:t>
-            </w:r>
-          </w:p>
-        </w:tc>
-      </w:tr>
-      <w:tr>
-        <w:trPr>
-          <w:jc w:val="center"/>
-        </w:trPr>
-        <w:tc>
-          <w:tcPr>
-            <w:tcW w:w="2245" w:type="dxa"/>
-            <w:vAlign w:val="center"/>
-          </w:tcPr>
-          <w:p>
-            <w:pPr>
-              <w:spacing w:after="0" w:line="480" w:lineRule="auto"/>
-              <w:rPr>
-                <w:rFonts w:ascii="Arial" w:hAnsi="Arial" w:cs="Arial"/>
-                <w:b/>
-                <w:bCs/>
-                <w:lang w:val="en-US"/>
-              </w:rPr>
-            </w:pPr>
-            <w:r>
-              <w:rPr>
-                <w:rFonts w:ascii="Arial" w:hAnsi="Arial" w:cs="Arial"/>
-                <w:b/>
-                <w:bCs/>
-                <w:lang w:val="en-US"/>
-              </w:rPr>
-              <w:t>XAMPP</w:t>
-            </w:r>
-          </w:p>
-        </w:tc>
-        <w:tc>
-          <w:tcPr>
-            <w:tcW w:w="3785" w:type="dxa"/>
-            <w:vAlign w:val="center"/>
-          </w:tcPr>
-          <w:p>
-            <w:pPr>
-              <w:spacing w:after="0" w:line="480" w:lineRule="auto"/>
-              <w:jc w:val="right"/>
-              <w:rPr>
-                <w:rFonts w:ascii="Arial" w:hAnsi="Arial" w:cs="Arial"/>
-                <w:lang w:val="en-US"/>
-              </w:rPr>
-            </w:pPr>
-            <w:r>
-              <w:rPr>
-                <w:rFonts w:ascii="Arial" w:hAnsi="Arial" w:cs="Arial"/>
-                <w:lang w:val="en-US"/>
-              </w:rPr>
-              <w:t>Latest Version</w:t>
-            </w:r>
-          </w:p>
-        </w:tc>
-      </w:tr>
-    </w:tbl>
-    <w:p>
-      <w:pPr>
-        <w:spacing w:before="240" w:line="480" w:lineRule="auto"/>
-        <w:jc w:val="center"/>
-        <w:rPr>
-          <w:rFonts w:ascii="Arial" w:hAnsi="Arial" w:cs="Arial"/>
-          <w:b/>
-          <w:bCs/>
-          <w:i/>
-          <w:iCs/>
-          <w:lang w:val="en-US"/>
-        </w:rPr>
-      </w:pPr>
-      <w:r>
-        <w:rPr>
-          <w:rFonts w:ascii="Arial" w:hAnsi="Arial" w:cs="Arial"/>
-          <w:b/>
-          <w:bCs/>
-          <w:i/>
-          <w:iCs/>
-          <w:lang w:val="en-US"/>
-        </w:rPr>
-        <w:t>Table 7: Software Deployment Requirements</w:t>
+        <w:ind w:left="0" w:firstLine="720"/>
+        <w:rPr>
+          <w:rFonts w:ascii="Arial" w:hAnsi="Arial" w:cs="Arial"/>
+          <w:bCs/>
+          <w:lang w:val="en-US"/>
+        </w:rPr>
+      </w:pPr>
+      <w:r>
+        <w:rPr>
+          <w:rFonts w:ascii="Arial" w:hAnsi="Arial" w:cs="Arial"/>
+          <w:bCs/>
+          <w:lang w:val="en-US"/>
+        </w:rPr>
+        <w:t>Additionally, administrators will have control over system management, user accounts, and settings, maintaining the integrity and efficiency of the repository. A key feature of DARA is its integrated PDF viewer, which allows users to view documents alongside their metadata, providing a seamless and user-friendly experience.</w:t>
       </w:r>
     </w:p>
     <w:p>
@@ -8257,20 +3477,14 @@
         <w:jc w:val="left"/>
         <w:rPr>
           <w:rFonts w:ascii="Arial" w:hAnsi="Arial" w:cs="Arial"/>
-          <w:b/>
-          <w:bCs/>
-          <w:i/>
-          <w:iCs/>
-          <w:lang w:val="en-US"/>
-        </w:rPr>
-      </w:pPr>
-      <w:r>
-        <w:rPr>
-          <w:rFonts w:ascii="Arial" w:hAnsi="Arial" w:cs="Arial"/>
-          <w:b/>
-          <w:bCs/>
-          <w:i/>
-          <w:iCs/>
+          <w:bCs/>
+          <w:lang w:val="en-US"/>
+        </w:rPr>
+      </w:pPr>
+      <w:r>
+        <w:rPr>
+          <w:rFonts w:ascii="Arial" w:hAnsi="Arial" w:cs="Arial"/>
+          <w:bCs/>
           <w:lang w:val="en-US"/>
         </w:rPr>
         <w:br w:type="page"/>
@@ -8279,7 +3493,7 @@
     <w:p>
       <w:pPr>
         <w:spacing w:before="240" w:line="480" w:lineRule="auto"/>
-        <w:ind w:left="0"/>
+        <w:ind w:left="0" w:firstLine="0"/>
         <w:rPr>
           <w:rFonts w:ascii="Arial" w:hAnsi="Arial" w:cs="Arial"/>
           <w:b/>
@@ -8293,7 +3507,7 @@
           <w:lang w:val="en-US"/>
         </w:rPr>
         <w:lastRenderedPageBreak/>
-        <w:t>PROPOSED SYSTEM</w:t>
+        <w:t>HOW THE PROJECT WILL WORK</w:t>
       </w:r>
     </w:p>
     <w:p>
@@ -8312,7 +3526,7 @@
           <w:bCs/>
           <w:lang w:val="en-US"/>
         </w:rPr>
-        <w:t xml:space="preserve">The Digital Academic Repository Archive (DARA) is envisioned as a comprehensive digital platform designed to manage and store academic documents such as theses, capstones, and case studies. This system will serve as a centralized repository for students, teachers, and administrators, offering streamlined processes for submitting, reviewing, and managing academic records. </w:t>
+        <w:t>The development and implementation of the DARA system will follow a structured process, starting with the design of the database and user interfaces, and the integration of essential features such as the PDF viewer and metadata management tools. Once the system is operational, the document submission process will be straightforward for students, who will upload their documents along with comprehensive metadata. Upon submission, the documents will enter a pending state, awaiting review by teachers. The review process is critical, as teachers will either approve the documents for inclusion in the repository or request revisions to ensure academic standards are met.</w:t>
       </w:r>
     </w:p>
     <w:p>
@@ -8331,103 +3545,6 @@
           <w:bCs/>
           <w:lang w:val="en-US"/>
         </w:rPr>
-        <w:t xml:space="preserve">With the implementation of DARA, students will have the ability to submit their academic work in PDF format, accompanied by detailed metadata that enhances the organization and retrieval of documents. Teachers will be empowered to review and approve submissions or request revisions, ensuring that only quality work is archived. </w:t>
-      </w:r>
-    </w:p>
-    <w:p>
-      <w:pPr>
-        <w:spacing w:before="240" w:line="480" w:lineRule="auto"/>
-        <w:ind w:left="0" w:firstLine="720"/>
-        <w:rPr>
-          <w:rFonts w:ascii="Arial" w:hAnsi="Arial" w:cs="Arial"/>
-          <w:bCs/>
-          <w:lang w:val="en-US"/>
-        </w:rPr>
-      </w:pPr>
-      <w:r>
-        <w:rPr>
-          <w:rFonts w:ascii="Arial" w:hAnsi="Arial" w:cs="Arial"/>
-          <w:bCs/>
-          <w:lang w:val="en-US"/>
-        </w:rPr>
-        <w:t>Additionally, administrators will have control over system management, user accounts, and settings, maintaining the integrity and efficiency of the repository. A key feature of DARA is its integrated PDF viewer, which allows users to view documents alongside their metadata, providing a seamless and user-friendly experience.</w:t>
-      </w:r>
-    </w:p>
-    <w:p>
-      <w:pPr>
-        <w:spacing w:after="160" w:line="259" w:lineRule="auto"/>
-        <w:ind w:left="0" w:right="0" w:firstLine="0"/>
-        <w:jc w:val="left"/>
-        <w:rPr>
-          <w:rFonts w:ascii="Arial" w:hAnsi="Arial" w:cs="Arial"/>
-          <w:bCs/>
-          <w:lang w:val="en-US"/>
-        </w:rPr>
-      </w:pPr>
-      <w:r>
-        <w:rPr>
-          <w:rFonts w:ascii="Arial" w:hAnsi="Arial" w:cs="Arial"/>
-          <w:bCs/>
-          <w:lang w:val="en-US"/>
-        </w:rPr>
-        <w:br w:type="page"/>
-      </w:r>
-    </w:p>
-    <w:p>
-      <w:pPr>
-        <w:spacing w:before="240" w:line="480" w:lineRule="auto"/>
-        <w:ind w:left="0" w:firstLine="0"/>
-        <w:rPr>
-          <w:rFonts w:ascii="Arial" w:hAnsi="Arial" w:cs="Arial"/>
-          <w:b/>
-          <w:lang w:val="en-US"/>
-        </w:rPr>
-      </w:pPr>
-      <w:r>
-        <w:rPr>
-          <w:rFonts w:ascii="Arial" w:hAnsi="Arial" w:cs="Arial"/>
-          <w:b/>
-          <w:lang w:val="en-US"/>
-        </w:rPr>
-        <w:lastRenderedPageBreak/>
-        <w:t>HOW THE PROJECT WILL WORK</w:t>
-      </w:r>
-    </w:p>
-    <w:p>
-      <w:pPr>
-        <w:spacing w:before="240" w:line="480" w:lineRule="auto"/>
-        <w:ind w:left="0" w:firstLine="720"/>
-        <w:rPr>
-          <w:rFonts w:ascii="Arial" w:hAnsi="Arial" w:cs="Arial"/>
-          <w:bCs/>
-          <w:lang w:val="en-US"/>
-        </w:rPr>
-      </w:pPr>
-      <w:r>
-        <w:rPr>
-          <w:rFonts w:ascii="Arial" w:hAnsi="Arial" w:cs="Arial"/>
-          <w:bCs/>
-          <w:lang w:val="en-US"/>
-        </w:rPr>
-        <w:t>The development and implementation of the DARA system will follow a structured process, starting with the design of the database and user interfaces, and the integration of essential features such as the PDF viewer and metadata management tools. Once the system is operational, the document submission process will be straightforward for students, who will upload their documents along with comprehensive metadata. Upon submission, the documents will enter a pending state, awaiting review by teachers. The review process is critical, as teachers will either approve the documents for inclusion in the repository or request revisions to ensure academic standards are met.</w:t>
-      </w:r>
-    </w:p>
-    <w:p>
-      <w:pPr>
-        <w:spacing w:before="240" w:line="480" w:lineRule="auto"/>
-        <w:ind w:left="0" w:firstLine="720"/>
-        <w:rPr>
-          <w:rFonts w:ascii="Arial" w:hAnsi="Arial" w:cs="Arial"/>
-          <w:bCs/>
-          <w:lang w:val="en-US"/>
-        </w:rPr>
-      </w:pPr>
-      <w:r>
-        <w:rPr>
-          <w:rFonts w:ascii="Arial" w:hAnsi="Arial" w:cs="Arial"/>
-          <w:bCs/>
-          <w:lang w:val="en-US"/>
-        </w:rPr>
         <w:t>Metadata management will play a crucial role in the system, as it allows for the categorization and tagging of documents, making them easily searchable and retrievable. Users, including students and faculty, will benefit from the ability to search for and view documents within the system, with the PDF viewer providing a detailed display of both the document and its associated metadata. The system's administration will involve regular maintenance and oversight by administrators, who will manage user accounts, perform backups, and ensure the smooth operation of the repository. As the DARA system evolves, there is potential for future enhancements, such as the introduction of advanced search options or integration with other academic systems, further enhancing its utility and effectiveness in managing academic records.</w:t>
       </w:r>
     </w:p>
@@ -8453,17 +3570,6 @@
           <w:lang w:val="en-US"/>
         </w:rPr>
         <w:lastRenderedPageBreak/>
-        <w:t>CHAPTER 4</w:t>
-      </w:r>
-      <w:r>
-        <w:rPr>
-          <w:rFonts w:ascii="Arial" w:hAnsi="Arial" w:cs="Arial"/>
-          <w:b/>
-          <w:sz w:val="28"/>
-          <w:szCs w:val="28"/>
-          <w:lang w:val="en-US"/>
-        </w:rPr>
-        <w:br/>
         <w:t>METHODOLOGY</w:t>
       </w:r>
     </w:p>
@@ -8563,6 +3669,7 @@
           <w:p>
             <w:pPr>
               <w:spacing w:after="0" w:line="480" w:lineRule="auto"/>
+              <w:ind w:left="0"/>
               <w:rPr>
                 <w:rFonts w:ascii="Arial" w:hAnsi="Arial" w:cs="Arial"/>
                 <w:b/>
@@ -8895,7 +4002,7 @@
           <w:rFonts w:ascii="Arial" w:hAnsi="Arial" w:cs="Arial"/>
         </w:rPr>
         <w:sectPr>
-          <w:headerReference w:type="default" r:id="rId18"/>
+          <w:headerReference w:type="default" r:id="rId16"/>
           <w:pgSz w:w="12240" w:h="15840"/>
           <w:pgMar w:top="1440" w:right="2880" w:bottom="1440" w:left="1440" w:header="720" w:footer="720" w:gutter="0"/>
           <w:pgNumType w:start="1"/>
@@ -8947,7 +4054,7 @@
                     <pic:cNvPicPr/>
                   </pic:nvPicPr>
                   <pic:blipFill>
-                    <a:blip r:embed="rId19">
+                    <a:blip r:embed="rId17">
                       <a:extLst>
                         <a:ext uri="{28A0092B-C50C-407E-A947-70E740481C1C}">
                           <a14:useLocalDpi xmlns:a14="http://schemas.microsoft.com/office/drawing/2010/main" val="0"/>
@@ -9057,7 +4164,7 @@
                     </pic:cNvPicPr>
                   </pic:nvPicPr>
                   <pic:blipFill>
-                    <a:blip r:embed="rId20">
+                    <a:blip r:embed="rId18">
                       <a:extLst>
                         <a:ext uri="{28A0092B-C50C-407E-A947-70E740481C1C}">
                           <a14:useLocalDpi xmlns:a14="http://schemas.microsoft.com/office/drawing/2010/main" val="0"/>
@@ -9183,10 +4290,10 @@
                   <v:path o:extrusionok="f" gradientshapeok="t" o:connecttype="rect"/>
                   <o:lock v:ext="edit" aspectratio="t"/>
                 </v:shapetype>
-                <v:shape id="_x0000_i1025" type="#_x0000_t75" style="width:313.25pt;height:291.75pt" o:ole="">
-                  <v:imagedata r:id="rId21" o:title=""/>
+                <v:shape id="_x0000_i1025" type="#_x0000_t75" style="width:313.5pt;height:291.75pt" o:ole="">
+                  <v:imagedata r:id="rId19" o:title=""/>
                 </v:shape>
-                <o:OLEObject Type="Embed" ProgID="PBrush" ShapeID="_x0000_i1025" DrawAspect="Content" ObjectID="_1787084092" r:id="rId22"/>
+                <o:OLEObject Type="Embed" ProgID="PBrush" ShapeID="_x0000_i1025" DrawAspect="Content" ObjectID="_1792489370" r:id="rId20"/>
               </w:object>
             </w:r>
           </w:p>
@@ -9206,10 +4313,10 @@
             </w:pPr>
             <w:r>
               <w:object w:dxaOrig="6105" w:dyaOrig="5550" w14:anchorId="29156B53">
-                <v:shape id="_x0000_i1026" type="#_x0000_t75" style="width:315.1pt;height:286.15pt" o:ole="">
-                  <v:imagedata r:id="rId23" o:title=""/>
+                <v:shape id="_x0000_i1026" type="#_x0000_t75" style="width:315pt;height:285.75pt" o:ole="">
+                  <v:imagedata r:id="rId21" o:title=""/>
                 </v:shape>
-                <o:OLEObject Type="Embed" ProgID="PBrush" ShapeID="_x0000_i1026" DrawAspect="Content" ObjectID="_1787084093" r:id="rId24"/>
+                <o:OLEObject Type="Embed" ProgID="PBrush" ShapeID="_x0000_i1026" DrawAspect="Content" ObjectID="_1792489371" r:id="rId22"/>
               </w:object>
             </w:r>
           </w:p>
@@ -9345,8 +4452,8 @@
         <w:tblLook w:val="04A0" w:firstRow="1" w:lastRow="0" w:firstColumn="1" w:lastColumn="0" w:noHBand="0" w:noVBand="1"/>
       </w:tblPr>
       <w:tblGrid>
-        <w:gridCol w:w="7067"/>
-        <w:gridCol w:w="5893"/>
+        <w:gridCol w:w="7058"/>
+        <w:gridCol w:w="5902"/>
       </w:tblGrid>
       <w:tr>
         <w:tc>
@@ -9367,10 +4474,10 @@
             </w:pPr>
             <w:r>
               <w:object w:dxaOrig="6225" w:dyaOrig="3765" w14:anchorId="35C32A7E">
-                <v:shape id="_x0000_i1027" type="#_x0000_t75" style="width:312.3pt;height:188.9pt" o:ole="">
-                  <v:imagedata r:id="rId25" o:title=""/>
+                <v:shape id="_x0000_i1027" type="#_x0000_t75" style="width:312.75pt;height:189pt" o:ole="">
+                  <v:imagedata r:id="rId23" o:title=""/>
                 </v:shape>
-                <o:OLEObject Type="Embed" ProgID="PBrush" ShapeID="_x0000_i1027" DrawAspect="Content" ObjectID="_1787084094" r:id="rId26"/>
+                <o:OLEObject Type="Embed" ProgID="PBrush" ShapeID="_x0000_i1027" DrawAspect="Content" ObjectID="_1792489372" r:id="rId24"/>
               </w:object>
             </w:r>
           </w:p>
@@ -9394,10 +4501,10 @@
             </w:pPr>
             <w:r>
               <w:object w:dxaOrig="5040" w:dyaOrig="3630" w14:anchorId="1B41E75C">
-                <v:shape id="_x0000_i1028" type="#_x0000_t75" style="width:252.45pt;height:181.4pt" o:ole="">
-                  <v:imagedata r:id="rId27" o:title=""/>
+                <v:shape id="_x0000_i1028" type="#_x0000_t75" style="width:252.75pt;height:180.75pt" o:ole="">
+                  <v:imagedata r:id="rId25" o:title=""/>
                 </v:shape>
-                <o:OLEObject Type="Embed" ProgID="PBrush" ShapeID="_x0000_i1028" DrawAspect="Content" ObjectID="_1787084095" r:id="rId28"/>
+                <o:OLEObject Type="Embed" ProgID="PBrush" ShapeID="_x0000_i1028" DrawAspect="Content" ObjectID="_1792489373" r:id="rId26"/>
               </w:object>
             </w:r>
           </w:p>
@@ -9576,7 +4683,7 @@
                     </pic:cNvPicPr>
                   </pic:nvPicPr>
                   <pic:blipFill>
-                    <a:blip r:embed="rId29">
+                    <a:blip r:embed="rId27">
                       <a:extLst>
                         <a:ext uri="{28A0092B-C50C-407E-A947-70E740481C1C}">
                           <a14:useLocalDpi xmlns:a14="http://schemas.microsoft.com/office/drawing/2010/main" val="0"/>
@@ -9666,8 +4773,8 @@
         <w:tblLook w:val="04A0" w:firstRow="1" w:lastRow="0" w:firstColumn="1" w:lastColumn="0" w:noHBand="0" w:noVBand="1"/>
       </w:tblPr>
       <w:tblGrid>
-        <w:gridCol w:w="5963"/>
-        <w:gridCol w:w="6997"/>
+        <w:gridCol w:w="5952"/>
+        <w:gridCol w:w="7008"/>
       </w:tblGrid>
       <w:tr>
         <w:tc>
@@ -9688,10 +4795,10 @@
             </w:pPr>
             <w:r>
               <w:object w:dxaOrig="2790" w:dyaOrig="3765" w14:anchorId="4A55881E">
-                <v:shape id="_x0000_i1029" type="#_x0000_t75" style="width:132.8pt;height:179.55pt" o:ole="">
-                  <v:imagedata r:id="rId30" o:title=""/>
+                <v:shape id="_x0000_i1029" type="#_x0000_t75" style="width:132.75pt;height:180pt" o:ole="">
+                  <v:imagedata r:id="rId28" o:title=""/>
                 </v:shape>
-                <o:OLEObject Type="Embed" ProgID="PBrush" ShapeID="_x0000_i1029" DrawAspect="Content" ObjectID="_1787084096" r:id="rId31"/>
+                <o:OLEObject Type="Embed" ProgID="PBrush" ShapeID="_x0000_i1029" DrawAspect="Content" ObjectID="_1792489374" r:id="rId29"/>
               </w:object>
             </w:r>
           </w:p>
@@ -9714,10 +4821,10 @@
             </w:pPr>
             <w:r>
               <w:object w:dxaOrig="5490" w:dyaOrig="3390" w14:anchorId="4E53BC9E">
-                <v:shape id="_x0000_i1030" type="#_x0000_t75" style="width:300.15pt;height:184.2pt" o:ole="">
-                  <v:imagedata r:id="rId32" o:title=""/>
+                <v:shape id="_x0000_i1030" type="#_x0000_t75" style="width:300pt;height:183.75pt" o:ole="">
+                  <v:imagedata r:id="rId30" o:title=""/>
                 </v:shape>
-                <o:OLEObject Type="Embed" ProgID="PBrush" ShapeID="_x0000_i1030" DrawAspect="Content" ObjectID="_1787084097" r:id="rId33"/>
+                <o:OLEObject Type="Embed" ProgID="PBrush" ShapeID="_x0000_i1030" DrawAspect="Content" ObjectID="_1792489375" r:id="rId31"/>
               </w:object>
             </w:r>
           </w:p>
@@ -9870,8 +4977,8 @@
         <w:tblLook w:val="04A0" w:firstRow="1" w:lastRow="0" w:firstColumn="1" w:lastColumn="0" w:noHBand="0" w:noVBand="1"/>
       </w:tblPr>
       <w:tblGrid>
-        <w:gridCol w:w="6491"/>
-        <w:gridCol w:w="6469"/>
+        <w:gridCol w:w="6497"/>
+        <w:gridCol w:w="6463"/>
       </w:tblGrid>
       <w:tr>
         <w:tc>
@@ -9892,10 +4999,10 @@
             </w:pPr>
             <w:r>
               <w:object w:dxaOrig="5490" w:dyaOrig="5235" w14:anchorId="7D77CB71">
-                <v:shape id="_x0000_i1031" type="#_x0000_t75" style="width:274.9pt;height:262.75pt" o:ole="">
-                  <v:imagedata r:id="rId34" o:title=""/>
+                <v:shape id="_x0000_i1031" type="#_x0000_t75" style="width:274.5pt;height:262.5pt" o:ole="">
+                  <v:imagedata r:id="rId32" o:title=""/>
                 </v:shape>
-                <o:OLEObject Type="Embed" ProgID="PBrush" ShapeID="_x0000_i1031" DrawAspect="Content" ObjectID="_1787084098" r:id="rId35"/>
+                <o:OLEObject Type="Embed" ProgID="PBrush" ShapeID="_x0000_i1031" DrawAspect="Content" ObjectID="_1792489376" r:id="rId33"/>
               </w:object>
             </w:r>
           </w:p>
@@ -9918,10 +5025,10 @@
             </w:pPr>
             <w:r>
               <w:object w:dxaOrig="3135" w:dyaOrig="3660" w14:anchorId="77C4AA47">
-                <v:shape id="_x0000_i1032" type="#_x0000_t75" style="width:225.35pt;height:261.8pt" o:ole="">
-                  <v:imagedata r:id="rId36" o:title=""/>
+                <v:shape id="_x0000_i1032" type="#_x0000_t75" style="width:225.75pt;height:261.75pt" o:ole="">
+                  <v:imagedata r:id="rId34" o:title=""/>
                 </v:shape>
-                <o:OLEObject Type="Embed" ProgID="PBrush" ShapeID="_x0000_i1032" DrawAspect="Content" ObjectID="_1787084099" r:id="rId37"/>
+                <o:OLEObject Type="Embed" ProgID="PBrush" ShapeID="_x0000_i1032" DrawAspect="Content" ObjectID="_1792489377" r:id="rId35"/>
               </w:object>
             </w:r>
           </w:p>
@@ -10100,7 +5207,7 @@
                     </pic:cNvPicPr>
                   </pic:nvPicPr>
                   <pic:blipFill>
-                    <a:blip r:embed="rId38">
+                    <a:blip r:embed="rId36">
                       <a:extLst>
                         <a:ext uri="{28A0092B-C50C-407E-A947-70E740481C1C}">
                           <a14:useLocalDpi xmlns:a14="http://schemas.microsoft.com/office/drawing/2010/main" val="0"/>
@@ -10213,7 +5320,7 @@
                     <pic:cNvPicPr/>
                   </pic:nvPicPr>
                   <pic:blipFill>
-                    <a:blip r:embed="rId39">
+                    <a:blip r:embed="rId37">
                       <a:extLst>
                         <a:ext uri="{28A0092B-C50C-407E-A947-70E740481C1C}">
                           <a14:useLocalDpi xmlns:a14="http://schemas.microsoft.com/office/drawing/2010/main" val="0"/>
@@ -10321,7 +5428,7 @@
                     <pic:cNvPicPr/>
                   </pic:nvPicPr>
                   <pic:blipFill>
-                    <a:blip r:embed="rId40">
+                    <a:blip r:embed="rId38">
                       <a:extLst>
                         <a:ext uri="{28A0092B-C50C-407E-A947-70E740481C1C}">
                           <a14:useLocalDpi xmlns:a14="http://schemas.microsoft.com/office/drawing/2010/main" val="0"/>
@@ -10429,7 +5536,7 @@
                     <pic:cNvPicPr/>
                   </pic:nvPicPr>
                   <pic:blipFill>
-                    <a:blip r:embed="rId41">
+                    <a:blip r:embed="rId39">
                       <a:extLst>
                         <a:ext uri="{28A0092B-C50C-407E-A947-70E740481C1C}">
                           <a14:useLocalDpi xmlns:a14="http://schemas.microsoft.com/office/drawing/2010/main" val="0"/>
@@ -10536,7 +5643,7 @@
                     <pic:cNvPicPr/>
                   </pic:nvPicPr>
                   <pic:blipFill>
-                    <a:blip r:embed="rId42">
+                    <a:blip r:embed="rId40">
                       <a:extLst>
                         <a:ext uri="{28A0092B-C50C-407E-A947-70E740481C1C}">
                           <a14:useLocalDpi xmlns:a14="http://schemas.microsoft.com/office/drawing/2010/main" val="0"/>
@@ -10644,7 +5751,7 @@
                     <pic:cNvPicPr/>
                   </pic:nvPicPr>
                   <pic:blipFill>
-                    <a:blip r:embed="rId43"/>
+                    <a:blip r:embed="rId41"/>
                     <a:stretch>
                       <a:fillRect/>
                     </a:stretch>
@@ -10760,7 +5867,7 @@
                     <pic:cNvPicPr/>
                   </pic:nvPicPr>
                   <pic:blipFill>
-                    <a:blip r:embed="rId44">
+                    <a:blip r:embed="rId42">
                       <a:extLst>
                         <a:ext uri="{28A0092B-C50C-407E-A947-70E740481C1C}">
                           <a14:useLocalDpi xmlns:a14="http://schemas.microsoft.com/office/drawing/2010/main" val="0"/>
@@ -10799,7 +5906,7 @@
           <w:iCs/>
         </w:rPr>
         <w:sectPr>
-          <w:headerReference w:type="default" r:id="rId45"/>
+          <w:headerReference w:type="default" r:id="rId43"/>
           <w:pgSz w:w="15840" w:h="12240" w:orient="landscape"/>
           <w:pgMar w:top="1440" w:right="1440" w:bottom="2880" w:left="1440" w:header="720" w:footer="720" w:gutter="0"/>
           <w:pgNumType w:start="36"/>
@@ -10912,7 +6019,7 @@
                     <pic:cNvPicPr/>
                   </pic:nvPicPr>
                   <pic:blipFill>
-                    <a:blip r:embed="rId46">
+                    <a:blip r:embed="rId44">
                       <a:extLst>
                         <a:ext uri="{28A0092B-C50C-407E-A947-70E740481C1C}">
                           <a14:useLocalDpi xmlns:a14="http://schemas.microsoft.com/office/drawing/2010/main" val="0"/>
@@ -11038,7 +6145,7 @@
                     <pic:cNvPicPr/>
                   </pic:nvPicPr>
                   <pic:blipFill>
-                    <a:blip r:embed="rId47">
+                    <a:blip r:embed="rId45">
                       <a:extLst>
                         <a:ext uri="{28A0092B-C50C-407E-A947-70E740481C1C}">
                           <a14:useLocalDpi xmlns:a14="http://schemas.microsoft.com/office/drawing/2010/main" val="0"/>
@@ -11143,7 +6250,7 @@
                     <pic:cNvPicPr/>
                   </pic:nvPicPr>
                   <pic:blipFill>
-                    <a:blip r:embed="rId48">
+                    <a:blip r:embed="rId46">
                       <a:extLst>
                         <a:ext uri="{28A0092B-C50C-407E-A947-70E740481C1C}">
                           <a14:useLocalDpi xmlns:a14="http://schemas.microsoft.com/office/drawing/2010/main" val="0"/>
@@ -11293,7 +6400,7 @@
                     <pic:cNvPicPr/>
                   </pic:nvPicPr>
                   <pic:blipFill>
-                    <a:blip r:embed="rId49">
+                    <a:blip r:embed="rId47">
                       <a:extLst>
                         <a:ext uri="{28A0092B-C50C-407E-A947-70E740481C1C}">
                           <a14:useLocalDpi xmlns:a14="http://schemas.microsoft.com/office/drawing/2010/main" val="0"/>
@@ -11398,7 +6505,7 @@
                     <pic:cNvPicPr/>
                   </pic:nvPicPr>
                   <pic:blipFill>
-                    <a:blip r:embed="rId50">
+                    <a:blip r:embed="rId48">
                       <a:extLst>
                         <a:ext uri="{28A0092B-C50C-407E-A947-70E740481C1C}">
                           <a14:useLocalDpi xmlns:a14="http://schemas.microsoft.com/office/drawing/2010/main" val="0"/>
@@ -12095,6 +7202,95 @@
     </w:lvl>
   </w:abstractNum>
   <w:abstractNum w:abstractNumId="3" w15:restartNumberingAfterBreak="0">
+    <w:nsid w:val="15B60FDC"/>
+    <w:multiLevelType w:val="hybridMultilevel"/>
+    <w:tmpl w:val="C72C5DC2"/>
+    <w:lvl w:ilvl="0" w:tplc="0409000F">
+      <w:start w:val="1"/>
+      <w:numFmt w:val="decimal"/>
+      <w:lvlText w:val="%1."/>
+      <w:lvlJc w:val="left"/>
+      <w:pPr>
+        <w:ind w:left="720" w:hanging="360"/>
+      </w:pPr>
+      <w:rPr>
+        <w:rFonts w:hint="default"/>
+      </w:rPr>
+    </w:lvl>
+    <w:lvl w:ilvl="1" w:tplc="04090019" w:tentative="1">
+      <w:start w:val="1"/>
+      <w:numFmt w:val="lowerLetter"/>
+      <w:lvlText w:val="%2."/>
+      <w:lvlJc w:val="left"/>
+      <w:pPr>
+        <w:ind w:left="1440" w:hanging="360"/>
+      </w:pPr>
+    </w:lvl>
+    <w:lvl w:ilvl="2" w:tplc="0409001B" w:tentative="1">
+      <w:start w:val="1"/>
+      <w:numFmt w:val="lowerRoman"/>
+      <w:lvlText w:val="%3."/>
+      <w:lvlJc w:val="right"/>
+      <w:pPr>
+        <w:ind w:left="2160" w:hanging="180"/>
+      </w:pPr>
+    </w:lvl>
+    <w:lvl w:ilvl="3" w:tplc="0409000F" w:tentative="1">
+      <w:start w:val="1"/>
+      <w:numFmt w:val="decimal"/>
+      <w:lvlText w:val="%4."/>
+      <w:lvlJc w:val="left"/>
+      <w:pPr>
+        <w:ind w:left="2880" w:hanging="360"/>
+      </w:pPr>
+    </w:lvl>
+    <w:lvl w:ilvl="4" w:tplc="04090019" w:tentative="1">
+      <w:start w:val="1"/>
+      <w:numFmt w:val="lowerLetter"/>
+      <w:lvlText w:val="%5."/>
+      <w:lvlJc w:val="left"/>
+      <w:pPr>
+        <w:ind w:left="3600" w:hanging="360"/>
+      </w:pPr>
+    </w:lvl>
+    <w:lvl w:ilvl="5" w:tplc="0409001B" w:tentative="1">
+      <w:start w:val="1"/>
+      <w:numFmt w:val="lowerRoman"/>
+      <w:lvlText w:val="%6."/>
+      <w:lvlJc w:val="right"/>
+      <w:pPr>
+        <w:ind w:left="4320" w:hanging="180"/>
+      </w:pPr>
+    </w:lvl>
+    <w:lvl w:ilvl="6" w:tplc="0409000F" w:tentative="1">
+      <w:start w:val="1"/>
+      <w:numFmt w:val="decimal"/>
+      <w:lvlText w:val="%7."/>
+      <w:lvlJc w:val="left"/>
+      <w:pPr>
+        <w:ind w:left="5040" w:hanging="360"/>
+      </w:pPr>
+    </w:lvl>
+    <w:lvl w:ilvl="7" w:tplc="04090019" w:tentative="1">
+      <w:start w:val="1"/>
+      <w:numFmt w:val="lowerLetter"/>
+      <w:lvlText w:val="%8."/>
+      <w:lvlJc w:val="left"/>
+      <w:pPr>
+        <w:ind w:left="5760" w:hanging="360"/>
+      </w:pPr>
+    </w:lvl>
+    <w:lvl w:ilvl="8" w:tplc="0409001B" w:tentative="1">
+      <w:start w:val="1"/>
+      <w:numFmt w:val="lowerRoman"/>
+      <w:lvlText w:val="%9."/>
+      <w:lvlJc w:val="right"/>
+      <w:pPr>
+        <w:ind w:left="6480" w:hanging="180"/>
+      </w:pPr>
+    </w:lvl>
+  </w:abstractNum>
+  <w:abstractNum w:abstractNumId="4" w15:restartNumberingAfterBreak="0">
     <w:nsid w:val="1CC201F8"/>
     <w:multiLevelType w:val="hybridMultilevel"/>
     <w:tmpl w:val="7BA85684"/>
@@ -12180,7 +7376,7 @@
       </w:pPr>
     </w:lvl>
   </w:abstractNum>
-  <w:abstractNum w:abstractNumId="4" w15:restartNumberingAfterBreak="0">
+  <w:abstractNum w:abstractNumId="5" w15:restartNumberingAfterBreak="0">
     <w:nsid w:val="1EC075B0"/>
     <w:multiLevelType w:val="hybridMultilevel"/>
     <w:tmpl w:val="599052E0"/>
@@ -12293,7 +7489,7 @@
       </w:rPr>
     </w:lvl>
   </w:abstractNum>
-  <w:abstractNum w:abstractNumId="5" w15:restartNumberingAfterBreak="0">
+  <w:abstractNum w:abstractNumId="6" w15:restartNumberingAfterBreak="0">
     <w:nsid w:val="29A42F16"/>
     <w:multiLevelType w:val="hybridMultilevel"/>
     <w:tmpl w:val="2A94E84A"/>
@@ -12406,7 +7602,7 @@
       </w:rPr>
     </w:lvl>
   </w:abstractNum>
-  <w:abstractNum w:abstractNumId="6" w15:restartNumberingAfterBreak="0">
+  <w:abstractNum w:abstractNumId="7" w15:restartNumberingAfterBreak="0">
     <w:nsid w:val="3AD8312D"/>
     <w:multiLevelType w:val="hybridMultilevel"/>
     <w:tmpl w:val="849A8BBA"/>
@@ -12519,7 +7715,7 @@
       </w:rPr>
     </w:lvl>
   </w:abstractNum>
-  <w:abstractNum w:abstractNumId="7" w15:restartNumberingAfterBreak="0">
+  <w:abstractNum w:abstractNumId="8" w15:restartNumberingAfterBreak="0">
     <w:nsid w:val="3B334611"/>
     <w:multiLevelType w:val="hybridMultilevel"/>
     <w:tmpl w:val="66006992"/>
@@ -12632,7 +7828,7 @@
       </w:rPr>
     </w:lvl>
   </w:abstractNum>
-  <w:abstractNum w:abstractNumId="8" w15:restartNumberingAfterBreak="0">
+  <w:abstractNum w:abstractNumId="9" w15:restartNumberingAfterBreak="0">
     <w:nsid w:val="477513E3"/>
     <w:multiLevelType w:val="hybridMultilevel"/>
     <w:tmpl w:val="1FF0A7EC"/>
@@ -12745,7 +7941,7 @@
       </w:rPr>
     </w:lvl>
   </w:abstractNum>
-  <w:abstractNum w:abstractNumId="9" w15:restartNumberingAfterBreak="0">
+  <w:abstractNum w:abstractNumId="10" w15:restartNumberingAfterBreak="0">
     <w:nsid w:val="4B164AFA"/>
     <w:multiLevelType w:val="hybridMultilevel"/>
     <w:tmpl w:val="2E7824CA"/>
@@ -12858,7 +8054,7 @@
       </w:rPr>
     </w:lvl>
   </w:abstractNum>
-  <w:abstractNum w:abstractNumId="10" w15:restartNumberingAfterBreak="0">
+  <w:abstractNum w:abstractNumId="11" w15:restartNumberingAfterBreak="0">
     <w:nsid w:val="4CE535F0"/>
     <w:multiLevelType w:val="hybridMultilevel"/>
     <w:tmpl w:val="E2C8AD7C"/>
@@ -12971,7 +8167,7 @@
       </w:rPr>
     </w:lvl>
   </w:abstractNum>
-  <w:abstractNum w:abstractNumId="11" w15:restartNumberingAfterBreak="0">
+  <w:abstractNum w:abstractNumId="12" w15:restartNumberingAfterBreak="0">
     <w:nsid w:val="4DD4786B"/>
     <w:multiLevelType w:val="hybridMultilevel"/>
     <w:tmpl w:val="DCFC58A8"/>
@@ -13057,7 +8253,7 @@
       </w:pPr>
     </w:lvl>
   </w:abstractNum>
-  <w:abstractNum w:abstractNumId="12" w15:restartNumberingAfterBreak="0">
+  <w:abstractNum w:abstractNumId="13" w15:restartNumberingAfterBreak="0">
     <w:nsid w:val="54865137"/>
     <w:multiLevelType w:val="hybridMultilevel"/>
     <w:tmpl w:val="00CCDF28"/>
@@ -13170,7 +8366,7 @@
       </w:rPr>
     </w:lvl>
   </w:abstractNum>
-  <w:abstractNum w:abstractNumId="13" w15:restartNumberingAfterBreak="0">
+  <w:abstractNum w:abstractNumId="14" w15:restartNumberingAfterBreak="0">
     <w:nsid w:val="601832F1"/>
     <w:multiLevelType w:val="hybridMultilevel"/>
     <w:tmpl w:val="005E9638"/>
@@ -13283,7 +8479,7 @@
       </w:rPr>
     </w:lvl>
   </w:abstractNum>
-  <w:abstractNum w:abstractNumId="14" w15:restartNumberingAfterBreak="0">
+  <w:abstractNum w:abstractNumId="15" w15:restartNumberingAfterBreak="0">
     <w:nsid w:val="610E206F"/>
     <w:multiLevelType w:val="hybridMultilevel"/>
     <w:tmpl w:val="C72C5DC2"/>
@@ -13372,7 +8568,7 @@
       </w:pPr>
     </w:lvl>
   </w:abstractNum>
-  <w:abstractNum w:abstractNumId="15" w15:restartNumberingAfterBreak="0">
+  <w:abstractNum w:abstractNumId="16" w15:restartNumberingAfterBreak="0">
     <w:nsid w:val="62A06554"/>
     <w:multiLevelType w:val="hybridMultilevel"/>
     <w:tmpl w:val="1CAA227E"/>
@@ -13485,7 +8681,7 @@
       </w:rPr>
     </w:lvl>
   </w:abstractNum>
-  <w:abstractNum w:abstractNumId="16" w15:restartNumberingAfterBreak="0">
+  <w:abstractNum w:abstractNumId="17" w15:restartNumberingAfterBreak="0">
     <w:nsid w:val="63B31D1A"/>
     <w:multiLevelType w:val="hybridMultilevel"/>
     <w:tmpl w:val="F2CC1E32"/>
@@ -13571,7 +8767,7 @@
       </w:pPr>
     </w:lvl>
   </w:abstractNum>
-  <w:abstractNum w:abstractNumId="17" w15:restartNumberingAfterBreak="0">
+  <w:abstractNum w:abstractNumId="18" w15:restartNumberingAfterBreak="0">
     <w:nsid w:val="659128D5"/>
     <w:multiLevelType w:val="hybridMultilevel"/>
     <w:tmpl w:val="516C3366"/>
@@ -13684,7 +8880,7 @@
       </w:rPr>
     </w:lvl>
   </w:abstractNum>
-  <w:abstractNum w:abstractNumId="18" w15:restartNumberingAfterBreak="0">
+  <w:abstractNum w:abstractNumId="19" w15:restartNumberingAfterBreak="0">
     <w:nsid w:val="68B9607A"/>
     <w:multiLevelType w:val="hybridMultilevel"/>
     <w:tmpl w:val="1174FAA0"/>
@@ -13770,7 +8966,7 @@
       </w:pPr>
     </w:lvl>
   </w:abstractNum>
-  <w:abstractNum w:abstractNumId="19" w15:restartNumberingAfterBreak="0">
+  <w:abstractNum w:abstractNumId="20" w15:restartNumberingAfterBreak="0">
     <w:nsid w:val="697618AA"/>
     <w:multiLevelType w:val="hybridMultilevel"/>
     <w:tmpl w:val="BAD64F1C"/>
@@ -13883,7 +9079,7 @@
       </w:rPr>
     </w:lvl>
   </w:abstractNum>
-  <w:abstractNum w:abstractNumId="20" w15:restartNumberingAfterBreak="0">
+  <w:abstractNum w:abstractNumId="21" w15:restartNumberingAfterBreak="0">
     <w:nsid w:val="6C6C3F6E"/>
     <w:multiLevelType w:val="hybridMultilevel"/>
     <w:tmpl w:val="C72C5DC2"/>
@@ -13972,7 +9168,7 @@
       </w:pPr>
     </w:lvl>
   </w:abstractNum>
-  <w:abstractNum w:abstractNumId="21" w15:restartNumberingAfterBreak="0">
+  <w:abstractNum w:abstractNumId="22" w15:restartNumberingAfterBreak="0">
     <w:nsid w:val="6CC918F7"/>
     <w:multiLevelType w:val="hybridMultilevel"/>
     <w:tmpl w:val="6E7AC232"/>
@@ -14085,7 +9281,7 @@
       </w:rPr>
     </w:lvl>
   </w:abstractNum>
-  <w:abstractNum w:abstractNumId="22" w15:restartNumberingAfterBreak="0">
+  <w:abstractNum w:abstractNumId="23" w15:restartNumberingAfterBreak="0">
     <w:nsid w:val="7BD57D03"/>
     <w:multiLevelType w:val="hybridMultilevel"/>
     <w:tmpl w:val="1174FAA0"/>
@@ -14171,7 +9367,7 @@
       </w:pPr>
     </w:lvl>
   </w:abstractNum>
-  <w:abstractNum w:abstractNumId="23" w15:restartNumberingAfterBreak="0">
+  <w:abstractNum w:abstractNumId="24" w15:restartNumberingAfterBreak="0">
     <w:nsid w:val="7C784C82"/>
     <w:multiLevelType w:val="hybridMultilevel"/>
     <w:tmpl w:val="C55A9F60"/>
@@ -14284,7 +9480,7 @@
       </w:rPr>
     </w:lvl>
   </w:abstractNum>
-  <w:abstractNum w:abstractNumId="24" w15:restartNumberingAfterBreak="0">
+  <w:abstractNum w:abstractNumId="25" w15:restartNumberingAfterBreak="0">
     <w:nsid w:val="7CDB2AC1"/>
     <w:multiLevelType w:val="hybridMultilevel"/>
     <w:tmpl w:val="A1EED3E8"/>
@@ -14397,7 +9593,7 @@
       </w:rPr>
     </w:lvl>
   </w:abstractNum>
-  <w:abstractNum w:abstractNumId="25" w15:restartNumberingAfterBreak="0">
+  <w:abstractNum w:abstractNumId="26" w15:restartNumberingAfterBreak="0">
     <w:nsid w:val="7D090BDA"/>
     <w:multiLevelType w:val="hybridMultilevel"/>
     <w:tmpl w:val="3476DCC8"/>
@@ -14487,82 +9683,85 @@
     </w:lvl>
   </w:abstractNum>
   <w:num w:numId="1">
-    <w:abstractNumId w:val="9"/>
+    <w:abstractNumId w:val="10"/>
   </w:num>
   <w:num w:numId="2">
-    <w:abstractNumId w:val="7"/>
+    <w:abstractNumId w:val="8"/>
   </w:num>
   <w:num w:numId="3">
-    <w:abstractNumId w:val="12"/>
+    <w:abstractNumId w:val="13"/>
   </w:num>
   <w:num w:numId="4">
-    <w:abstractNumId w:val="3"/>
+    <w:abstractNumId w:val="4"/>
   </w:num>
   <w:num w:numId="5">
-    <w:abstractNumId w:val="13"/>
+    <w:abstractNumId w:val="14"/>
   </w:num>
   <w:num w:numId="6">
-    <w:abstractNumId w:val="15"/>
+    <w:abstractNumId w:val="16"/>
   </w:num>
   <w:num w:numId="7">
     <w:abstractNumId w:val="1"/>
   </w:num>
   <w:num w:numId="8">
-    <w:abstractNumId w:val="10"/>
+    <w:abstractNumId w:val="11"/>
   </w:num>
   <w:num w:numId="9">
-    <w:abstractNumId w:val="17"/>
+    <w:abstractNumId w:val="18"/>
   </w:num>
   <w:num w:numId="10">
-    <w:abstractNumId w:val="4"/>
+    <w:abstractNumId w:val="5"/>
   </w:num>
   <w:num w:numId="11">
     <w:abstractNumId w:val="0"/>
   </w:num>
   <w:num w:numId="12">
-    <w:abstractNumId w:val="16"/>
+    <w:abstractNumId w:val="17"/>
   </w:num>
   <w:num w:numId="13">
     <w:abstractNumId w:val="2"/>
   </w:num>
   <w:num w:numId="14">
-    <w:abstractNumId w:val="5"/>
+    <w:abstractNumId w:val="6"/>
   </w:num>
   <w:num w:numId="15">
-    <w:abstractNumId w:val="8"/>
+    <w:abstractNumId w:val="9"/>
   </w:num>
   <w:num w:numId="16">
+    <w:abstractNumId w:val="20"/>
+  </w:num>
+  <w:num w:numId="17">
+    <w:abstractNumId w:val="23"/>
+  </w:num>
+  <w:num w:numId="18">
+    <w:abstractNumId w:val="24"/>
+  </w:num>
+  <w:num w:numId="19">
+    <w:abstractNumId w:val="25"/>
+  </w:num>
+  <w:num w:numId="20">
     <w:abstractNumId w:val="19"/>
   </w:num>
-  <w:num w:numId="17">
+  <w:num w:numId="21">
     <w:abstractNumId w:val="22"/>
   </w:num>
-  <w:num w:numId="18">
-    <w:abstractNumId w:val="23"/>
-  </w:num>
-  <w:num w:numId="19">
-    <w:abstractNumId w:val="24"/>
-  </w:num>
-  <w:num w:numId="20">
-    <w:abstractNumId w:val="18"/>
-  </w:num>
-  <w:num w:numId="21">
+  <w:num w:numId="22">
     <w:abstractNumId w:val="21"/>
   </w:num>
-  <w:num w:numId="22">
-    <w:abstractNumId w:val="20"/>
-  </w:num>
   <w:num w:numId="23">
-    <w:abstractNumId w:val="14"/>
+    <w:abstractNumId w:val="15"/>
   </w:num>
   <w:num w:numId="24">
-    <w:abstractNumId w:val="25"/>
+    <w:abstractNumId w:val="26"/>
   </w:num>
   <w:num w:numId="25">
-    <w:abstractNumId w:val="6"/>
+    <w:abstractNumId w:val="7"/>
   </w:num>
   <w:num w:numId="26">
-    <w:abstractNumId w:val="11"/>
+    <w:abstractNumId w:val="12"/>
+  </w:num>
+  <w:num w:numId="27">
+    <w:abstractNumId w:val="3"/>
   </w:num>
 </w:numbering>
 </file>
@@ -15396,4 +10595,16 @@
     </a:ext>
   </a:extLst>
 </a:theme>
+</file>
+
+<file path=customXml/item1.xml><?xml version="1.0" encoding="utf-8"?>
+<b:Sources xmlns:b="http://schemas.openxmlformats.org/officeDocument/2006/bibliography" xmlns="http://schemas.openxmlformats.org/officeDocument/2006/bibliography" SelectedStyle="\APASixthEditionOfficeOnline.xsl" StyleName="APA" Version="6"/>
+</file>
+
+<file path=customXml/itemProps1.xml><?xml version="1.0" encoding="utf-8"?>
+<ds:datastoreItem xmlns:ds="http://schemas.openxmlformats.org/officeDocument/2006/customXml" ds:itemID="{DA1C4530-71AB-4343-9DC9-1BBA40AAD720}">
+  <ds:schemaRefs>
+    <ds:schemaRef ds:uri="http://schemas.openxmlformats.org/officeDocument/2006/bibliography"/>
+  </ds:schemaRefs>
+</ds:datastoreItem>
 </file>
--- a/Digital Academic Repository and Archives.docx
+++ b/Digital Academic Repository and Archives.docx
@@ -3326,6 +3326,7 @@
         <w:rPr>
           <w:rFonts w:ascii="Arial" w:hAnsi="Arial" w:cs="Arial"/>
           <w:bCs/>
+          <w:noProof/>
           <w:lang w:val="en-US"/>
         </w:rPr>
         <w:drawing>
@@ -4293,7 +4294,7 @@
                 <v:shape id="_x0000_i1025" type="#_x0000_t75" style="width:313.5pt;height:291.75pt" o:ole="">
                   <v:imagedata r:id="rId19" o:title=""/>
                 </v:shape>
-                <o:OLEObject Type="Embed" ProgID="PBrush" ShapeID="_x0000_i1025" DrawAspect="Content" ObjectID="_1792489370" r:id="rId20"/>
+                <o:OLEObject Type="Embed" ProgID="PBrush" ShapeID="_x0000_i1025" DrawAspect="Content" ObjectID="_1792950969" r:id="rId20"/>
               </w:object>
             </w:r>
           </w:p>
@@ -4316,7 +4317,7 @@
                 <v:shape id="_x0000_i1026" type="#_x0000_t75" style="width:315pt;height:285.75pt" o:ole="">
                   <v:imagedata r:id="rId21" o:title=""/>
                 </v:shape>
-                <o:OLEObject Type="Embed" ProgID="PBrush" ShapeID="_x0000_i1026" DrawAspect="Content" ObjectID="_1792489371" r:id="rId22"/>
+                <o:OLEObject Type="Embed" ProgID="PBrush" ShapeID="_x0000_i1026" DrawAspect="Content" ObjectID="_1792950970" r:id="rId22"/>
               </w:object>
             </w:r>
           </w:p>
@@ -4452,8 +4453,8 @@
         <w:tblLook w:val="04A0" w:firstRow="1" w:lastRow="0" w:firstColumn="1" w:lastColumn="0" w:noHBand="0" w:noVBand="1"/>
       </w:tblPr>
       <w:tblGrid>
-        <w:gridCol w:w="7058"/>
-        <w:gridCol w:w="5902"/>
+        <w:gridCol w:w="7064"/>
+        <w:gridCol w:w="5896"/>
       </w:tblGrid>
       <w:tr>
         <w:tc>
@@ -4477,7 +4478,7 @@
                 <v:shape id="_x0000_i1027" type="#_x0000_t75" style="width:312.75pt;height:189pt" o:ole="">
                   <v:imagedata r:id="rId23" o:title=""/>
                 </v:shape>
-                <o:OLEObject Type="Embed" ProgID="PBrush" ShapeID="_x0000_i1027" DrawAspect="Content" ObjectID="_1792489372" r:id="rId24"/>
+                <o:OLEObject Type="Embed" ProgID="PBrush" ShapeID="_x0000_i1027" DrawAspect="Content" ObjectID="_1792950971" r:id="rId24"/>
               </w:object>
             </w:r>
           </w:p>
@@ -4504,7 +4505,7 @@
                 <v:shape id="_x0000_i1028" type="#_x0000_t75" style="width:252.75pt;height:180.75pt" o:ole="">
                   <v:imagedata r:id="rId25" o:title=""/>
                 </v:shape>
-                <o:OLEObject Type="Embed" ProgID="PBrush" ShapeID="_x0000_i1028" DrawAspect="Content" ObjectID="_1792489373" r:id="rId26"/>
+                <o:OLEObject Type="Embed" ProgID="PBrush" ShapeID="_x0000_i1028" DrawAspect="Content" ObjectID="_1792950972" r:id="rId26"/>
               </w:object>
             </w:r>
           </w:p>
@@ -4773,8 +4774,8 @@
         <w:tblLook w:val="04A0" w:firstRow="1" w:lastRow="0" w:firstColumn="1" w:lastColumn="0" w:noHBand="0" w:noVBand="1"/>
       </w:tblPr>
       <w:tblGrid>
-        <w:gridCol w:w="5952"/>
-        <w:gridCol w:w="7008"/>
+        <w:gridCol w:w="5958"/>
+        <w:gridCol w:w="7002"/>
       </w:tblGrid>
       <w:tr>
         <w:tc>
@@ -4798,7 +4799,7 @@
                 <v:shape id="_x0000_i1029" type="#_x0000_t75" style="width:132.75pt;height:180pt" o:ole="">
                   <v:imagedata r:id="rId28" o:title=""/>
                 </v:shape>
-                <o:OLEObject Type="Embed" ProgID="PBrush" ShapeID="_x0000_i1029" DrawAspect="Content" ObjectID="_1792489374" r:id="rId29"/>
+                <o:OLEObject Type="Embed" ProgID="PBrush" ShapeID="_x0000_i1029" DrawAspect="Content" ObjectID="_1792950973" r:id="rId29"/>
               </w:object>
             </w:r>
           </w:p>
@@ -4824,7 +4825,7 @@
                 <v:shape id="_x0000_i1030" type="#_x0000_t75" style="width:300pt;height:183.75pt" o:ole="">
                   <v:imagedata r:id="rId30" o:title=""/>
                 </v:shape>
-                <o:OLEObject Type="Embed" ProgID="PBrush" ShapeID="_x0000_i1030" DrawAspect="Content" ObjectID="_1792489375" r:id="rId31"/>
+                <o:OLEObject Type="Embed" ProgID="PBrush" ShapeID="_x0000_i1030" DrawAspect="Content" ObjectID="_1792950974" r:id="rId31"/>
               </w:object>
             </w:r>
           </w:p>
@@ -4977,8 +4978,8 @@
         <w:tblLook w:val="04A0" w:firstRow="1" w:lastRow="0" w:firstColumn="1" w:lastColumn="0" w:noHBand="0" w:noVBand="1"/>
       </w:tblPr>
       <w:tblGrid>
-        <w:gridCol w:w="6497"/>
-        <w:gridCol w:w="6463"/>
+        <w:gridCol w:w="6491"/>
+        <w:gridCol w:w="6469"/>
       </w:tblGrid>
       <w:tr>
         <w:tc>
@@ -5002,7 +5003,7 @@
                 <v:shape id="_x0000_i1031" type="#_x0000_t75" style="width:274.5pt;height:262.5pt" o:ole="">
                   <v:imagedata r:id="rId32" o:title=""/>
                 </v:shape>
-                <o:OLEObject Type="Embed" ProgID="PBrush" ShapeID="_x0000_i1031" DrawAspect="Content" ObjectID="_1792489376" r:id="rId33"/>
+                <o:OLEObject Type="Embed" ProgID="PBrush" ShapeID="_x0000_i1031" DrawAspect="Content" ObjectID="_1792950975" r:id="rId33"/>
               </w:object>
             </w:r>
           </w:p>
@@ -5028,7 +5029,7 @@
                 <v:shape id="_x0000_i1032" type="#_x0000_t75" style="width:225.75pt;height:261.75pt" o:ole="">
                   <v:imagedata r:id="rId34" o:title=""/>
                 </v:shape>
-                <o:OLEObject Type="Embed" ProgID="PBrush" ShapeID="_x0000_i1032" DrawAspect="Content" ObjectID="_1792489377" r:id="rId35"/>
+                <o:OLEObject Type="Embed" ProgID="PBrush" ShapeID="_x0000_i1032" DrawAspect="Content" ObjectID="_1792950976" r:id="rId35"/>
               </w:object>
             </w:r>
           </w:p>
@@ -5732,14 +5733,13 @@
           <w:bCs/>
           <w:i/>
           <w:iCs/>
-          <w:noProof/>
         </w:rPr>
         <w:lastRenderedPageBreak/>
         <w:drawing>
-          <wp:inline distT="0" distB="0" distL="0" distR="0" wp14:anchorId="03400EA2" wp14:editId="72932A17">
-            <wp:extent cx="5235358" cy="4476307"/>
-            <wp:effectExtent l="0" t="0" r="3810" b="635"/>
-            <wp:docPr id="19" name="Picture 19"/>
+          <wp:inline distT="0" distB="0" distL="0" distR="0" wp14:anchorId="094302B1" wp14:editId="49AD9E61">
+            <wp:extent cx="5600700" cy="4488267"/>
+            <wp:effectExtent l="0" t="0" r="0" b="7620"/>
+            <wp:docPr id="4" name="Picture 4"/>
             <wp:cNvGraphicFramePr>
               <a:graphicFrameLocks xmlns:a="http://schemas.openxmlformats.org/drawingml/2006/main" noChangeAspect="1"/>
             </wp:cNvGraphicFramePr>
@@ -5759,7 +5759,7 @@
                   <pic:spPr>
                     <a:xfrm>
                       <a:off x="0" y="0"/>
-                      <a:ext cx="5259896" cy="4497287"/>
+                      <a:ext cx="5616717" cy="4501102"/>
                     </a:xfrm>
                     <a:prstGeom prst="rect">
                       <a:avLst/>

--- a/Digital Academic Repository and Archives.docx
+++ b/Digital Academic Repository and Archives.docx
@@ -4291,10 +4291,10 @@
                   <v:path o:extrusionok="f" gradientshapeok="t" o:connecttype="rect"/>
                   <o:lock v:ext="edit" aspectratio="t"/>
                 </v:shapetype>
-                <v:shape id="_x0000_i1025" type="#_x0000_t75" style="width:313.5pt;height:291.75pt" o:ole="">
+                <v:shape id="_x0000_i1025" type="#_x0000_t75" style="width:313.35pt;height:292.05pt" o:ole="">
                   <v:imagedata r:id="rId19" o:title=""/>
                 </v:shape>
-                <o:OLEObject Type="Embed" ProgID="PBrush" ShapeID="_x0000_i1025" DrawAspect="Content" ObjectID="_1792950969" r:id="rId20"/>
+                <o:OLEObject Type="Embed" ProgID="PBrush" ShapeID="_x0000_i1025" DrawAspect="Content" ObjectID="_1794080356" r:id="rId20"/>
               </w:object>
             </w:r>
           </w:p>
@@ -4314,10 +4314,10 @@
             </w:pPr>
             <w:r>
               <w:object w:dxaOrig="6105" w:dyaOrig="5550" w14:anchorId="29156B53">
-                <v:shape id="_x0000_i1026" type="#_x0000_t75" style="width:315pt;height:285.75pt" o:ole="">
+                <v:shape id="_x0000_i1026" type="#_x0000_t75" style="width:315.05pt;height:285.7pt" o:ole="">
                   <v:imagedata r:id="rId21" o:title=""/>
                 </v:shape>
-                <o:OLEObject Type="Embed" ProgID="PBrush" ShapeID="_x0000_i1026" DrawAspect="Content" ObjectID="_1792950970" r:id="rId22"/>
+                <o:OLEObject Type="Embed" ProgID="PBrush" ShapeID="_x0000_i1026" DrawAspect="Content" ObjectID="_1794080357" r:id="rId22"/>
               </w:object>
             </w:r>
           </w:p>
@@ -4475,10 +4475,10 @@
             </w:pPr>
             <w:r>
               <w:object w:dxaOrig="6225" w:dyaOrig="3765" w14:anchorId="35C32A7E">
-                <v:shape id="_x0000_i1027" type="#_x0000_t75" style="width:312.75pt;height:189pt" o:ole="">
+                <v:shape id="_x0000_i1027" type="#_x0000_t75" style="width:312.75pt;height:188.95pt" o:ole="">
                   <v:imagedata r:id="rId23" o:title=""/>
                 </v:shape>
-                <o:OLEObject Type="Embed" ProgID="PBrush" ShapeID="_x0000_i1027" DrawAspect="Content" ObjectID="_1792950971" r:id="rId24"/>
+                <o:OLEObject Type="Embed" ProgID="PBrush" ShapeID="_x0000_i1027" DrawAspect="Content" ObjectID="_1794080358" r:id="rId24"/>
               </w:object>
             </w:r>
           </w:p>
@@ -4502,10 +4502,10 @@
             </w:pPr>
             <w:r>
               <w:object w:dxaOrig="5040" w:dyaOrig="3630" w14:anchorId="1B41E75C">
-                <v:shape id="_x0000_i1028" type="#_x0000_t75" style="width:252.75pt;height:180.75pt" o:ole="">
+                <v:shape id="_x0000_i1028" type="#_x0000_t75" style="width:252.85pt;height:180.85pt" o:ole="">
                   <v:imagedata r:id="rId25" o:title=""/>
                 </v:shape>
-                <o:OLEObject Type="Embed" ProgID="PBrush" ShapeID="_x0000_i1028" DrawAspect="Content" ObjectID="_1792950972" r:id="rId26"/>
+                <o:OLEObject Type="Embed" ProgID="PBrush" ShapeID="_x0000_i1028" DrawAspect="Content" ObjectID="_1794080359" r:id="rId26"/>
               </w:object>
             </w:r>
           </w:p>
@@ -4796,10 +4796,10 @@
             </w:pPr>
             <w:r>
               <w:object w:dxaOrig="2790" w:dyaOrig="3765" w14:anchorId="4A55881E">
-                <v:shape id="_x0000_i1029" type="#_x0000_t75" style="width:132.75pt;height:180pt" o:ole="">
+                <v:shape id="_x0000_i1029" type="#_x0000_t75" style="width:133.05pt;height:179.7pt" o:ole="">
                   <v:imagedata r:id="rId28" o:title=""/>
                 </v:shape>
-                <o:OLEObject Type="Embed" ProgID="PBrush" ShapeID="_x0000_i1029" DrawAspect="Content" ObjectID="_1792950973" r:id="rId29"/>
+                <o:OLEObject Type="Embed" ProgID="PBrush" ShapeID="_x0000_i1029" DrawAspect="Content" ObjectID="_1794080360" r:id="rId29"/>
               </w:object>
             </w:r>
           </w:p>
@@ -4822,10 +4822,10 @@
             </w:pPr>
             <w:r>
               <w:object w:dxaOrig="5490" w:dyaOrig="3390" w14:anchorId="4E53BC9E">
-                <v:shape id="_x0000_i1030" type="#_x0000_t75" style="width:300pt;height:183.75pt" o:ole="">
+                <v:shape id="_x0000_i1030" type="#_x0000_t75" style="width:300.1pt;height:183.75pt" o:ole="">
                   <v:imagedata r:id="rId30" o:title=""/>
                 </v:shape>
-                <o:OLEObject Type="Embed" ProgID="PBrush" ShapeID="_x0000_i1030" DrawAspect="Content" ObjectID="_1792950974" r:id="rId31"/>
+                <o:OLEObject Type="Embed" ProgID="PBrush" ShapeID="_x0000_i1030" DrawAspect="Content" ObjectID="_1794080361" r:id="rId31"/>
               </w:object>
             </w:r>
           </w:p>
@@ -5000,10 +5000,10 @@
             </w:pPr>
             <w:r>
               <w:object w:dxaOrig="5490" w:dyaOrig="5235" w14:anchorId="7D77CB71">
-                <v:shape id="_x0000_i1031" type="#_x0000_t75" style="width:274.5pt;height:262.5pt" o:ole="">
+                <v:shape id="_x0000_i1031" type="#_x0000_t75" style="width:274.75pt;height:262.65pt" o:ole="">
                   <v:imagedata r:id="rId32" o:title=""/>
                 </v:shape>
-                <o:OLEObject Type="Embed" ProgID="PBrush" ShapeID="_x0000_i1031" DrawAspect="Content" ObjectID="_1792950975" r:id="rId33"/>
+                <o:OLEObject Type="Embed" ProgID="PBrush" ShapeID="_x0000_i1031" DrawAspect="Content" ObjectID="_1794080362" r:id="rId33"/>
               </w:object>
             </w:r>
           </w:p>
@@ -5026,10 +5026,10 @@
             </w:pPr>
             <w:r>
               <w:object w:dxaOrig="3135" w:dyaOrig="3660" w14:anchorId="77C4AA47">
-                <v:shape id="_x0000_i1032" type="#_x0000_t75" style="width:225.75pt;height:261.75pt" o:ole="">
+                <v:shape id="_x0000_i1032" type="#_x0000_t75" style="width:225.8pt;height:261.5pt" o:ole="">
                   <v:imagedata r:id="rId34" o:title=""/>
                 </v:shape>
-                <o:OLEObject Type="Embed" ProgID="PBrush" ShapeID="_x0000_i1032" DrawAspect="Content" ObjectID="_1792950976" r:id="rId35"/>
+                <o:OLEObject Type="Embed" ProgID="PBrush" ShapeID="_x0000_i1032" DrawAspect="Content" ObjectID="_1794080363" r:id="rId35"/>
               </w:object>
             </w:r>
           </w:p>
@@ -5733,6 +5733,7 @@
           <w:bCs/>
           <w:i/>
           <w:iCs/>
+          <w:noProof/>
         </w:rPr>
         <w:lastRenderedPageBreak/>
         <w:drawing>
@@ -5969,25 +5970,6 @@
       <w:pPr>
         <w:spacing w:line="480" w:lineRule="auto"/>
         <w:ind w:left="0" w:right="0" w:firstLine="0"/>
-        <w:rPr>
-          <w:rFonts w:ascii="Arial" w:hAnsi="Arial" w:cs="Arial"/>
-          <w:b/>
-          <w:lang w:val="en-US"/>
-        </w:rPr>
-      </w:pPr>
-      <w:r>
-        <w:rPr>
-          <w:rFonts w:ascii="Arial" w:hAnsi="Arial" w:cs="Arial"/>
-          <w:b/>
-          <w:lang w:val="en-US"/>
-        </w:rPr>
-        <w:t>SYSTEM DIAGRAM</w:t>
-      </w:r>
-    </w:p>
-    <w:p>
-      <w:pPr>
-        <w:spacing w:line="480" w:lineRule="auto"/>
-        <w:ind w:left="0" w:right="0" w:firstLine="0"/>
         <w:jc w:val="center"/>
         <w:rPr>
           <w:rFonts w:ascii="Arial" w:hAnsi="Arial" w:cs="Arial"/>
@@ -6004,10 +5986,10 @@
           <w14:ligatures w14:val="none"/>
         </w:rPr>
         <w:drawing>
-          <wp:inline distT="0" distB="0" distL="0" distR="0" wp14:anchorId="21D4B976" wp14:editId="4EC3B9DE">
-            <wp:extent cx="5029200" cy="4909820"/>
-            <wp:effectExtent l="0" t="0" r="0" b="5080"/>
-            <wp:docPr id="24" name="Picture 24"/>
+          <wp:inline distT="0" distB="0" distL="0" distR="0" wp14:anchorId="26A8F7CB" wp14:editId="400C8433">
+            <wp:extent cx="5029200" cy="4672965"/>
+            <wp:effectExtent l="0" t="0" r="0" b="0"/>
+            <wp:docPr id="11" name="Picture 11"/>
             <wp:cNvGraphicFramePr>
               <a:graphicFrameLocks xmlns:a="http://schemas.openxmlformats.org/drawingml/2006/main" noChangeAspect="1"/>
             </wp:cNvGraphicFramePr>
@@ -6015,7 +5997,7 @@
               <a:graphicData uri="http://schemas.openxmlformats.org/drawingml/2006/picture">
                 <pic:pic xmlns:pic="http://schemas.openxmlformats.org/drawingml/2006/picture">
                   <pic:nvPicPr>
-                    <pic:cNvPr id="24" name="Picture 24"/>
+                    <pic:cNvPr id="11" name="Picture 11"/>
                     <pic:cNvPicPr/>
                   </pic:nvPicPr>
                   <pic:blipFill>
@@ -6033,7 +6015,7 @@
                   <pic:spPr>
                     <a:xfrm>
                       <a:off x="0" y="0"/>
-                      <a:ext cx="5029200" cy="4909820"/>
+                      <a:ext cx="5029200" cy="4672965"/>
                     </a:xfrm>
                     <a:prstGeom prst="rect">
                       <a:avLst/>
@@ -6075,492 +6057,6 @@
         <w:spacing w:after="160" w:line="259" w:lineRule="auto"/>
         <w:ind w:left="0" w:right="0" w:firstLine="0"/>
         <w:jc w:val="left"/>
-        <w:rPr>
-          <w:rFonts w:ascii="Arial" w:hAnsi="Arial" w:cs="Arial"/>
-          <w:b/>
-          <w:lang w:val="en-US"/>
-        </w:rPr>
-      </w:pPr>
-      <w:r>
-        <w:rPr>
-          <w:rFonts w:ascii="Arial" w:hAnsi="Arial" w:cs="Arial"/>
-          <w:b/>
-          <w:lang w:val="en-US"/>
-        </w:rPr>
-        <w:br w:type="page"/>
-      </w:r>
-    </w:p>
-    <w:p>
-      <w:pPr>
-        <w:spacing w:line="480" w:lineRule="auto"/>
-        <w:ind w:left="0" w:right="0" w:firstLine="0"/>
-        <w:rPr>
-          <w:rFonts w:ascii="Arial" w:hAnsi="Arial" w:cs="Arial"/>
-          <w:b/>
-          <w:lang w:val="en-US"/>
-        </w:rPr>
-      </w:pPr>
-      <w:r>
-        <w:rPr>
-          <w:rFonts w:ascii="Arial" w:hAnsi="Arial" w:cs="Arial"/>
-          <w:b/>
-          <w:lang w:val="en-US"/>
-        </w:rPr>
-        <w:lastRenderedPageBreak/>
-        <w:t>STUDENT</w:t>
-      </w:r>
-    </w:p>
-    <w:p>
-      <w:pPr>
-        <w:spacing w:line="480" w:lineRule="auto"/>
-        <w:ind w:left="0" w:right="0" w:firstLine="0"/>
-        <w:jc w:val="center"/>
-        <w:rPr>
-          <w:rFonts w:ascii="Arial" w:hAnsi="Arial" w:cs="Arial"/>
-          <w:b/>
-          <w:lang w:val="en-US"/>
-        </w:rPr>
-      </w:pPr>
-      <w:r>
-        <w:rPr>
-          <w:rFonts w:ascii="Arial" w:hAnsi="Arial" w:cs="Arial"/>
-          <w:b/>
-          <w:noProof/>
-          <w:lang w:val="en-US"/>
-          <w14:ligatures w14:val="none"/>
-        </w:rPr>
-        <w:drawing>
-          <wp:inline distT="0" distB="0" distL="0" distR="0" wp14:anchorId="5763CFA5" wp14:editId="75703539">
-            <wp:extent cx="4067175" cy="2114550"/>
-            <wp:effectExtent l="0" t="0" r="9525" b="0"/>
-            <wp:docPr id="22" name="Picture 22"/>
-            <wp:cNvGraphicFramePr>
-              <a:graphicFrameLocks xmlns:a="http://schemas.openxmlformats.org/drawingml/2006/main" noChangeAspect="1"/>
-            </wp:cNvGraphicFramePr>
-            <a:graphic xmlns:a="http://schemas.openxmlformats.org/drawingml/2006/main">
-              <a:graphicData uri="http://schemas.openxmlformats.org/drawingml/2006/picture">
-                <pic:pic xmlns:pic="http://schemas.openxmlformats.org/drawingml/2006/picture">
-                  <pic:nvPicPr>
-                    <pic:cNvPr id="22" name="Picture 22"/>
-                    <pic:cNvPicPr/>
-                  </pic:nvPicPr>
-                  <pic:blipFill>
-                    <a:blip r:embed="rId45">
-                      <a:extLst>
-                        <a:ext uri="{28A0092B-C50C-407E-A947-70E740481C1C}">
-                          <a14:useLocalDpi xmlns:a14="http://schemas.microsoft.com/office/drawing/2010/main" val="0"/>
-                        </a:ext>
-                      </a:extLst>
-                    </a:blip>
-                    <a:stretch>
-                      <a:fillRect/>
-                    </a:stretch>
-                  </pic:blipFill>
-                  <pic:spPr>
-                    <a:xfrm>
-                      <a:off x="0" y="0"/>
-                      <a:ext cx="4067175" cy="2114550"/>
-                    </a:xfrm>
-                    <a:prstGeom prst="rect">
-                      <a:avLst/>
-                    </a:prstGeom>
-                  </pic:spPr>
-                </pic:pic>
-              </a:graphicData>
-            </a:graphic>
-          </wp:inline>
-        </w:drawing>
-      </w:r>
-    </w:p>
-    <w:p>
-      <w:pPr>
-        <w:spacing w:line="480" w:lineRule="auto"/>
-        <w:ind w:left="0" w:right="0" w:firstLine="0"/>
-        <w:jc w:val="center"/>
-        <w:rPr>
-          <w:rFonts w:ascii="Arial" w:hAnsi="Arial" w:cs="Arial"/>
-          <w:b/>
-          <w:i/>
-          <w:iCs/>
-          <w:lang w:val="en-US"/>
-        </w:rPr>
-      </w:pPr>
-      <w:r>
-        <w:rPr>
-          <w:rFonts w:ascii="Arial" w:hAnsi="Arial" w:cs="Arial"/>
-          <w:b/>
-          <w:i/>
-          <w:iCs/>
-          <w:lang w:val="en-US"/>
-        </w:rPr>
-        <w:t>FIGURE 23: STUDENT USE CASE DIAGRAM</w:t>
-      </w:r>
-    </w:p>
-    <w:p>
-      <w:pPr>
-        <w:spacing w:line="480" w:lineRule="auto"/>
-        <w:ind w:left="0" w:right="0" w:firstLine="0"/>
-        <w:rPr>
-          <w:rFonts w:ascii="Arial" w:hAnsi="Arial" w:cs="Arial"/>
-          <w:b/>
-          <w:lang w:val="en-US"/>
-        </w:rPr>
-      </w:pPr>
-      <w:r>
-        <w:rPr>
-          <w:rFonts w:ascii="Arial" w:hAnsi="Arial" w:cs="Arial"/>
-          <w:b/>
-          <w:lang w:val="en-US"/>
-        </w:rPr>
-        <w:t>TEACHER</w:t>
-      </w:r>
-    </w:p>
-    <w:p>
-      <w:pPr>
-        <w:spacing w:line="480" w:lineRule="auto"/>
-        <w:ind w:left="0" w:right="0" w:firstLine="0"/>
-        <w:jc w:val="center"/>
-        <w:rPr>
-          <w:rFonts w:ascii="Arial" w:hAnsi="Arial" w:cs="Arial"/>
-          <w:b/>
-          <w:lang w:val="en-US"/>
-        </w:rPr>
-      </w:pPr>
-      <w:r>
-        <w:rPr>
-          <w:rFonts w:ascii="Arial" w:hAnsi="Arial" w:cs="Arial"/>
-          <w:b/>
-          <w:noProof/>
-          <w:lang w:val="en-US"/>
-          <w14:ligatures w14:val="none"/>
-        </w:rPr>
-        <w:drawing>
-          <wp:inline distT="0" distB="0" distL="0" distR="0" wp14:anchorId="765874C7" wp14:editId="154481A5">
-            <wp:extent cx="4733925" cy="3057525"/>
-            <wp:effectExtent l="0" t="0" r="9525" b="9525"/>
-            <wp:docPr id="23" name="Picture 23"/>
-            <wp:cNvGraphicFramePr>
-              <a:graphicFrameLocks xmlns:a="http://schemas.openxmlformats.org/drawingml/2006/main" noChangeAspect="1"/>
-            </wp:cNvGraphicFramePr>
-            <a:graphic xmlns:a="http://schemas.openxmlformats.org/drawingml/2006/main">
-              <a:graphicData uri="http://schemas.openxmlformats.org/drawingml/2006/picture">
-                <pic:pic xmlns:pic="http://schemas.openxmlformats.org/drawingml/2006/picture">
-                  <pic:nvPicPr>
-                    <pic:cNvPr id="23" name="Picture 23"/>
-                    <pic:cNvPicPr/>
-                  </pic:nvPicPr>
-                  <pic:blipFill>
-                    <a:blip r:embed="rId46">
-                      <a:extLst>
-                        <a:ext uri="{28A0092B-C50C-407E-A947-70E740481C1C}">
-                          <a14:useLocalDpi xmlns:a14="http://schemas.microsoft.com/office/drawing/2010/main" val="0"/>
-                        </a:ext>
-                      </a:extLst>
-                    </a:blip>
-                    <a:stretch>
-                      <a:fillRect/>
-                    </a:stretch>
-                  </pic:blipFill>
-                  <pic:spPr>
-                    <a:xfrm>
-                      <a:off x="0" y="0"/>
-                      <a:ext cx="4733925" cy="3057525"/>
-                    </a:xfrm>
-                    <a:prstGeom prst="rect">
-                      <a:avLst/>
-                    </a:prstGeom>
-                  </pic:spPr>
-                </pic:pic>
-              </a:graphicData>
-            </a:graphic>
-          </wp:inline>
-        </w:drawing>
-      </w:r>
-    </w:p>
-    <w:p>
-      <w:pPr>
-        <w:spacing w:line="480" w:lineRule="auto"/>
-        <w:ind w:left="0" w:right="0" w:firstLine="0"/>
-        <w:jc w:val="center"/>
-        <w:rPr>
-          <w:rFonts w:ascii="Arial" w:hAnsi="Arial" w:cs="Arial"/>
-          <w:b/>
-          <w:i/>
-          <w:iCs/>
-          <w:lang w:val="en-US"/>
-        </w:rPr>
-      </w:pPr>
-      <w:r>
-        <w:rPr>
-          <w:rFonts w:ascii="Arial" w:hAnsi="Arial" w:cs="Arial"/>
-          <w:b/>
-          <w:i/>
-          <w:iCs/>
-          <w:lang w:val="en-US"/>
-        </w:rPr>
-        <w:t>FIGURE 24: TEAC</w:t>
-      </w:r>
-      <w:r>
-        <w:rPr>
-          <w:rFonts w:ascii="Arial" w:hAnsi="Arial" w:cs="Arial"/>
-          <w:b/>
-          <w:i/>
-          <w:iCs/>
-          <w:lang w:val="en-US"/>
-        </w:rPr>
-        <w:t>HER</w:t>
-      </w:r>
-      <w:r>
-        <w:rPr>
-          <w:rFonts w:ascii="Arial" w:hAnsi="Arial" w:cs="Arial"/>
-          <w:b/>
-          <w:i/>
-          <w:iCs/>
-          <w:lang w:val="en-US"/>
-        </w:rPr>
-        <w:t xml:space="preserve"> USE CASE DIAGRAM</w:t>
-      </w:r>
-    </w:p>
-    <w:p>
-      <w:pPr>
-        <w:spacing w:after="160" w:line="259" w:lineRule="auto"/>
-        <w:ind w:left="0" w:right="0" w:firstLine="0"/>
-        <w:jc w:val="left"/>
-        <w:rPr>
-          <w:rFonts w:ascii="Arial" w:hAnsi="Arial" w:cs="Arial"/>
-          <w:b/>
-          <w:i/>
-          <w:iCs/>
-          <w:lang w:val="en-US"/>
-        </w:rPr>
-      </w:pPr>
-      <w:r>
-        <w:rPr>
-          <w:rFonts w:ascii="Arial" w:hAnsi="Arial" w:cs="Arial"/>
-          <w:b/>
-          <w:i/>
-          <w:iCs/>
-          <w:lang w:val="en-US"/>
-        </w:rPr>
-        <w:br w:type="page"/>
-      </w:r>
-    </w:p>
-    <w:p>
-      <w:pPr>
-        <w:spacing w:line="480" w:lineRule="auto"/>
-        <w:ind w:left="0" w:right="0" w:firstLine="0"/>
-        <w:rPr>
-          <w:rFonts w:ascii="Arial" w:hAnsi="Arial" w:cs="Arial"/>
-          <w:b/>
-          <w:lang w:val="en-US"/>
-        </w:rPr>
-      </w:pPr>
-      <w:r>
-        <w:rPr>
-          <w:rFonts w:ascii="Arial" w:hAnsi="Arial" w:cs="Arial"/>
-          <w:b/>
-          <w:lang w:val="en-US"/>
-        </w:rPr>
-        <w:lastRenderedPageBreak/>
-        <w:t>EXTERNAL USER</w:t>
-      </w:r>
-    </w:p>
-    <w:p>
-      <w:pPr>
-        <w:spacing w:line="480" w:lineRule="auto"/>
-        <w:ind w:left="0" w:right="0" w:firstLine="0"/>
-        <w:jc w:val="center"/>
-        <w:rPr>
-          <w:rFonts w:ascii="Arial" w:hAnsi="Arial" w:cs="Arial"/>
-          <w:b/>
-          <w:lang w:val="en-US"/>
-        </w:rPr>
-      </w:pPr>
-      <w:r>
-        <w:rPr>
-          <w:rFonts w:ascii="Arial" w:hAnsi="Arial" w:cs="Arial"/>
-          <w:b/>
-          <w:noProof/>
-          <w:lang w:val="en-US"/>
-          <w14:ligatures w14:val="none"/>
-        </w:rPr>
-        <w:drawing>
-          <wp:inline distT="0" distB="0" distL="0" distR="0" wp14:anchorId="54C22406" wp14:editId="13394149">
-            <wp:extent cx="5029200" cy="2145665"/>
-            <wp:effectExtent l="0" t="0" r="0" b="6985"/>
-            <wp:docPr id="25" name="Picture 25"/>
-            <wp:cNvGraphicFramePr>
-              <a:graphicFrameLocks xmlns:a="http://schemas.openxmlformats.org/drawingml/2006/main" noChangeAspect="1"/>
-            </wp:cNvGraphicFramePr>
-            <a:graphic xmlns:a="http://schemas.openxmlformats.org/drawingml/2006/main">
-              <a:graphicData uri="http://schemas.openxmlformats.org/drawingml/2006/picture">
-                <pic:pic xmlns:pic="http://schemas.openxmlformats.org/drawingml/2006/picture">
-                  <pic:nvPicPr>
-                    <pic:cNvPr id="25" name="Picture 25"/>
-                    <pic:cNvPicPr/>
-                  </pic:nvPicPr>
-                  <pic:blipFill>
-                    <a:blip r:embed="rId47">
-                      <a:extLst>
-                        <a:ext uri="{28A0092B-C50C-407E-A947-70E740481C1C}">
-                          <a14:useLocalDpi xmlns:a14="http://schemas.microsoft.com/office/drawing/2010/main" val="0"/>
-                        </a:ext>
-                      </a:extLst>
-                    </a:blip>
-                    <a:stretch>
-                      <a:fillRect/>
-                    </a:stretch>
-                  </pic:blipFill>
-                  <pic:spPr>
-                    <a:xfrm>
-                      <a:off x="0" y="0"/>
-                      <a:ext cx="5029200" cy="2145665"/>
-                    </a:xfrm>
-                    <a:prstGeom prst="rect">
-                      <a:avLst/>
-                    </a:prstGeom>
-                  </pic:spPr>
-                </pic:pic>
-              </a:graphicData>
-            </a:graphic>
-          </wp:inline>
-        </w:drawing>
-      </w:r>
-    </w:p>
-    <w:p>
-      <w:pPr>
-        <w:spacing w:line="480" w:lineRule="auto"/>
-        <w:ind w:left="0" w:right="0" w:firstLine="0"/>
-        <w:jc w:val="center"/>
-        <w:rPr>
-          <w:rFonts w:ascii="Arial" w:hAnsi="Arial" w:cs="Arial"/>
-          <w:b/>
-          <w:i/>
-          <w:iCs/>
-          <w:lang w:val="en-US"/>
-        </w:rPr>
-      </w:pPr>
-      <w:r>
-        <w:rPr>
-          <w:rFonts w:ascii="Arial" w:hAnsi="Arial" w:cs="Arial"/>
-          <w:b/>
-          <w:i/>
-          <w:iCs/>
-          <w:lang w:val="en-US"/>
-        </w:rPr>
-        <w:t>FIGURE 25: EXTERNAL USER USE CASE DIAGRAM</w:t>
-      </w:r>
-    </w:p>
-    <w:p>
-      <w:pPr>
-        <w:spacing w:line="480" w:lineRule="auto"/>
-        <w:ind w:left="0" w:right="0" w:firstLine="0"/>
-        <w:rPr>
-          <w:rFonts w:ascii="Arial" w:hAnsi="Arial" w:cs="Arial"/>
-          <w:b/>
-          <w:lang w:val="en-US"/>
-        </w:rPr>
-      </w:pPr>
-      <w:r>
-        <w:rPr>
-          <w:rFonts w:ascii="Arial" w:hAnsi="Arial" w:cs="Arial"/>
-          <w:b/>
-          <w:lang w:val="en-US"/>
-        </w:rPr>
-        <w:t>ADMIN</w:t>
-      </w:r>
-    </w:p>
-    <w:p>
-      <w:pPr>
-        <w:spacing w:line="480" w:lineRule="auto"/>
-        <w:ind w:left="0" w:right="0" w:firstLine="0"/>
-        <w:jc w:val="center"/>
-        <w:rPr>
-          <w:rFonts w:ascii="Arial" w:hAnsi="Arial" w:cs="Arial"/>
-          <w:b/>
-          <w:lang w:val="en-US"/>
-        </w:rPr>
-      </w:pPr>
-      <w:r>
-        <w:rPr>
-          <w:rFonts w:ascii="Arial" w:hAnsi="Arial" w:cs="Arial"/>
-          <w:b/>
-          <w:noProof/>
-          <w:lang w:val="en-US"/>
-          <w14:ligatures w14:val="none"/>
-        </w:rPr>
-        <w:drawing>
-          <wp:inline distT="0" distB="0" distL="0" distR="0" wp14:anchorId="6B3A894A" wp14:editId="5E230F4C">
-            <wp:extent cx="4981575" cy="3390900"/>
-            <wp:effectExtent l="0" t="0" r="9525" b="0"/>
-            <wp:docPr id="26" name="Picture 26"/>
-            <wp:cNvGraphicFramePr>
-              <a:graphicFrameLocks xmlns:a="http://schemas.openxmlformats.org/drawingml/2006/main" noChangeAspect="1"/>
-            </wp:cNvGraphicFramePr>
-            <a:graphic xmlns:a="http://schemas.openxmlformats.org/drawingml/2006/main">
-              <a:graphicData uri="http://schemas.openxmlformats.org/drawingml/2006/picture">
-                <pic:pic xmlns:pic="http://schemas.openxmlformats.org/drawingml/2006/picture">
-                  <pic:nvPicPr>
-                    <pic:cNvPr id="26" name="Picture 26"/>
-                    <pic:cNvPicPr/>
-                  </pic:nvPicPr>
-                  <pic:blipFill>
-                    <a:blip r:embed="rId48">
-                      <a:extLst>
-                        <a:ext uri="{28A0092B-C50C-407E-A947-70E740481C1C}">
-                          <a14:useLocalDpi xmlns:a14="http://schemas.microsoft.com/office/drawing/2010/main" val="0"/>
-                        </a:ext>
-                      </a:extLst>
-                    </a:blip>
-                    <a:stretch>
-                      <a:fillRect/>
-                    </a:stretch>
-                  </pic:blipFill>
-                  <pic:spPr>
-                    <a:xfrm>
-                      <a:off x="0" y="0"/>
-                      <a:ext cx="4981575" cy="3390900"/>
-                    </a:xfrm>
-                    <a:prstGeom prst="rect">
-                      <a:avLst/>
-                    </a:prstGeom>
-                  </pic:spPr>
-                </pic:pic>
-              </a:graphicData>
-            </a:graphic>
-          </wp:inline>
-        </w:drawing>
-      </w:r>
-    </w:p>
-    <w:p>
-      <w:pPr>
-        <w:spacing w:line="480" w:lineRule="auto"/>
-        <w:ind w:left="0" w:right="0" w:firstLine="0"/>
-        <w:jc w:val="center"/>
-        <w:rPr>
-          <w:rFonts w:ascii="Arial" w:hAnsi="Arial" w:cs="Arial"/>
-          <w:b/>
-          <w:i/>
-          <w:iCs/>
-          <w:lang w:val="en-US"/>
-        </w:rPr>
-      </w:pPr>
-      <w:r>
-        <w:rPr>
-          <w:rFonts w:ascii="Arial" w:hAnsi="Arial" w:cs="Arial"/>
-          <w:b/>
-          <w:i/>
-          <w:iCs/>
-          <w:lang w:val="en-US"/>
-        </w:rPr>
-        <w:t>FIGURE 26: ADMINUSE CASE DIAGRAM</w:t>
-      </w:r>
-    </w:p>
-    <w:p>
-      <w:pPr>
-        <w:spacing w:line="480" w:lineRule="auto"/>
-        <w:ind w:left="0" w:right="0" w:firstLine="0"/>
-        <w:jc w:val="center"/>
         <w:rPr>
           <w:rFonts w:ascii="Arial" w:hAnsi="Arial" w:cs="Arial"/>
           <w:b/>

--- a/Digital Academic Repository and Archives.docx
+++ b/Digital Academic Repository and Archives.docx
@@ -246,7 +246,41 @@
           <w:b/>
           <w:lang w:val="en-US"/>
         </w:rPr>
-        <w:t>By:</w:t>
+        <w:t>By</w:t>
+      </w:r>
+      <w:r>
+        <w:rPr>
+          <w:rFonts w:ascii="Arial" w:hAnsi="Arial" w:cs="Arial"/>
+          <w:b/>
+          <w:lang w:val="en-US"/>
+        </w:rPr>
+        <w:t xml:space="preserve"> Group </w:t>
+      </w:r>
+      <w:proofErr w:type="spellStart"/>
+      <w:r>
+        <w:rPr>
+          <w:rFonts w:ascii="Arial" w:hAnsi="Arial" w:cs="Arial"/>
+          <w:b/>
+          <w:lang w:val="en-US"/>
+        </w:rPr>
+        <w:t>Mothafa</w:t>
+      </w:r>
+      <w:proofErr w:type="spellEnd"/>
+      <w:r>
+        <w:rPr>
+          <w:rFonts w:ascii="Arial" w:hAnsi="Arial" w:cs="Arial"/>
+          <w:b/>
+          <w:lang w:val="en-US"/>
+        </w:rPr>
+        <w:t xml:space="preserve"> Query</w:t>
+      </w:r>
+      <w:r>
+        <w:rPr>
+          <w:rFonts w:ascii="Arial" w:hAnsi="Arial" w:cs="Arial"/>
+          <w:b/>
+          <w:lang w:val="en-US"/>
+        </w:rPr>
+        <w:t>:</w:t>
       </w:r>
       <w:r>
         <w:rPr>
@@ -610,6 +644,108 @@
     </w:p>
     <w:p>
       <w:pPr>
+        <w:spacing w:after="0" w:line="259" w:lineRule="auto"/>
+        <w:ind w:left="0" w:right="0" w:firstLine="0"/>
+        <w:jc w:val="center"/>
+        <w:rPr>
+          <w:rFonts w:ascii="Arial" w:hAnsi="Arial" w:cs="Arial"/>
+          <w:b/>
+          <w:sz w:val="28"/>
+          <w:szCs w:val="28"/>
+          <w:lang w:val="en-US"/>
+        </w:rPr>
+      </w:pPr>
+      <w:r>
+        <w:rPr>
+          <w:rFonts w:ascii="Arial" w:hAnsi="Arial" w:cs="Arial"/>
+          <w:b/>
+          <w:sz w:val="28"/>
+          <w:szCs w:val="28"/>
+          <w:lang w:val="en-US"/>
+        </w:rPr>
+        <w:lastRenderedPageBreak/>
+        <w:t>INTRODUCTION</w:t>
+      </w:r>
+    </w:p>
+    <w:p>
+      <w:pPr>
+        <w:spacing w:after="160" w:line="259" w:lineRule="auto"/>
+        <w:ind w:left="0" w:right="0" w:firstLine="0"/>
+        <w:jc w:val="center"/>
+        <w:rPr>
+          <w:rFonts w:ascii="Arial" w:hAnsi="Arial" w:cs="Arial"/>
+          <w:b/>
+          <w:sz w:val="28"/>
+          <w:szCs w:val="28"/>
+          <w:lang w:val="en-US"/>
+        </w:rPr>
+      </w:pPr>
+    </w:p>
+    <w:p>
+      <w:pPr>
+        <w:spacing w:after="0" w:line="480" w:lineRule="auto"/>
+        <w:ind w:left="0" w:right="0" w:firstLine="0"/>
+        <w:rPr>
+          <w:rFonts w:ascii="Arial" w:hAnsi="Arial" w:cs="Arial"/>
+          <w:bCs/>
+          <w:lang w:val="en-US"/>
+        </w:rPr>
+      </w:pPr>
+      <w:r>
+        <w:rPr>
+          <w:rFonts w:ascii="Arial" w:hAnsi="Arial" w:cs="Arial"/>
+          <w:bCs/>
+          <w:lang w:val="en-US"/>
+        </w:rPr>
+        <w:tab/>
+        <w:t xml:space="preserve">The "Digital Academic Repository Archive" (DARA) project is an innovative initiative designed to transform how academic records are managed, stored, and accessed </w:t>
+      </w:r>
+      <w:r>
+        <w:rPr>
+          <w:rFonts w:ascii="Arial" w:hAnsi="Arial" w:cs="Arial"/>
+          <w:bCs/>
+          <w:lang w:val="en-US"/>
+        </w:rPr>
+        <w:t>inside and outside</w:t>
+      </w:r>
+      <w:r>
+        <w:rPr>
+          <w:rFonts w:ascii="Arial" w:hAnsi="Arial" w:cs="Arial"/>
+          <w:bCs/>
+          <w:lang w:val="en-US"/>
+        </w:rPr>
+        <w:t xml:space="preserve"> educational institutions. In an era where digital transformation is reshaping the academic landscape, the need for a centralized platform to preserve and disseminate student-generated scholarly work has become increasingly critical. </w:t>
+      </w:r>
+    </w:p>
+    <w:p>
+      <w:pPr>
+        <w:spacing w:after="160" w:line="480" w:lineRule="auto"/>
+        <w:ind w:left="0" w:right="0" w:firstLine="720"/>
+        <w:rPr>
+          <w:rFonts w:ascii="Arial" w:hAnsi="Arial" w:cs="Arial"/>
+          <w:b/>
+          <w:lang w:val="en-US"/>
+        </w:rPr>
+      </w:pPr>
+      <w:r>
+        <w:rPr>
+          <w:rFonts w:ascii="Arial" w:hAnsi="Arial" w:cs="Arial"/>
+          <w:bCs/>
+          <w:lang w:val="en-US"/>
+        </w:rPr>
+        <w:t>This project focuses on creating a digital repository for a diverse range of academic documents, including theses, proposals, capstones, case studies, and system studies. By incorporating advanced features such as a custom PDF reader, tagging, and document categorization, DARA aims to ensure that these academic contributions are not only preserved but also easily accessible and usable for future research and collaboration.</w:t>
+      </w:r>
+      <w:r>
+        <w:rPr>
+          <w:rFonts w:ascii="Arial" w:hAnsi="Arial" w:cs="Arial"/>
+          <w:b/>
+          <w:lang w:val="en-US"/>
+        </w:rPr>
+        <w:br w:type="page"/>
+      </w:r>
+    </w:p>
+    <w:p>
+      <w:pPr>
         <w:spacing w:line="480" w:lineRule="auto"/>
         <w:ind w:left="0" w:right="0"/>
         <w:rPr>
@@ -2030,162 +2166,10 @@
     </w:p>
     <w:p>
       <w:pPr>
-        <w:spacing w:after="160" w:line="259" w:lineRule="auto"/>
-        <w:ind w:left="0" w:right="0" w:firstLine="0"/>
-        <w:jc w:val="left"/>
-        <w:rPr>
-          <w:rFonts w:ascii="Arial" w:hAnsi="Arial" w:cs="Arial"/>
-          <w:bCs/>
-          <w:lang w:val="en-US"/>
-        </w:rPr>
-      </w:pPr>
-      <w:r>
-        <w:rPr>
-          <w:rFonts w:ascii="Arial" w:hAnsi="Arial" w:cs="Arial"/>
-          <w:bCs/>
-          <w:lang w:val="en-US"/>
-        </w:rPr>
-        <w:br w:type="page"/>
-      </w:r>
-    </w:p>
-    <w:p>
-      <w:pPr>
-        <w:spacing w:line="480" w:lineRule="auto"/>
-        <w:ind w:left="0" w:right="0" w:firstLine="0"/>
-        <w:rPr>
-          <w:rFonts w:ascii="Arial" w:hAnsi="Arial" w:cs="Arial"/>
-          <w:b/>
-          <w:lang w:val="en-US"/>
-        </w:rPr>
-      </w:pPr>
-      <w:r>
-        <w:rPr>
-          <w:rFonts w:ascii="Arial" w:hAnsi="Arial" w:cs="Arial"/>
-          <w:b/>
-          <w:lang w:val="en-US"/>
-        </w:rPr>
-        <w:lastRenderedPageBreak/>
-        <w:t>PURPOSE OF THE PROJECT</w:t>
-      </w:r>
-    </w:p>
-    <w:p>
-      <w:pPr>
-        <w:spacing w:after="0" w:line="480" w:lineRule="auto"/>
-        <w:ind w:left="0" w:right="0" w:firstLine="0"/>
-        <w:rPr>
-          <w:rFonts w:ascii="Arial" w:hAnsi="Arial" w:cs="Arial"/>
-          <w:bCs/>
-          <w:lang w:val="en-US"/>
-        </w:rPr>
-      </w:pPr>
-      <w:r>
-        <w:rPr>
-          <w:rFonts w:ascii="Arial" w:hAnsi="Arial" w:cs="Arial"/>
-          <w:b/>
-          <w:lang w:val="en-US"/>
-        </w:rPr>
-        <w:tab/>
-      </w:r>
-      <w:r>
-        <w:rPr>
-          <w:rFonts w:ascii="Arial" w:hAnsi="Arial" w:cs="Arial"/>
-          <w:bCs/>
-          <w:lang w:val="en-US"/>
-        </w:rPr>
-        <w:t xml:space="preserve">The purpose of the DARA project is to create a centralized digital platform for the effective management, storage, and dissemination of academic records. This includes student-generated works such as theses, proposals, capstones, case studies, and system studies. </w:t>
-      </w:r>
-    </w:p>
-    <w:p>
-      <w:pPr>
-        <w:spacing w:after="0" w:line="480" w:lineRule="auto"/>
-        <w:ind w:left="0" w:right="0" w:firstLine="720"/>
-        <w:rPr>
-          <w:rFonts w:ascii="Arial" w:hAnsi="Arial" w:cs="Arial"/>
-          <w:bCs/>
-          <w:lang w:val="en-US"/>
-        </w:rPr>
-      </w:pPr>
-      <w:r>
-        <w:rPr>
-          <w:rFonts w:ascii="Arial" w:hAnsi="Arial" w:cs="Arial"/>
-          <w:bCs/>
-          <w:lang w:val="en-US"/>
-        </w:rPr>
-        <w:t xml:space="preserve">DARA aims to preserve these academic contributions, enhance their accessibility, and support academic research by providing tools for citation management, document categorization, and more. The project is designed to streamline the archival process, promote knowledge sharing, and ensure the long-term preservation of scholarly work. </w:t>
-      </w:r>
-    </w:p>
-    <w:p>
-      <w:pPr>
-        <w:spacing w:after="0" w:line="480" w:lineRule="auto"/>
-        <w:ind w:left="0" w:right="0" w:firstLine="720"/>
-        <w:rPr>
-          <w:rFonts w:ascii="Arial" w:hAnsi="Arial" w:cs="Arial"/>
-          <w:bCs/>
-          <w:lang w:val="en-US"/>
-        </w:rPr>
-      </w:pPr>
-      <w:r>
-        <w:rPr>
-          <w:rFonts w:ascii="Arial" w:hAnsi="Arial" w:cs="Arial"/>
-          <w:bCs/>
-          <w:lang w:val="en-US"/>
-        </w:rPr>
-        <w:t>Additionally, DARA seeks to make these academic records readily available as local studies, enabling other researchers to utilize them as references for their Review of Related Literature (RRL) and Review of Related Studies (RRS).</w:t>
-      </w:r>
-      <w:r>
-        <w:rPr>
-          <w:rFonts w:ascii="Arial" w:hAnsi="Arial" w:cs="Arial"/>
-          <w:bCs/>
-          <w:lang w:val="en-US"/>
-        </w:rPr>
-        <w:br w:type="page"/>
-      </w:r>
-    </w:p>
-    <w:p>
-      <w:pPr>
-        <w:spacing w:line="480" w:lineRule="auto"/>
-        <w:ind w:left="0" w:right="0"/>
-        <w:rPr>
-          <w:rFonts w:ascii="Arial" w:hAnsi="Arial" w:cs="Arial"/>
-          <w:b/>
-          <w:lang w:val="en-US"/>
-        </w:rPr>
-      </w:pPr>
-      <w:r>
-        <w:rPr>
-          <w:rFonts w:ascii="Arial" w:hAnsi="Arial" w:cs="Arial"/>
-          <w:b/>
-          <w:lang w:val="en-US"/>
-        </w:rPr>
-        <w:lastRenderedPageBreak/>
-        <w:t>SIGNIFICANCE OF THE STUDY</w:t>
-      </w:r>
-    </w:p>
-    <w:p>
-      <w:pPr>
-        <w:spacing w:line="480" w:lineRule="auto"/>
-        <w:ind w:left="0" w:right="0" w:firstLine="350"/>
-        <w:rPr>
-          <w:rFonts w:ascii="Arial" w:hAnsi="Arial" w:cs="Arial"/>
-          <w:bCs/>
-          <w:lang w:val="en-US"/>
-        </w:rPr>
-      </w:pPr>
-      <w:r>
-        <w:rPr>
-          <w:rFonts w:ascii="Arial" w:hAnsi="Arial" w:cs="Arial"/>
-          <w:bCs/>
-          <w:lang w:val="en-US"/>
-        </w:rPr>
-        <w:t>The significance of this study lies in its potential to revolutionize the way academic research and outputs are managed, preserved, and accessed within Anonymous School. By developing the Digital Academic Repository Archive (DARA), this study addresses the critical need for a centralized digital platform where student-generated works such as theses, capstones, proposals, case studies, and system studies can be securely stored and efficiently retrieved.</w:t>
-      </w:r>
-    </w:p>
-    <w:p>
-      <w:pPr>
         <w:pStyle w:val="ListParagraph"/>
         <w:numPr>
           <w:ilvl w:val="0"/>
-          <w:numId w:val="22"/>
+          <w:numId w:val="20"/>
         </w:numPr>
         <w:spacing w:line="480" w:lineRule="auto"/>
         <w:ind w:right="0"/>
@@ -2205,26 +2189,27 @@
           <w:iCs/>
           <w:lang w:val="en-US"/>
         </w:rPr>
-        <w:t>Enhancing Accessibility and Visibility</w:t>
-      </w:r>
-    </w:p>
-    <w:p>
-      <w:pPr>
-        <w:spacing w:line="480" w:lineRule="auto"/>
-        <w:ind w:left="1440" w:right="0" w:firstLine="720"/>
-        <w:rPr>
-          <w:rFonts w:ascii="Arial" w:hAnsi="Arial" w:cs="Arial"/>
-          <w:bCs/>
-          <w:lang w:val="en-US"/>
-        </w:rPr>
-      </w:pPr>
-      <w:r>
-        <w:rPr>
-          <w:rFonts w:ascii="Arial" w:hAnsi="Arial" w:cs="Arial"/>
-          <w:bCs/>
-          <w:lang w:val="en-US"/>
-        </w:rPr>
-        <w:t>DARA provides an accessible and user-friendly platform where academic materials are easily searchable and retrievable. This increased accessibility ensures that valuable student research is not lost in physical archives but is instead available to current and future students, faculty, and external researchers as local studies and literature. The repository also supports the academic community by providing relevant materials for literature reviews and related research studies (RRLs/RRSs).</w:t>
+        <w:t>No Account Recovery</w:t>
+      </w:r>
+      <w:r>
+        <w:rPr>
+          <w:rFonts w:ascii="Arial" w:hAnsi="Arial" w:cs="Arial"/>
+          <w:b/>
+          <w:i/>
+          <w:iCs/>
+          <w:lang w:val="en-US"/>
+        </w:rPr>
+        <w:t xml:space="preserve"> Feature</w:t>
+      </w:r>
+      <w:r>
+        <w:rPr>
+          <w:rFonts w:ascii="Arial" w:hAnsi="Arial" w:cs="Arial"/>
+          <w:b/>
+          <w:i/>
+          <w:iCs/>
+          <w:lang w:val="en-US"/>
+        </w:rPr>
+        <w:t xml:space="preserve"> </w:t>
       </w:r>
     </w:p>
     <w:p>
@@ -2232,7 +2217,33 @@
         <w:pStyle w:val="ListParagraph"/>
         <w:numPr>
           <w:ilvl w:val="0"/>
-          <w:numId w:val="22"/>
+          <w:numId w:val="30"/>
+        </w:numPr>
+        <w:spacing w:line="480" w:lineRule="auto"/>
+        <w:ind w:right="0" w:hanging="170"/>
+        <w:rPr>
+          <w:rFonts w:ascii="Arial" w:hAnsi="Arial" w:cs="Arial"/>
+          <w:b/>
+          <w:i/>
+          <w:iCs/>
+          <w:lang w:val="en-US"/>
+        </w:rPr>
+      </w:pPr>
+      <w:r>
+        <w:rPr>
+          <w:rFonts w:ascii="Arial" w:hAnsi="Arial" w:cs="Arial"/>
+          <w:bCs/>
+          <w:lang w:val="en-US"/>
+        </w:rPr>
+        <w:t>The system does not include an account recovery feature due to security and resource constraints. Implementing account recovery requires additional infrastructure, such as email or SMS integration, to verify user identities. This feature was excluded to simplify system design and reduce development complexity.</w:t>
+      </w:r>
+    </w:p>
+    <w:p>
+      <w:pPr>
+        <w:pStyle w:val="ListParagraph"/>
+        <w:numPr>
+          <w:ilvl w:val="0"/>
+          <w:numId w:val="20"/>
         </w:numPr>
         <w:spacing w:line="480" w:lineRule="auto"/>
         <w:ind w:right="0"/>
@@ -2252,35 +2263,37 @@
           <w:iCs/>
           <w:lang w:val="en-US"/>
         </w:rPr>
-        <w:t>Preserving Academic Contributions</w:t>
-      </w:r>
-    </w:p>
-    <w:p>
-      <w:pPr>
-        <w:spacing w:line="480" w:lineRule="auto"/>
-        <w:ind w:left="1440" w:right="0" w:firstLine="720"/>
-        <w:rPr>
-          <w:rFonts w:ascii="Arial" w:hAnsi="Arial" w:cs="Arial"/>
-          <w:bCs/>
-          <w:lang w:val="en-US"/>
-        </w:rPr>
-      </w:pPr>
-      <w:r>
-        <w:rPr>
-          <w:rFonts w:ascii="Arial" w:hAnsi="Arial" w:cs="Arial"/>
-          <w:bCs/>
-          <w:lang w:val="en-US"/>
-        </w:rPr>
-        <w:t xml:space="preserve">The system ensures the long-term preservation of scholarly work. By converting physical documents into digital </w:t>
-      </w:r>
-      <w:r>
-        <w:rPr>
-          <w:rFonts w:ascii="Arial" w:hAnsi="Arial" w:cs="Arial"/>
-          <w:bCs/>
-          <w:lang w:val="en-US"/>
-        </w:rPr>
-        <w:lastRenderedPageBreak/>
-        <w:t>formats, DARA safeguards these academic contributions from physical deterioration and loss, ensuring that they remain a valuable resource for generations to come.</w:t>
+        <w:t xml:space="preserve">No </w:t>
+      </w:r>
+      <w:r>
+        <w:rPr>
+          <w:rFonts w:ascii="Arial" w:hAnsi="Arial" w:cs="Arial"/>
+          <w:b/>
+          <w:i/>
+          <w:iCs/>
+          <w:lang w:val="en-US"/>
+        </w:rPr>
+        <w:t>Document Recovery</w:t>
+      </w:r>
+      <w:r>
+        <w:rPr>
+          <w:rFonts w:ascii="Arial" w:hAnsi="Arial" w:cs="Arial"/>
+          <w:b/>
+          <w:i/>
+          <w:iCs/>
+          <w:lang w:val="en-US"/>
+        </w:rPr>
+        <w:t xml:space="preserve"> </w:t>
+      </w:r>
+      <w:r>
+        <w:rPr>
+          <w:rFonts w:ascii="Arial" w:hAnsi="Arial" w:cs="Arial"/>
+          <w:b/>
+          <w:i/>
+          <w:iCs/>
+          <w:lang w:val="en-US"/>
+        </w:rPr>
+        <w:t>Feature</w:t>
       </w:r>
     </w:p>
     <w:p>
@@ -2288,46 +2301,23 @@
         <w:pStyle w:val="ListParagraph"/>
         <w:numPr>
           <w:ilvl w:val="0"/>
-          <w:numId w:val="22"/>
+          <w:numId w:val="30"/>
         </w:numPr>
         <w:spacing w:line="480" w:lineRule="auto"/>
-        <w:ind w:right="0"/>
-        <w:rPr>
-          <w:rFonts w:ascii="Arial" w:hAnsi="Arial" w:cs="Arial"/>
-          <w:b/>
-          <w:i/>
-          <w:iCs/>
-          <w:lang w:val="en-US"/>
-        </w:rPr>
-      </w:pPr>
-      <w:r>
-        <w:rPr>
-          <w:rFonts w:ascii="Arial" w:hAnsi="Arial" w:cs="Arial"/>
-          <w:b/>
-          <w:i/>
-          <w:iCs/>
-          <w:lang w:val="en-US"/>
-        </w:rPr>
-        <w:t>Streamlining the Review and Approval Process</w:t>
-      </w:r>
-    </w:p>
-    <w:p>
-      <w:pPr>
-        <w:spacing w:line="480" w:lineRule="auto"/>
-        <w:ind w:left="1440" w:right="0" w:firstLine="720"/>
-        <w:rPr>
-          <w:rFonts w:ascii="Arial" w:hAnsi="Arial" w:cs="Arial"/>
-          <w:bCs/>
-          <w:lang w:val="en-US"/>
-        </w:rPr>
-      </w:pPr>
-      <w:r>
-        <w:rPr>
-          <w:rFonts w:ascii="Arial" w:hAnsi="Arial" w:cs="Arial"/>
-          <w:bCs/>
-          <w:lang w:val="en-US"/>
-        </w:rPr>
-        <w:t>The digital platform facilitates a more efficient review and approval process by enabling teachers to review submissions online, provide feedback, and manage document statuses (e.g., pending, approved, needs revision, rejected). This streamlined process reduces delays and administrative burdens, allowing for quicker dissemination of research findings.</w:t>
+        <w:ind w:right="0" w:hanging="170"/>
+        <w:rPr>
+          <w:rFonts w:ascii="Arial" w:hAnsi="Arial" w:cs="Arial"/>
+          <w:bCs/>
+          <w:lang w:val="en-US"/>
+        </w:rPr>
+      </w:pPr>
+      <w:r>
+        <w:rPr>
+          <w:rFonts w:ascii="Arial" w:hAnsi="Arial" w:cs="Arial"/>
+          <w:bCs/>
+          <w:lang w:val="en-US"/>
+        </w:rPr>
+        <w:t>The system does not support document recovery for deleted or overwritten files. This limitation exists to avoid the need for additional storage, version control, and backup mechanisms, which would significantly increase system complexity and maintenance requirements.</w:t>
       </w:r>
     </w:p>
     <w:p>
@@ -2335,183 +2325,107 @@
         <w:pStyle w:val="ListParagraph"/>
         <w:numPr>
           <w:ilvl w:val="0"/>
-          <w:numId w:val="22"/>
+          <w:numId w:val="29"/>
         </w:numPr>
         <w:spacing w:line="480" w:lineRule="auto"/>
-        <w:ind w:right="0"/>
-        <w:rPr>
-          <w:rFonts w:ascii="Arial" w:hAnsi="Arial" w:cs="Arial"/>
-          <w:b/>
-          <w:i/>
-          <w:iCs/>
-          <w:lang w:val="en-US"/>
-        </w:rPr>
-      </w:pPr>
-      <w:r>
-        <w:rPr>
-          <w:rFonts w:ascii="Arial" w:hAnsi="Arial" w:cs="Arial"/>
-          <w:b/>
-          <w:i/>
-          <w:iCs/>
-          <w:lang w:val="en-US"/>
-        </w:rPr>
-        <w:t>Supporting Academic Research and Collaboration</w:t>
+        <w:ind w:left="1440" w:right="0" w:hanging="180"/>
+        <w:rPr>
+          <w:rFonts w:ascii="Arial" w:hAnsi="Arial" w:cs="Arial"/>
+          <w:bCs/>
+          <w:lang w:val="en-US"/>
+        </w:rPr>
+      </w:pPr>
+      <w:r>
+        <w:rPr>
+          <w:rFonts w:ascii="Arial" w:hAnsi="Arial" w:cs="Arial"/>
+          <w:bCs/>
+          <w:lang w:val="en-US"/>
+        </w:rPr>
+        <w:br w:type="page"/>
       </w:r>
     </w:p>
     <w:p>
       <w:pPr>
         <w:spacing w:line="480" w:lineRule="auto"/>
-        <w:ind w:left="1440" w:right="0" w:firstLine="720"/>
-        <w:rPr>
-          <w:rFonts w:ascii="Arial" w:hAnsi="Arial" w:cs="Arial"/>
-          <w:bCs/>
-          <w:lang w:val="en-US"/>
-        </w:rPr>
-      </w:pPr>
-      <w:r>
-        <w:rPr>
-          <w:rFonts w:ascii="Arial" w:hAnsi="Arial" w:cs="Arial"/>
-          <w:bCs/>
-          <w:lang w:val="en-US"/>
-        </w:rPr>
-        <w:t>By providing tools for citation management, document categorization, and advanced search functionalities, DARA enhances research capabilities. It promotes academic collaboration by allowing multiple users to access, reference, and build upon the work of others, thus fostering a more interconnected and collaborative academic environment.</w:t>
-      </w:r>
-    </w:p>
-    <w:p>
-      <w:pPr>
-        <w:spacing w:line="480" w:lineRule="auto"/>
-        <w:ind w:left="1440" w:right="0" w:firstLine="720"/>
-        <w:rPr>
-          <w:rFonts w:ascii="Arial" w:hAnsi="Arial" w:cs="Arial"/>
-          <w:bCs/>
-          <w:lang w:val="en-US"/>
-        </w:rPr>
-      </w:pPr>
-    </w:p>
-    <w:p>
-      <w:pPr>
-        <w:spacing w:line="480" w:lineRule="auto"/>
-        <w:ind w:left="1440" w:right="0" w:firstLine="720"/>
-        <w:rPr>
-          <w:rFonts w:ascii="Arial" w:hAnsi="Arial" w:cs="Arial"/>
-          <w:bCs/>
-          <w:lang w:val="en-US"/>
-        </w:rPr>
-      </w:pPr>
-    </w:p>
-    <w:p>
-      <w:pPr>
-        <w:pStyle w:val="ListParagraph"/>
-        <w:numPr>
-          <w:ilvl w:val="0"/>
-          <w:numId w:val="22"/>
-        </w:numPr>
-        <w:spacing w:line="480" w:lineRule="auto"/>
-        <w:ind w:right="0"/>
-        <w:rPr>
-          <w:rFonts w:ascii="Arial" w:hAnsi="Arial" w:cs="Arial"/>
-          <w:b/>
-          <w:i/>
-          <w:iCs/>
-          <w:lang w:val="en-US"/>
-        </w:rPr>
-      </w:pPr>
-      <w:r>
-        <w:rPr>
-          <w:rFonts w:ascii="Arial" w:hAnsi="Arial" w:cs="Arial"/>
-          <w:b/>
-          <w:i/>
-          <w:iCs/>
+        <w:ind w:left="0" w:right="0" w:firstLine="0"/>
+        <w:rPr>
+          <w:rFonts w:ascii="Arial" w:hAnsi="Arial" w:cs="Arial"/>
+          <w:b/>
+          <w:lang w:val="en-US"/>
+        </w:rPr>
+      </w:pPr>
+      <w:r>
+        <w:rPr>
+          <w:rFonts w:ascii="Arial" w:hAnsi="Arial" w:cs="Arial"/>
+          <w:b/>
           <w:lang w:val="en-US"/>
         </w:rPr>
         <w:lastRenderedPageBreak/>
-        <w:t>Aligning with Modern Educational Practices</w:t>
-      </w:r>
-    </w:p>
-    <w:p>
-      <w:pPr>
-        <w:spacing w:line="480" w:lineRule="auto"/>
-        <w:ind w:left="1440" w:right="0" w:firstLine="720"/>
-        <w:rPr>
-          <w:rFonts w:ascii="Arial" w:hAnsi="Arial" w:cs="Arial"/>
-          <w:bCs/>
-          <w:lang w:val="en-US"/>
-        </w:rPr>
-      </w:pPr>
-      <w:r>
-        <w:rPr>
-          <w:rFonts w:ascii="Arial" w:hAnsi="Arial" w:cs="Arial"/>
-          <w:bCs/>
-          <w:lang w:val="en-US"/>
-        </w:rPr>
-        <w:t>The implementation of DARA aligns with the growing trend toward digitalization in education. By embracing digital repositories, Anonymous School positions itself at the forefront of modern academic practices, supporting its mission to provide quality education and foster academic excellence.</w:t>
-      </w:r>
-    </w:p>
-    <w:p>
-      <w:pPr>
-        <w:spacing w:line="480" w:lineRule="auto"/>
-        <w:ind w:right="0"/>
-        <w:rPr>
-          <w:rFonts w:ascii="Arial" w:hAnsi="Arial" w:cs="Arial"/>
-          <w:bCs/>
-          <w:lang w:val="en-US"/>
-        </w:rPr>
-      </w:pPr>
-      <w:r>
-        <w:rPr>
-          <w:rFonts w:ascii="Arial" w:hAnsi="Arial" w:cs="Arial"/>
-          <w:bCs/>
-          <w:lang w:val="en-US"/>
-        </w:rPr>
-        <w:br/>
-      </w:r>
-    </w:p>
-    <w:p>
-      <w:pPr>
-        <w:spacing w:after="160" w:line="259" w:lineRule="auto"/>
+        <w:t>PURPOSE OF THE PROJECT</w:t>
+      </w:r>
+    </w:p>
+    <w:p>
+      <w:pPr>
+        <w:spacing w:after="0" w:line="480" w:lineRule="auto"/>
         <w:ind w:left="0" w:right="0" w:firstLine="0"/>
-        <w:jc w:val="left"/>
-        <w:rPr>
-          <w:rFonts w:ascii="Arial" w:hAnsi="Arial" w:cs="Arial"/>
-          <w:bCs/>
-          <w:lang w:val="en-US"/>
-        </w:rPr>
-      </w:pPr>
-      <w:r>
-        <w:rPr>
-          <w:rFonts w:ascii="Arial" w:hAnsi="Arial" w:cs="Arial"/>
-          <w:bCs/>
-          <w:lang w:val="en-US"/>
-        </w:rPr>
-        <w:br w:type="page"/>
-      </w:r>
-    </w:p>
-    <w:p>
-      <w:pPr>
-        <w:spacing w:after="160" w:line="259" w:lineRule="auto"/>
-        <w:ind w:left="0" w:right="0" w:firstLine="0"/>
-        <w:jc w:val="center"/>
-        <w:rPr>
-          <w:rFonts w:ascii="Arial" w:hAnsi="Arial" w:cs="Arial"/>
-          <w:bCs/>
-          <w:lang w:val="en-US"/>
-        </w:rPr>
-      </w:pPr>
-      <w:r>
-        <w:rPr>
-          <w:rFonts w:ascii="Arial" w:hAnsi="Arial" w:cs="Arial"/>
-          <w:b/>
-          <w:sz w:val="28"/>
-          <w:szCs w:val="28"/>
-          <w:lang w:val="en-US"/>
-        </w:rPr>
-        <w:lastRenderedPageBreak/>
-        <w:t>TECHNICALITY OF THE PROJECT</w:t>
-      </w:r>
-    </w:p>
-    <w:p>
-      <w:pPr>
-        <w:spacing w:line="480" w:lineRule="auto"/>
+        <w:rPr>
+          <w:rFonts w:ascii="Arial" w:hAnsi="Arial" w:cs="Arial"/>
+          <w:bCs/>
+          <w:lang w:val="en-US"/>
+        </w:rPr>
+      </w:pPr>
+      <w:r>
+        <w:rPr>
+          <w:rFonts w:ascii="Arial" w:hAnsi="Arial" w:cs="Arial"/>
+          <w:b/>
+          <w:lang w:val="en-US"/>
+        </w:rPr>
+        <w:tab/>
+      </w:r>
+      <w:r>
+        <w:rPr>
+          <w:rFonts w:ascii="Arial" w:hAnsi="Arial" w:cs="Arial"/>
+          <w:bCs/>
+          <w:lang w:val="en-US"/>
+        </w:rPr>
+        <w:t>The purpose of the DARA project is to create a centralized digital platform for the effective management</w:t>
+      </w:r>
+      <w:r>
+        <w:rPr>
+          <w:rFonts w:ascii="Arial" w:hAnsi="Arial" w:cs="Arial"/>
+          <w:bCs/>
+          <w:lang w:val="en-US"/>
+        </w:rPr>
+        <w:t xml:space="preserve"> </w:t>
+      </w:r>
+      <w:r>
+        <w:rPr>
+          <w:rFonts w:ascii="Arial" w:hAnsi="Arial" w:cs="Arial"/>
+          <w:bCs/>
+          <w:lang w:val="en-US"/>
+        </w:rPr>
+        <w:t xml:space="preserve">and </w:t>
+      </w:r>
+      <w:r>
+        <w:rPr>
+          <w:rFonts w:ascii="Arial" w:hAnsi="Arial" w:cs="Arial"/>
+          <w:bCs/>
+          <w:lang w:val="en-US"/>
+        </w:rPr>
+        <w:t>storage</w:t>
+      </w:r>
+      <w:r>
+        <w:rPr>
+          <w:rFonts w:ascii="Arial" w:hAnsi="Arial" w:cs="Arial"/>
+          <w:bCs/>
+          <w:lang w:val="en-US"/>
+        </w:rPr>
+        <w:t xml:space="preserve"> of academic records. This includes student-generated works such as theses, proposals, capstones, case studies, and system studies. </w:t>
+      </w:r>
+    </w:p>
+    <w:p>
+      <w:pPr>
+        <w:spacing w:after="0" w:line="480" w:lineRule="auto"/>
         <w:ind w:left="0" w:right="0" w:firstLine="720"/>
         <w:rPr>
           <w:rFonts w:ascii="Arial" w:hAnsi="Arial" w:cs="Arial"/>
@@ -2525,12 +2439,12 @@
           <w:bCs/>
           <w:lang w:val="en-US"/>
         </w:rPr>
-        <w:t xml:space="preserve">The DARA system is designed to be a robust, scalable digital repository for academic documents. It leverages a combination of PHP, MySQL, and JavaScript to manage the submission, storage, review, and retrieval of student studies, ensuring that these valuable resources are preserved and accessible for future research. </w:t>
-      </w:r>
-    </w:p>
-    <w:p>
-      <w:pPr>
-        <w:spacing w:line="480" w:lineRule="auto"/>
+        <w:t xml:space="preserve">DARA aims to preserve these academic contributions, enhance their accessibility, and support academic research by providing tools for citation management, document categorization, and more. The project is designed to streamline the archival process, promote knowledge sharing, and ensure the long-term preservation of scholarly work. </w:t>
+      </w:r>
+    </w:p>
+    <w:p>
+      <w:pPr>
+        <w:spacing w:after="0" w:line="480" w:lineRule="auto"/>
         <w:ind w:left="0" w:right="0" w:firstLine="720"/>
         <w:rPr>
           <w:rFonts w:ascii="Arial" w:hAnsi="Arial" w:cs="Arial"/>
@@ -2544,20 +2458,8 @@
           <w:bCs/>
           <w:lang w:val="en-US"/>
         </w:rPr>
-        <w:t>The system’s architecture supports multiple user roles, comprehensive metadata management, and secure handling of PDF files, making it a powerful tool for academic institutions.</w:t>
-      </w:r>
-    </w:p>
-    <w:p>
-      <w:pPr>
-        <w:spacing w:after="160" w:line="259" w:lineRule="auto"/>
-        <w:ind w:left="0" w:right="0" w:firstLine="0"/>
-        <w:jc w:val="left"/>
-        <w:rPr>
-          <w:rFonts w:ascii="Arial" w:hAnsi="Arial" w:cs="Arial"/>
-          <w:bCs/>
-          <w:lang w:val="en-US"/>
-        </w:rPr>
-      </w:pPr>
+        <w:t>Additionally, DARA seeks to make these academic records readily available as local studies, enabling other researchers to utilize them as references for their Review of Related Literature (RRL) and Review of Related Studies (RRS).</w:t>
+      </w:r>
       <w:r>
         <w:rPr>
           <w:rFonts w:ascii="Arial" w:hAnsi="Arial" w:cs="Arial"/>
@@ -3493,89 +3395,6 @@
     </w:p>
     <w:p>
       <w:pPr>
-        <w:spacing w:before="240" w:line="480" w:lineRule="auto"/>
-        <w:ind w:left="0" w:firstLine="0"/>
-        <w:rPr>
-          <w:rFonts w:ascii="Arial" w:hAnsi="Arial" w:cs="Arial"/>
-          <w:b/>
-          <w:lang w:val="en-US"/>
-        </w:rPr>
-      </w:pPr>
-      <w:r>
-        <w:rPr>
-          <w:rFonts w:ascii="Arial" w:hAnsi="Arial" w:cs="Arial"/>
-          <w:b/>
-          <w:lang w:val="en-US"/>
-        </w:rPr>
-        <w:lastRenderedPageBreak/>
-        <w:t>HOW THE PROJECT WILL WORK</w:t>
-      </w:r>
-    </w:p>
-    <w:p>
-      <w:pPr>
-        <w:spacing w:before="240" w:line="480" w:lineRule="auto"/>
-        <w:ind w:left="0" w:firstLine="720"/>
-        <w:rPr>
-          <w:rFonts w:ascii="Arial" w:hAnsi="Arial" w:cs="Arial"/>
-          <w:bCs/>
-          <w:lang w:val="en-US"/>
-        </w:rPr>
-      </w:pPr>
-      <w:r>
-        <w:rPr>
-          <w:rFonts w:ascii="Arial" w:hAnsi="Arial" w:cs="Arial"/>
-          <w:bCs/>
-          <w:lang w:val="en-US"/>
-        </w:rPr>
-        <w:t>The development and implementation of the DARA system will follow a structured process, starting with the design of the database and user interfaces, and the integration of essential features such as the PDF viewer and metadata management tools. Once the system is operational, the document submission process will be straightforward for students, who will upload their documents along with comprehensive metadata. Upon submission, the documents will enter a pending state, awaiting review by teachers. The review process is critical, as teachers will either approve the documents for inclusion in the repository or request revisions to ensure academic standards are met.</w:t>
-      </w:r>
-    </w:p>
-    <w:p>
-      <w:pPr>
-        <w:spacing w:before="240" w:line="480" w:lineRule="auto"/>
-        <w:ind w:left="0" w:firstLine="720"/>
-        <w:rPr>
-          <w:rFonts w:ascii="Arial" w:hAnsi="Arial" w:cs="Arial"/>
-          <w:bCs/>
-          <w:lang w:val="en-US"/>
-        </w:rPr>
-      </w:pPr>
-      <w:r>
-        <w:rPr>
-          <w:rFonts w:ascii="Arial" w:hAnsi="Arial" w:cs="Arial"/>
-          <w:bCs/>
-          <w:lang w:val="en-US"/>
-        </w:rPr>
-        <w:t>Metadata management will play a crucial role in the system, as it allows for the categorization and tagging of documents, making them easily searchable and retrievable. Users, including students and faculty, will benefit from the ability to search for and view documents within the system, with the PDF viewer providing a detailed display of both the document and its associated metadata. The system's administration will involve regular maintenance and oversight by administrators, who will manage user accounts, perform backups, and ensure the smooth operation of the repository. As the DARA system evolves, there is potential for future enhancements, such as the introduction of advanced search options or integration with other academic systems, further enhancing its utility and effectiveness in managing academic records.</w:t>
-      </w:r>
-    </w:p>
-    <w:p>
-      <w:pPr>
-        <w:spacing w:line="480" w:lineRule="auto"/>
-        <w:ind w:left="0" w:right="0" w:firstLine="0"/>
-        <w:jc w:val="center"/>
-        <w:rPr>
-          <w:rFonts w:ascii="Arial" w:hAnsi="Arial" w:cs="Arial"/>
-          <w:b/>
-          <w:sz w:val="28"/>
-          <w:szCs w:val="28"/>
-          <w:lang w:val="en-US"/>
-        </w:rPr>
-      </w:pPr>
-      <w:r>
-        <w:rPr>
-          <w:rFonts w:ascii="Arial" w:hAnsi="Arial" w:cs="Arial"/>
-          <w:b/>
-          <w:sz w:val="28"/>
-          <w:szCs w:val="28"/>
-          <w:lang w:val="en-US"/>
-        </w:rPr>
-        <w:lastRenderedPageBreak/>
-        <w:t>METHODOLOGY</w:t>
-      </w:r>
-    </w:p>
-    <w:p>
-      <w:pPr>
         <w:spacing w:line="480" w:lineRule="auto"/>
         <w:ind w:left="0"/>
         <w:rPr>
@@ -3592,6 +3411,7 @@
           <w:bCs/>
           <w:lang w:val="en-US"/>
         </w:rPr>
+        <w:lastRenderedPageBreak/>
         <w:t>DATAFLOW DIAGRAM</w:t>
       </w:r>
     </w:p>
@@ -4255,8 +4075,8 @@
         <w:tblLook w:val="04A0" w:firstRow="1" w:lastRow="0" w:firstColumn="1" w:lastColumn="0" w:noHBand="0" w:noVBand="1"/>
       </w:tblPr>
       <w:tblGrid>
-        <w:gridCol w:w="6466"/>
-        <w:gridCol w:w="6494"/>
+        <w:gridCol w:w="6463"/>
+        <w:gridCol w:w="6497"/>
       </w:tblGrid>
       <w:tr>
         <w:tc>
@@ -4291,10 +4111,10 @@
                   <v:path o:extrusionok="f" gradientshapeok="t" o:connecttype="rect"/>
                   <o:lock v:ext="edit" aspectratio="t"/>
                 </v:shapetype>
-                <v:shape id="_x0000_i1025" type="#_x0000_t75" style="width:313.35pt;height:292.05pt" o:ole="">
+                <v:shape id="_x0000_i1025" type="#_x0000_t75" style="width:313.5pt;height:291.75pt" o:ole="">
                   <v:imagedata r:id="rId19" o:title=""/>
                 </v:shape>
-                <o:OLEObject Type="Embed" ProgID="PBrush" ShapeID="_x0000_i1025" DrawAspect="Content" ObjectID="_1794080356" r:id="rId20"/>
+                <o:OLEObject Type="Embed" ProgID="PBrush" ShapeID="_x0000_i1025" DrawAspect="Content" ObjectID="_1795297874" r:id="rId20"/>
               </w:object>
             </w:r>
           </w:p>
@@ -4314,10 +4134,10 @@
             </w:pPr>
             <w:r>
               <w:object w:dxaOrig="6105" w:dyaOrig="5550" w14:anchorId="29156B53">
-                <v:shape id="_x0000_i1026" type="#_x0000_t75" style="width:315.05pt;height:285.7pt" o:ole="">
+                <v:shape id="_x0000_i1026" type="#_x0000_t75" style="width:315pt;height:285.75pt" o:ole="">
                   <v:imagedata r:id="rId21" o:title=""/>
                 </v:shape>
-                <o:OLEObject Type="Embed" ProgID="PBrush" ShapeID="_x0000_i1026" DrawAspect="Content" ObjectID="_1794080357" r:id="rId22"/>
+                <o:OLEObject Type="Embed" ProgID="PBrush" ShapeID="_x0000_i1026" DrawAspect="Content" ObjectID="_1795297875" r:id="rId22"/>
               </w:object>
             </w:r>
           </w:p>
@@ -4453,8 +4273,8 @@
         <w:tblLook w:val="04A0" w:firstRow="1" w:lastRow="0" w:firstColumn="1" w:lastColumn="0" w:noHBand="0" w:noVBand="1"/>
       </w:tblPr>
       <w:tblGrid>
-        <w:gridCol w:w="7064"/>
-        <w:gridCol w:w="5896"/>
+        <w:gridCol w:w="7069"/>
+        <w:gridCol w:w="5891"/>
       </w:tblGrid>
       <w:tr>
         <w:tc>
@@ -4475,10 +4295,10 @@
             </w:pPr>
             <w:r>
               <w:object w:dxaOrig="6225" w:dyaOrig="3765" w14:anchorId="35C32A7E">
-                <v:shape id="_x0000_i1027" type="#_x0000_t75" style="width:312.75pt;height:188.95pt" o:ole="">
+                <v:shape id="_x0000_i1027" type="#_x0000_t75" style="width:312.75pt;height:189pt" o:ole="">
                   <v:imagedata r:id="rId23" o:title=""/>
                 </v:shape>
-                <o:OLEObject Type="Embed" ProgID="PBrush" ShapeID="_x0000_i1027" DrawAspect="Content" ObjectID="_1794080358" r:id="rId24"/>
+                <o:OLEObject Type="Embed" ProgID="PBrush" ShapeID="_x0000_i1027" DrawAspect="Content" ObjectID="_1795297876" r:id="rId24"/>
               </w:object>
             </w:r>
           </w:p>
@@ -4502,10 +4322,10 @@
             </w:pPr>
             <w:r>
               <w:object w:dxaOrig="5040" w:dyaOrig="3630" w14:anchorId="1B41E75C">
-                <v:shape id="_x0000_i1028" type="#_x0000_t75" style="width:252.85pt;height:180.85pt" o:ole="">
+                <v:shape id="_x0000_i1028" type="#_x0000_t75" style="width:252.75pt;height:180.75pt" o:ole="">
                   <v:imagedata r:id="rId25" o:title=""/>
                 </v:shape>
-                <o:OLEObject Type="Embed" ProgID="PBrush" ShapeID="_x0000_i1028" DrawAspect="Content" ObjectID="_1794080359" r:id="rId26"/>
+                <o:OLEObject Type="Embed" ProgID="PBrush" ShapeID="_x0000_i1028" DrawAspect="Content" ObjectID="_1795297877" r:id="rId26"/>
               </w:object>
             </w:r>
           </w:p>
@@ -4796,10 +4616,10 @@
             </w:pPr>
             <w:r>
               <w:object w:dxaOrig="2790" w:dyaOrig="3765" w14:anchorId="4A55881E">
-                <v:shape id="_x0000_i1029" type="#_x0000_t75" style="width:133.05pt;height:179.7pt" o:ole="">
+                <v:shape id="_x0000_i1029" type="#_x0000_t75" style="width:132.75pt;height:179.25pt" o:ole="">
                   <v:imagedata r:id="rId28" o:title=""/>
                 </v:shape>
-                <o:OLEObject Type="Embed" ProgID="PBrush" ShapeID="_x0000_i1029" DrawAspect="Content" ObjectID="_1794080360" r:id="rId29"/>
+                <o:OLEObject Type="Embed" ProgID="PBrush" ShapeID="_x0000_i1029" DrawAspect="Content" ObjectID="_1795297878" r:id="rId29"/>
               </w:object>
             </w:r>
           </w:p>
@@ -4822,10 +4642,10 @@
             </w:pPr>
             <w:r>
               <w:object w:dxaOrig="5490" w:dyaOrig="3390" w14:anchorId="4E53BC9E">
-                <v:shape id="_x0000_i1030" type="#_x0000_t75" style="width:300.1pt;height:183.75pt" o:ole="">
+                <v:shape id="_x0000_i1030" type="#_x0000_t75" style="width:300pt;height:183pt" o:ole="">
                   <v:imagedata r:id="rId30" o:title=""/>
                 </v:shape>
-                <o:OLEObject Type="Embed" ProgID="PBrush" ShapeID="_x0000_i1030" DrawAspect="Content" ObjectID="_1794080361" r:id="rId31"/>
+                <o:OLEObject Type="Embed" ProgID="PBrush" ShapeID="_x0000_i1030" DrawAspect="Content" ObjectID="_1795297879" r:id="rId31"/>
               </w:object>
             </w:r>
           </w:p>
@@ -4978,8 +4798,8 @@
         <w:tblLook w:val="04A0" w:firstRow="1" w:lastRow="0" w:firstColumn="1" w:lastColumn="0" w:noHBand="0" w:noVBand="1"/>
       </w:tblPr>
       <w:tblGrid>
-        <w:gridCol w:w="6491"/>
-        <w:gridCol w:w="6469"/>
+        <w:gridCol w:w="6497"/>
+        <w:gridCol w:w="6463"/>
       </w:tblGrid>
       <w:tr>
         <w:tc>
@@ -5000,10 +4820,10 @@
             </w:pPr>
             <w:r>
               <w:object w:dxaOrig="5490" w:dyaOrig="5235" w14:anchorId="7D77CB71">
-                <v:shape id="_x0000_i1031" type="#_x0000_t75" style="width:274.75pt;height:262.65pt" o:ole="">
+                <v:shape id="_x0000_i1031" type="#_x0000_t75" style="width:274.5pt;height:262.5pt" o:ole="">
                   <v:imagedata r:id="rId32" o:title=""/>
                 </v:shape>
-                <o:OLEObject Type="Embed" ProgID="PBrush" ShapeID="_x0000_i1031" DrawAspect="Content" ObjectID="_1794080362" r:id="rId33"/>
+                <o:OLEObject Type="Embed" ProgID="PBrush" ShapeID="_x0000_i1031" DrawAspect="Content" ObjectID="_1795297880" r:id="rId33"/>
               </w:object>
             </w:r>
           </w:p>
@@ -5026,10 +4846,10 @@
             </w:pPr>
             <w:r>
               <w:object w:dxaOrig="3135" w:dyaOrig="3660" w14:anchorId="77C4AA47">
-                <v:shape id="_x0000_i1032" type="#_x0000_t75" style="width:225.8pt;height:261.5pt" o:ole="">
+                <v:shape id="_x0000_i1032" type="#_x0000_t75" style="width:226.5pt;height:261.75pt" o:ole="">
                   <v:imagedata r:id="rId34" o:title=""/>
                 </v:shape>
-                <o:OLEObject Type="Embed" ProgID="PBrush" ShapeID="_x0000_i1032" DrawAspect="Content" ObjectID="_1794080363" r:id="rId35"/>
+                <o:OLEObject Type="Embed" ProgID="PBrush" ShapeID="_x0000_i1032" DrawAspect="Content" ObjectID="_1795297881" r:id="rId35"/>
               </w:object>
             </w:r>
           </w:p>
@@ -5784,130 +5604,8 @@
           <w:i/>
           <w:iCs/>
         </w:rPr>
-      </w:pPr>
-      <w:r>
-        <w:rPr>
-          <w:rFonts w:ascii="Arial" w:hAnsi="Arial" w:cs="Arial"/>
-          <w:b/>
-          <w:bCs/>
-          <w:i/>
-          <w:iCs/>
-        </w:rPr>
-        <w:t xml:space="preserve">FIGURE </w:t>
-      </w:r>
-      <w:r>
-        <w:rPr>
-          <w:rFonts w:ascii="Arial" w:hAnsi="Arial" w:cs="Arial"/>
-          <w:b/>
-          <w:bCs/>
-          <w:i/>
-          <w:iCs/>
-        </w:rPr>
-        <w:t>21</w:t>
-      </w:r>
-      <w:r>
-        <w:rPr>
-          <w:rFonts w:ascii="Arial" w:hAnsi="Arial" w:cs="Arial"/>
-          <w:b/>
-          <w:bCs/>
-          <w:i/>
-          <w:iCs/>
-        </w:rPr>
-        <w:t>: AUTOMATION BOUNDARY</w:t>
-      </w:r>
-    </w:p>
-    <w:p>
-      <w:pPr>
-        <w:spacing w:line="480" w:lineRule="auto"/>
-        <w:rPr>
-          <w:rFonts w:ascii="Arial" w:hAnsi="Arial" w:cs="Arial"/>
-          <w:b/>
-          <w:bCs/>
-        </w:rPr>
-      </w:pPr>
-      <w:r>
-        <w:rPr>
-          <w:rFonts w:ascii="Arial" w:hAnsi="Arial" w:cs="Arial"/>
-          <w:b/>
-          <w:bCs/>
-        </w:rPr>
-        <w:lastRenderedPageBreak/>
-        <w:t>WORK BREAKDOWN STRUCTURE</w:t>
-      </w:r>
-    </w:p>
-    <w:p>
-      <w:pPr>
-        <w:spacing w:line="480" w:lineRule="auto"/>
-        <w:jc w:val="center"/>
-        <w:rPr>
-          <w:rFonts w:ascii="Arial" w:hAnsi="Arial" w:cs="Arial"/>
-          <w:b/>
-          <w:bCs/>
-        </w:rPr>
-      </w:pPr>
-      <w:r>
-        <w:rPr>
-          <w:rFonts w:ascii="Arial" w:hAnsi="Arial" w:cs="Arial"/>
-          <w:b/>
-          <w:bCs/>
-          <w:noProof/>
-        </w:rPr>
-        <w:drawing>
-          <wp:inline distT="0" distB="0" distL="0" distR="0" wp14:anchorId="40841E53" wp14:editId="6F345F9C">
-            <wp:extent cx="5831457" cy="3970184"/>
-            <wp:effectExtent l="0" t="0" r="0" b="0"/>
-            <wp:docPr id="20" name="Picture 20"/>
-            <wp:cNvGraphicFramePr>
-              <a:graphicFrameLocks xmlns:a="http://schemas.openxmlformats.org/drawingml/2006/main" noChangeAspect="1"/>
-            </wp:cNvGraphicFramePr>
-            <a:graphic xmlns:a="http://schemas.openxmlformats.org/drawingml/2006/main">
-              <a:graphicData uri="http://schemas.openxmlformats.org/drawingml/2006/picture">
-                <pic:pic xmlns:pic="http://schemas.openxmlformats.org/drawingml/2006/picture">
-                  <pic:nvPicPr>
-                    <pic:cNvPr id="8" name="Picture 8"/>
-                    <pic:cNvPicPr/>
-                  </pic:nvPicPr>
-                  <pic:blipFill>
-                    <a:blip r:embed="rId42">
-                      <a:extLst>
-                        <a:ext uri="{28A0092B-C50C-407E-A947-70E740481C1C}">
-                          <a14:useLocalDpi xmlns:a14="http://schemas.microsoft.com/office/drawing/2010/main" val="0"/>
-                        </a:ext>
-                      </a:extLst>
-                    </a:blip>
-                    <a:stretch>
-                      <a:fillRect/>
-                    </a:stretch>
-                  </pic:blipFill>
-                  <pic:spPr>
-                    <a:xfrm>
-                      <a:off x="0" y="0"/>
-                      <a:ext cx="5868506" cy="3995408"/>
-                    </a:xfrm>
-                    <a:prstGeom prst="rect">
-                      <a:avLst/>
-                    </a:prstGeom>
-                  </pic:spPr>
-                </pic:pic>
-              </a:graphicData>
-            </a:graphic>
-          </wp:inline>
-        </w:drawing>
-      </w:r>
-    </w:p>
-    <w:p>
-      <w:pPr>
-        <w:spacing w:line="480" w:lineRule="auto"/>
-        <w:jc w:val="center"/>
-        <w:rPr>
-          <w:rFonts w:ascii="Arial" w:hAnsi="Arial" w:cs="Arial"/>
-          <w:b/>
-          <w:bCs/>
-          <w:i/>
-          <w:iCs/>
-        </w:rPr>
         <w:sectPr>
-          <w:headerReference w:type="default" r:id="rId43"/>
+          <w:headerReference w:type="default" r:id="rId42"/>
           <w:pgSz w:w="15840" w:h="12240" w:orient="landscape"/>
           <w:pgMar w:top="1440" w:right="1440" w:bottom="2880" w:left="1440" w:header="720" w:footer="720" w:gutter="0"/>
           <w:pgNumType w:start="36"/>
@@ -5933,130 +5631,23 @@
           <w:i/>
           <w:iCs/>
         </w:rPr>
-        <w:t>22</w:t>
-      </w:r>
-      <w:r>
-        <w:rPr>
-          <w:rFonts w:ascii="Arial" w:hAnsi="Arial" w:cs="Arial"/>
-          <w:b/>
-          <w:bCs/>
-          <w:i/>
-          <w:iCs/>
-        </w:rPr>
-        <w:t>: WORK BREAKDOWN STRUCTURE</w:t>
+        <w:t>21</w:t>
+      </w:r>
+      <w:r>
+        <w:rPr>
+          <w:rFonts w:ascii="Arial" w:hAnsi="Arial" w:cs="Arial"/>
+          <w:b/>
+          <w:bCs/>
+          <w:i/>
+          <w:iCs/>
+        </w:rPr>
+        <w:t>: AUTOMATION BOUNDARY</w:t>
       </w:r>
     </w:p>
     <w:p>
       <w:pPr>
         <w:spacing w:after="0" w:line="480" w:lineRule="auto"/>
         <w:ind w:left="0" w:right="0" w:firstLine="0"/>
-        <w:rPr>
-          <w:rFonts w:ascii="Arial" w:hAnsi="Arial" w:cs="Arial"/>
-          <w:b/>
-          <w:lang w:val="en-US"/>
-        </w:rPr>
-      </w:pPr>
-      <w:r>
-        <w:rPr>
-          <w:rFonts w:ascii="Arial" w:hAnsi="Arial" w:cs="Arial"/>
-          <w:b/>
-          <w:lang w:val="en-US"/>
-        </w:rPr>
-        <w:lastRenderedPageBreak/>
-        <w:t>USE CASE DIAGRAM</w:t>
-      </w:r>
-    </w:p>
-    <w:p>
-      <w:pPr>
-        <w:spacing w:line="480" w:lineRule="auto"/>
-        <w:ind w:left="0" w:right="0" w:firstLine="0"/>
-        <w:jc w:val="center"/>
-        <w:rPr>
-          <w:rFonts w:ascii="Arial" w:hAnsi="Arial" w:cs="Arial"/>
-          <w:b/>
-          <w:lang w:val="en-US"/>
-        </w:rPr>
-      </w:pPr>
-      <w:r>
-        <w:rPr>
-          <w:rFonts w:ascii="Arial" w:hAnsi="Arial" w:cs="Arial"/>
-          <w:b/>
-          <w:noProof/>
-          <w:lang w:val="en-US"/>
-          <w14:ligatures w14:val="none"/>
-        </w:rPr>
-        <w:drawing>
-          <wp:inline distT="0" distB="0" distL="0" distR="0" wp14:anchorId="26A8F7CB" wp14:editId="400C8433">
-            <wp:extent cx="5029200" cy="4672965"/>
-            <wp:effectExtent l="0" t="0" r="0" b="0"/>
-            <wp:docPr id="11" name="Picture 11"/>
-            <wp:cNvGraphicFramePr>
-              <a:graphicFrameLocks xmlns:a="http://schemas.openxmlformats.org/drawingml/2006/main" noChangeAspect="1"/>
-            </wp:cNvGraphicFramePr>
-            <a:graphic xmlns:a="http://schemas.openxmlformats.org/drawingml/2006/main">
-              <a:graphicData uri="http://schemas.openxmlformats.org/drawingml/2006/picture">
-                <pic:pic xmlns:pic="http://schemas.openxmlformats.org/drawingml/2006/picture">
-                  <pic:nvPicPr>
-                    <pic:cNvPr id="11" name="Picture 11"/>
-                    <pic:cNvPicPr/>
-                  </pic:nvPicPr>
-                  <pic:blipFill>
-                    <a:blip r:embed="rId44">
-                      <a:extLst>
-                        <a:ext uri="{28A0092B-C50C-407E-A947-70E740481C1C}">
-                          <a14:useLocalDpi xmlns:a14="http://schemas.microsoft.com/office/drawing/2010/main" val="0"/>
-                        </a:ext>
-                      </a:extLst>
-                    </a:blip>
-                    <a:stretch>
-                      <a:fillRect/>
-                    </a:stretch>
-                  </pic:blipFill>
-                  <pic:spPr>
-                    <a:xfrm>
-                      <a:off x="0" y="0"/>
-                      <a:ext cx="5029200" cy="4672965"/>
-                    </a:xfrm>
-                    <a:prstGeom prst="rect">
-                      <a:avLst/>
-                    </a:prstGeom>
-                  </pic:spPr>
-                </pic:pic>
-              </a:graphicData>
-            </a:graphic>
-          </wp:inline>
-        </w:drawing>
-      </w:r>
-    </w:p>
-    <w:p>
-      <w:pPr>
-        <w:spacing w:line="480" w:lineRule="auto"/>
-        <w:ind w:left="0" w:right="0" w:firstLine="0"/>
-        <w:jc w:val="center"/>
-        <w:rPr>
-          <w:rFonts w:ascii="Arial" w:hAnsi="Arial" w:cs="Arial"/>
-          <w:b/>
-          <w:i/>
-          <w:iCs/>
-          <w:lang w:val="en-US"/>
-        </w:rPr>
-      </w:pPr>
-      <w:r>
-        <w:rPr>
-          <w:rFonts w:ascii="Arial" w:hAnsi="Arial" w:cs="Arial"/>
-          <w:b/>
-          <w:i/>
-          <w:iCs/>
-          <w:lang w:val="en-US"/>
-        </w:rPr>
-        <w:t>FIGURE 23: SYSTEM USE CASE DIAGRAM</w:t>
-      </w:r>
-    </w:p>
-    <w:p>
-      <w:pPr>
-        <w:spacing w:after="160" w:line="259" w:lineRule="auto"/>
-        <w:ind w:left="0" w:right="0" w:firstLine="0"/>
-        <w:jc w:val="left"/>
         <w:rPr>
           <w:rFonts w:ascii="Arial" w:hAnsi="Arial" w:cs="Arial"/>
           <w:b/>
@@ -7325,6 +6916,119 @@
     </w:lvl>
   </w:abstractNum>
   <w:abstractNum w:abstractNumId="9" w15:restartNumberingAfterBreak="0">
+    <w:nsid w:val="3DA17ECC"/>
+    <w:multiLevelType w:val="hybridMultilevel"/>
+    <w:tmpl w:val="45786F56"/>
+    <w:lvl w:ilvl="0" w:tplc="34090001">
+      <w:start w:val="1"/>
+      <w:numFmt w:val="bullet"/>
+      <w:lvlText w:val=""/>
+      <w:lvlJc w:val="left"/>
+      <w:pPr>
+        <w:ind w:left="1080" w:hanging="360"/>
+      </w:pPr>
+      <w:rPr>
+        <w:rFonts w:ascii="Symbol" w:hAnsi="Symbol" w:hint="default"/>
+      </w:rPr>
+    </w:lvl>
+    <w:lvl w:ilvl="1" w:tplc="34090003" w:tentative="1">
+      <w:start w:val="1"/>
+      <w:numFmt w:val="bullet"/>
+      <w:lvlText w:val="o"/>
+      <w:lvlJc w:val="left"/>
+      <w:pPr>
+        <w:ind w:left="1800" w:hanging="360"/>
+      </w:pPr>
+      <w:rPr>
+        <w:rFonts w:ascii="Courier New" w:hAnsi="Courier New" w:cs="Courier New" w:hint="default"/>
+      </w:rPr>
+    </w:lvl>
+    <w:lvl w:ilvl="2" w:tplc="34090005" w:tentative="1">
+      <w:start w:val="1"/>
+      <w:numFmt w:val="bullet"/>
+      <w:lvlText w:val=""/>
+      <w:lvlJc w:val="left"/>
+      <w:pPr>
+        <w:ind w:left="2520" w:hanging="360"/>
+      </w:pPr>
+      <w:rPr>
+        <w:rFonts w:ascii="Wingdings" w:hAnsi="Wingdings" w:hint="default"/>
+      </w:rPr>
+    </w:lvl>
+    <w:lvl w:ilvl="3" w:tplc="34090001" w:tentative="1">
+      <w:start w:val="1"/>
+      <w:numFmt w:val="bullet"/>
+      <w:lvlText w:val=""/>
+      <w:lvlJc w:val="left"/>
+      <w:pPr>
+        <w:ind w:left="3240" w:hanging="360"/>
+      </w:pPr>
+      <w:rPr>
+        <w:rFonts w:ascii="Symbol" w:hAnsi="Symbol" w:hint="default"/>
+      </w:rPr>
+    </w:lvl>
+    <w:lvl w:ilvl="4" w:tplc="34090003" w:tentative="1">
+      <w:start w:val="1"/>
+      <w:numFmt w:val="bullet"/>
+      <w:lvlText w:val="o"/>
+      <w:lvlJc w:val="left"/>
+      <w:pPr>
+        <w:ind w:left="3960" w:hanging="360"/>
+      </w:pPr>
+      <w:rPr>
+        <w:rFonts w:ascii="Courier New" w:hAnsi="Courier New" w:cs="Courier New" w:hint="default"/>
+      </w:rPr>
+    </w:lvl>
+    <w:lvl w:ilvl="5" w:tplc="34090005" w:tentative="1">
+      <w:start w:val="1"/>
+      <w:numFmt w:val="bullet"/>
+      <w:lvlText w:val=""/>
+      <w:lvlJc w:val="left"/>
+      <w:pPr>
+        <w:ind w:left="4680" w:hanging="360"/>
+      </w:pPr>
+      <w:rPr>
+        <w:rFonts w:ascii="Wingdings" w:hAnsi="Wingdings" w:hint="default"/>
+      </w:rPr>
+    </w:lvl>
+    <w:lvl w:ilvl="6" w:tplc="34090001" w:tentative="1">
+      <w:start w:val="1"/>
+      <w:numFmt w:val="bullet"/>
+      <w:lvlText w:val=""/>
+      <w:lvlJc w:val="left"/>
+      <w:pPr>
+        <w:ind w:left="5400" w:hanging="360"/>
+      </w:pPr>
+      <w:rPr>
+        <w:rFonts w:ascii="Symbol" w:hAnsi="Symbol" w:hint="default"/>
+      </w:rPr>
+    </w:lvl>
+    <w:lvl w:ilvl="7" w:tplc="34090003" w:tentative="1">
+      <w:start w:val="1"/>
+      <w:numFmt w:val="bullet"/>
+      <w:lvlText w:val="o"/>
+      <w:lvlJc w:val="left"/>
+      <w:pPr>
+        <w:ind w:left="6120" w:hanging="360"/>
+      </w:pPr>
+      <w:rPr>
+        <w:rFonts w:ascii="Courier New" w:hAnsi="Courier New" w:cs="Courier New" w:hint="default"/>
+      </w:rPr>
+    </w:lvl>
+    <w:lvl w:ilvl="8" w:tplc="34090005" w:tentative="1">
+      <w:start w:val="1"/>
+      <w:numFmt w:val="bullet"/>
+      <w:lvlText w:val=""/>
+      <w:lvlJc w:val="left"/>
+      <w:pPr>
+        <w:ind w:left="6840" w:hanging="360"/>
+      </w:pPr>
+      <w:rPr>
+        <w:rFonts w:ascii="Wingdings" w:hAnsi="Wingdings" w:hint="default"/>
+      </w:rPr>
+    </w:lvl>
+  </w:abstractNum>
+  <w:abstractNum w:abstractNumId="10" w15:restartNumberingAfterBreak="0">
     <w:nsid w:val="477513E3"/>
     <w:multiLevelType w:val="hybridMultilevel"/>
     <w:tmpl w:val="1FF0A7EC"/>
@@ -7437,7 +7141,120 @@
       </w:rPr>
     </w:lvl>
   </w:abstractNum>
-  <w:abstractNum w:abstractNumId="10" w15:restartNumberingAfterBreak="0">
+  <w:abstractNum w:abstractNumId="11" w15:restartNumberingAfterBreak="0">
+    <w:nsid w:val="48E95237"/>
+    <w:multiLevelType w:val="hybridMultilevel"/>
+    <w:tmpl w:val="EC8EA76E"/>
+    <w:lvl w:ilvl="0" w:tplc="34090001">
+      <w:start w:val="1"/>
+      <w:numFmt w:val="bullet"/>
+      <w:lvlText w:val=""/>
+      <w:lvlJc w:val="left"/>
+      <w:pPr>
+        <w:ind w:left="1430" w:hanging="360"/>
+      </w:pPr>
+      <w:rPr>
+        <w:rFonts w:ascii="Symbol" w:hAnsi="Symbol" w:hint="default"/>
+      </w:rPr>
+    </w:lvl>
+    <w:lvl w:ilvl="1" w:tplc="34090003" w:tentative="1">
+      <w:start w:val="1"/>
+      <w:numFmt w:val="bullet"/>
+      <w:lvlText w:val="o"/>
+      <w:lvlJc w:val="left"/>
+      <w:pPr>
+        <w:ind w:left="2150" w:hanging="360"/>
+      </w:pPr>
+      <w:rPr>
+        <w:rFonts w:ascii="Courier New" w:hAnsi="Courier New" w:cs="Courier New" w:hint="default"/>
+      </w:rPr>
+    </w:lvl>
+    <w:lvl w:ilvl="2" w:tplc="34090005" w:tentative="1">
+      <w:start w:val="1"/>
+      <w:numFmt w:val="bullet"/>
+      <w:lvlText w:val=""/>
+      <w:lvlJc w:val="left"/>
+      <w:pPr>
+        <w:ind w:left="2870" w:hanging="360"/>
+      </w:pPr>
+      <w:rPr>
+        <w:rFonts w:ascii="Wingdings" w:hAnsi="Wingdings" w:hint="default"/>
+      </w:rPr>
+    </w:lvl>
+    <w:lvl w:ilvl="3" w:tplc="34090001" w:tentative="1">
+      <w:start w:val="1"/>
+      <w:numFmt w:val="bullet"/>
+      <w:lvlText w:val=""/>
+      <w:lvlJc w:val="left"/>
+      <w:pPr>
+        <w:ind w:left="3590" w:hanging="360"/>
+      </w:pPr>
+      <w:rPr>
+        <w:rFonts w:ascii="Symbol" w:hAnsi="Symbol" w:hint="default"/>
+      </w:rPr>
+    </w:lvl>
+    <w:lvl w:ilvl="4" w:tplc="34090003" w:tentative="1">
+      <w:start w:val="1"/>
+      <w:numFmt w:val="bullet"/>
+      <w:lvlText w:val="o"/>
+      <w:lvlJc w:val="left"/>
+      <w:pPr>
+        <w:ind w:left="4310" w:hanging="360"/>
+      </w:pPr>
+      <w:rPr>
+        <w:rFonts w:ascii="Courier New" w:hAnsi="Courier New" w:cs="Courier New" w:hint="default"/>
+      </w:rPr>
+    </w:lvl>
+    <w:lvl w:ilvl="5" w:tplc="34090005" w:tentative="1">
+      <w:start w:val="1"/>
+      <w:numFmt w:val="bullet"/>
+      <w:lvlText w:val=""/>
+      <w:lvlJc w:val="left"/>
+      <w:pPr>
+        <w:ind w:left="5030" w:hanging="360"/>
+      </w:pPr>
+      <w:rPr>
+        <w:rFonts w:ascii="Wingdings" w:hAnsi="Wingdings" w:hint="default"/>
+      </w:rPr>
+    </w:lvl>
+    <w:lvl w:ilvl="6" w:tplc="34090001" w:tentative="1">
+      <w:start w:val="1"/>
+      <w:numFmt w:val="bullet"/>
+      <w:lvlText w:val=""/>
+      <w:lvlJc w:val="left"/>
+      <w:pPr>
+        <w:ind w:left="5750" w:hanging="360"/>
+      </w:pPr>
+      <w:rPr>
+        <w:rFonts w:ascii="Symbol" w:hAnsi="Symbol" w:hint="default"/>
+      </w:rPr>
+    </w:lvl>
+    <w:lvl w:ilvl="7" w:tplc="34090003" w:tentative="1">
+      <w:start w:val="1"/>
+      <w:numFmt w:val="bullet"/>
+      <w:lvlText w:val="o"/>
+      <w:lvlJc w:val="left"/>
+      <w:pPr>
+        <w:ind w:left="6470" w:hanging="360"/>
+      </w:pPr>
+      <w:rPr>
+        <w:rFonts w:ascii="Courier New" w:hAnsi="Courier New" w:cs="Courier New" w:hint="default"/>
+      </w:rPr>
+    </w:lvl>
+    <w:lvl w:ilvl="8" w:tplc="34090005" w:tentative="1">
+      <w:start w:val="1"/>
+      <w:numFmt w:val="bullet"/>
+      <w:lvlText w:val=""/>
+      <w:lvlJc w:val="left"/>
+      <w:pPr>
+        <w:ind w:left="7190" w:hanging="360"/>
+      </w:pPr>
+      <w:rPr>
+        <w:rFonts w:ascii="Wingdings" w:hAnsi="Wingdings" w:hint="default"/>
+      </w:rPr>
+    </w:lvl>
+  </w:abstractNum>
+  <w:abstractNum w:abstractNumId="12" w15:restartNumberingAfterBreak="0">
     <w:nsid w:val="4B164AFA"/>
     <w:multiLevelType w:val="hybridMultilevel"/>
     <w:tmpl w:val="2E7824CA"/>
@@ -7550,7 +7367,7 @@
       </w:rPr>
     </w:lvl>
   </w:abstractNum>
-  <w:abstractNum w:abstractNumId="11" w15:restartNumberingAfterBreak="0">
+  <w:abstractNum w:abstractNumId="13" w15:restartNumberingAfterBreak="0">
     <w:nsid w:val="4CE535F0"/>
     <w:multiLevelType w:val="hybridMultilevel"/>
     <w:tmpl w:val="E2C8AD7C"/>
@@ -7663,7 +7480,7 @@
       </w:rPr>
     </w:lvl>
   </w:abstractNum>
-  <w:abstractNum w:abstractNumId="12" w15:restartNumberingAfterBreak="0">
+  <w:abstractNum w:abstractNumId="14" w15:restartNumberingAfterBreak="0">
     <w:nsid w:val="4DD4786B"/>
     <w:multiLevelType w:val="hybridMultilevel"/>
     <w:tmpl w:val="DCFC58A8"/>
@@ -7749,7 +7566,120 @@
       </w:pPr>
     </w:lvl>
   </w:abstractNum>
-  <w:abstractNum w:abstractNumId="13" w15:restartNumberingAfterBreak="0">
+  <w:abstractNum w:abstractNumId="15" w15:restartNumberingAfterBreak="0">
+    <w:nsid w:val="4E6D0160"/>
+    <w:multiLevelType w:val="hybridMultilevel"/>
+    <w:tmpl w:val="CD56D33C"/>
+    <w:lvl w:ilvl="0" w:tplc="34090001">
+      <w:start w:val="1"/>
+      <w:numFmt w:val="bullet"/>
+      <w:lvlText w:val=""/>
+      <w:lvlJc w:val="left"/>
+      <w:pPr>
+        <w:ind w:left="2160" w:hanging="360"/>
+      </w:pPr>
+      <w:rPr>
+        <w:rFonts w:ascii="Symbol" w:hAnsi="Symbol" w:hint="default"/>
+      </w:rPr>
+    </w:lvl>
+    <w:lvl w:ilvl="1" w:tplc="34090003" w:tentative="1">
+      <w:start w:val="1"/>
+      <w:numFmt w:val="bullet"/>
+      <w:lvlText w:val="o"/>
+      <w:lvlJc w:val="left"/>
+      <w:pPr>
+        <w:ind w:left="2880" w:hanging="360"/>
+      </w:pPr>
+      <w:rPr>
+        <w:rFonts w:ascii="Courier New" w:hAnsi="Courier New" w:cs="Courier New" w:hint="default"/>
+      </w:rPr>
+    </w:lvl>
+    <w:lvl w:ilvl="2" w:tplc="34090005" w:tentative="1">
+      <w:start w:val="1"/>
+      <w:numFmt w:val="bullet"/>
+      <w:lvlText w:val=""/>
+      <w:lvlJc w:val="left"/>
+      <w:pPr>
+        <w:ind w:left="3600" w:hanging="360"/>
+      </w:pPr>
+      <w:rPr>
+        <w:rFonts w:ascii="Wingdings" w:hAnsi="Wingdings" w:hint="default"/>
+      </w:rPr>
+    </w:lvl>
+    <w:lvl w:ilvl="3" w:tplc="34090001" w:tentative="1">
+      <w:start w:val="1"/>
+      <w:numFmt w:val="bullet"/>
+      <w:lvlText w:val=""/>
+      <w:lvlJc w:val="left"/>
+      <w:pPr>
+        <w:ind w:left="4320" w:hanging="360"/>
+      </w:pPr>
+      <w:rPr>
+        <w:rFonts w:ascii="Symbol" w:hAnsi="Symbol" w:hint="default"/>
+      </w:rPr>
+    </w:lvl>
+    <w:lvl w:ilvl="4" w:tplc="34090003" w:tentative="1">
+      <w:start w:val="1"/>
+      <w:numFmt w:val="bullet"/>
+      <w:lvlText w:val="o"/>
+      <w:lvlJc w:val="left"/>
+      <w:pPr>
+        <w:ind w:left="5040" w:hanging="360"/>
+      </w:pPr>
+      <w:rPr>
+        <w:rFonts w:ascii="Courier New" w:hAnsi="Courier New" w:cs="Courier New" w:hint="default"/>
+      </w:rPr>
+    </w:lvl>
+    <w:lvl w:ilvl="5" w:tplc="34090005" w:tentative="1">
+      <w:start w:val="1"/>
+      <w:numFmt w:val="bullet"/>
+      <w:lvlText w:val=""/>
+      <w:lvlJc w:val="left"/>
+      <w:pPr>
+        <w:ind w:left="5760" w:hanging="360"/>
+      </w:pPr>
+      <w:rPr>
+        <w:rFonts w:ascii="Wingdings" w:hAnsi="Wingdings" w:hint="default"/>
+      </w:rPr>
+    </w:lvl>
+    <w:lvl w:ilvl="6" w:tplc="34090001" w:tentative="1">
+      <w:start w:val="1"/>
+      <w:numFmt w:val="bullet"/>
+      <w:lvlText w:val=""/>
+      <w:lvlJc w:val="left"/>
+      <w:pPr>
+        <w:ind w:left="6480" w:hanging="360"/>
+      </w:pPr>
+      <w:rPr>
+        <w:rFonts w:ascii="Symbol" w:hAnsi="Symbol" w:hint="default"/>
+      </w:rPr>
+    </w:lvl>
+    <w:lvl w:ilvl="7" w:tplc="34090003" w:tentative="1">
+      <w:start w:val="1"/>
+      <w:numFmt w:val="bullet"/>
+      <w:lvlText w:val="o"/>
+      <w:lvlJc w:val="left"/>
+      <w:pPr>
+        <w:ind w:left="7200" w:hanging="360"/>
+      </w:pPr>
+      <w:rPr>
+        <w:rFonts w:ascii="Courier New" w:hAnsi="Courier New" w:cs="Courier New" w:hint="default"/>
+      </w:rPr>
+    </w:lvl>
+    <w:lvl w:ilvl="8" w:tplc="34090005" w:tentative="1">
+      <w:start w:val="1"/>
+      <w:numFmt w:val="bullet"/>
+      <w:lvlText w:val=""/>
+      <w:lvlJc w:val="left"/>
+      <w:pPr>
+        <w:ind w:left="7920" w:hanging="360"/>
+      </w:pPr>
+      <w:rPr>
+        <w:rFonts w:ascii="Wingdings" w:hAnsi="Wingdings" w:hint="default"/>
+      </w:rPr>
+    </w:lvl>
+  </w:abstractNum>
+  <w:abstractNum w:abstractNumId="16" w15:restartNumberingAfterBreak="0">
     <w:nsid w:val="54865137"/>
     <w:multiLevelType w:val="hybridMultilevel"/>
     <w:tmpl w:val="00CCDF28"/>
@@ -7862,7 +7792,7 @@
       </w:rPr>
     </w:lvl>
   </w:abstractNum>
-  <w:abstractNum w:abstractNumId="14" w15:restartNumberingAfterBreak="0">
+  <w:abstractNum w:abstractNumId="17" w15:restartNumberingAfterBreak="0">
     <w:nsid w:val="601832F1"/>
     <w:multiLevelType w:val="hybridMultilevel"/>
     <w:tmpl w:val="005E9638"/>
@@ -7975,7 +7905,7 @@
       </w:rPr>
     </w:lvl>
   </w:abstractNum>
-  <w:abstractNum w:abstractNumId="15" w15:restartNumberingAfterBreak="0">
+  <w:abstractNum w:abstractNumId="18" w15:restartNumberingAfterBreak="0">
     <w:nsid w:val="610E206F"/>
     <w:multiLevelType w:val="hybridMultilevel"/>
     <w:tmpl w:val="C72C5DC2"/>
@@ -8064,7 +7994,7 @@
       </w:pPr>
     </w:lvl>
   </w:abstractNum>
-  <w:abstractNum w:abstractNumId="16" w15:restartNumberingAfterBreak="0">
+  <w:abstractNum w:abstractNumId="19" w15:restartNumberingAfterBreak="0">
     <w:nsid w:val="62A06554"/>
     <w:multiLevelType w:val="hybridMultilevel"/>
     <w:tmpl w:val="1CAA227E"/>
@@ -8177,7 +8107,7 @@
       </w:rPr>
     </w:lvl>
   </w:abstractNum>
-  <w:abstractNum w:abstractNumId="17" w15:restartNumberingAfterBreak="0">
+  <w:abstractNum w:abstractNumId="20" w15:restartNumberingAfterBreak="0">
     <w:nsid w:val="63B31D1A"/>
     <w:multiLevelType w:val="hybridMultilevel"/>
     <w:tmpl w:val="F2CC1E32"/>
@@ -8263,7 +8193,7 @@
       </w:pPr>
     </w:lvl>
   </w:abstractNum>
-  <w:abstractNum w:abstractNumId="18" w15:restartNumberingAfterBreak="0">
+  <w:abstractNum w:abstractNumId="21" w15:restartNumberingAfterBreak="0">
     <w:nsid w:val="659128D5"/>
     <w:multiLevelType w:val="hybridMultilevel"/>
     <w:tmpl w:val="516C3366"/>
@@ -8376,7 +8306,7 @@
       </w:rPr>
     </w:lvl>
   </w:abstractNum>
-  <w:abstractNum w:abstractNumId="19" w15:restartNumberingAfterBreak="0">
+  <w:abstractNum w:abstractNumId="22" w15:restartNumberingAfterBreak="0">
     <w:nsid w:val="68B9607A"/>
     <w:multiLevelType w:val="hybridMultilevel"/>
     <w:tmpl w:val="1174FAA0"/>
@@ -8462,7 +8392,7 @@
       </w:pPr>
     </w:lvl>
   </w:abstractNum>
-  <w:abstractNum w:abstractNumId="20" w15:restartNumberingAfterBreak="0">
+  <w:abstractNum w:abstractNumId="23" w15:restartNumberingAfterBreak="0">
     <w:nsid w:val="697618AA"/>
     <w:multiLevelType w:val="hybridMultilevel"/>
     <w:tmpl w:val="BAD64F1C"/>
@@ -8575,7 +8505,7 @@
       </w:rPr>
     </w:lvl>
   </w:abstractNum>
-  <w:abstractNum w:abstractNumId="21" w15:restartNumberingAfterBreak="0">
+  <w:abstractNum w:abstractNumId="24" w15:restartNumberingAfterBreak="0">
     <w:nsid w:val="6C6C3F6E"/>
     <w:multiLevelType w:val="hybridMultilevel"/>
     <w:tmpl w:val="C72C5DC2"/>
@@ -8664,7 +8594,7 @@
       </w:pPr>
     </w:lvl>
   </w:abstractNum>
-  <w:abstractNum w:abstractNumId="22" w15:restartNumberingAfterBreak="0">
+  <w:abstractNum w:abstractNumId="25" w15:restartNumberingAfterBreak="0">
     <w:nsid w:val="6CC918F7"/>
     <w:multiLevelType w:val="hybridMultilevel"/>
     <w:tmpl w:val="6E7AC232"/>
@@ -8777,7 +8707,7 @@
       </w:rPr>
     </w:lvl>
   </w:abstractNum>
-  <w:abstractNum w:abstractNumId="23" w15:restartNumberingAfterBreak="0">
+  <w:abstractNum w:abstractNumId="26" w15:restartNumberingAfterBreak="0">
     <w:nsid w:val="7BD57D03"/>
     <w:multiLevelType w:val="hybridMultilevel"/>
     <w:tmpl w:val="1174FAA0"/>
@@ -8863,7 +8793,7 @@
       </w:pPr>
     </w:lvl>
   </w:abstractNum>
-  <w:abstractNum w:abstractNumId="24" w15:restartNumberingAfterBreak="0">
+  <w:abstractNum w:abstractNumId="27" w15:restartNumberingAfterBreak="0">
     <w:nsid w:val="7C784C82"/>
     <w:multiLevelType w:val="hybridMultilevel"/>
     <w:tmpl w:val="C55A9F60"/>
@@ -8976,7 +8906,7 @@
       </w:rPr>
     </w:lvl>
   </w:abstractNum>
-  <w:abstractNum w:abstractNumId="25" w15:restartNumberingAfterBreak="0">
+  <w:abstractNum w:abstractNumId="28" w15:restartNumberingAfterBreak="0">
     <w:nsid w:val="7CDB2AC1"/>
     <w:multiLevelType w:val="hybridMultilevel"/>
     <w:tmpl w:val="A1EED3E8"/>
@@ -9089,7 +9019,7 @@
       </w:rPr>
     </w:lvl>
   </w:abstractNum>
-  <w:abstractNum w:abstractNumId="26" w15:restartNumberingAfterBreak="0">
+  <w:abstractNum w:abstractNumId="29" w15:restartNumberingAfterBreak="0">
     <w:nsid w:val="7D090BDA"/>
     <w:multiLevelType w:val="hybridMultilevel"/>
     <w:tmpl w:val="3476DCC8"/>
@@ -9179,31 +9109,31 @@
     </w:lvl>
   </w:abstractNum>
   <w:num w:numId="1">
-    <w:abstractNumId w:val="10"/>
+    <w:abstractNumId w:val="12"/>
   </w:num>
   <w:num w:numId="2">
     <w:abstractNumId w:val="8"/>
   </w:num>
   <w:num w:numId="3">
-    <w:abstractNumId w:val="13"/>
+    <w:abstractNumId w:val="16"/>
   </w:num>
   <w:num w:numId="4">
     <w:abstractNumId w:val="4"/>
   </w:num>
   <w:num w:numId="5">
-    <w:abstractNumId w:val="14"/>
+    <w:abstractNumId w:val="17"/>
   </w:num>
   <w:num w:numId="6">
-    <w:abstractNumId w:val="16"/>
+    <w:abstractNumId w:val="19"/>
   </w:num>
   <w:num w:numId="7">
     <w:abstractNumId w:val="1"/>
   </w:num>
   <w:num w:numId="8">
-    <w:abstractNumId w:val="11"/>
+    <w:abstractNumId w:val="13"/>
   </w:num>
   <w:num w:numId="9">
-    <w:abstractNumId w:val="18"/>
+    <w:abstractNumId w:val="21"/>
   </w:num>
   <w:num w:numId="10">
     <w:abstractNumId w:val="5"/>
@@ -9212,7 +9142,7 @@
     <w:abstractNumId w:val="0"/>
   </w:num>
   <w:num w:numId="12">
-    <w:abstractNumId w:val="17"/>
+    <w:abstractNumId w:val="20"/>
   </w:num>
   <w:num w:numId="13">
     <w:abstractNumId w:val="2"/>
@@ -9221,43 +9151,52 @@
     <w:abstractNumId w:val="6"/>
   </w:num>
   <w:num w:numId="15">
-    <w:abstractNumId w:val="9"/>
+    <w:abstractNumId w:val="10"/>
   </w:num>
   <w:num w:numId="16">
-    <w:abstractNumId w:val="20"/>
+    <w:abstractNumId w:val="23"/>
   </w:num>
   <w:num w:numId="17">
-    <w:abstractNumId w:val="23"/>
+    <w:abstractNumId w:val="26"/>
   </w:num>
   <w:num w:numId="18">
+    <w:abstractNumId w:val="27"/>
+  </w:num>
+  <w:num w:numId="19">
+    <w:abstractNumId w:val="28"/>
+  </w:num>
+  <w:num w:numId="20">
+    <w:abstractNumId w:val="22"/>
+  </w:num>
+  <w:num w:numId="21">
+    <w:abstractNumId w:val="25"/>
+  </w:num>
+  <w:num w:numId="22">
     <w:abstractNumId w:val="24"/>
   </w:num>
-  <w:num w:numId="19">
-    <w:abstractNumId w:val="25"/>
-  </w:num>
-  <w:num w:numId="20">
-    <w:abstractNumId w:val="19"/>
-  </w:num>
-  <w:num w:numId="21">
-    <w:abstractNumId w:val="22"/>
-  </w:num>
-  <w:num w:numId="22">
-    <w:abstractNumId w:val="21"/>
-  </w:num>
   <w:num w:numId="23">
-    <w:abstractNumId w:val="15"/>
+    <w:abstractNumId w:val="18"/>
   </w:num>
   <w:num w:numId="24">
-    <w:abstractNumId w:val="26"/>
+    <w:abstractNumId w:val="29"/>
   </w:num>
   <w:num w:numId="25">
     <w:abstractNumId w:val="7"/>
   </w:num>
   <w:num w:numId="26">
-    <w:abstractNumId w:val="12"/>
+    <w:abstractNumId w:val="14"/>
   </w:num>
   <w:num w:numId="27">
     <w:abstractNumId w:val="3"/>
+  </w:num>
+  <w:num w:numId="28">
+    <w:abstractNumId w:val="15"/>
+  </w:num>
+  <w:num w:numId="29">
+    <w:abstractNumId w:val="9"/>
+  </w:num>
+  <w:num w:numId="30">
+    <w:abstractNumId w:val="11"/>
   </w:num>
 </w:numbering>
 </file>

--- a/Digital Academic Repository and Archives.docx
+++ b/Digital Academic Repository and Archives.docx
@@ -201,7 +201,31 @@
           <w:b/>
           <w:lang w:val="en-US"/>
         </w:rPr>
-        <w:t>of the Requirement for the course</w:t>
+        <w:t>O</w:t>
+      </w:r>
+      <w:r>
+        <w:rPr>
+          <w:rFonts w:ascii="Arial" w:hAnsi="Arial" w:cs="Arial"/>
+          <w:b/>
+          <w:lang w:val="en-US"/>
+        </w:rPr>
+        <w:t xml:space="preserve">f the Requirement for the </w:t>
+      </w:r>
+      <w:r>
+        <w:rPr>
+          <w:rFonts w:ascii="Arial" w:hAnsi="Arial" w:cs="Arial"/>
+          <w:b/>
+          <w:lang w:val="en-US"/>
+        </w:rPr>
+        <w:t>Co</w:t>
+      </w:r>
+      <w:r>
+        <w:rPr>
+          <w:rFonts w:ascii="Arial" w:hAnsi="Arial" w:cs="Arial"/>
+          <w:b/>
+          <w:lang w:val="en-US"/>
+        </w:rPr>
+        <w:t>urse</w:t>
       </w:r>
       <w:r>
         <w:rPr>
@@ -2235,7 +2259,23 @@
           <w:bCs/>
           <w:lang w:val="en-US"/>
         </w:rPr>
-        <w:t>The system does not include an account recovery feature due to security and resource constraints. Implementing account recovery requires additional infrastructure, such as email or SMS integration, to verify user identities. This feature was excluded to simplify system design and reduce development complexity.</w:t>
+        <w:t>The system does not include an account recovery feature due to security and resource constraints</w:t>
+      </w:r>
+      <w:r>
+        <w:rPr>
+          <w:rFonts w:ascii="Arial" w:hAnsi="Arial" w:cs="Arial"/>
+          <w:bCs/>
+          <w:lang w:val="en-US"/>
+        </w:rPr>
+        <w:t xml:space="preserve"> only manual</w:t>
+      </w:r>
+      <w:r>
+        <w:rPr>
+          <w:rFonts w:ascii="Arial" w:hAnsi="Arial" w:cs="Arial"/>
+          <w:bCs/>
+          <w:lang w:val="en-US"/>
+        </w:rPr>
+        <w:t>.</w:t>
       </w:r>
     </w:p>
     <w:p>
@@ -2263,17 +2303,7 @@
           <w:iCs/>
           <w:lang w:val="en-US"/>
         </w:rPr>
-        <w:t xml:space="preserve">No </w:t>
-      </w:r>
-      <w:r>
-        <w:rPr>
-          <w:rFonts w:ascii="Arial" w:hAnsi="Arial" w:cs="Arial"/>
-          <w:b/>
-          <w:i/>
-          <w:iCs/>
-          <w:lang w:val="en-US"/>
-        </w:rPr>
-        <w:t>Document Recovery</w:t>
+        <w:t>No Document Recovery</w:t>
       </w:r>
       <w:r>
         <w:rPr>
@@ -2366,29 +2396,533 @@
     </w:p>
     <w:p>
       <w:pPr>
+        <w:spacing w:line="480" w:lineRule="auto"/>
+        <w:ind w:left="0" w:right="0" w:firstLine="0"/>
+        <w:rPr>
+          <w:rFonts w:ascii="Arial" w:hAnsi="Arial" w:cs="Arial"/>
+          <w:bCs/>
+          <w:lang w:val="en-US"/>
+        </w:rPr>
+      </w:pPr>
+      <w:r>
+        <w:rPr>
+          <w:rFonts w:ascii="Arial" w:hAnsi="Arial" w:cs="Arial"/>
+          <w:b/>
+          <w:lang w:val="en-US"/>
+        </w:rPr>
+        <w:tab/>
+      </w:r>
+      <w:r>
+        <w:rPr>
+          <w:rFonts w:ascii="Arial" w:hAnsi="Arial" w:cs="Arial"/>
+          <w:bCs/>
+          <w:lang w:val="en-US"/>
+        </w:rPr>
+        <w:t>The Digital Academic Repository Archive (DARA) project is designed to cater to a wide range of users within academic institutions. The target clients for DARA include:</w:t>
+      </w:r>
+    </w:p>
+    <w:p>
+      <w:pPr>
+        <w:pStyle w:val="ListParagraph"/>
+        <w:numPr>
+          <w:ilvl w:val="0"/>
+          <w:numId w:val="32"/>
+        </w:numPr>
         <w:spacing w:after="0" w:line="480" w:lineRule="auto"/>
-        <w:ind w:left="0" w:right="0" w:firstLine="0"/>
-        <w:rPr>
-          <w:rFonts w:ascii="Arial" w:hAnsi="Arial" w:cs="Arial"/>
-          <w:bCs/>
-          <w:lang w:val="en-US"/>
-        </w:rPr>
-      </w:pPr>
-      <w:r>
-        <w:rPr>
-          <w:rFonts w:ascii="Arial" w:hAnsi="Arial" w:cs="Arial"/>
-          <w:b/>
-          <w:lang w:val="en-US"/>
-        </w:rPr>
-        <w:tab/>
-      </w:r>
-      <w:r>
-        <w:rPr>
-          <w:rFonts w:ascii="Arial" w:hAnsi="Arial" w:cs="Arial"/>
-          <w:bCs/>
-          <w:lang w:val="en-US"/>
-        </w:rPr>
-        <w:t>The purpose of the DARA project is to create a centralized digital platform for the effective management</w:t>
+        <w:ind w:left="720" w:right="0"/>
+        <w:rPr>
+          <w:rFonts w:ascii="Arial" w:hAnsi="Arial" w:cs="Arial"/>
+          <w:b/>
+          <w:lang w:val="en-US"/>
+        </w:rPr>
+      </w:pPr>
+      <w:r>
+        <w:rPr>
+          <w:rFonts w:ascii="Arial" w:hAnsi="Arial" w:cs="Arial"/>
+          <w:b/>
+          <w:lang w:val="en-US"/>
+        </w:rPr>
+        <w:t>Student</w:t>
+      </w:r>
+      <w:r>
+        <w:rPr>
+          <w:rFonts w:ascii="Arial" w:hAnsi="Arial" w:cs="Arial"/>
+          <w:b/>
+          <w:lang w:val="en-US"/>
+        </w:rPr>
+        <w:t>s</w:t>
+      </w:r>
+      <w:r>
+        <w:rPr>
+          <w:rFonts w:ascii="Arial" w:hAnsi="Arial" w:cs="Arial"/>
+          <w:b/>
+          <w:lang w:val="en-US"/>
+        </w:rPr>
+        <w:t>:</w:t>
+      </w:r>
+    </w:p>
+    <w:p>
+      <w:pPr>
+        <w:pStyle w:val="ListParagraph"/>
+        <w:numPr>
+          <w:ilvl w:val="0"/>
+          <w:numId w:val="29"/>
+        </w:numPr>
+        <w:spacing w:after="0" w:line="480" w:lineRule="auto"/>
+        <w:ind w:left="1440" w:right="0" w:hanging="180"/>
+        <w:rPr>
+          <w:rFonts w:ascii="Arial" w:hAnsi="Arial" w:cs="Arial"/>
+          <w:bCs/>
+          <w:lang w:val="en-US"/>
+        </w:rPr>
+      </w:pPr>
+      <w:r>
+        <w:rPr>
+          <w:rFonts w:ascii="Arial" w:hAnsi="Arial" w:cs="Arial"/>
+          <w:b/>
+          <w:i/>
+          <w:iCs/>
+          <w:lang w:val="en-US"/>
+        </w:rPr>
+        <w:t>Primary Users:</w:t>
+      </w:r>
+      <w:r>
+        <w:rPr>
+          <w:rFonts w:ascii="Arial" w:hAnsi="Arial" w:cs="Arial"/>
+          <w:bCs/>
+          <w:lang w:val="en-US"/>
+        </w:rPr>
+        <w:t xml:space="preserve"> Students will be the primary contributors to the system by submitting their academic works such as theses, proposals, capstones, case studies, and system studies in PDF format.</w:t>
+      </w:r>
+    </w:p>
+    <w:p>
+      <w:pPr>
+        <w:pStyle w:val="ListParagraph"/>
+        <w:numPr>
+          <w:ilvl w:val="0"/>
+          <w:numId w:val="29"/>
+        </w:numPr>
+        <w:spacing w:after="0" w:line="480" w:lineRule="auto"/>
+        <w:ind w:left="1440" w:right="0" w:hanging="180"/>
+        <w:rPr>
+          <w:rFonts w:ascii="Arial" w:hAnsi="Arial" w:cs="Arial"/>
+          <w:bCs/>
+          <w:lang w:val="en-US"/>
+        </w:rPr>
+      </w:pPr>
+      <w:r>
+        <w:rPr>
+          <w:rFonts w:ascii="Arial" w:hAnsi="Arial" w:cs="Arial"/>
+          <w:b/>
+          <w:i/>
+          <w:iCs/>
+          <w:lang w:val="en-US"/>
+        </w:rPr>
+        <w:t>Benefits:</w:t>
+      </w:r>
+      <w:r>
+        <w:rPr>
+          <w:rFonts w:ascii="Arial" w:hAnsi="Arial" w:cs="Arial"/>
+          <w:bCs/>
+          <w:lang w:val="en-US"/>
+        </w:rPr>
+        <w:t xml:space="preserve"> The system allows students to easily upload and categorize their academic documents, track submission statuses, receive feedback, and ensure their work is preserved for future research and citation.</w:t>
+      </w:r>
+    </w:p>
+    <w:p>
+      <w:pPr>
+        <w:pStyle w:val="ListParagraph"/>
+        <w:numPr>
+          <w:ilvl w:val="0"/>
+          <w:numId w:val="32"/>
+        </w:numPr>
+        <w:spacing w:after="0" w:line="480" w:lineRule="auto"/>
+        <w:ind w:left="720" w:right="0"/>
+        <w:rPr>
+          <w:rFonts w:ascii="Arial" w:hAnsi="Arial" w:cs="Arial"/>
+          <w:b/>
+          <w:lang w:val="en-US"/>
+        </w:rPr>
+      </w:pPr>
+      <w:r>
+        <w:rPr>
+          <w:rFonts w:ascii="Arial" w:hAnsi="Arial" w:cs="Arial"/>
+          <w:b/>
+          <w:lang w:val="en-US"/>
+        </w:rPr>
+        <w:t>Teachers</w:t>
+      </w:r>
+      <w:r>
+        <w:rPr>
+          <w:rFonts w:ascii="Arial" w:hAnsi="Arial" w:cs="Arial"/>
+          <w:b/>
+          <w:lang w:val="en-US"/>
+        </w:rPr>
+        <w:t xml:space="preserve"> (Faculty)</w:t>
+      </w:r>
+      <w:r>
+        <w:rPr>
+          <w:rFonts w:ascii="Arial" w:hAnsi="Arial" w:cs="Arial"/>
+          <w:b/>
+          <w:lang w:val="en-US"/>
+        </w:rPr>
+        <w:t>:</w:t>
+      </w:r>
+    </w:p>
+    <w:p>
+      <w:pPr>
+        <w:pStyle w:val="ListParagraph"/>
+        <w:numPr>
+          <w:ilvl w:val="0"/>
+          <w:numId w:val="33"/>
+        </w:numPr>
+        <w:tabs>
+          <w:tab w:val="left" w:pos="1800"/>
+        </w:tabs>
+        <w:spacing w:after="0" w:line="480" w:lineRule="auto"/>
+        <w:ind w:left="1440" w:right="0" w:hanging="180"/>
+        <w:rPr>
+          <w:rFonts w:ascii="Arial" w:hAnsi="Arial" w:cs="Arial"/>
+          <w:bCs/>
+          <w:lang w:val="en-US"/>
+        </w:rPr>
+      </w:pPr>
+      <w:r>
+        <w:rPr>
+          <w:rFonts w:ascii="Arial" w:hAnsi="Arial" w:cs="Arial"/>
+          <w:b/>
+          <w:i/>
+          <w:iCs/>
+          <w:lang w:val="en-US"/>
+        </w:rPr>
+        <w:t>Primary Users:</w:t>
+      </w:r>
+      <w:r>
+        <w:rPr>
+          <w:rFonts w:ascii="Arial" w:hAnsi="Arial" w:cs="Arial"/>
+          <w:bCs/>
+          <w:lang w:val="en-US"/>
+        </w:rPr>
+        <w:t xml:space="preserve"> Teachers and faculty members will play a crucial role in reviewing submitted academic works, providing feedback, and ensuring that students meet the necessary academic standards.</w:t>
+      </w:r>
+    </w:p>
+    <w:p>
+      <w:pPr>
+        <w:pStyle w:val="ListParagraph"/>
+        <w:numPr>
+          <w:ilvl w:val="0"/>
+          <w:numId w:val="33"/>
+        </w:numPr>
+        <w:tabs>
+          <w:tab w:val="left" w:pos="1800"/>
+        </w:tabs>
+        <w:spacing w:after="0" w:line="480" w:lineRule="auto"/>
+        <w:ind w:left="1440" w:right="0" w:hanging="180"/>
+        <w:rPr>
+          <w:rFonts w:ascii="Arial" w:hAnsi="Arial" w:cs="Arial"/>
+          <w:bCs/>
+          <w:lang w:val="en-US"/>
+        </w:rPr>
+      </w:pPr>
+      <w:r>
+        <w:rPr>
+          <w:rFonts w:ascii="Arial" w:hAnsi="Arial" w:cs="Arial"/>
+          <w:b/>
+          <w:i/>
+          <w:iCs/>
+          <w:lang w:val="en-US"/>
+        </w:rPr>
+        <w:t>Benefits:</w:t>
+      </w:r>
+      <w:r>
+        <w:rPr>
+          <w:rFonts w:ascii="Arial" w:hAnsi="Arial" w:cs="Arial"/>
+          <w:bCs/>
+          <w:lang w:val="en-US"/>
+        </w:rPr>
+        <w:t xml:space="preserve"> Teachers will be able to manage submissions, approve or reject works, and suggest revisions. They can also access a broad range of academic resources for reference and research purposes, enhancing their teaching process.</w:t>
+      </w:r>
+    </w:p>
+    <w:p>
+      <w:pPr>
+        <w:tabs>
+          <w:tab w:val="left" w:pos="1800"/>
+        </w:tabs>
+        <w:spacing w:after="0" w:line="480" w:lineRule="auto"/>
+        <w:ind w:right="0"/>
+        <w:rPr>
+          <w:rFonts w:ascii="Arial" w:hAnsi="Arial" w:cs="Arial"/>
+          <w:bCs/>
+          <w:lang w:val="en-US"/>
+        </w:rPr>
+      </w:pPr>
+    </w:p>
+    <w:p>
+      <w:pPr>
+        <w:pStyle w:val="ListParagraph"/>
+        <w:numPr>
+          <w:ilvl w:val="0"/>
+          <w:numId w:val="32"/>
+        </w:numPr>
+        <w:spacing w:after="0" w:line="480" w:lineRule="auto"/>
+        <w:ind w:left="720" w:right="0"/>
+        <w:rPr>
+          <w:rFonts w:ascii="Arial" w:hAnsi="Arial" w:cs="Arial"/>
+          <w:b/>
+          <w:lang w:val="en-US"/>
+        </w:rPr>
+      </w:pPr>
+      <w:r>
+        <w:rPr>
+          <w:rFonts w:ascii="Arial" w:hAnsi="Arial" w:cs="Arial"/>
+          <w:b/>
+          <w:lang w:val="en-US"/>
+        </w:rPr>
+        <w:t>Administrators:</w:t>
+      </w:r>
+    </w:p>
+    <w:p>
+      <w:pPr>
+        <w:pStyle w:val="ListParagraph"/>
+        <w:numPr>
+          <w:ilvl w:val="0"/>
+          <w:numId w:val="34"/>
+        </w:numPr>
+        <w:spacing w:after="0" w:line="480" w:lineRule="auto"/>
+        <w:ind w:right="0" w:hanging="180"/>
+        <w:rPr>
+          <w:rFonts w:ascii="Arial" w:hAnsi="Arial" w:cs="Arial"/>
+          <w:bCs/>
+          <w:lang w:val="en-US"/>
+        </w:rPr>
+      </w:pPr>
+      <w:r>
+        <w:rPr>
+          <w:rFonts w:ascii="Arial" w:hAnsi="Arial" w:cs="Arial"/>
+          <w:b/>
+          <w:i/>
+          <w:iCs/>
+          <w:lang w:val="en-US"/>
+        </w:rPr>
+        <w:t>Primary Users:</w:t>
+      </w:r>
+      <w:r>
+        <w:rPr>
+          <w:rFonts w:ascii="Arial" w:hAnsi="Arial" w:cs="Arial"/>
+          <w:bCs/>
+          <w:lang w:val="en-US"/>
+        </w:rPr>
+        <w:t xml:space="preserve"> System administrators will manage the DARA platform, overseeing user accounts, document submissions, and system settings.</w:t>
+      </w:r>
+    </w:p>
+    <w:p>
+      <w:pPr>
+        <w:pStyle w:val="ListParagraph"/>
+        <w:numPr>
+          <w:ilvl w:val="0"/>
+          <w:numId w:val="34"/>
+        </w:numPr>
+        <w:spacing w:after="0" w:line="480" w:lineRule="auto"/>
+        <w:ind w:right="0" w:hanging="180"/>
+        <w:rPr>
+          <w:rFonts w:ascii="Arial" w:hAnsi="Arial" w:cs="Arial"/>
+          <w:bCs/>
+          <w:lang w:val="en-US"/>
+        </w:rPr>
+      </w:pPr>
+      <w:r>
+        <w:rPr>
+          <w:rFonts w:ascii="Arial" w:hAnsi="Arial" w:cs="Arial"/>
+          <w:b/>
+          <w:i/>
+          <w:iCs/>
+          <w:lang w:val="en-US"/>
+        </w:rPr>
+        <w:t>Benefits:</w:t>
+      </w:r>
+      <w:r>
+        <w:rPr>
+          <w:rFonts w:ascii="Arial" w:hAnsi="Arial" w:cs="Arial"/>
+          <w:bCs/>
+          <w:lang w:val="en-US"/>
+        </w:rPr>
+        <w:t xml:space="preserve"> Administrators will have access to all system management features, including maintaining user roles, and managing access privileges.</w:t>
+      </w:r>
+    </w:p>
+    <w:p>
+      <w:pPr>
+        <w:pStyle w:val="ListParagraph"/>
+        <w:numPr>
+          <w:ilvl w:val="0"/>
+          <w:numId w:val="32"/>
+        </w:numPr>
+        <w:spacing w:after="0" w:line="480" w:lineRule="auto"/>
+        <w:ind w:left="720" w:right="0"/>
+        <w:rPr>
+          <w:rFonts w:ascii="Arial" w:hAnsi="Arial" w:cs="Arial"/>
+          <w:b/>
+          <w:lang w:val="en-US"/>
+        </w:rPr>
+      </w:pPr>
+      <w:r>
+        <w:rPr>
+          <w:rFonts w:ascii="Arial" w:hAnsi="Arial" w:cs="Arial"/>
+          <w:b/>
+          <w:lang w:val="en-US"/>
+        </w:rPr>
+        <w:t>External Researchers:</w:t>
+      </w:r>
+    </w:p>
+    <w:p>
+      <w:pPr>
+        <w:pStyle w:val="ListParagraph"/>
+        <w:numPr>
+          <w:ilvl w:val="0"/>
+          <w:numId w:val="35"/>
+        </w:numPr>
+        <w:spacing w:after="0" w:line="480" w:lineRule="auto"/>
+        <w:ind w:right="0" w:hanging="180"/>
+        <w:rPr>
+          <w:rFonts w:ascii="Arial" w:hAnsi="Arial" w:cs="Arial"/>
+          <w:bCs/>
+          <w:lang w:val="en-US"/>
+        </w:rPr>
+      </w:pPr>
+      <w:r>
+        <w:rPr>
+          <w:rFonts w:ascii="Arial" w:hAnsi="Arial" w:cs="Arial"/>
+          <w:b/>
+          <w:i/>
+          <w:iCs/>
+          <w:lang w:val="en-US"/>
+        </w:rPr>
+        <w:t>Secondary Users:</w:t>
+      </w:r>
+      <w:r>
+        <w:rPr>
+          <w:rFonts w:ascii="Arial" w:hAnsi="Arial" w:cs="Arial"/>
+          <w:bCs/>
+          <w:lang w:val="en-US"/>
+        </w:rPr>
+        <w:t xml:space="preserve"> External users, including researchers from other institutions, will have access to view and search academic works uploaded to the platform.</w:t>
+      </w:r>
+    </w:p>
+    <w:p>
+      <w:pPr>
+        <w:pStyle w:val="ListParagraph"/>
+        <w:numPr>
+          <w:ilvl w:val="0"/>
+          <w:numId w:val="35"/>
+        </w:numPr>
+        <w:spacing w:after="0" w:line="480" w:lineRule="auto"/>
+        <w:ind w:right="0" w:hanging="180"/>
+        <w:rPr>
+          <w:rFonts w:ascii="Arial" w:hAnsi="Arial" w:cs="Arial"/>
+          <w:bCs/>
+          <w:lang w:val="en-US"/>
+        </w:rPr>
+      </w:pPr>
+      <w:r>
+        <w:rPr>
+          <w:rFonts w:ascii="Arial" w:hAnsi="Arial" w:cs="Arial"/>
+          <w:b/>
+          <w:i/>
+          <w:iCs/>
+          <w:lang w:val="en-US"/>
+        </w:rPr>
+        <w:t xml:space="preserve">Benefits: </w:t>
+      </w:r>
+      <w:r>
+        <w:rPr>
+          <w:rFonts w:ascii="Arial" w:hAnsi="Arial" w:cs="Arial"/>
+          <w:bCs/>
+          <w:lang w:val="en-US"/>
+        </w:rPr>
+        <w:t>Researchers can use the DARA platform as a reference tool, browsing various academic documents that can inform their own studies and research projects.</w:t>
+      </w:r>
+    </w:p>
+    <w:p>
+      <w:pPr>
+        <w:pStyle w:val="ListParagraph"/>
+        <w:numPr>
+          <w:ilvl w:val="0"/>
+          <w:numId w:val="32"/>
+        </w:numPr>
+        <w:spacing w:after="0" w:line="480" w:lineRule="auto"/>
+        <w:ind w:left="720" w:right="0"/>
+        <w:rPr>
+          <w:rFonts w:ascii="Arial" w:hAnsi="Arial" w:cs="Arial"/>
+          <w:b/>
+          <w:lang w:val="en-US"/>
+        </w:rPr>
+      </w:pPr>
+      <w:r>
+        <w:rPr>
+          <w:rFonts w:ascii="Arial" w:hAnsi="Arial" w:cs="Arial"/>
+          <w:b/>
+          <w:lang w:val="en-US"/>
+        </w:rPr>
+        <w:t>Educational Institutions:</w:t>
+      </w:r>
+    </w:p>
+    <w:p>
+      <w:pPr>
+        <w:pStyle w:val="ListParagraph"/>
+        <w:numPr>
+          <w:ilvl w:val="0"/>
+          <w:numId w:val="36"/>
+        </w:numPr>
+        <w:spacing w:after="0" w:line="480" w:lineRule="auto"/>
+        <w:ind w:right="0" w:hanging="180"/>
+        <w:rPr>
+          <w:rFonts w:ascii="Arial" w:hAnsi="Arial" w:cs="Arial"/>
+          <w:bCs/>
+          <w:lang w:val="en-US"/>
+        </w:rPr>
+      </w:pPr>
+      <w:r>
+        <w:rPr>
+          <w:rFonts w:ascii="Arial" w:hAnsi="Arial" w:cs="Arial"/>
+          <w:b/>
+          <w:i/>
+          <w:iCs/>
+          <w:lang w:val="en-US"/>
+        </w:rPr>
+        <w:t>Target Organizations:</w:t>
+      </w:r>
+      <w:r>
+        <w:rPr>
+          <w:rFonts w:ascii="Arial" w:hAnsi="Arial" w:cs="Arial"/>
+          <w:bCs/>
+          <w:lang w:val="en-US"/>
+        </w:rPr>
+        <w:t xml:space="preserve"> Schools, colleges, and universities seeking to digitalize their academic document storage, management, and retrieval processes.</w:t>
+      </w:r>
+    </w:p>
+    <w:p>
+      <w:pPr>
+        <w:pStyle w:val="ListParagraph"/>
+        <w:numPr>
+          <w:ilvl w:val="0"/>
+          <w:numId w:val="36"/>
+        </w:numPr>
+        <w:spacing w:after="0" w:line="480" w:lineRule="auto"/>
+        <w:ind w:right="0" w:hanging="180"/>
+        <w:rPr>
+          <w:rFonts w:ascii="Arial" w:hAnsi="Arial" w:cs="Arial"/>
+          <w:bCs/>
+          <w:lang w:val="en-US"/>
+        </w:rPr>
+      </w:pPr>
+      <w:r>
+        <w:rPr>
+          <w:rFonts w:ascii="Arial" w:hAnsi="Arial" w:cs="Arial"/>
+          <w:b/>
+          <w:i/>
+          <w:iCs/>
+          <w:lang w:val="en-US"/>
+        </w:rPr>
+        <w:t>Benefits:</w:t>
       </w:r>
       <w:r>
         <w:rPr>
@@ -2404,61 +2938,140 @@
           <w:bCs/>
           <w:lang w:val="en-US"/>
         </w:rPr>
-        <w:t xml:space="preserve">and </w:t>
-      </w:r>
-      <w:r>
-        <w:rPr>
-          <w:rFonts w:ascii="Arial" w:hAnsi="Arial" w:cs="Arial"/>
-          <w:bCs/>
-          <w:lang w:val="en-US"/>
-        </w:rPr>
-        <w:t>storage</w:t>
-      </w:r>
-      <w:r>
-        <w:rPr>
-          <w:rFonts w:ascii="Arial" w:hAnsi="Arial" w:cs="Arial"/>
-          <w:bCs/>
-          <w:lang w:val="en-US"/>
-        </w:rPr>
-        <w:t xml:space="preserve"> of academic records. This includes student-generated works such as theses, proposals, capstones, case studies, and system studies. </w:t>
-      </w:r>
-    </w:p>
-    <w:p>
-      <w:pPr>
+        <w:t>P</w:t>
+      </w:r>
+      <w:r>
+        <w:rPr>
+          <w:rFonts w:ascii="Arial" w:hAnsi="Arial" w:cs="Arial"/>
+          <w:bCs/>
+          <w:lang w:val="en-US"/>
+        </w:rPr>
+        <w:t>rovide</w:t>
+      </w:r>
+      <w:r>
+        <w:rPr>
+          <w:rFonts w:ascii="Arial" w:hAnsi="Arial" w:cs="Arial"/>
+          <w:bCs/>
+          <w:lang w:val="en-US"/>
+        </w:rPr>
+        <w:t>s</w:t>
+      </w:r>
+      <w:r>
+        <w:rPr>
+          <w:rFonts w:ascii="Arial" w:hAnsi="Arial" w:cs="Arial"/>
+          <w:bCs/>
+          <w:lang w:val="en-US"/>
+        </w:rPr>
+        <w:t xml:space="preserve"> educational institutions with a centralized</w:t>
+      </w:r>
+      <w:r>
+        <w:rPr>
+          <w:rFonts w:ascii="Arial" w:hAnsi="Arial" w:cs="Arial"/>
+          <w:bCs/>
+          <w:lang w:val="en-US"/>
+        </w:rPr>
+        <w:t xml:space="preserve"> </w:t>
+      </w:r>
+      <w:r>
+        <w:rPr>
+          <w:rFonts w:ascii="Arial" w:hAnsi="Arial" w:cs="Arial"/>
+          <w:bCs/>
+          <w:lang w:val="en-US"/>
+        </w:rPr>
+        <w:t>and organized system for managing academic records, enhancing collaboration between students, faculty, and external researchers.</w:t>
+      </w:r>
+    </w:p>
+    <w:p>
+      <w:pPr>
+        <w:pStyle w:val="ListParagraph"/>
+        <w:numPr>
+          <w:ilvl w:val="0"/>
+          <w:numId w:val="32"/>
+        </w:numPr>
         <w:spacing w:after="0" w:line="480" w:lineRule="auto"/>
-        <w:ind w:left="0" w:right="0" w:firstLine="720"/>
-        <w:rPr>
-          <w:rFonts w:ascii="Arial" w:hAnsi="Arial" w:cs="Arial"/>
-          <w:bCs/>
-          <w:lang w:val="en-US"/>
-        </w:rPr>
-      </w:pPr>
-      <w:r>
-        <w:rPr>
-          <w:rFonts w:ascii="Arial" w:hAnsi="Arial" w:cs="Arial"/>
-          <w:bCs/>
-          <w:lang w:val="en-US"/>
-        </w:rPr>
-        <w:t xml:space="preserve">DARA aims to preserve these academic contributions, enhance their accessibility, and support academic research by providing tools for citation management, document categorization, and more. The project is designed to streamline the archival process, promote knowledge sharing, and ensure the long-term preservation of scholarly work. </w:t>
-      </w:r>
-    </w:p>
-    <w:p>
-      <w:pPr>
+        <w:ind w:left="720" w:right="0"/>
+        <w:rPr>
+          <w:rFonts w:ascii="Arial" w:hAnsi="Arial" w:cs="Arial"/>
+          <w:b/>
+          <w:lang w:val="en-US"/>
+        </w:rPr>
+      </w:pPr>
+      <w:r>
+        <w:rPr>
+          <w:rFonts w:ascii="Arial" w:hAnsi="Arial" w:cs="Arial"/>
+          <w:b/>
+          <w:lang w:val="en-US"/>
+        </w:rPr>
+        <w:lastRenderedPageBreak/>
+        <w:t>Other Academic Professionals:</w:t>
+      </w:r>
+    </w:p>
+    <w:p>
+      <w:pPr>
+        <w:pStyle w:val="ListParagraph"/>
+        <w:numPr>
+          <w:ilvl w:val="0"/>
+          <w:numId w:val="37"/>
+        </w:numPr>
         <w:spacing w:after="0" w:line="480" w:lineRule="auto"/>
-        <w:ind w:left="0" w:right="0" w:firstLine="720"/>
-        <w:rPr>
-          <w:rFonts w:ascii="Arial" w:hAnsi="Arial" w:cs="Arial"/>
-          <w:bCs/>
-          <w:lang w:val="en-US"/>
-        </w:rPr>
-      </w:pPr>
-      <w:r>
-        <w:rPr>
-          <w:rFonts w:ascii="Arial" w:hAnsi="Arial" w:cs="Arial"/>
-          <w:bCs/>
-          <w:lang w:val="en-US"/>
-        </w:rPr>
-        <w:t>Additionally, DARA seeks to make these academic records readily available as local studies, enabling other researchers to utilize them as references for their Review of Related Literature (RRL) and Review of Related Studies (RRS).</w:t>
+        <w:ind w:left="1440" w:right="0" w:hanging="180"/>
+        <w:rPr>
+          <w:rFonts w:ascii="Arial" w:hAnsi="Arial" w:cs="Arial"/>
+          <w:bCs/>
+          <w:lang w:val="en-US"/>
+        </w:rPr>
+      </w:pPr>
+      <w:r>
+        <w:rPr>
+          <w:rFonts w:ascii="Arial" w:hAnsi="Arial" w:cs="Arial"/>
+          <w:b/>
+          <w:i/>
+          <w:iCs/>
+          <w:lang w:val="en-US"/>
+        </w:rPr>
+        <w:t>Secondary Users:</w:t>
+      </w:r>
+      <w:r>
+        <w:rPr>
+          <w:rFonts w:ascii="Arial" w:hAnsi="Arial" w:cs="Arial"/>
+          <w:bCs/>
+          <w:lang w:val="en-US"/>
+        </w:rPr>
+        <w:t xml:space="preserve"> Other professionals in the academic field, including research assistants and academic librarians, who may be responsible for organizing, cataloging, and curating academic resources within the institution.</w:t>
+      </w:r>
+    </w:p>
+    <w:p>
+      <w:pPr>
+        <w:pStyle w:val="ListParagraph"/>
+        <w:numPr>
+          <w:ilvl w:val="0"/>
+          <w:numId w:val="37"/>
+        </w:numPr>
+        <w:spacing w:after="0" w:line="480" w:lineRule="auto"/>
+        <w:ind w:left="1440" w:right="0" w:hanging="180"/>
+        <w:rPr>
+          <w:rFonts w:ascii="Arial" w:hAnsi="Arial" w:cs="Arial"/>
+          <w:bCs/>
+          <w:lang w:val="en-US"/>
+        </w:rPr>
+      </w:pPr>
+      <w:r>
+        <w:rPr>
+          <w:rFonts w:ascii="Arial" w:hAnsi="Arial" w:cs="Arial"/>
+          <w:b/>
+          <w:i/>
+          <w:iCs/>
+          <w:lang w:val="en-US"/>
+        </w:rPr>
+        <w:t>Benefits:</w:t>
+      </w:r>
+      <w:r>
+        <w:rPr>
+          <w:rFonts w:ascii="Arial" w:hAnsi="Arial" w:cs="Arial"/>
+          <w:bCs/>
+          <w:lang w:val="en-US"/>
+        </w:rPr>
+        <w:t xml:space="preserve"> These professionals can leverage DARA to support the administrative and scholarly needs of the institution, improving the overall academic infrastructure.</w:t>
       </w:r>
       <w:r>
         <w:rPr>
@@ -3305,85 +3918,70 @@
           <w:lang w:val="en-US"/>
         </w:rPr>
         <w:lastRenderedPageBreak/>
-        <w:t xml:space="preserve">PROPOSED </w:t>
-      </w:r>
-      <w:r>
-        <w:rPr>
-          <w:rFonts w:ascii="Arial" w:hAnsi="Arial" w:cs="Arial"/>
-          <w:b/>
-          <w:lang w:val="en-US"/>
-        </w:rPr>
-        <w:t>PROJECT</w:t>
-      </w:r>
-    </w:p>
-    <w:p>
-      <w:pPr>
-        <w:spacing w:before="240" w:line="480" w:lineRule="auto"/>
-        <w:ind w:left="0" w:firstLine="720"/>
-        <w:rPr>
-          <w:rFonts w:ascii="Arial" w:hAnsi="Arial" w:cs="Arial"/>
-          <w:bCs/>
-          <w:lang w:val="en-US"/>
-        </w:rPr>
-      </w:pPr>
-      <w:r>
-        <w:rPr>
-          <w:rFonts w:ascii="Arial" w:hAnsi="Arial" w:cs="Arial"/>
-          <w:bCs/>
-          <w:lang w:val="en-US"/>
-        </w:rPr>
-        <w:t xml:space="preserve">The Digital Academic Repository Archive (DARA) is envisioned as a comprehensive digital platform designed to manage and store academic documents such as theses, capstones, and case studies. This system will serve as a centralized repository for students, teachers, and administrators, offering streamlined processes for submitting, reviewing, and managing academic records. </w:t>
-      </w:r>
-    </w:p>
-    <w:p>
-      <w:pPr>
-        <w:spacing w:before="240" w:line="480" w:lineRule="auto"/>
-        <w:ind w:left="0" w:firstLine="720"/>
-        <w:rPr>
-          <w:rFonts w:ascii="Arial" w:hAnsi="Arial" w:cs="Arial"/>
-          <w:bCs/>
-          <w:lang w:val="en-US"/>
-        </w:rPr>
-      </w:pPr>
-      <w:r>
-        <w:rPr>
-          <w:rFonts w:ascii="Arial" w:hAnsi="Arial" w:cs="Arial"/>
-          <w:bCs/>
-          <w:lang w:val="en-US"/>
-        </w:rPr>
-        <w:t xml:space="preserve">With the implementation of DARA, students will have the ability to submit their academic work in PDF format, accompanied by detailed metadata that enhances the organization and retrieval of documents. Teachers will be empowered to review and approve submissions or request revisions, ensuring that only quality work is archived. </w:t>
-      </w:r>
-    </w:p>
-    <w:p>
-      <w:pPr>
-        <w:spacing w:before="240" w:line="480" w:lineRule="auto"/>
-        <w:ind w:left="0" w:firstLine="720"/>
-        <w:rPr>
-          <w:rFonts w:ascii="Arial" w:hAnsi="Arial" w:cs="Arial"/>
-          <w:bCs/>
-          <w:lang w:val="en-US"/>
-        </w:rPr>
-      </w:pPr>
-      <w:r>
-        <w:rPr>
-          <w:rFonts w:ascii="Arial" w:hAnsi="Arial" w:cs="Arial"/>
-          <w:bCs/>
-          <w:lang w:val="en-US"/>
-        </w:rPr>
-        <w:t>Additionally, administrators will have control over system management, user accounts, and settings, maintaining the integrity and efficiency of the repository. A key feature of DARA is its integrated PDF viewer, which allows users to view documents alongside their metadata, providing a seamless and user-friendly experience.</w:t>
+        <w:t>ENTITY RELATIONSHIP DIAGRAM</w:t>
       </w:r>
     </w:p>
     <w:p>
       <w:pPr>
         <w:spacing w:after="160" w:line="259" w:lineRule="auto"/>
         <w:ind w:left="0" w:right="0" w:firstLine="0"/>
-        <w:jc w:val="left"/>
-        <w:rPr>
-          <w:rFonts w:ascii="Arial" w:hAnsi="Arial" w:cs="Arial"/>
-          <w:bCs/>
-          <w:lang w:val="en-US"/>
-        </w:rPr>
-      </w:pPr>
+        <w:jc w:val="center"/>
+        <w:rPr>
+          <w:rFonts w:ascii="Arial" w:hAnsi="Arial" w:cs="Arial"/>
+          <w:bCs/>
+          <w:lang w:val="en-US"/>
+        </w:rPr>
+      </w:pPr>
+      <w:r>
+        <w:rPr>
+          <w:rFonts w:ascii="Arial" w:hAnsi="Arial" w:cs="Arial"/>
+          <w:bCs/>
+          <w:noProof/>
+          <w:lang w:val="en-US"/>
+          <w14:ligatures w14:val="none"/>
+        </w:rPr>
+        <w:drawing>
+          <wp:inline distT="0" distB="0" distL="0" distR="0" wp14:anchorId="7F50C5E9" wp14:editId="46315B34">
+            <wp:extent cx="5029200" cy="4293235"/>
+            <wp:effectExtent l="0" t="0" r="0" b="0"/>
+            <wp:docPr id="12" name="Picture 12"/>
+            <wp:cNvGraphicFramePr>
+              <a:graphicFrameLocks xmlns:a="http://schemas.openxmlformats.org/drawingml/2006/main" noChangeAspect="1"/>
+            </wp:cNvGraphicFramePr>
+            <a:graphic xmlns:a="http://schemas.openxmlformats.org/drawingml/2006/main">
+              <a:graphicData uri="http://schemas.openxmlformats.org/drawingml/2006/picture">
+                <pic:pic xmlns:pic="http://schemas.openxmlformats.org/drawingml/2006/picture">
+                  <pic:nvPicPr>
+                    <pic:cNvPr id="12" name="Picture 12"/>
+                    <pic:cNvPicPr/>
+                  </pic:nvPicPr>
+                  <pic:blipFill>
+                    <a:blip r:embed="rId16">
+                      <a:extLst>
+                        <a:ext uri="{28A0092B-C50C-407E-A947-70E740481C1C}">
+                          <a14:useLocalDpi xmlns:a14="http://schemas.microsoft.com/office/drawing/2010/main" val="0"/>
+                        </a:ext>
+                      </a:extLst>
+                    </a:blip>
+                    <a:stretch>
+                      <a:fillRect/>
+                    </a:stretch>
+                  </pic:blipFill>
+                  <pic:spPr>
+                    <a:xfrm>
+                      <a:off x="0" y="0"/>
+                      <a:ext cx="5029200" cy="4293235"/>
+                    </a:xfrm>
+                    <a:prstGeom prst="rect">
+                      <a:avLst/>
+                    </a:prstGeom>
+                  </pic:spPr>
+                </pic:pic>
+              </a:graphicData>
+            </a:graphic>
+          </wp:inline>
+        </w:drawing>
+      </w:r>
       <w:r>
         <w:rPr>
           <w:rFonts w:ascii="Arial" w:hAnsi="Arial" w:cs="Arial"/>
@@ -3443,7 +4041,21 @@
           <w:rFonts w:ascii="Arial" w:hAnsi="Arial" w:cs="Arial"/>
           <w:lang w:val="en-US"/>
         </w:rPr>
-        <w:t xml:space="preserve">This section outlines the flow of data within the existing system and the proposed system for </w:t>
+        <w:t xml:space="preserve">This section outlines the </w:t>
+      </w:r>
+      <w:r>
+        <w:rPr>
+          <w:rFonts w:ascii="Arial" w:hAnsi="Arial" w:cs="Arial"/>
+          <w:lang w:val="en-US"/>
+        </w:rPr>
+        <w:t xml:space="preserve">planned </w:t>
+      </w:r>
+      <w:r>
+        <w:rPr>
+          <w:rFonts w:ascii="Arial" w:hAnsi="Arial" w:cs="Arial"/>
+          <w:lang w:val="en-US"/>
+        </w:rPr>
+        <w:t xml:space="preserve">flow of data within the existing system and the proposed system for </w:t>
       </w:r>
       <w:r>
         <w:rPr>
@@ -3457,7 +4069,21 @@
           <w:rFonts w:ascii="Arial" w:hAnsi="Arial" w:cs="Arial"/>
           <w:lang w:val="en-US"/>
         </w:rPr>
-        <w:t>. The dataflow diagram (DFD) illustrates the processes, data stores, data flow, and other entities involved in the system. It provides a visual representation of how data moves through the system, highlighting the sources, destinations, storage points, and pathways that data follows. This diagram serves as a crucial tool for understanding the current system's operations and identifying potential areas for improvement in the proposed system.</w:t>
+        <w:t>.</w:t>
+      </w:r>
+      <w:r>
+        <w:rPr>
+          <w:rFonts w:ascii="Arial" w:hAnsi="Arial" w:cs="Arial"/>
+          <w:lang w:val="en-US"/>
+        </w:rPr>
+        <w:t xml:space="preserve"> This will not be the final Dataflow Diagram (DFD).</w:t>
+      </w:r>
+      <w:r>
+        <w:rPr>
+          <w:rFonts w:ascii="Arial" w:hAnsi="Arial" w:cs="Arial"/>
+          <w:lang w:val="en-US"/>
+        </w:rPr>
+        <w:t xml:space="preserve"> The DFD illustrates the processes, data stores, data flow, and other entities involved in the system. It provides a visual representation of how data moves through the system, highlighting the sources, destinations, storage points, and pathways that data follows. This diagram serves as a crucial tool for understanding the current system's operations and identifying potential areas for improvement in the proposed system.</w:t>
       </w:r>
     </w:p>
     <w:tbl>
@@ -3640,7 +4266,7 @@
                 <w:numId w:val="26"/>
               </w:numPr>
               <w:spacing w:after="0" w:line="480" w:lineRule="auto"/>
-              <w:ind w:right="0"/>
+              <w:ind w:left="975" w:right="0"/>
               <w:rPr>
                 <w:rFonts w:ascii="Arial" w:hAnsi="Arial" w:cs="Arial"/>
                 <w:lang w:val="en-US"/>
@@ -3662,7 +4288,7 @@
                 <w:numId w:val="26"/>
               </w:numPr>
               <w:spacing w:after="0" w:line="480" w:lineRule="auto"/>
-              <w:ind w:right="0"/>
+              <w:ind w:left="975" w:right="0"/>
               <w:rPr>
                 <w:rFonts w:ascii="Arial" w:hAnsi="Arial" w:cs="Arial"/>
                 <w:lang w:val="en-US"/>
@@ -3684,7 +4310,7 @@
                 <w:numId w:val="26"/>
               </w:numPr>
               <w:spacing w:after="0" w:line="480" w:lineRule="auto"/>
-              <w:ind w:right="0"/>
+              <w:ind w:left="975" w:right="0"/>
               <w:rPr>
                 <w:rFonts w:ascii="Arial" w:hAnsi="Arial" w:cs="Arial"/>
                 <w:lang w:val="en-US"/>
@@ -3823,7 +4449,7 @@
           <w:rFonts w:ascii="Arial" w:hAnsi="Arial" w:cs="Arial"/>
         </w:rPr>
         <w:sectPr>
-          <w:headerReference w:type="default" r:id="rId16"/>
+          <w:headerReference w:type="default" r:id="rId17"/>
           <w:pgSz w:w="12240" w:h="15840"/>
           <w:pgMar w:top="1440" w:right="2880" w:bottom="1440" w:left="1440" w:header="720" w:footer="720" w:gutter="0"/>
           <w:pgNumType w:start="1"/>
@@ -3875,7 +4501,7 @@
                     <pic:cNvPicPr/>
                   </pic:nvPicPr>
                   <pic:blipFill>
-                    <a:blip r:embed="rId17">
+                    <a:blip r:embed="rId18">
                       <a:extLst>
                         <a:ext uri="{28A0092B-C50C-407E-A947-70E740481C1C}">
                           <a14:useLocalDpi xmlns:a14="http://schemas.microsoft.com/office/drawing/2010/main" val="0"/>
@@ -3985,7 +4611,7 @@
                     </pic:cNvPicPr>
                   </pic:nvPicPr>
                   <pic:blipFill>
-                    <a:blip r:embed="rId18">
+                    <a:blip r:embed="rId19">
                       <a:extLst>
                         <a:ext uri="{28A0092B-C50C-407E-A947-70E740481C1C}">
                           <a14:useLocalDpi xmlns:a14="http://schemas.microsoft.com/office/drawing/2010/main" val="0"/>
@@ -4075,8 +4701,8 @@
         <w:tblLook w:val="04A0" w:firstRow="1" w:lastRow="0" w:firstColumn="1" w:lastColumn="0" w:noHBand="0" w:noVBand="1"/>
       </w:tblPr>
       <w:tblGrid>
-        <w:gridCol w:w="6463"/>
-        <w:gridCol w:w="6497"/>
+        <w:gridCol w:w="6466"/>
+        <w:gridCol w:w="6494"/>
       </w:tblGrid>
       <w:tr>
         <w:tc>
@@ -4111,10 +4737,10 @@
                   <v:path o:extrusionok="f" gradientshapeok="t" o:connecttype="rect"/>
                   <o:lock v:ext="edit" aspectratio="t"/>
                 </v:shapetype>
-                <v:shape id="_x0000_i1025" type="#_x0000_t75" style="width:313.5pt;height:291.75pt" o:ole="">
-                  <v:imagedata r:id="rId19" o:title=""/>
+                <v:shape id="_x0000_i1025" type="#_x0000_t75" style="width:313.1pt;height:292.2pt" o:ole="">
+                  <v:imagedata r:id="rId20" o:title=""/>
                 </v:shape>
-                <o:OLEObject Type="Embed" ProgID="PBrush" ShapeID="_x0000_i1025" DrawAspect="Content" ObjectID="_1795297874" r:id="rId20"/>
+                <o:OLEObject Type="Embed" ProgID="PBrush" ShapeID="_x0000_i1025" DrawAspect="Content" ObjectID="_1795540045" r:id="rId21"/>
               </w:object>
             </w:r>
           </w:p>
@@ -4134,10 +4760,10 @@
             </w:pPr>
             <w:r>
               <w:object w:dxaOrig="6105" w:dyaOrig="5550" w14:anchorId="29156B53">
-                <v:shape id="_x0000_i1026" type="#_x0000_t75" style="width:315pt;height:285.75pt" o:ole="">
-                  <v:imagedata r:id="rId21" o:title=""/>
+                <v:shape id="_x0000_i1026" type="#_x0000_t75" style="width:314.8pt;height:285.5pt" o:ole="">
+                  <v:imagedata r:id="rId22" o:title=""/>
                 </v:shape>
-                <o:OLEObject Type="Embed" ProgID="PBrush" ShapeID="_x0000_i1026" DrawAspect="Content" ObjectID="_1795297875" r:id="rId22"/>
+                <o:OLEObject Type="Embed" ProgID="PBrush" ShapeID="_x0000_i1026" DrawAspect="Content" ObjectID="_1795540046" r:id="rId23"/>
               </w:object>
             </w:r>
           </w:p>
@@ -4273,8 +4899,8 @@
         <w:tblLook w:val="04A0" w:firstRow="1" w:lastRow="0" w:firstColumn="1" w:lastColumn="0" w:noHBand="0" w:noVBand="1"/>
       </w:tblPr>
       <w:tblGrid>
-        <w:gridCol w:w="7069"/>
-        <w:gridCol w:w="5891"/>
+        <w:gridCol w:w="7064"/>
+        <w:gridCol w:w="5896"/>
       </w:tblGrid>
       <w:tr>
         <w:tc>
@@ -4295,10 +4921,10 @@
             </w:pPr>
             <w:r>
               <w:object w:dxaOrig="6225" w:dyaOrig="3765" w14:anchorId="35C32A7E">
-                <v:shape id="_x0000_i1027" type="#_x0000_t75" style="width:312.75pt;height:189pt" o:ole="">
-                  <v:imagedata r:id="rId23" o:title=""/>
+                <v:shape id="_x0000_i1027" type="#_x0000_t75" style="width:313.1pt;height:189.2pt" o:ole="">
+                  <v:imagedata r:id="rId24" o:title=""/>
                 </v:shape>
-                <o:OLEObject Type="Embed" ProgID="PBrush" ShapeID="_x0000_i1027" DrawAspect="Content" ObjectID="_1795297876" r:id="rId24"/>
+                <o:OLEObject Type="Embed" ProgID="PBrush" ShapeID="_x0000_i1027" DrawAspect="Content" ObjectID="_1795540047" r:id="rId25"/>
               </w:object>
             </w:r>
           </w:p>
@@ -4322,10 +4948,10 @@
             </w:pPr>
             <w:r>
               <w:object w:dxaOrig="5040" w:dyaOrig="3630" w14:anchorId="1B41E75C">
-                <v:shape id="_x0000_i1028" type="#_x0000_t75" style="width:252.75pt;height:180.75pt" o:ole="">
-                  <v:imagedata r:id="rId25" o:title=""/>
+                <v:shape id="_x0000_i1028" type="#_x0000_t75" style="width:252.85pt;height:180.85pt" o:ole="">
+                  <v:imagedata r:id="rId26" o:title=""/>
                 </v:shape>
-                <o:OLEObject Type="Embed" ProgID="PBrush" ShapeID="_x0000_i1028" DrawAspect="Content" ObjectID="_1795297877" r:id="rId26"/>
+                <o:OLEObject Type="Embed" ProgID="PBrush" ShapeID="_x0000_i1028" DrawAspect="Content" ObjectID="_1795540048" r:id="rId27"/>
               </w:object>
             </w:r>
           </w:p>
@@ -4504,7 +5130,7 @@
                     </pic:cNvPicPr>
                   </pic:nvPicPr>
                   <pic:blipFill>
-                    <a:blip r:embed="rId27">
+                    <a:blip r:embed="rId28">
                       <a:extLst>
                         <a:ext uri="{28A0092B-C50C-407E-A947-70E740481C1C}">
                           <a14:useLocalDpi xmlns:a14="http://schemas.microsoft.com/office/drawing/2010/main" val="0"/>
@@ -4616,10 +5242,10 @@
             </w:pPr>
             <w:r>
               <w:object w:dxaOrig="2790" w:dyaOrig="3765" w14:anchorId="4A55881E">
-                <v:shape id="_x0000_i1029" type="#_x0000_t75" style="width:132.75pt;height:179.25pt" o:ole="">
-                  <v:imagedata r:id="rId28" o:title=""/>
+                <v:shape id="_x0000_i1029" type="#_x0000_t75" style="width:133.1pt;height:179.15pt" o:ole="">
+                  <v:imagedata r:id="rId29" o:title=""/>
                 </v:shape>
-                <o:OLEObject Type="Embed" ProgID="PBrush" ShapeID="_x0000_i1029" DrawAspect="Content" ObjectID="_1795297878" r:id="rId29"/>
+                <o:OLEObject Type="Embed" ProgID="PBrush" ShapeID="_x0000_i1029" DrawAspect="Content" ObjectID="_1795540049" r:id="rId30"/>
               </w:object>
             </w:r>
           </w:p>
@@ -4642,10 +5268,10 @@
             </w:pPr>
             <w:r>
               <w:object w:dxaOrig="5490" w:dyaOrig="3390" w14:anchorId="4E53BC9E">
-                <v:shape id="_x0000_i1030" type="#_x0000_t75" style="width:300pt;height:183pt" o:ole="">
-                  <v:imagedata r:id="rId30" o:title=""/>
+                <v:shape id="_x0000_i1030" type="#_x0000_t75" style="width:299.7pt;height:183.35pt" o:ole="">
+                  <v:imagedata r:id="rId31" o:title=""/>
                 </v:shape>
-                <o:OLEObject Type="Embed" ProgID="PBrush" ShapeID="_x0000_i1030" DrawAspect="Content" ObjectID="_1795297879" r:id="rId31"/>
+                <o:OLEObject Type="Embed" ProgID="PBrush" ShapeID="_x0000_i1030" DrawAspect="Content" ObjectID="_1795540050" r:id="rId32"/>
               </w:object>
             </w:r>
           </w:p>
@@ -4798,8 +5424,8 @@
         <w:tblLook w:val="04A0" w:firstRow="1" w:lastRow="0" w:firstColumn="1" w:lastColumn="0" w:noHBand="0" w:noVBand="1"/>
       </w:tblPr>
       <w:tblGrid>
-        <w:gridCol w:w="6497"/>
-        <w:gridCol w:w="6463"/>
+        <w:gridCol w:w="6491"/>
+        <w:gridCol w:w="6469"/>
       </w:tblGrid>
       <w:tr>
         <w:tc>
@@ -4820,10 +5446,10 @@
             </w:pPr>
             <w:r>
               <w:object w:dxaOrig="5490" w:dyaOrig="5235" w14:anchorId="7D77CB71">
-                <v:shape id="_x0000_i1031" type="#_x0000_t75" style="width:274.5pt;height:262.5pt" o:ole="">
-                  <v:imagedata r:id="rId32" o:title=""/>
+                <v:shape id="_x0000_i1031" type="#_x0000_t75" style="width:274.6pt;height:262.9pt" o:ole="">
+                  <v:imagedata r:id="rId33" o:title=""/>
                 </v:shape>
-                <o:OLEObject Type="Embed" ProgID="PBrush" ShapeID="_x0000_i1031" DrawAspect="Content" ObjectID="_1795297880" r:id="rId33"/>
+                <o:OLEObject Type="Embed" ProgID="PBrush" ShapeID="_x0000_i1031" DrawAspect="Content" ObjectID="_1795540051" r:id="rId34"/>
               </w:object>
             </w:r>
           </w:p>
@@ -4846,10 +5472,10 @@
             </w:pPr>
             <w:r>
               <w:object w:dxaOrig="3135" w:dyaOrig="3660" w14:anchorId="77C4AA47">
-                <v:shape id="_x0000_i1032" type="#_x0000_t75" style="width:226.5pt;height:261.75pt" o:ole="">
-                  <v:imagedata r:id="rId34" o:title=""/>
+                <v:shape id="_x0000_i1032" type="#_x0000_t75" style="width:226.9pt;height:262.05pt" o:ole="">
+                  <v:imagedata r:id="rId35" o:title=""/>
                 </v:shape>
-                <o:OLEObject Type="Embed" ProgID="PBrush" ShapeID="_x0000_i1032" DrawAspect="Content" ObjectID="_1795297881" r:id="rId35"/>
+                <o:OLEObject Type="Embed" ProgID="PBrush" ShapeID="_x0000_i1032" DrawAspect="Content" ObjectID="_1795540052" r:id="rId36"/>
               </w:object>
             </w:r>
           </w:p>
@@ -5028,7 +5654,7 @@
                     </pic:cNvPicPr>
                   </pic:nvPicPr>
                   <pic:blipFill>
-                    <a:blip r:embed="rId36">
+                    <a:blip r:embed="rId37">
                       <a:extLst>
                         <a:ext uri="{28A0092B-C50C-407E-A947-70E740481C1C}">
                           <a14:useLocalDpi xmlns:a14="http://schemas.microsoft.com/office/drawing/2010/main" val="0"/>
@@ -5141,7 +5767,7 @@
                     <pic:cNvPicPr/>
                   </pic:nvPicPr>
                   <pic:blipFill>
-                    <a:blip r:embed="rId37">
+                    <a:blip r:embed="rId38">
                       <a:extLst>
                         <a:ext uri="{28A0092B-C50C-407E-A947-70E740481C1C}">
                           <a14:useLocalDpi xmlns:a14="http://schemas.microsoft.com/office/drawing/2010/main" val="0"/>
@@ -5249,7 +5875,7 @@
                     <pic:cNvPicPr/>
                   </pic:nvPicPr>
                   <pic:blipFill>
-                    <a:blip r:embed="rId38">
+                    <a:blip r:embed="rId39">
                       <a:extLst>
                         <a:ext uri="{28A0092B-C50C-407E-A947-70E740481C1C}">
                           <a14:useLocalDpi xmlns:a14="http://schemas.microsoft.com/office/drawing/2010/main" val="0"/>
@@ -5357,7 +5983,7 @@
                     <pic:cNvPicPr/>
                   </pic:nvPicPr>
                   <pic:blipFill>
-                    <a:blip r:embed="rId39">
+                    <a:blip r:embed="rId40">
                       <a:extLst>
                         <a:ext uri="{28A0092B-C50C-407E-A947-70E740481C1C}">
                           <a14:useLocalDpi xmlns:a14="http://schemas.microsoft.com/office/drawing/2010/main" val="0"/>
@@ -5464,7 +6090,7 @@
                     <pic:cNvPicPr/>
                   </pic:nvPicPr>
                   <pic:blipFill>
-                    <a:blip r:embed="rId40">
+                    <a:blip r:embed="rId41">
                       <a:extLst>
                         <a:ext uri="{28A0092B-C50C-407E-A947-70E740481C1C}">
                           <a14:useLocalDpi xmlns:a14="http://schemas.microsoft.com/office/drawing/2010/main" val="0"/>
@@ -5572,7 +6198,7 @@
                     <pic:cNvPicPr/>
                   </pic:nvPicPr>
                   <pic:blipFill>
-                    <a:blip r:embed="rId41"/>
+                    <a:blip r:embed="rId42"/>
                     <a:stretch>
                       <a:fillRect/>
                     </a:stretch>
@@ -5605,7 +6231,7 @@
           <w:iCs/>
         </w:rPr>
         <w:sectPr>
-          <w:headerReference w:type="default" r:id="rId42"/>
+          <w:headerReference w:type="default" r:id="rId43"/>
           <w:pgSz w:w="15840" w:h="12240" w:orient="landscape"/>
           <w:pgMar w:top="1440" w:right="1440" w:bottom="2880" w:left="1440" w:header="720" w:footer="720" w:gutter="0"/>
           <w:pgNumType w:start="36"/>
@@ -6063,6 +6689,232 @@
     </w:lvl>
   </w:abstractNum>
   <w:abstractNum w:abstractNumId="1" w15:restartNumberingAfterBreak="0">
+    <w:nsid w:val="05577E48"/>
+    <w:multiLevelType w:val="hybridMultilevel"/>
+    <w:tmpl w:val="C41CF44C"/>
+    <w:lvl w:ilvl="0" w:tplc="34090001">
+      <w:start w:val="1"/>
+      <w:numFmt w:val="bullet"/>
+      <w:lvlText w:val=""/>
+      <w:lvlJc w:val="left"/>
+      <w:pPr>
+        <w:ind w:left="1440" w:hanging="360"/>
+      </w:pPr>
+      <w:rPr>
+        <w:rFonts w:ascii="Symbol" w:hAnsi="Symbol" w:hint="default"/>
+      </w:rPr>
+    </w:lvl>
+    <w:lvl w:ilvl="1" w:tplc="34090003" w:tentative="1">
+      <w:start w:val="1"/>
+      <w:numFmt w:val="bullet"/>
+      <w:lvlText w:val="o"/>
+      <w:lvlJc w:val="left"/>
+      <w:pPr>
+        <w:ind w:left="2160" w:hanging="360"/>
+      </w:pPr>
+      <w:rPr>
+        <w:rFonts w:ascii="Courier New" w:hAnsi="Courier New" w:cs="Courier New" w:hint="default"/>
+      </w:rPr>
+    </w:lvl>
+    <w:lvl w:ilvl="2" w:tplc="34090005" w:tentative="1">
+      <w:start w:val="1"/>
+      <w:numFmt w:val="bullet"/>
+      <w:lvlText w:val=""/>
+      <w:lvlJc w:val="left"/>
+      <w:pPr>
+        <w:ind w:left="2880" w:hanging="360"/>
+      </w:pPr>
+      <w:rPr>
+        <w:rFonts w:ascii="Wingdings" w:hAnsi="Wingdings" w:hint="default"/>
+      </w:rPr>
+    </w:lvl>
+    <w:lvl w:ilvl="3" w:tplc="34090001" w:tentative="1">
+      <w:start w:val="1"/>
+      <w:numFmt w:val="bullet"/>
+      <w:lvlText w:val=""/>
+      <w:lvlJc w:val="left"/>
+      <w:pPr>
+        <w:ind w:left="3600" w:hanging="360"/>
+      </w:pPr>
+      <w:rPr>
+        <w:rFonts w:ascii="Symbol" w:hAnsi="Symbol" w:hint="default"/>
+      </w:rPr>
+    </w:lvl>
+    <w:lvl w:ilvl="4" w:tplc="34090003" w:tentative="1">
+      <w:start w:val="1"/>
+      <w:numFmt w:val="bullet"/>
+      <w:lvlText w:val="o"/>
+      <w:lvlJc w:val="left"/>
+      <w:pPr>
+        <w:ind w:left="4320" w:hanging="360"/>
+      </w:pPr>
+      <w:rPr>
+        <w:rFonts w:ascii="Courier New" w:hAnsi="Courier New" w:cs="Courier New" w:hint="default"/>
+      </w:rPr>
+    </w:lvl>
+    <w:lvl w:ilvl="5" w:tplc="34090005" w:tentative="1">
+      <w:start w:val="1"/>
+      <w:numFmt w:val="bullet"/>
+      <w:lvlText w:val=""/>
+      <w:lvlJc w:val="left"/>
+      <w:pPr>
+        <w:ind w:left="5040" w:hanging="360"/>
+      </w:pPr>
+      <w:rPr>
+        <w:rFonts w:ascii="Wingdings" w:hAnsi="Wingdings" w:hint="default"/>
+      </w:rPr>
+    </w:lvl>
+    <w:lvl w:ilvl="6" w:tplc="34090001" w:tentative="1">
+      <w:start w:val="1"/>
+      <w:numFmt w:val="bullet"/>
+      <w:lvlText w:val=""/>
+      <w:lvlJc w:val="left"/>
+      <w:pPr>
+        <w:ind w:left="5760" w:hanging="360"/>
+      </w:pPr>
+      <w:rPr>
+        <w:rFonts w:ascii="Symbol" w:hAnsi="Symbol" w:hint="default"/>
+      </w:rPr>
+    </w:lvl>
+    <w:lvl w:ilvl="7" w:tplc="34090003" w:tentative="1">
+      <w:start w:val="1"/>
+      <w:numFmt w:val="bullet"/>
+      <w:lvlText w:val="o"/>
+      <w:lvlJc w:val="left"/>
+      <w:pPr>
+        <w:ind w:left="6480" w:hanging="360"/>
+      </w:pPr>
+      <w:rPr>
+        <w:rFonts w:ascii="Courier New" w:hAnsi="Courier New" w:cs="Courier New" w:hint="default"/>
+      </w:rPr>
+    </w:lvl>
+    <w:lvl w:ilvl="8" w:tplc="34090005" w:tentative="1">
+      <w:start w:val="1"/>
+      <w:numFmt w:val="bullet"/>
+      <w:lvlText w:val=""/>
+      <w:lvlJc w:val="left"/>
+      <w:pPr>
+        <w:ind w:left="7200" w:hanging="360"/>
+      </w:pPr>
+      <w:rPr>
+        <w:rFonts w:ascii="Wingdings" w:hAnsi="Wingdings" w:hint="default"/>
+      </w:rPr>
+    </w:lvl>
+  </w:abstractNum>
+  <w:abstractNum w:abstractNumId="2" w15:restartNumberingAfterBreak="0">
+    <w:nsid w:val="06244C23"/>
+    <w:multiLevelType w:val="hybridMultilevel"/>
+    <w:tmpl w:val="5CE89D56"/>
+    <w:lvl w:ilvl="0" w:tplc="34090001">
+      <w:start w:val="1"/>
+      <w:numFmt w:val="bullet"/>
+      <w:lvlText w:val=""/>
+      <w:lvlJc w:val="left"/>
+      <w:pPr>
+        <w:ind w:left="1440" w:hanging="360"/>
+      </w:pPr>
+      <w:rPr>
+        <w:rFonts w:ascii="Symbol" w:hAnsi="Symbol" w:hint="default"/>
+      </w:rPr>
+    </w:lvl>
+    <w:lvl w:ilvl="1" w:tplc="34090003" w:tentative="1">
+      <w:start w:val="1"/>
+      <w:numFmt w:val="bullet"/>
+      <w:lvlText w:val="o"/>
+      <w:lvlJc w:val="left"/>
+      <w:pPr>
+        <w:ind w:left="2160" w:hanging="360"/>
+      </w:pPr>
+      <w:rPr>
+        <w:rFonts w:ascii="Courier New" w:hAnsi="Courier New" w:cs="Courier New" w:hint="default"/>
+      </w:rPr>
+    </w:lvl>
+    <w:lvl w:ilvl="2" w:tplc="34090005" w:tentative="1">
+      <w:start w:val="1"/>
+      <w:numFmt w:val="bullet"/>
+      <w:lvlText w:val=""/>
+      <w:lvlJc w:val="left"/>
+      <w:pPr>
+        <w:ind w:left="2880" w:hanging="360"/>
+      </w:pPr>
+      <w:rPr>
+        <w:rFonts w:ascii="Wingdings" w:hAnsi="Wingdings" w:hint="default"/>
+      </w:rPr>
+    </w:lvl>
+    <w:lvl w:ilvl="3" w:tplc="34090001" w:tentative="1">
+      <w:start w:val="1"/>
+      <w:numFmt w:val="bullet"/>
+      <w:lvlText w:val=""/>
+      <w:lvlJc w:val="left"/>
+      <w:pPr>
+        <w:ind w:left="3600" w:hanging="360"/>
+      </w:pPr>
+      <w:rPr>
+        <w:rFonts w:ascii="Symbol" w:hAnsi="Symbol" w:hint="default"/>
+      </w:rPr>
+    </w:lvl>
+    <w:lvl w:ilvl="4" w:tplc="34090003" w:tentative="1">
+      <w:start w:val="1"/>
+      <w:numFmt w:val="bullet"/>
+      <w:lvlText w:val="o"/>
+      <w:lvlJc w:val="left"/>
+      <w:pPr>
+        <w:ind w:left="4320" w:hanging="360"/>
+      </w:pPr>
+      <w:rPr>
+        <w:rFonts w:ascii="Courier New" w:hAnsi="Courier New" w:cs="Courier New" w:hint="default"/>
+      </w:rPr>
+    </w:lvl>
+    <w:lvl w:ilvl="5" w:tplc="34090005" w:tentative="1">
+      <w:start w:val="1"/>
+      <w:numFmt w:val="bullet"/>
+      <w:lvlText w:val=""/>
+      <w:lvlJc w:val="left"/>
+      <w:pPr>
+        <w:ind w:left="5040" w:hanging="360"/>
+      </w:pPr>
+      <w:rPr>
+        <w:rFonts w:ascii="Wingdings" w:hAnsi="Wingdings" w:hint="default"/>
+      </w:rPr>
+    </w:lvl>
+    <w:lvl w:ilvl="6" w:tplc="34090001" w:tentative="1">
+      <w:start w:val="1"/>
+      <w:numFmt w:val="bullet"/>
+      <w:lvlText w:val=""/>
+      <w:lvlJc w:val="left"/>
+      <w:pPr>
+        <w:ind w:left="5760" w:hanging="360"/>
+      </w:pPr>
+      <w:rPr>
+        <w:rFonts w:ascii="Symbol" w:hAnsi="Symbol" w:hint="default"/>
+      </w:rPr>
+    </w:lvl>
+    <w:lvl w:ilvl="7" w:tplc="34090003" w:tentative="1">
+      <w:start w:val="1"/>
+      <w:numFmt w:val="bullet"/>
+      <w:lvlText w:val="o"/>
+      <w:lvlJc w:val="left"/>
+      <w:pPr>
+        <w:ind w:left="6480" w:hanging="360"/>
+      </w:pPr>
+      <w:rPr>
+        <w:rFonts w:ascii="Courier New" w:hAnsi="Courier New" w:cs="Courier New" w:hint="default"/>
+      </w:rPr>
+    </w:lvl>
+    <w:lvl w:ilvl="8" w:tplc="34090005" w:tentative="1">
+      <w:start w:val="1"/>
+      <w:numFmt w:val="bullet"/>
+      <w:lvlText w:val=""/>
+      <w:lvlJc w:val="left"/>
+      <w:pPr>
+        <w:ind w:left="7200" w:hanging="360"/>
+      </w:pPr>
+      <w:rPr>
+        <w:rFonts w:ascii="Wingdings" w:hAnsi="Wingdings" w:hint="default"/>
+      </w:rPr>
+    </w:lvl>
+  </w:abstractNum>
+  <w:abstractNum w:abstractNumId="3" w15:restartNumberingAfterBreak="0">
     <w:nsid w:val="10F66870"/>
     <w:multiLevelType w:val="hybridMultilevel"/>
     <w:tmpl w:val="A29A6C1A"/>
@@ -6175,7 +7027,7 @@
       </w:rPr>
     </w:lvl>
   </w:abstractNum>
-  <w:abstractNum w:abstractNumId="2" w15:restartNumberingAfterBreak="0">
+  <w:abstractNum w:abstractNumId="4" w15:restartNumberingAfterBreak="0">
     <w:nsid w:val="11C613CD"/>
     <w:multiLevelType w:val="hybridMultilevel"/>
     <w:tmpl w:val="B9162088"/>
@@ -6288,7 +7140,120 @@
       </w:rPr>
     </w:lvl>
   </w:abstractNum>
-  <w:abstractNum w:abstractNumId="3" w15:restartNumberingAfterBreak="0">
+  <w:abstractNum w:abstractNumId="5" w15:restartNumberingAfterBreak="0">
+    <w:nsid w:val="12614F79"/>
+    <w:multiLevelType w:val="hybridMultilevel"/>
+    <w:tmpl w:val="2E222CC0"/>
+    <w:lvl w:ilvl="0" w:tplc="34090001">
+      <w:start w:val="1"/>
+      <w:numFmt w:val="bullet"/>
+      <w:lvlText w:val=""/>
+      <w:lvlJc w:val="left"/>
+      <w:pPr>
+        <w:ind w:left="4320" w:hanging="360"/>
+      </w:pPr>
+      <w:rPr>
+        <w:rFonts w:ascii="Symbol" w:hAnsi="Symbol" w:hint="default"/>
+      </w:rPr>
+    </w:lvl>
+    <w:lvl w:ilvl="1" w:tplc="34090003" w:tentative="1">
+      <w:start w:val="1"/>
+      <w:numFmt w:val="bullet"/>
+      <w:lvlText w:val="o"/>
+      <w:lvlJc w:val="left"/>
+      <w:pPr>
+        <w:ind w:left="5040" w:hanging="360"/>
+      </w:pPr>
+      <w:rPr>
+        <w:rFonts w:ascii="Courier New" w:hAnsi="Courier New" w:cs="Courier New" w:hint="default"/>
+      </w:rPr>
+    </w:lvl>
+    <w:lvl w:ilvl="2" w:tplc="34090005" w:tentative="1">
+      <w:start w:val="1"/>
+      <w:numFmt w:val="bullet"/>
+      <w:lvlText w:val=""/>
+      <w:lvlJc w:val="left"/>
+      <w:pPr>
+        <w:ind w:left="5760" w:hanging="360"/>
+      </w:pPr>
+      <w:rPr>
+        <w:rFonts w:ascii="Wingdings" w:hAnsi="Wingdings" w:hint="default"/>
+      </w:rPr>
+    </w:lvl>
+    <w:lvl w:ilvl="3" w:tplc="34090001" w:tentative="1">
+      <w:start w:val="1"/>
+      <w:numFmt w:val="bullet"/>
+      <w:lvlText w:val=""/>
+      <w:lvlJc w:val="left"/>
+      <w:pPr>
+        <w:ind w:left="6480" w:hanging="360"/>
+      </w:pPr>
+      <w:rPr>
+        <w:rFonts w:ascii="Symbol" w:hAnsi="Symbol" w:hint="default"/>
+      </w:rPr>
+    </w:lvl>
+    <w:lvl w:ilvl="4" w:tplc="34090003" w:tentative="1">
+      <w:start w:val="1"/>
+      <w:numFmt w:val="bullet"/>
+      <w:lvlText w:val="o"/>
+      <w:lvlJc w:val="left"/>
+      <w:pPr>
+        <w:ind w:left="7200" w:hanging="360"/>
+      </w:pPr>
+      <w:rPr>
+        <w:rFonts w:ascii="Courier New" w:hAnsi="Courier New" w:cs="Courier New" w:hint="default"/>
+      </w:rPr>
+    </w:lvl>
+    <w:lvl w:ilvl="5" w:tplc="34090005" w:tentative="1">
+      <w:start w:val="1"/>
+      <w:numFmt w:val="bullet"/>
+      <w:lvlText w:val=""/>
+      <w:lvlJc w:val="left"/>
+      <w:pPr>
+        <w:ind w:left="7920" w:hanging="360"/>
+      </w:pPr>
+      <w:rPr>
+        <w:rFonts w:ascii="Wingdings" w:hAnsi="Wingdings" w:hint="default"/>
+      </w:rPr>
+    </w:lvl>
+    <w:lvl w:ilvl="6" w:tplc="34090001" w:tentative="1">
+      <w:start w:val="1"/>
+      <w:numFmt w:val="bullet"/>
+      <w:lvlText w:val=""/>
+      <w:lvlJc w:val="left"/>
+      <w:pPr>
+        <w:ind w:left="8640" w:hanging="360"/>
+      </w:pPr>
+      <w:rPr>
+        <w:rFonts w:ascii="Symbol" w:hAnsi="Symbol" w:hint="default"/>
+      </w:rPr>
+    </w:lvl>
+    <w:lvl w:ilvl="7" w:tplc="34090003" w:tentative="1">
+      <w:start w:val="1"/>
+      <w:numFmt w:val="bullet"/>
+      <w:lvlText w:val="o"/>
+      <w:lvlJc w:val="left"/>
+      <w:pPr>
+        <w:ind w:left="9360" w:hanging="360"/>
+      </w:pPr>
+      <w:rPr>
+        <w:rFonts w:ascii="Courier New" w:hAnsi="Courier New" w:cs="Courier New" w:hint="default"/>
+      </w:rPr>
+    </w:lvl>
+    <w:lvl w:ilvl="8" w:tplc="34090005" w:tentative="1">
+      <w:start w:val="1"/>
+      <w:numFmt w:val="bullet"/>
+      <w:lvlText w:val=""/>
+      <w:lvlJc w:val="left"/>
+      <w:pPr>
+        <w:ind w:left="10080" w:hanging="360"/>
+      </w:pPr>
+      <w:rPr>
+        <w:rFonts w:ascii="Wingdings" w:hAnsi="Wingdings" w:hint="default"/>
+      </w:rPr>
+    </w:lvl>
+  </w:abstractNum>
+  <w:abstractNum w:abstractNumId="6" w15:restartNumberingAfterBreak="0">
     <w:nsid w:val="15B60FDC"/>
     <w:multiLevelType w:val="hybridMultilevel"/>
     <w:tmpl w:val="C72C5DC2"/>
@@ -6377,7 +7342,7 @@
       </w:pPr>
     </w:lvl>
   </w:abstractNum>
-  <w:abstractNum w:abstractNumId="4" w15:restartNumberingAfterBreak="0">
+  <w:abstractNum w:abstractNumId="7" w15:restartNumberingAfterBreak="0">
     <w:nsid w:val="1CC201F8"/>
     <w:multiLevelType w:val="hybridMultilevel"/>
     <w:tmpl w:val="7BA85684"/>
@@ -6463,7 +7428,7 @@
       </w:pPr>
     </w:lvl>
   </w:abstractNum>
-  <w:abstractNum w:abstractNumId="5" w15:restartNumberingAfterBreak="0">
+  <w:abstractNum w:abstractNumId="8" w15:restartNumberingAfterBreak="0">
     <w:nsid w:val="1EC075B0"/>
     <w:multiLevelType w:val="hybridMultilevel"/>
     <w:tmpl w:val="599052E0"/>
@@ -6576,7 +7541,7 @@
       </w:rPr>
     </w:lvl>
   </w:abstractNum>
-  <w:abstractNum w:abstractNumId="6" w15:restartNumberingAfterBreak="0">
+  <w:abstractNum w:abstractNumId="9" w15:restartNumberingAfterBreak="0">
     <w:nsid w:val="29A42F16"/>
     <w:multiLevelType w:val="hybridMultilevel"/>
     <w:tmpl w:val="2A94E84A"/>
@@ -6689,7 +7654,7 @@
       </w:rPr>
     </w:lvl>
   </w:abstractNum>
-  <w:abstractNum w:abstractNumId="7" w15:restartNumberingAfterBreak="0">
+  <w:abstractNum w:abstractNumId="10" w15:restartNumberingAfterBreak="0">
     <w:nsid w:val="3AD8312D"/>
     <w:multiLevelType w:val="hybridMultilevel"/>
     <w:tmpl w:val="849A8BBA"/>
@@ -6802,7 +7767,7 @@
       </w:rPr>
     </w:lvl>
   </w:abstractNum>
-  <w:abstractNum w:abstractNumId="8" w15:restartNumberingAfterBreak="0">
+  <w:abstractNum w:abstractNumId="11" w15:restartNumberingAfterBreak="0">
     <w:nsid w:val="3B334611"/>
     <w:multiLevelType w:val="hybridMultilevel"/>
     <w:tmpl w:val="66006992"/>
@@ -6915,10 +7880,10 @@
       </w:rPr>
     </w:lvl>
   </w:abstractNum>
-  <w:abstractNum w:abstractNumId="9" w15:restartNumberingAfterBreak="0">
+  <w:abstractNum w:abstractNumId="12" w15:restartNumberingAfterBreak="0">
     <w:nsid w:val="3DA17ECC"/>
     <w:multiLevelType w:val="hybridMultilevel"/>
-    <w:tmpl w:val="45786F56"/>
+    <w:tmpl w:val="4C70E546"/>
     <w:lvl w:ilvl="0" w:tplc="34090001">
       <w:start w:val="1"/>
       <w:numFmt w:val="bullet"/>
@@ -7028,7 +7993,7 @@
       </w:rPr>
     </w:lvl>
   </w:abstractNum>
-  <w:abstractNum w:abstractNumId="10" w15:restartNumberingAfterBreak="0">
+  <w:abstractNum w:abstractNumId="13" w15:restartNumberingAfterBreak="0">
     <w:nsid w:val="477513E3"/>
     <w:multiLevelType w:val="hybridMultilevel"/>
     <w:tmpl w:val="1FF0A7EC"/>
@@ -7141,7 +8106,7 @@
       </w:rPr>
     </w:lvl>
   </w:abstractNum>
-  <w:abstractNum w:abstractNumId="11" w15:restartNumberingAfterBreak="0">
+  <w:abstractNum w:abstractNumId="14" w15:restartNumberingAfterBreak="0">
     <w:nsid w:val="48E95237"/>
     <w:multiLevelType w:val="hybridMultilevel"/>
     <w:tmpl w:val="EC8EA76E"/>
@@ -7254,7 +8219,93 @@
       </w:rPr>
     </w:lvl>
   </w:abstractNum>
-  <w:abstractNum w:abstractNumId="12" w15:restartNumberingAfterBreak="0">
+  <w:abstractNum w:abstractNumId="15" w15:restartNumberingAfterBreak="0">
+    <w:nsid w:val="4A0B57D0"/>
+    <w:multiLevelType w:val="hybridMultilevel"/>
+    <w:tmpl w:val="F8C8A000"/>
+    <w:lvl w:ilvl="0" w:tplc="3409000F">
+      <w:start w:val="1"/>
+      <w:numFmt w:val="decimal"/>
+      <w:lvlText w:val="%1."/>
+      <w:lvlJc w:val="left"/>
+      <w:pPr>
+        <w:ind w:left="3600" w:hanging="360"/>
+      </w:pPr>
+    </w:lvl>
+    <w:lvl w:ilvl="1" w:tplc="34090019" w:tentative="1">
+      <w:start w:val="1"/>
+      <w:numFmt w:val="lowerLetter"/>
+      <w:lvlText w:val="%2."/>
+      <w:lvlJc w:val="left"/>
+      <w:pPr>
+        <w:ind w:left="4320" w:hanging="360"/>
+      </w:pPr>
+    </w:lvl>
+    <w:lvl w:ilvl="2" w:tplc="3409001B" w:tentative="1">
+      <w:start w:val="1"/>
+      <w:numFmt w:val="lowerRoman"/>
+      <w:lvlText w:val="%3."/>
+      <w:lvlJc w:val="right"/>
+      <w:pPr>
+        <w:ind w:left="5040" w:hanging="180"/>
+      </w:pPr>
+    </w:lvl>
+    <w:lvl w:ilvl="3" w:tplc="3409000F" w:tentative="1">
+      <w:start w:val="1"/>
+      <w:numFmt w:val="decimal"/>
+      <w:lvlText w:val="%4."/>
+      <w:lvlJc w:val="left"/>
+      <w:pPr>
+        <w:ind w:left="5760" w:hanging="360"/>
+      </w:pPr>
+    </w:lvl>
+    <w:lvl w:ilvl="4" w:tplc="34090019" w:tentative="1">
+      <w:start w:val="1"/>
+      <w:numFmt w:val="lowerLetter"/>
+      <w:lvlText w:val="%5."/>
+      <w:lvlJc w:val="left"/>
+      <w:pPr>
+        <w:ind w:left="6480" w:hanging="360"/>
+      </w:pPr>
+    </w:lvl>
+    <w:lvl w:ilvl="5" w:tplc="3409001B" w:tentative="1">
+      <w:start w:val="1"/>
+      <w:numFmt w:val="lowerRoman"/>
+      <w:lvlText w:val="%6."/>
+      <w:lvlJc w:val="right"/>
+      <w:pPr>
+        <w:ind w:left="7200" w:hanging="180"/>
+      </w:pPr>
+    </w:lvl>
+    <w:lvl w:ilvl="6" w:tplc="3409000F" w:tentative="1">
+      <w:start w:val="1"/>
+      <w:numFmt w:val="decimal"/>
+      <w:lvlText w:val="%7."/>
+      <w:lvlJc w:val="left"/>
+      <w:pPr>
+        <w:ind w:left="7920" w:hanging="360"/>
+      </w:pPr>
+    </w:lvl>
+    <w:lvl w:ilvl="7" w:tplc="34090019" w:tentative="1">
+      <w:start w:val="1"/>
+      <w:numFmt w:val="lowerLetter"/>
+      <w:lvlText w:val="%8."/>
+      <w:lvlJc w:val="left"/>
+      <w:pPr>
+        <w:ind w:left="8640" w:hanging="360"/>
+      </w:pPr>
+    </w:lvl>
+    <w:lvl w:ilvl="8" w:tplc="3409001B" w:tentative="1">
+      <w:start w:val="1"/>
+      <w:numFmt w:val="lowerRoman"/>
+      <w:lvlText w:val="%9."/>
+      <w:lvlJc w:val="right"/>
+      <w:pPr>
+        <w:ind w:left="9360" w:hanging="180"/>
+      </w:pPr>
+    </w:lvl>
+  </w:abstractNum>
+  <w:abstractNum w:abstractNumId="16" w15:restartNumberingAfterBreak="0">
     <w:nsid w:val="4B164AFA"/>
     <w:multiLevelType w:val="hybridMultilevel"/>
     <w:tmpl w:val="2E7824CA"/>
@@ -7367,7 +8418,7 @@
       </w:rPr>
     </w:lvl>
   </w:abstractNum>
-  <w:abstractNum w:abstractNumId="13" w15:restartNumberingAfterBreak="0">
+  <w:abstractNum w:abstractNumId="17" w15:restartNumberingAfterBreak="0">
     <w:nsid w:val="4CE535F0"/>
     <w:multiLevelType w:val="hybridMultilevel"/>
     <w:tmpl w:val="E2C8AD7C"/>
@@ -7480,7 +8531,7 @@
       </w:rPr>
     </w:lvl>
   </w:abstractNum>
-  <w:abstractNum w:abstractNumId="14" w15:restartNumberingAfterBreak="0">
+  <w:abstractNum w:abstractNumId="18" w15:restartNumberingAfterBreak="0">
     <w:nsid w:val="4DD4786B"/>
     <w:multiLevelType w:val="hybridMultilevel"/>
     <w:tmpl w:val="DCFC58A8"/>
@@ -7566,7 +8617,7 @@
       </w:pPr>
     </w:lvl>
   </w:abstractNum>
-  <w:abstractNum w:abstractNumId="15" w15:restartNumberingAfterBreak="0">
+  <w:abstractNum w:abstractNumId="19" w15:restartNumberingAfterBreak="0">
     <w:nsid w:val="4E6D0160"/>
     <w:multiLevelType w:val="hybridMultilevel"/>
     <w:tmpl w:val="CD56D33C"/>
@@ -7679,7 +8730,7 @@
       </w:rPr>
     </w:lvl>
   </w:abstractNum>
-  <w:abstractNum w:abstractNumId="16" w15:restartNumberingAfterBreak="0">
+  <w:abstractNum w:abstractNumId="20" w15:restartNumberingAfterBreak="0">
     <w:nsid w:val="54865137"/>
     <w:multiLevelType w:val="hybridMultilevel"/>
     <w:tmpl w:val="00CCDF28"/>
@@ -7792,7 +8843,120 @@
       </w:rPr>
     </w:lvl>
   </w:abstractNum>
-  <w:abstractNum w:abstractNumId="17" w15:restartNumberingAfterBreak="0">
+  <w:abstractNum w:abstractNumId="21" w15:restartNumberingAfterBreak="0">
+    <w:nsid w:val="589335E9"/>
+    <w:multiLevelType w:val="hybridMultilevel"/>
+    <w:tmpl w:val="F0466930"/>
+    <w:lvl w:ilvl="0" w:tplc="34090001">
+      <w:start w:val="1"/>
+      <w:numFmt w:val="bullet"/>
+      <w:lvlText w:val=""/>
+      <w:lvlJc w:val="left"/>
+      <w:pPr>
+        <w:ind w:left="2160" w:hanging="360"/>
+      </w:pPr>
+      <w:rPr>
+        <w:rFonts w:ascii="Symbol" w:hAnsi="Symbol" w:hint="default"/>
+      </w:rPr>
+    </w:lvl>
+    <w:lvl w:ilvl="1" w:tplc="34090003" w:tentative="1">
+      <w:start w:val="1"/>
+      <w:numFmt w:val="bullet"/>
+      <w:lvlText w:val="o"/>
+      <w:lvlJc w:val="left"/>
+      <w:pPr>
+        <w:ind w:left="2880" w:hanging="360"/>
+      </w:pPr>
+      <w:rPr>
+        <w:rFonts w:ascii="Courier New" w:hAnsi="Courier New" w:cs="Courier New" w:hint="default"/>
+      </w:rPr>
+    </w:lvl>
+    <w:lvl w:ilvl="2" w:tplc="34090005" w:tentative="1">
+      <w:start w:val="1"/>
+      <w:numFmt w:val="bullet"/>
+      <w:lvlText w:val=""/>
+      <w:lvlJc w:val="left"/>
+      <w:pPr>
+        <w:ind w:left="3600" w:hanging="360"/>
+      </w:pPr>
+      <w:rPr>
+        <w:rFonts w:ascii="Wingdings" w:hAnsi="Wingdings" w:hint="default"/>
+      </w:rPr>
+    </w:lvl>
+    <w:lvl w:ilvl="3" w:tplc="34090001" w:tentative="1">
+      <w:start w:val="1"/>
+      <w:numFmt w:val="bullet"/>
+      <w:lvlText w:val=""/>
+      <w:lvlJc w:val="left"/>
+      <w:pPr>
+        <w:ind w:left="4320" w:hanging="360"/>
+      </w:pPr>
+      <w:rPr>
+        <w:rFonts w:ascii="Symbol" w:hAnsi="Symbol" w:hint="default"/>
+      </w:rPr>
+    </w:lvl>
+    <w:lvl w:ilvl="4" w:tplc="34090003" w:tentative="1">
+      <w:start w:val="1"/>
+      <w:numFmt w:val="bullet"/>
+      <w:lvlText w:val="o"/>
+      <w:lvlJc w:val="left"/>
+      <w:pPr>
+        <w:ind w:left="5040" w:hanging="360"/>
+      </w:pPr>
+      <w:rPr>
+        <w:rFonts w:ascii="Courier New" w:hAnsi="Courier New" w:cs="Courier New" w:hint="default"/>
+      </w:rPr>
+    </w:lvl>
+    <w:lvl w:ilvl="5" w:tplc="34090005" w:tentative="1">
+      <w:start w:val="1"/>
+      <w:numFmt w:val="bullet"/>
+      <w:lvlText w:val=""/>
+      <w:lvlJc w:val="left"/>
+      <w:pPr>
+        <w:ind w:left="5760" w:hanging="360"/>
+      </w:pPr>
+      <w:rPr>
+        <w:rFonts w:ascii="Wingdings" w:hAnsi="Wingdings" w:hint="default"/>
+      </w:rPr>
+    </w:lvl>
+    <w:lvl w:ilvl="6" w:tplc="34090001" w:tentative="1">
+      <w:start w:val="1"/>
+      <w:numFmt w:val="bullet"/>
+      <w:lvlText w:val=""/>
+      <w:lvlJc w:val="left"/>
+      <w:pPr>
+        <w:ind w:left="6480" w:hanging="360"/>
+      </w:pPr>
+      <w:rPr>
+        <w:rFonts w:ascii="Symbol" w:hAnsi="Symbol" w:hint="default"/>
+      </w:rPr>
+    </w:lvl>
+    <w:lvl w:ilvl="7" w:tplc="34090003" w:tentative="1">
+      <w:start w:val="1"/>
+      <w:numFmt w:val="bullet"/>
+      <w:lvlText w:val="o"/>
+      <w:lvlJc w:val="left"/>
+      <w:pPr>
+        <w:ind w:left="7200" w:hanging="360"/>
+      </w:pPr>
+      <w:rPr>
+        <w:rFonts w:ascii="Courier New" w:hAnsi="Courier New" w:cs="Courier New" w:hint="default"/>
+      </w:rPr>
+    </w:lvl>
+    <w:lvl w:ilvl="8" w:tplc="34090005" w:tentative="1">
+      <w:start w:val="1"/>
+      <w:numFmt w:val="bullet"/>
+      <w:lvlText w:val=""/>
+      <w:lvlJc w:val="left"/>
+      <w:pPr>
+        <w:ind w:left="7920" w:hanging="360"/>
+      </w:pPr>
+      <w:rPr>
+        <w:rFonts w:ascii="Wingdings" w:hAnsi="Wingdings" w:hint="default"/>
+      </w:rPr>
+    </w:lvl>
+  </w:abstractNum>
+  <w:abstractNum w:abstractNumId="22" w15:restartNumberingAfterBreak="0">
     <w:nsid w:val="601832F1"/>
     <w:multiLevelType w:val="hybridMultilevel"/>
     <w:tmpl w:val="005E9638"/>
@@ -7905,7 +9069,120 @@
       </w:rPr>
     </w:lvl>
   </w:abstractNum>
-  <w:abstractNum w:abstractNumId="18" w15:restartNumberingAfterBreak="0">
+  <w:abstractNum w:abstractNumId="23" w15:restartNumberingAfterBreak="0">
+    <w:nsid w:val="60306B33"/>
+    <w:multiLevelType w:val="hybridMultilevel"/>
+    <w:tmpl w:val="BB08CD2C"/>
+    <w:lvl w:ilvl="0" w:tplc="34090001">
+      <w:start w:val="1"/>
+      <w:numFmt w:val="bullet"/>
+      <w:lvlText w:val=""/>
+      <w:lvlJc w:val="left"/>
+      <w:pPr>
+        <w:ind w:left="1440" w:hanging="360"/>
+      </w:pPr>
+      <w:rPr>
+        <w:rFonts w:ascii="Symbol" w:hAnsi="Symbol" w:hint="default"/>
+      </w:rPr>
+    </w:lvl>
+    <w:lvl w:ilvl="1" w:tplc="34090003" w:tentative="1">
+      <w:start w:val="1"/>
+      <w:numFmt w:val="bullet"/>
+      <w:lvlText w:val="o"/>
+      <w:lvlJc w:val="left"/>
+      <w:pPr>
+        <w:ind w:left="2160" w:hanging="360"/>
+      </w:pPr>
+      <w:rPr>
+        <w:rFonts w:ascii="Courier New" w:hAnsi="Courier New" w:cs="Courier New" w:hint="default"/>
+      </w:rPr>
+    </w:lvl>
+    <w:lvl w:ilvl="2" w:tplc="34090005" w:tentative="1">
+      <w:start w:val="1"/>
+      <w:numFmt w:val="bullet"/>
+      <w:lvlText w:val=""/>
+      <w:lvlJc w:val="left"/>
+      <w:pPr>
+        <w:ind w:left="2880" w:hanging="360"/>
+      </w:pPr>
+      <w:rPr>
+        <w:rFonts w:ascii="Wingdings" w:hAnsi="Wingdings" w:hint="default"/>
+      </w:rPr>
+    </w:lvl>
+    <w:lvl w:ilvl="3" w:tplc="34090001" w:tentative="1">
+      <w:start w:val="1"/>
+      <w:numFmt w:val="bullet"/>
+      <w:lvlText w:val=""/>
+      <w:lvlJc w:val="left"/>
+      <w:pPr>
+        <w:ind w:left="3600" w:hanging="360"/>
+      </w:pPr>
+      <w:rPr>
+        <w:rFonts w:ascii="Symbol" w:hAnsi="Symbol" w:hint="default"/>
+      </w:rPr>
+    </w:lvl>
+    <w:lvl w:ilvl="4" w:tplc="34090003" w:tentative="1">
+      <w:start w:val="1"/>
+      <w:numFmt w:val="bullet"/>
+      <w:lvlText w:val="o"/>
+      <w:lvlJc w:val="left"/>
+      <w:pPr>
+        <w:ind w:left="4320" w:hanging="360"/>
+      </w:pPr>
+      <w:rPr>
+        <w:rFonts w:ascii="Courier New" w:hAnsi="Courier New" w:cs="Courier New" w:hint="default"/>
+      </w:rPr>
+    </w:lvl>
+    <w:lvl w:ilvl="5" w:tplc="34090005" w:tentative="1">
+      <w:start w:val="1"/>
+      <w:numFmt w:val="bullet"/>
+      <w:lvlText w:val=""/>
+      <w:lvlJc w:val="left"/>
+      <w:pPr>
+        <w:ind w:left="5040" w:hanging="360"/>
+      </w:pPr>
+      <w:rPr>
+        <w:rFonts w:ascii="Wingdings" w:hAnsi="Wingdings" w:hint="default"/>
+      </w:rPr>
+    </w:lvl>
+    <w:lvl w:ilvl="6" w:tplc="34090001" w:tentative="1">
+      <w:start w:val="1"/>
+      <w:numFmt w:val="bullet"/>
+      <w:lvlText w:val=""/>
+      <w:lvlJc w:val="left"/>
+      <w:pPr>
+        <w:ind w:left="5760" w:hanging="360"/>
+      </w:pPr>
+      <w:rPr>
+        <w:rFonts w:ascii="Symbol" w:hAnsi="Symbol" w:hint="default"/>
+      </w:rPr>
+    </w:lvl>
+    <w:lvl w:ilvl="7" w:tplc="34090003" w:tentative="1">
+      <w:start w:val="1"/>
+      <w:numFmt w:val="bullet"/>
+      <w:lvlText w:val="o"/>
+      <w:lvlJc w:val="left"/>
+      <w:pPr>
+        <w:ind w:left="6480" w:hanging="360"/>
+      </w:pPr>
+      <w:rPr>
+        <w:rFonts w:ascii="Courier New" w:hAnsi="Courier New" w:cs="Courier New" w:hint="default"/>
+      </w:rPr>
+    </w:lvl>
+    <w:lvl w:ilvl="8" w:tplc="34090005" w:tentative="1">
+      <w:start w:val="1"/>
+      <w:numFmt w:val="bullet"/>
+      <w:lvlText w:val=""/>
+      <w:lvlJc w:val="left"/>
+      <w:pPr>
+        <w:ind w:left="7200" w:hanging="360"/>
+      </w:pPr>
+      <w:rPr>
+        <w:rFonts w:ascii="Wingdings" w:hAnsi="Wingdings" w:hint="default"/>
+      </w:rPr>
+    </w:lvl>
+  </w:abstractNum>
+  <w:abstractNum w:abstractNumId="24" w15:restartNumberingAfterBreak="0">
     <w:nsid w:val="610E206F"/>
     <w:multiLevelType w:val="hybridMultilevel"/>
     <w:tmpl w:val="C72C5DC2"/>
@@ -7994,7 +9271,7 @@
       </w:pPr>
     </w:lvl>
   </w:abstractNum>
-  <w:abstractNum w:abstractNumId="19" w15:restartNumberingAfterBreak="0">
+  <w:abstractNum w:abstractNumId="25" w15:restartNumberingAfterBreak="0">
     <w:nsid w:val="62A06554"/>
     <w:multiLevelType w:val="hybridMultilevel"/>
     <w:tmpl w:val="1CAA227E"/>
@@ -8107,7 +9384,7 @@
       </w:rPr>
     </w:lvl>
   </w:abstractNum>
-  <w:abstractNum w:abstractNumId="20" w15:restartNumberingAfterBreak="0">
+  <w:abstractNum w:abstractNumId="26" w15:restartNumberingAfterBreak="0">
     <w:nsid w:val="63B31D1A"/>
     <w:multiLevelType w:val="hybridMultilevel"/>
     <w:tmpl w:val="F2CC1E32"/>
@@ -8193,7 +9470,7 @@
       </w:pPr>
     </w:lvl>
   </w:abstractNum>
-  <w:abstractNum w:abstractNumId="21" w15:restartNumberingAfterBreak="0">
+  <w:abstractNum w:abstractNumId="27" w15:restartNumberingAfterBreak="0">
     <w:nsid w:val="659128D5"/>
     <w:multiLevelType w:val="hybridMultilevel"/>
     <w:tmpl w:val="516C3366"/>
@@ -8306,7 +9583,7 @@
       </w:rPr>
     </w:lvl>
   </w:abstractNum>
-  <w:abstractNum w:abstractNumId="22" w15:restartNumberingAfterBreak="0">
+  <w:abstractNum w:abstractNumId="28" w15:restartNumberingAfterBreak="0">
     <w:nsid w:val="68B9607A"/>
     <w:multiLevelType w:val="hybridMultilevel"/>
     <w:tmpl w:val="1174FAA0"/>
@@ -8392,7 +9669,7 @@
       </w:pPr>
     </w:lvl>
   </w:abstractNum>
-  <w:abstractNum w:abstractNumId="23" w15:restartNumberingAfterBreak="0">
+  <w:abstractNum w:abstractNumId="29" w15:restartNumberingAfterBreak="0">
     <w:nsid w:val="697618AA"/>
     <w:multiLevelType w:val="hybridMultilevel"/>
     <w:tmpl w:val="BAD64F1C"/>
@@ -8505,7 +9782,7 @@
       </w:rPr>
     </w:lvl>
   </w:abstractNum>
-  <w:abstractNum w:abstractNumId="24" w15:restartNumberingAfterBreak="0">
+  <w:abstractNum w:abstractNumId="30" w15:restartNumberingAfterBreak="0">
     <w:nsid w:val="6C6C3F6E"/>
     <w:multiLevelType w:val="hybridMultilevel"/>
     <w:tmpl w:val="C72C5DC2"/>
@@ -8594,7 +9871,7 @@
       </w:pPr>
     </w:lvl>
   </w:abstractNum>
-  <w:abstractNum w:abstractNumId="25" w15:restartNumberingAfterBreak="0">
+  <w:abstractNum w:abstractNumId="31" w15:restartNumberingAfterBreak="0">
     <w:nsid w:val="6CC918F7"/>
     <w:multiLevelType w:val="hybridMultilevel"/>
     <w:tmpl w:val="6E7AC232"/>
@@ -8707,7 +9984,93 @@
       </w:rPr>
     </w:lvl>
   </w:abstractNum>
-  <w:abstractNum w:abstractNumId="26" w15:restartNumberingAfterBreak="0">
+  <w:abstractNum w:abstractNumId="32" w15:restartNumberingAfterBreak="0">
+    <w:nsid w:val="74C86684"/>
+    <w:multiLevelType w:val="hybridMultilevel"/>
+    <w:tmpl w:val="64AC8FA2"/>
+    <w:lvl w:ilvl="0" w:tplc="3409000F">
+      <w:start w:val="1"/>
+      <w:numFmt w:val="decimal"/>
+      <w:lvlText w:val="%1."/>
+      <w:lvlJc w:val="left"/>
+      <w:pPr>
+        <w:ind w:left="3600" w:hanging="360"/>
+      </w:pPr>
+    </w:lvl>
+    <w:lvl w:ilvl="1" w:tplc="34090019" w:tentative="1">
+      <w:start w:val="1"/>
+      <w:numFmt w:val="lowerLetter"/>
+      <w:lvlText w:val="%2."/>
+      <w:lvlJc w:val="left"/>
+      <w:pPr>
+        <w:ind w:left="4320" w:hanging="360"/>
+      </w:pPr>
+    </w:lvl>
+    <w:lvl w:ilvl="2" w:tplc="3409001B" w:tentative="1">
+      <w:start w:val="1"/>
+      <w:numFmt w:val="lowerRoman"/>
+      <w:lvlText w:val="%3."/>
+      <w:lvlJc w:val="right"/>
+      <w:pPr>
+        <w:ind w:left="5040" w:hanging="180"/>
+      </w:pPr>
+    </w:lvl>
+    <w:lvl w:ilvl="3" w:tplc="3409000F" w:tentative="1">
+      <w:start w:val="1"/>
+      <w:numFmt w:val="decimal"/>
+      <w:lvlText w:val="%4."/>
+      <w:lvlJc w:val="left"/>
+      <w:pPr>
+        <w:ind w:left="5760" w:hanging="360"/>
+      </w:pPr>
+    </w:lvl>
+    <w:lvl w:ilvl="4" w:tplc="34090019" w:tentative="1">
+      <w:start w:val="1"/>
+      <w:numFmt w:val="lowerLetter"/>
+      <w:lvlText w:val="%5."/>
+      <w:lvlJc w:val="left"/>
+      <w:pPr>
+        <w:ind w:left="6480" w:hanging="360"/>
+      </w:pPr>
+    </w:lvl>
+    <w:lvl w:ilvl="5" w:tplc="3409001B" w:tentative="1">
+      <w:start w:val="1"/>
+      <w:numFmt w:val="lowerRoman"/>
+      <w:lvlText w:val="%6."/>
+      <w:lvlJc w:val="right"/>
+      <w:pPr>
+        <w:ind w:left="7200" w:hanging="180"/>
+      </w:pPr>
+    </w:lvl>
+    <w:lvl w:ilvl="6" w:tplc="3409000F" w:tentative="1">
+      <w:start w:val="1"/>
+      <w:numFmt w:val="decimal"/>
+      <w:lvlText w:val="%7."/>
+      <w:lvlJc w:val="left"/>
+      <w:pPr>
+        <w:ind w:left="7920" w:hanging="360"/>
+      </w:pPr>
+    </w:lvl>
+    <w:lvl w:ilvl="7" w:tplc="34090019" w:tentative="1">
+      <w:start w:val="1"/>
+      <w:numFmt w:val="lowerLetter"/>
+      <w:lvlText w:val="%8."/>
+      <w:lvlJc w:val="left"/>
+      <w:pPr>
+        <w:ind w:left="8640" w:hanging="360"/>
+      </w:pPr>
+    </w:lvl>
+    <w:lvl w:ilvl="8" w:tplc="3409001B" w:tentative="1">
+      <w:start w:val="1"/>
+      <w:numFmt w:val="lowerRoman"/>
+      <w:lvlText w:val="%9."/>
+      <w:lvlJc w:val="right"/>
+      <w:pPr>
+        <w:ind w:left="9360" w:hanging="180"/>
+      </w:pPr>
+    </w:lvl>
+  </w:abstractNum>
+  <w:abstractNum w:abstractNumId="33" w15:restartNumberingAfterBreak="0">
     <w:nsid w:val="7BD57D03"/>
     <w:multiLevelType w:val="hybridMultilevel"/>
     <w:tmpl w:val="1174FAA0"/>
@@ -8793,7 +10156,7 @@
       </w:pPr>
     </w:lvl>
   </w:abstractNum>
-  <w:abstractNum w:abstractNumId="27" w15:restartNumberingAfterBreak="0">
+  <w:abstractNum w:abstractNumId="34" w15:restartNumberingAfterBreak="0">
     <w:nsid w:val="7C784C82"/>
     <w:multiLevelType w:val="hybridMultilevel"/>
     <w:tmpl w:val="C55A9F60"/>
@@ -8906,7 +10269,7 @@
       </w:rPr>
     </w:lvl>
   </w:abstractNum>
-  <w:abstractNum w:abstractNumId="28" w15:restartNumberingAfterBreak="0">
+  <w:abstractNum w:abstractNumId="35" w15:restartNumberingAfterBreak="0">
     <w:nsid w:val="7CDB2AC1"/>
     <w:multiLevelType w:val="hybridMultilevel"/>
     <w:tmpl w:val="A1EED3E8"/>
@@ -9019,7 +10382,7 @@
       </w:rPr>
     </w:lvl>
   </w:abstractNum>
-  <w:abstractNum w:abstractNumId="29" w15:restartNumberingAfterBreak="0">
+  <w:abstractNum w:abstractNumId="36" w15:restartNumberingAfterBreak="0">
     <w:nsid w:val="7D090BDA"/>
     <w:multiLevelType w:val="hybridMultilevel"/>
     <w:tmpl w:val="3476DCC8"/>
@@ -9109,94 +10472,115 @@
     </w:lvl>
   </w:abstractNum>
   <w:num w:numId="1">
-    <w:abstractNumId w:val="12"/>
+    <w:abstractNumId w:val="16"/>
   </w:num>
   <w:num w:numId="2">
-    <w:abstractNumId w:val="8"/>
+    <w:abstractNumId w:val="11"/>
   </w:num>
   <w:num w:numId="3">
-    <w:abstractNumId w:val="16"/>
+    <w:abstractNumId w:val="20"/>
   </w:num>
   <w:num w:numId="4">
-    <w:abstractNumId w:val="4"/>
+    <w:abstractNumId w:val="7"/>
   </w:num>
   <w:num w:numId="5">
+    <w:abstractNumId w:val="22"/>
+  </w:num>
+  <w:num w:numId="6">
+    <w:abstractNumId w:val="25"/>
+  </w:num>
+  <w:num w:numId="7">
+    <w:abstractNumId w:val="3"/>
+  </w:num>
+  <w:num w:numId="8">
     <w:abstractNumId w:val="17"/>
   </w:num>
-  <w:num w:numId="6">
-    <w:abstractNumId w:val="19"/>
-  </w:num>
-  <w:num w:numId="7">
-    <w:abstractNumId w:val="1"/>
-  </w:num>
-  <w:num w:numId="8">
-    <w:abstractNumId w:val="13"/>
-  </w:num>
   <w:num w:numId="9">
-    <w:abstractNumId w:val="21"/>
+    <w:abstractNumId w:val="27"/>
   </w:num>
   <w:num w:numId="10">
-    <w:abstractNumId w:val="5"/>
+    <w:abstractNumId w:val="8"/>
   </w:num>
   <w:num w:numId="11">
     <w:abstractNumId w:val="0"/>
   </w:num>
   <w:num w:numId="12">
-    <w:abstractNumId w:val="20"/>
+    <w:abstractNumId w:val="26"/>
   </w:num>
   <w:num w:numId="13">
+    <w:abstractNumId w:val="4"/>
+  </w:num>
+  <w:num w:numId="14">
+    <w:abstractNumId w:val="9"/>
+  </w:num>
+  <w:num w:numId="15">
+    <w:abstractNumId w:val="13"/>
+  </w:num>
+  <w:num w:numId="16">
+    <w:abstractNumId w:val="29"/>
+  </w:num>
+  <w:num w:numId="17">
+    <w:abstractNumId w:val="33"/>
+  </w:num>
+  <w:num w:numId="18">
+    <w:abstractNumId w:val="34"/>
+  </w:num>
+  <w:num w:numId="19">
+    <w:abstractNumId w:val="35"/>
+  </w:num>
+  <w:num w:numId="20">
+    <w:abstractNumId w:val="28"/>
+  </w:num>
+  <w:num w:numId="21">
+    <w:abstractNumId w:val="31"/>
+  </w:num>
+  <w:num w:numId="22">
+    <w:abstractNumId w:val="30"/>
+  </w:num>
+  <w:num w:numId="23">
+    <w:abstractNumId w:val="24"/>
+  </w:num>
+  <w:num w:numId="24">
+    <w:abstractNumId w:val="36"/>
+  </w:num>
+  <w:num w:numId="25">
+    <w:abstractNumId w:val="10"/>
+  </w:num>
+  <w:num w:numId="26">
+    <w:abstractNumId w:val="18"/>
+  </w:num>
+  <w:num w:numId="27">
+    <w:abstractNumId w:val="6"/>
+  </w:num>
+  <w:num w:numId="28">
+    <w:abstractNumId w:val="19"/>
+  </w:num>
+  <w:num w:numId="29">
+    <w:abstractNumId w:val="12"/>
+  </w:num>
+  <w:num w:numId="30">
+    <w:abstractNumId w:val="14"/>
+  </w:num>
+  <w:num w:numId="31">
+    <w:abstractNumId w:val="32"/>
+  </w:num>
+  <w:num w:numId="32">
+    <w:abstractNumId w:val="15"/>
+  </w:num>
+  <w:num w:numId="33">
+    <w:abstractNumId w:val="21"/>
+  </w:num>
+  <w:num w:numId="34">
+    <w:abstractNumId w:val="23"/>
+  </w:num>
+  <w:num w:numId="35">
     <w:abstractNumId w:val="2"/>
   </w:num>
-  <w:num w:numId="14">
-    <w:abstractNumId w:val="6"/>
+  <w:num w:numId="36">
+    <w:abstractNumId w:val="1"/>
   </w:num>
-  <w:num w:numId="15">
-    <w:abstractNumId w:val="10"/>
-  </w:num>
-  <w:num w:numId="16">
-    <w:abstractNumId w:val="23"/>
-  </w:num>
-  <w:num w:numId="17">
-    <w:abstractNumId w:val="26"/>
-  </w:num>
-  <w:num w:numId="18">
-    <w:abstractNumId w:val="27"/>
-  </w:num>
-  <w:num w:numId="19">
-    <w:abstractNumId w:val="28"/>
-  </w:num>
-  <w:num w:numId="20">
-    <w:abstractNumId w:val="22"/>
-  </w:num>
-  <w:num w:numId="21">
-    <w:abstractNumId w:val="25"/>
-  </w:num>
-  <w:num w:numId="22">
-    <w:abstractNumId w:val="24"/>
-  </w:num>
-  <w:num w:numId="23">
-    <w:abstractNumId w:val="18"/>
-  </w:num>
-  <w:num w:numId="24">
-    <w:abstractNumId w:val="29"/>
-  </w:num>
-  <w:num w:numId="25">
-    <w:abstractNumId w:val="7"/>
-  </w:num>
-  <w:num w:numId="26">
-    <w:abstractNumId w:val="14"/>
-  </w:num>
-  <w:num w:numId="27">
-    <w:abstractNumId w:val="3"/>
-  </w:num>
-  <w:num w:numId="28">
-    <w:abstractNumId w:val="15"/>
-  </w:num>
-  <w:num w:numId="29">
-    <w:abstractNumId w:val="9"/>
-  </w:num>
-  <w:num w:numId="30">
-    <w:abstractNumId w:val="11"/>
+  <w:num w:numId="37">
+    <w:abstractNumId w:val="5"/>
   </w:num>
 </w:numbering>
 </file>
